--- a/docx/en/BUFRCREX_TableB_en_05.docx
+++ b/docx/en/BUFRCREX_TableB_en_05.docx
@@ -8,19 +8,33 @@
       </w:pPr>
       <w:r>
         <w:rPr>
-          <w:rFonts w:ascii="Arial" w:hAnsi="Arial"/>
+          <w:rFonts w:ascii="Verdana" w:hAnsi="Verdana"/>
           <w:b/>
           <w:sz w:val="22"/>
         </w:rPr>
-        <w:t>BUFR/CREX Table B — Class 05: Location (horizontal - 1)</w:t>
+        <w:t>Class 05: Location (horizontal - 1)</w:t>
       </w:r>
     </w:p>
     <w:tbl>
       <w:tblPr>
         <w:tblStyle w:val="TableGrid"/>
         <w:tblW w:type="auto" w:w="0"/>
-        <w:jc w:val="center"/>
+        <w:jc w:val="left"/>
         <w:tblLook w:firstColumn="1" w:firstRow="1" w:lastColumn="0" w:lastRow="0" w:noHBand="0" w:noVBand="1" w:val="04A0"/>
+        <w:tblBorders>
+          <w:top w:val="single" w:sz="4" w:space="0" w:color="595959"/>
+          <w:left w:val="single" w:sz="4" w:space="0" w:color="595959"/>
+          <w:bottom w:val="single" w:sz="4" w:space="0" w:color="595959"/>
+          <w:right w:val="single" w:sz="4" w:space="0" w:color="595959"/>
+          <w:insideH w:val="single" w:sz="4" w:space="0" w:color="595959"/>
+          <w:insideV w:val="single" w:sz="4" w:space="0" w:color="595959"/>
+        </w:tblBorders>
+        <w:tblCellMar>
+          <w:top w:w="85" w:type="dxa"/>
+          <w:left w:w="85" w:type="dxa"/>
+          <w:bottom w:w="85" w:type="dxa"/>
+          <w:right w:w="85" w:type="dxa"/>
+        </w:tblCellMar>
       </w:tblPr>
       <w:tblGrid>
         <w:gridCol w:w="1514"/>
@@ -35,20 +49,20 @@
         <w:gridCol w:w="1514"/>
       </w:tblGrid>
       <w:tr>
-        <w:tc>
-          <w:tcPr>
-            <w:tcW w:type="dxa" w:w="1514"/>
-            <w:shd w:val="clear" w:color="auto" w:fill="D9E2F3"/>
-          </w:tcPr>
-          <w:p>
-            <w:pPr>
-              <w:jc w:val="center"/>
-            </w:pPr>
-            <w:r/>
-            <w:r>
-              <w:rPr>
-                <w:rFonts w:ascii="Arial" w:hAnsi="Arial"/>
-                <w:b/>
+        <w:trPr>
+          <w:tblHeader/>
+        </w:trPr>
+        <w:tc>
+          <w:tcPr>
+            <w:tcW w:type="dxa" w:w="1514"/>
+            <w:shd w:val="clear" w:color="auto" w:fill="D9D9D9"/>
+          </w:tcPr>
+          <w:p>
+            <w:r/>
+            <w:r>
+              <w:rPr>
+                <w:rFonts w:ascii="Verdana" w:hAnsi="Verdana"/>
+                <w:b w:val="0"/>
                 <w:sz w:val="16"/>
               </w:rPr>
               <w:t>FXY</w:t>
@@ -58,194 +72,170 @@
         <w:tc>
           <w:tcPr>
             <w:tcW w:type="dxa" w:w="1514"/>
-            <w:shd w:val="clear" w:color="auto" w:fill="D9E2F3"/>
-          </w:tcPr>
-          <w:p>
-            <w:pPr>
-              <w:jc w:val="center"/>
-            </w:pPr>
-            <w:r/>
-            <w:r>
-              <w:rPr>
-                <w:rFonts w:ascii="Arial" w:hAnsi="Arial"/>
-                <w:b/>
-                <w:sz w:val="16"/>
-              </w:rPr>
-              <w:t>ElementName</w:t>
-            </w:r>
-          </w:p>
-        </w:tc>
-        <w:tc>
-          <w:tcPr>
-            <w:tcW w:type="dxa" w:w="1514"/>
-            <w:shd w:val="clear" w:color="auto" w:fill="D9E2F3"/>
-          </w:tcPr>
-          <w:p>
-            <w:pPr>
-              <w:jc w:val="center"/>
-            </w:pPr>
-            <w:r/>
-            <w:r>
-              <w:rPr>
-                <w:rFonts w:ascii="Arial" w:hAnsi="Arial"/>
-                <w:b/>
-                <w:sz w:val="16"/>
-              </w:rPr>
-              <w:t>BUFR Unit</w:t>
-            </w:r>
-          </w:p>
-        </w:tc>
-        <w:tc>
-          <w:tcPr>
-            <w:tcW w:type="dxa" w:w="1514"/>
-            <w:shd w:val="clear" w:color="auto" w:fill="D9E2F3"/>
-          </w:tcPr>
-          <w:p>
-            <w:pPr>
-              <w:jc w:val="center"/>
-            </w:pPr>
-            <w:r/>
-            <w:r>
-              <w:rPr>
-                <w:rFonts w:ascii="Arial" w:hAnsi="Arial"/>
-                <w:b/>
-                <w:sz w:val="16"/>
-              </w:rPr>
-              <w:t>Scale</w:t>
-            </w:r>
-          </w:p>
-        </w:tc>
-        <w:tc>
-          <w:tcPr>
-            <w:tcW w:type="dxa" w:w="1514"/>
-            <w:shd w:val="clear" w:color="auto" w:fill="D9E2F3"/>
-          </w:tcPr>
-          <w:p>
-            <w:pPr>
-              <w:jc w:val="center"/>
-            </w:pPr>
-            <w:r/>
-            <w:r>
-              <w:rPr>
-                <w:rFonts w:ascii="Arial" w:hAnsi="Arial"/>
-                <w:b/>
-                <w:sz w:val="16"/>
-              </w:rPr>
-              <w:t>Ref Value</w:t>
-            </w:r>
-          </w:p>
-        </w:tc>
-        <w:tc>
-          <w:tcPr>
-            <w:tcW w:type="dxa" w:w="1514"/>
-            <w:shd w:val="clear" w:color="auto" w:fill="D9E2F3"/>
-          </w:tcPr>
-          <w:p>
-            <w:pPr>
-              <w:jc w:val="center"/>
-            </w:pPr>
-            <w:r/>
-            <w:r>
-              <w:rPr>
-                <w:rFonts w:ascii="Arial" w:hAnsi="Arial"/>
-                <w:b/>
-                <w:sz w:val="16"/>
-              </w:rPr>
-              <w:t>Bits</w:t>
-            </w:r>
-          </w:p>
-        </w:tc>
-        <w:tc>
-          <w:tcPr>
-            <w:tcW w:type="dxa" w:w="1514"/>
-            <w:shd w:val="clear" w:color="auto" w:fill="D9E2F3"/>
-          </w:tcPr>
-          <w:p>
-            <w:pPr>
-              <w:jc w:val="center"/>
-            </w:pPr>
-            <w:r/>
-            <w:r>
-              <w:rPr>
-                <w:rFonts w:ascii="Arial" w:hAnsi="Arial"/>
-                <w:b/>
-                <w:sz w:val="16"/>
-              </w:rPr>
-              <w:t>CREX Unit</w:t>
-            </w:r>
-          </w:p>
-        </w:tc>
-        <w:tc>
-          <w:tcPr>
-            <w:tcW w:type="dxa" w:w="1514"/>
-            <w:shd w:val="clear" w:color="auto" w:fill="D9E2F3"/>
-          </w:tcPr>
-          <w:p>
-            <w:pPr>
-              <w:jc w:val="center"/>
-            </w:pPr>
-            <w:r/>
-            <w:r>
-              <w:rPr>
-                <w:rFonts w:ascii="Arial" w:hAnsi="Arial"/>
-                <w:b/>
-                <w:sz w:val="16"/>
-              </w:rPr>
-              <w:t>Scale</w:t>
-            </w:r>
-          </w:p>
-        </w:tc>
-        <w:tc>
-          <w:tcPr>
-            <w:tcW w:type="dxa" w:w="1514"/>
-            <w:shd w:val="clear" w:color="auto" w:fill="D9E2F3"/>
-          </w:tcPr>
-          <w:p>
-            <w:pPr>
-              <w:jc w:val="center"/>
-            </w:pPr>
-            <w:r/>
-            <w:r>
-              <w:rPr>
-                <w:rFonts w:ascii="Arial" w:hAnsi="Arial"/>
-                <w:b/>
-                <w:sz w:val="16"/>
-              </w:rPr>
-              <w:t>Chars</w:t>
-            </w:r>
-          </w:p>
-        </w:tc>
-        <w:tc>
-          <w:tcPr>
-            <w:tcW w:type="dxa" w:w="1514"/>
-            <w:shd w:val="clear" w:color="auto" w:fill="D9E2F3"/>
-          </w:tcPr>
-          <w:p>
-            <w:pPr>
-              <w:jc w:val="center"/>
-            </w:pPr>
-            <w:r/>
-            <w:r>
-              <w:rPr>
-                <w:rFonts w:ascii="Arial" w:hAnsi="Arial"/>
-                <w:b/>
-                <w:sz w:val="16"/>
-              </w:rPr>
-              <w:t>Note</w:t>
+            <w:shd w:val="clear" w:color="auto" w:fill="D9D9D9"/>
+          </w:tcPr>
+          <w:p>
+            <w:r/>
+            <w:r>
+              <w:rPr>
+                <w:rFonts w:ascii="Verdana" w:hAnsi="Verdana"/>
+                <w:b w:val="0"/>
+                <w:sz w:val="16"/>
+              </w:rPr>
+              <w:t>ELEMENT NAME</w:t>
+            </w:r>
+          </w:p>
+        </w:tc>
+        <w:tc>
+          <w:tcPr>
+            <w:tcW w:type="dxa" w:w="1514"/>
+            <w:shd w:val="clear" w:color="auto" w:fill="D9D9D9"/>
+          </w:tcPr>
+          <w:p>
+            <w:r/>
+            <w:r>
+              <w:rPr>
+                <w:rFonts w:ascii="Verdana" w:hAnsi="Verdana"/>
+                <w:b w:val="0"/>
+                <w:sz w:val="16"/>
+              </w:rPr>
+              <w:t>BUFR UNIT</w:t>
+            </w:r>
+          </w:p>
+        </w:tc>
+        <w:tc>
+          <w:tcPr>
+            <w:tcW w:type="dxa" w:w="1514"/>
+            <w:shd w:val="clear" w:color="auto" w:fill="D9D9D9"/>
+          </w:tcPr>
+          <w:p>
+            <w:r/>
+            <w:r>
+              <w:rPr>
+                <w:rFonts w:ascii="Verdana" w:hAnsi="Verdana"/>
+                <w:b w:val="0"/>
+                <w:sz w:val="16"/>
+              </w:rPr>
+              <w:t>SCALE</w:t>
+            </w:r>
+          </w:p>
+        </w:tc>
+        <w:tc>
+          <w:tcPr>
+            <w:tcW w:type="dxa" w:w="1514"/>
+            <w:shd w:val="clear" w:color="auto" w:fill="D9D9D9"/>
+          </w:tcPr>
+          <w:p>
+            <w:r/>
+            <w:r>
+              <w:rPr>
+                <w:rFonts w:ascii="Verdana" w:hAnsi="Verdana"/>
+                <w:b w:val="0"/>
+                <w:sz w:val="16"/>
+              </w:rPr>
+              <w:t>REF VALUE</w:t>
+            </w:r>
+          </w:p>
+        </w:tc>
+        <w:tc>
+          <w:tcPr>
+            <w:tcW w:type="dxa" w:w="1514"/>
+            <w:shd w:val="clear" w:color="auto" w:fill="D9D9D9"/>
+          </w:tcPr>
+          <w:p>
+            <w:r/>
+            <w:r>
+              <w:rPr>
+                <w:rFonts w:ascii="Verdana" w:hAnsi="Verdana"/>
+                <w:b w:val="0"/>
+                <w:sz w:val="16"/>
+              </w:rPr>
+              <w:t>BITS</w:t>
+            </w:r>
+          </w:p>
+        </w:tc>
+        <w:tc>
+          <w:tcPr>
+            <w:tcW w:type="dxa" w:w="1514"/>
+            <w:shd w:val="clear" w:color="auto" w:fill="D9D9D9"/>
+          </w:tcPr>
+          <w:p>
+            <w:r/>
+            <w:r>
+              <w:rPr>
+                <w:rFonts w:ascii="Verdana" w:hAnsi="Verdana"/>
+                <w:b w:val="0"/>
+                <w:sz w:val="16"/>
+              </w:rPr>
+              <w:t>CREX UNIT</w:t>
+            </w:r>
+          </w:p>
+        </w:tc>
+        <w:tc>
+          <w:tcPr>
+            <w:tcW w:type="dxa" w:w="1514"/>
+            <w:shd w:val="clear" w:color="auto" w:fill="D9D9D9"/>
+          </w:tcPr>
+          <w:p>
+            <w:r/>
+            <w:r>
+              <w:rPr>
+                <w:rFonts w:ascii="Verdana" w:hAnsi="Verdana"/>
+                <w:b w:val="0"/>
+                <w:sz w:val="16"/>
+              </w:rPr>
+              <w:t>SCALE</w:t>
+            </w:r>
+          </w:p>
+        </w:tc>
+        <w:tc>
+          <w:tcPr>
+            <w:tcW w:type="dxa" w:w="1514"/>
+            <w:shd w:val="clear" w:color="auto" w:fill="D9D9D9"/>
+          </w:tcPr>
+          <w:p>
+            <w:r/>
+            <w:r>
+              <w:rPr>
+                <w:rFonts w:ascii="Verdana" w:hAnsi="Verdana"/>
+                <w:b w:val="0"/>
+                <w:sz w:val="16"/>
+              </w:rPr>
+              <w:t>CHARS</w:t>
+            </w:r>
+          </w:p>
+        </w:tc>
+        <w:tc>
+          <w:tcPr>
+            <w:tcW w:type="dxa" w:w="1514"/>
+            <w:shd w:val="clear" w:color="auto" w:fill="D9D9D9"/>
+          </w:tcPr>
+          <w:p>
+            <w:r/>
+            <w:r>
+              <w:rPr>
+                <w:rFonts w:ascii="Verdana" w:hAnsi="Verdana"/>
+                <w:b w:val="0"/>
+                <w:sz w:val="16"/>
+              </w:rPr>
+              <w:t>NOTE</w:t>
             </w:r>
           </w:p>
         </w:tc>
       </w:tr>
       <w:tr>
-        <w:tc>
-          <w:tcPr>
-            <w:tcW w:type="dxa" w:w="1514"/>
-          </w:tcPr>
-          <w:p>
-            <w:r/>
-            <w:r>
-              <w:rPr>
-                <w:rFonts w:ascii="Arial" w:hAnsi="Arial"/>
+        <w:trPr>
+          <w:cantSplit/>
+        </w:trPr>
+        <w:tc>
+          <w:tcPr>
+            <w:tcW w:type="dxa" w:w="1514"/>
+          </w:tcPr>
+          <w:p>
+            <w:r/>
+            <w:r>
+              <w:rPr>
+                <w:rFonts w:ascii="Verdana" w:hAnsi="Verdana"/>
                 <w:b w:val="0"/>
                 <w:sz w:val="16"/>
               </w:rPr>
@@ -261,7 +251,7 @@
             <w:r/>
             <w:r>
               <w:rPr>
-                <w:rFonts w:ascii="Arial" w:hAnsi="Arial"/>
+                <w:rFonts w:ascii="Verdana" w:hAnsi="Verdana"/>
                 <w:b w:val="0"/>
                 <w:sz w:val="16"/>
               </w:rPr>
@@ -277,7 +267,7 @@
             <w:r/>
             <w:r>
               <w:rPr>
-                <w:rFonts w:ascii="Arial" w:hAnsi="Arial"/>
+                <w:rFonts w:ascii="Verdana" w:hAnsi="Verdana"/>
                 <w:b w:val="0"/>
                 <w:sz w:val="16"/>
               </w:rPr>
@@ -293,7 +283,7 @@
             <w:r/>
             <w:r>
               <w:rPr>
-                <w:rFonts w:ascii="Arial" w:hAnsi="Arial"/>
+                <w:rFonts w:ascii="Verdana" w:hAnsi="Verdana"/>
                 <w:b w:val="0"/>
                 <w:sz w:val="16"/>
               </w:rPr>
@@ -309,7 +299,7 @@
             <w:r/>
             <w:r>
               <w:rPr>
-                <w:rFonts w:ascii="Arial" w:hAnsi="Arial"/>
+                <w:rFonts w:ascii="Verdana" w:hAnsi="Verdana"/>
                 <w:b w:val="0"/>
                 <w:sz w:val="16"/>
               </w:rPr>
@@ -325,7 +315,7 @@
             <w:r/>
             <w:r>
               <w:rPr>
-                <w:rFonts w:ascii="Arial" w:hAnsi="Arial"/>
+                <w:rFonts w:ascii="Verdana" w:hAnsi="Verdana"/>
                 <w:b w:val="0"/>
                 <w:sz w:val="16"/>
               </w:rPr>
@@ -341,7 +331,7 @@
             <w:r/>
             <w:r>
               <w:rPr>
-                <w:rFonts w:ascii="Arial" w:hAnsi="Arial"/>
+                <w:rFonts w:ascii="Verdana" w:hAnsi="Verdana"/>
                 <w:b w:val="0"/>
                 <w:sz w:val="16"/>
               </w:rPr>
@@ -357,7 +347,7 @@
             <w:r/>
             <w:r>
               <w:rPr>
-                <w:rFonts w:ascii="Arial" w:hAnsi="Arial"/>
+                <w:rFonts w:ascii="Verdana" w:hAnsi="Verdana"/>
                 <w:b w:val="0"/>
                 <w:sz w:val="16"/>
               </w:rPr>
@@ -373,7 +363,7 @@
             <w:r/>
             <w:r>
               <w:rPr>
-                <w:rFonts w:ascii="Arial" w:hAnsi="Arial"/>
+                <w:rFonts w:ascii="Verdana" w:hAnsi="Verdana"/>
                 <w:b w:val="0"/>
                 <w:sz w:val="16"/>
               </w:rPr>
@@ -389,7 +379,7 @@
             <w:r/>
             <w:r>
               <w:rPr>
-                <w:rFonts w:ascii="Arial" w:hAnsi="Arial"/>
+                <w:rFonts w:ascii="Verdana" w:hAnsi="Verdana"/>
                 <w:b w:val="0"/>
                 <w:sz w:val="16"/>
               </w:rPr>
@@ -398,15 +388,18 @@
         </w:tc>
       </w:tr>
       <w:tr>
-        <w:tc>
-          <w:tcPr>
-            <w:tcW w:type="dxa" w:w="1514"/>
-          </w:tcPr>
-          <w:p>
-            <w:r/>
-            <w:r>
-              <w:rPr>
-                <w:rFonts w:ascii="Arial" w:hAnsi="Arial"/>
+        <w:trPr>
+          <w:cantSplit/>
+        </w:trPr>
+        <w:tc>
+          <w:tcPr>
+            <w:tcW w:type="dxa" w:w="1514"/>
+          </w:tcPr>
+          <w:p>
+            <w:r/>
+            <w:r>
+              <w:rPr>
+                <w:rFonts w:ascii="Verdana" w:hAnsi="Verdana"/>
                 <w:b w:val="0"/>
                 <w:sz w:val="16"/>
               </w:rPr>
@@ -422,7 +415,7 @@
             <w:r/>
             <w:r>
               <w:rPr>
-                <w:rFonts w:ascii="Arial" w:hAnsi="Arial"/>
+                <w:rFonts w:ascii="Verdana" w:hAnsi="Verdana"/>
                 <w:b w:val="0"/>
                 <w:sz w:val="16"/>
               </w:rPr>
@@ -438,7 +431,7 @@
             <w:r/>
             <w:r>
               <w:rPr>
-                <w:rFonts w:ascii="Arial" w:hAnsi="Arial"/>
+                <w:rFonts w:ascii="Verdana" w:hAnsi="Verdana"/>
                 <w:b w:val="0"/>
                 <w:sz w:val="16"/>
               </w:rPr>
@@ -454,7 +447,7 @@
             <w:r/>
             <w:r>
               <w:rPr>
-                <w:rFonts w:ascii="Arial" w:hAnsi="Arial"/>
+                <w:rFonts w:ascii="Verdana" w:hAnsi="Verdana"/>
                 <w:b w:val="0"/>
                 <w:sz w:val="16"/>
               </w:rPr>
@@ -470,7 +463,7 @@
             <w:r/>
             <w:r>
               <w:rPr>
-                <w:rFonts w:ascii="Arial" w:hAnsi="Arial"/>
+                <w:rFonts w:ascii="Verdana" w:hAnsi="Verdana"/>
                 <w:b w:val="0"/>
                 <w:sz w:val="16"/>
               </w:rPr>
@@ -486,7 +479,7 @@
             <w:r/>
             <w:r>
               <w:rPr>
-                <w:rFonts w:ascii="Arial" w:hAnsi="Arial"/>
+                <w:rFonts w:ascii="Verdana" w:hAnsi="Verdana"/>
                 <w:b w:val="0"/>
                 <w:sz w:val="16"/>
               </w:rPr>
@@ -502,7 +495,7 @@
             <w:r/>
             <w:r>
               <w:rPr>
-                <w:rFonts w:ascii="Arial" w:hAnsi="Arial"/>
+                <w:rFonts w:ascii="Verdana" w:hAnsi="Verdana"/>
                 <w:b w:val="0"/>
                 <w:sz w:val="16"/>
               </w:rPr>
@@ -518,7 +511,7 @@
             <w:r/>
             <w:r>
               <w:rPr>
-                <w:rFonts w:ascii="Arial" w:hAnsi="Arial"/>
+                <w:rFonts w:ascii="Verdana" w:hAnsi="Verdana"/>
                 <w:b w:val="0"/>
                 <w:sz w:val="16"/>
               </w:rPr>
@@ -534,7 +527,7 @@
             <w:r/>
             <w:r>
               <w:rPr>
-                <w:rFonts w:ascii="Arial" w:hAnsi="Arial"/>
+                <w:rFonts w:ascii="Verdana" w:hAnsi="Verdana"/>
                 <w:b w:val="0"/>
                 <w:sz w:val="16"/>
               </w:rPr>
@@ -550,7 +543,7 @@
             <w:r/>
             <w:r>
               <w:rPr>
-                <w:rFonts w:ascii="Arial" w:hAnsi="Arial"/>
+                <w:rFonts w:ascii="Verdana" w:hAnsi="Verdana"/>
                 <w:b w:val="0"/>
                 <w:sz w:val="16"/>
               </w:rPr>
@@ -559,15 +552,18 @@
         </w:tc>
       </w:tr>
       <w:tr>
-        <w:tc>
-          <w:tcPr>
-            <w:tcW w:type="dxa" w:w="1514"/>
-          </w:tcPr>
-          <w:p>
-            <w:r/>
-            <w:r>
-              <w:rPr>
-                <w:rFonts w:ascii="Arial" w:hAnsi="Arial"/>
+        <w:trPr>
+          <w:cantSplit/>
+        </w:trPr>
+        <w:tc>
+          <w:tcPr>
+            <w:tcW w:type="dxa" w:w="1514"/>
+          </w:tcPr>
+          <w:p>
+            <w:r/>
+            <w:r>
+              <w:rPr>
+                <w:rFonts w:ascii="Verdana" w:hAnsi="Verdana"/>
                 <w:b w:val="0"/>
                 <w:sz w:val="16"/>
               </w:rPr>
@@ -583,7 +579,7 @@
             <w:r/>
             <w:r>
               <w:rPr>
-                <w:rFonts w:ascii="Arial" w:hAnsi="Arial"/>
+                <w:rFonts w:ascii="Verdana" w:hAnsi="Verdana"/>
                 <w:b w:val="0"/>
                 <w:sz w:val="16"/>
               </w:rPr>
@@ -599,7 +595,7 @@
             <w:r/>
             <w:r>
               <w:rPr>
-                <w:rFonts w:ascii="Arial" w:hAnsi="Arial"/>
+                <w:rFonts w:ascii="Verdana" w:hAnsi="Verdana"/>
                 <w:b w:val="0"/>
                 <w:sz w:val="16"/>
               </w:rPr>
@@ -615,7 +611,7 @@
             <w:r/>
             <w:r>
               <w:rPr>
-                <w:rFonts w:ascii="Arial" w:hAnsi="Arial"/>
+                <w:rFonts w:ascii="Verdana" w:hAnsi="Verdana"/>
                 <w:b w:val="0"/>
                 <w:sz w:val="16"/>
               </w:rPr>
@@ -631,7 +627,7 @@
             <w:r/>
             <w:r>
               <w:rPr>
-                <w:rFonts w:ascii="Arial" w:hAnsi="Arial"/>
+                <w:rFonts w:ascii="Verdana" w:hAnsi="Verdana"/>
                 <w:b w:val="0"/>
                 <w:sz w:val="16"/>
               </w:rPr>
@@ -647,7 +643,7 @@
             <w:r/>
             <w:r>
               <w:rPr>
-                <w:rFonts w:ascii="Arial" w:hAnsi="Arial"/>
+                <w:rFonts w:ascii="Verdana" w:hAnsi="Verdana"/>
                 <w:b w:val="0"/>
                 <w:sz w:val="16"/>
               </w:rPr>
@@ -663,7 +659,7 @@
             <w:r/>
             <w:r>
               <w:rPr>
-                <w:rFonts w:ascii="Arial" w:hAnsi="Arial"/>
+                <w:rFonts w:ascii="Verdana" w:hAnsi="Verdana"/>
                 <w:b w:val="0"/>
                 <w:sz w:val="16"/>
               </w:rPr>
@@ -679,7 +675,7 @@
             <w:r/>
             <w:r>
               <w:rPr>
-                <w:rFonts w:ascii="Arial" w:hAnsi="Arial"/>
+                <w:rFonts w:ascii="Verdana" w:hAnsi="Verdana"/>
                 <w:b w:val="0"/>
                 <w:sz w:val="16"/>
               </w:rPr>
@@ -695,7 +691,7 @@
             <w:r/>
             <w:r>
               <w:rPr>
-                <w:rFonts w:ascii="Arial" w:hAnsi="Arial"/>
+                <w:rFonts w:ascii="Verdana" w:hAnsi="Verdana"/>
                 <w:b w:val="0"/>
                 <w:sz w:val="16"/>
               </w:rPr>
@@ -711,7 +707,7 @@
             <w:r/>
             <w:r>
               <w:rPr>
-                <w:rFonts w:ascii="Arial" w:hAnsi="Arial"/>
+                <w:rFonts w:ascii="Verdana" w:hAnsi="Verdana"/>
                 <w:b w:val="0"/>
                 <w:sz w:val="16"/>
               </w:rPr>
@@ -720,15 +716,18 @@
         </w:tc>
       </w:tr>
       <w:tr>
-        <w:tc>
-          <w:tcPr>
-            <w:tcW w:type="dxa" w:w="1514"/>
-          </w:tcPr>
-          <w:p>
-            <w:r/>
-            <w:r>
-              <w:rPr>
-                <w:rFonts w:ascii="Arial" w:hAnsi="Arial"/>
+        <w:trPr>
+          <w:cantSplit/>
+        </w:trPr>
+        <w:tc>
+          <w:tcPr>
+            <w:tcW w:type="dxa" w:w="1514"/>
+          </w:tcPr>
+          <w:p>
+            <w:r/>
+            <w:r>
+              <w:rPr>
+                <w:rFonts w:ascii="Verdana" w:hAnsi="Verdana"/>
                 <w:b w:val="0"/>
                 <w:sz w:val="16"/>
               </w:rPr>
@@ -744,7 +743,7 @@
             <w:r/>
             <w:r>
               <w:rPr>
-                <w:rFonts w:ascii="Arial" w:hAnsi="Arial"/>
+                <w:rFonts w:ascii="Verdana" w:hAnsi="Verdana"/>
                 <w:b w:val="0"/>
                 <w:sz w:val="16"/>
               </w:rPr>
@@ -760,7 +759,7 @@
             <w:r/>
             <w:r>
               <w:rPr>
-                <w:rFonts w:ascii="Arial" w:hAnsi="Arial"/>
+                <w:rFonts w:ascii="Verdana" w:hAnsi="Verdana"/>
                 <w:b w:val="0"/>
                 <w:sz w:val="16"/>
               </w:rPr>
@@ -776,7 +775,7 @@
             <w:r/>
             <w:r>
               <w:rPr>
-                <w:rFonts w:ascii="Arial" w:hAnsi="Arial"/>
+                <w:rFonts w:ascii="Verdana" w:hAnsi="Verdana"/>
                 <w:b w:val="0"/>
                 <w:sz w:val="16"/>
               </w:rPr>
@@ -792,7 +791,7 @@
             <w:r/>
             <w:r>
               <w:rPr>
-                <w:rFonts w:ascii="Arial" w:hAnsi="Arial"/>
+                <w:rFonts w:ascii="Verdana" w:hAnsi="Verdana"/>
                 <w:b w:val="0"/>
                 <w:sz w:val="16"/>
               </w:rPr>
@@ -808,7 +807,7 @@
             <w:r/>
             <w:r>
               <w:rPr>
-                <w:rFonts w:ascii="Arial" w:hAnsi="Arial"/>
+                <w:rFonts w:ascii="Verdana" w:hAnsi="Verdana"/>
                 <w:b w:val="0"/>
                 <w:sz w:val="16"/>
               </w:rPr>
@@ -824,7 +823,7 @@
             <w:r/>
             <w:r>
               <w:rPr>
-                <w:rFonts w:ascii="Arial" w:hAnsi="Arial"/>
+                <w:rFonts w:ascii="Verdana" w:hAnsi="Verdana"/>
                 <w:b w:val="0"/>
                 <w:sz w:val="16"/>
               </w:rPr>
@@ -840,7 +839,7 @@
             <w:r/>
             <w:r>
               <w:rPr>
-                <w:rFonts w:ascii="Arial" w:hAnsi="Arial"/>
+                <w:rFonts w:ascii="Verdana" w:hAnsi="Verdana"/>
                 <w:b w:val="0"/>
                 <w:sz w:val="16"/>
               </w:rPr>
@@ -856,7 +855,7 @@
             <w:r/>
             <w:r>
               <w:rPr>
-                <w:rFonts w:ascii="Arial" w:hAnsi="Arial"/>
+                <w:rFonts w:ascii="Verdana" w:hAnsi="Verdana"/>
                 <w:b w:val="0"/>
                 <w:sz w:val="16"/>
               </w:rPr>
@@ -872,7 +871,7 @@
             <w:r/>
             <w:r>
               <w:rPr>
-                <w:rFonts w:ascii="Arial" w:hAnsi="Arial"/>
+                <w:rFonts w:ascii="Verdana" w:hAnsi="Verdana"/>
                 <w:b w:val="0"/>
                 <w:sz w:val="16"/>
               </w:rPr>
@@ -881,15 +880,18 @@
         </w:tc>
       </w:tr>
       <w:tr>
-        <w:tc>
-          <w:tcPr>
-            <w:tcW w:type="dxa" w:w="1514"/>
-          </w:tcPr>
-          <w:p>
-            <w:r/>
-            <w:r>
-              <w:rPr>
-                <w:rFonts w:ascii="Arial" w:hAnsi="Arial"/>
+        <w:trPr>
+          <w:cantSplit/>
+        </w:trPr>
+        <w:tc>
+          <w:tcPr>
+            <w:tcW w:type="dxa" w:w="1514"/>
+          </w:tcPr>
+          <w:p>
+            <w:r/>
+            <w:r>
+              <w:rPr>
+                <w:rFonts w:ascii="Verdana" w:hAnsi="Verdana"/>
                 <w:b w:val="0"/>
                 <w:sz w:val="16"/>
               </w:rPr>
@@ -905,7 +907,7 @@
             <w:r/>
             <w:r>
               <w:rPr>
-                <w:rFonts w:ascii="Arial" w:hAnsi="Arial"/>
+                <w:rFonts w:ascii="Verdana" w:hAnsi="Verdana"/>
                 <w:b w:val="0"/>
                 <w:sz w:val="16"/>
               </w:rPr>
@@ -921,7 +923,7 @@
             <w:r/>
             <w:r>
               <w:rPr>
-                <w:rFonts w:ascii="Arial" w:hAnsi="Arial"/>
+                <w:rFonts w:ascii="Verdana" w:hAnsi="Verdana"/>
                 <w:b w:val="0"/>
                 <w:sz w:val="16"/>
               </w:rPr>
@@ -937,7 +939,7 @@
             <w:r/>
             <w:r>
               <w:rPr>
-                <w:rFonts w:ascii="Arial" w:hAnsi="Arial"/>
+                <w:rFonts w:ascii="Verdana" w:hAnsi="Verdana"/>
                 <w:b w:val="0"/>
                 <w:sz w:val="16"/>
               </w:rPr>
@@ -953,7 +955,7 @@
             <w:r/>
             <w:r>
               <w:rPr>
-                <w:rFonts w:ascii="Arial" w:hAnsi="Arial"/>
+                <w:rFonts w:ascii="Verdana" w:hAnsi="Verdana"/>
                 <w:b w:val="0"/>
                 <w:sz w:val="16"/>
               </w:rPr>
@@ -969,7 +971,7 @@
             <w:r/>
             <w:r>
               <w:rPr>
-                <w:rFonts w:ascii="Arial" w:hAnsi="Arial"/>
+                <w:rFonts w:ascii="Verdana" w:hAnsi="Verdana"/>
                 <w:b w:val="0"/>
                 <w:sz w:val="16"/>
               </w:rPr>
@@ -985,7 +987,7 @@
             <w:r/>
             <w:r>
               <w:rPr>
-                <w:rFonts w:ascii="Arial" w:hAnsi="Arial"/>
+                <w:rFonts w:ascii="Verdana" w:hAnsi="Verdana"/>
                 <w:b w:val="0"/>
                 <w:sz w:val="16"/>
               </w:rPr>
@@ -1001,7 +1003,7 @@
             <w:r/>
             <w:r>
               <w:rPr>
-                <w:rFonts w:ascii="Arial" w:hAnsi="Arial"/>
+                <w:rFonts w:ascii="Verdana" w:hAnsi="Verdana"/>
                 <w:b w:val="0"/>
                 <w:sz w:val="16"/>
               </w:rPr>
@@ -1017,7 +1019,7 @@
             <w:r/>
             <w:r>
               <w:rPr>
-                <w:rFonts w:ascii="Arial" w:hAnsi="Arial"/>
+                <w:rFonts w:ascii="Verdana" w:hAnsi="Verdana"/>
                 <w:b w:val="0"/>
                 <w:sz w:val="16"/>
               </w:rPr>
@@ -1033,7 +1035,7 @@
             <w:r/>
             <w:r>
               <w:rPr>
-                <w:rFonts w:ascii="Arial" w:hAnsi="Arial"/>
+                <w:rFonts w:ascii="Verdana" w:hAnsi="Verdana"/>
                 <w:b w:val="0"/>
                 <w:sz w:val="16"/>
               </w:rPr>
@@ -1042,15 +1044,18 @@
         </w:tc>
       </w:tr>
       <w:tr>
-        <w:tc>
-          <w:tcPr>
-            <w:tcW w:type="dxa" w:w="1514"/>
-          </w:tcPr>
-          <w:p>
-            <w:r/>
-            <w:r>
-              <w:rPr>
-                <w:rFonts w:ascii="Arial" w:hAnsi="Arial"/>
+        <w:trPr>
+          <w:cantSplit/>
+        </w:trPr>
+        <w:tc>
+          <w:tcPr>
+            <w:tcW w:type="dxa" w:w="1514"/>
+          </w:tcPr>
+          <w:p>
+            <w:r/>
+            <w:r>
+              <w:rPr>
+                <w:rFonts w:ascii="Verdana" w:hAnsi="Verdana"/>
                 <w:b w:val="0"/>
                 <w:sz w:val="16"/>
               </w:rPr>
@@ -1066,7 +1071,7 @@
             <w:r/>
             <w:r>
               <w:rPr>
-                <w:rFonts w:ascii="Arial" w:hAnsi="Arial"/>
+                <w:rFonts w:ascii="Verdana" w:hAnsi="Verdana"/>
                 <w:b w:val="0"/>
                 <w:sz w:val="16"/>
               </w:rPr>
@@ -1082,7 +1087,7 @@
             <w:r/>
             <w:r>
               <w:rPr>
-                <w:rFonts w:ascii="Arial" w:hAnsi="Arial"/>
+                <w:rFonts w:ascii="Verdana" w:hAnsi="Verdana"/>
                 <w:b w:val="0"/>
                 <w:sz w:val="16"/>
               </w:rPr>
@@ -1098,7 +1103,7 @@
             <w:r/>
             <w:r>
               <w:rPr>
-                <w:rFonts w:ascii="Arial" w:hAnsi="Arial"/>
+                <w:rFonts w:ascii="Verdana" w:hAnsi="Verdana"/>
                 <w:b w:val="0"/>
                 <w:sz w:val="16"/>
               </w:rPr>
@@ -1114,7 +1119,7 @@
             <w:r/>
             <w:r>
               <w:rPr>
-                <w:rFonts w:ascii="Arial" w:hAnsi="Arial"/>
+                <w:rFonts w:ascii="Verdana" w:hAnsi="Verdana"/>
                 <w:b w:val="0"/>
                 <w:sz w:val="16"/>
               </w:rPr>
@@ -1130,7 +1135,7 @@
             <w:r/>
             <w:r>
               <w:rPr>
-                <w:rFonts w:ascii="Arial" w:hAnsi="Arial"/>
+                <w:rFonts w:ascii="Verdana" w:hAnsi="Verdana"/>
                 <w:b w:val="0"/>
                 <w:sz w:val="16"/>
               </w:rPr>
@@ -1146,7 +1151,7 @@
             <w:r/>
             <w:r>
               <w:rPr>
-                <w:rFonts w:ascii="Arial" w:hAnsi="Arial"/>
+                <w:rFonts w:ascii="Verdana" w:hAnsi="Verdana"/>
                 <w:b w:val="0"/>
                 <w:sz w:val="16"/>
               </w:rPr>
@@ -1162,7 +1167,7 @@
             <w:r/>
             <w:r>
               <w:rPr>
-                <w:rFonts w:ascii="Arial" w:hAnsi="Arial"/>
+                <w:rFonts w:ascii="Verdana" w:hAnsi="Verdana"/>
                 <w:b w:val="0"/>
                 <w:sz w:val="16"/>
               </w:rPr>
@@ -1178,7 +1183,7 @@
             <w:r/>
             <w:r>
               <w:rPr>
-                <w:rFonts w:ascii="Arial" w:hAnsi="Arial"/>
+                <w:rFonts w:ascii="Verdana" w:hAnsi="Verdana"/>
                 <w:b w:val="0"/>
                 <w:sz w:val="16"/>
               </w:rPr>
@@ -1194,7 +1199,7 @@
             <w:r/>
             <w:r>
               <w:rPr>
-                <w:rFonts w:ascii="Arial" w:hAnsi="Arial"/>
+                <w:rFonts w:ascii="Verdana" w:hAnsi="Verdana"/>
                 <w:b w:val="0"/>
                 <w:sz w:val="16"/>
               </w:rPr>
@@ -1203,15 +1208,18 @@
         </w:tc>
       </w:tr>
       <w:tr>
-        <w:tc>
-          <w:tcPr>
-            <w:tcW w:type="dxa" w:w="1514"/>
-          </w:tcPr>
-          <w:p>
-            <w:r/>
-            <w:r>
-              <w:rPr>
-                <w:rFonts w:ascii="Arial" w:hAnsi="Arial"/>
+        <w:trPr>
+          <w:cantSplit/>
+        </w:trPr>
+        <w:tc>
+          <w:tcPr>
+            <w:tcW w:type="dxa" w:w="1514"/>
+          </w:tcPr>
+          <w:p>
+            <w:r/>
+            <w:r>
+              <w:rPr>
+                <w:rFonts w:ascii="Verdana" w:hAnsi="Verdana"/>
                 <w:b w:val="0"/>
                 <w:sz w:val="16"/>
               </w:rPr>
@@ -1227,7 +1235,7 @@
             <w:r/>
             <w:r>
               <w:rPr>
-                <w:rFonts w:ascii="Arial" w:hAnsi="Arial"/>
+                <w:rFonts w:ascii="Verdana" w:hAnsi="Verdana"/>
                 <w:b w:val="0"/>
                 <w:sz w:val="16"/>
               </w:rPr>
@@ -1243,7 +1251,7 @@
             <w:r/>
             <w:r>
               <w:rPr>
-                <w:rFonts w:ascii="Arial" w:hAnsi="Arial"/>
+                <w:rFonts w:ascii="Verdana" w:hAnsi="Verdana"/>
                 <w:b w:val="0"/>
                 <w:sz w:val="16"/>
               </w:rPr>
@@ -1259,7 +1267,7 @@
             <w:r/>
             <w:r>
               <w:rPr>
-                <w:rFonts w:ascii="Arial" w:hAnsi="Arial"/>
+                <w:rFonts w:ascii="Verdana" w:hAnsi="Verdana"/>
                 <w:b w:val="0"/>
                 <w:sz w:val="16"/>
               </w:rPr>
@@ -1275,7 +1283,7 @@
             <w:r/>
             <w:r>
               <w:rPr>
-                <w:rFonts w:ascii="Arial" w:hAnsi="Arial"/>
+                <w:rFonts w:ascii="Verdana" w:hAnsi="Verdana"/>
                 <w:b w:val="0"/>
                 <w:sz w:val="16"/>
               </w:rPr>
@@ -1291,7 +1299,7 @@
             <w:r/>
             <w:r>
               <w:rPr>
-                <w:rFonts w:ascii="Arial" w:hAnsi="Arial"/>
+                <w:rFonts w:ascii="Verdana" w:hAnsi="Verdana"/>
                 <w:b w:val="0"/>
                 <w:sz w:val="16"/>
               </w:rPr>
@@ -1307,7 +1315,7 @@
             <w:r/>
             <w:r>
               <w:rPr>
-                <w:rFonts w:ascii="Arial" w:hAnsi="Arial"/>
+                <w:rFonts w:ascii="Verdana" w:hAnsi="Verdana"/>
                 <w:b w:val="0"/>
                 <w:sz w:val="16"/>
               </w:rPr>
@@ -1323,7 +1331,7 @@
             <w:r/>
             <w:r>
               <w:rPr>
-                <w:rFonts w:ascii="Arial" w:hAnsi="Arial"/>
+                <w:rFonts w:ascii="Verdana" w:hAnsi="Verdana"/>
                 <w:b w:val="0"/>
                 <w:sz w:val="16"/>
               </w:rPr>
@@ -1339,7 +1347,7 @@
             <w:r/>
             <w:r>
               <w:rPr>
-                <w:rFonts w:ascii="Arial" w:hAnsi="Arial"/>
+                <w:rFonts w:ascii="Verdana" w:hAnsi="Verdana"/>
                 <w:b w:val="0"/>
                 <w:sz w:val="16"/>
               </w:rPr>
@@ -1355,7 +1363,7 @@
             <w:r/>
             <w:r>
               <w:rPr>
-                <w:rFonts w:ascii="Arial" w:hAnsi="Arial"/>
+                <w:rFonts w:ascii="Verdana" w:hAnsi="Verdana"/>
                 <w:b w:val="0"/>
                 <w:sz w:val="16"/>
               </w:rPr>
@@ -1364,15 +1372,18 @@
         </w:tc>
       </w:tr>
       <w:tr>
-        <w:tc>
-          <w:tcPr>
-            <w:tcW w:type="dxa" w:w="1514"/>
-          </w:tcPr>
-          <w:p>
-            <w:r/>
-            <w:r>
-              <w:rPr>
-                <w:rFonts w:ascii="Arial" w:hAnsi="Arial"/>
+        <w:trPr>
+          <w:cantSplit/>
+        </w:trPr>
+        <w:tc>
+          <w:tcPr>
+            <w:tcW w:type="dxa" w:w="1514"/>
+          </w:tcPr>
+          <w:p>
+            <w:r/>
+            <w:r>
+              <w:rPr>
+                <w:rFonts w:ascii="Verdana" w:hAnsi="Verdana"/>
                 <w:b w:val="0"/>
                 <w:sz w:val="16"/>
               </w:rPr>
@@ -1388,7 +1399,7 @@
             <w:r/>
             <w:r>
               <w:rPr>
-                <w:rFonts w:ascii="Arial" w:hAnsi="Arial"/>
+                <w:rFonts w:ascii="Verdana" w:hAnsi="Verdana"/>
                 <w:b w:val="0"/>
                 <w:sz w:val="16"/>
               </w:rPr>
@@ -1404,7 +1415,7 @@
             <w:r/>
             <w:r>
               <w:rPr>
-                <w:rFonts w:ascii="Arial" w:hAnsi="Arial"/>
+                <w:rFonts w:ascii="Verdana" w:hAnsi="Verdana"/>
                 <w:b w:val="0"/>
                 <w:sz w:val="16"/>
               </w:rPr>
@@ -1420,7 +1431,7 @@
             <w:r/>
             <w:r>
               <w:rPr>
-                <w:rFonts w:ascii="Arial" w:hAnsi="Arial"/>
+                <w:rFonts w:ascii="Verdana" w:hAnsi="Verdana"/>
                 <w:b w:val="0"/>
                 <w:sz w:val="16"/>
               </w:rPr>
@@ -1436,7 +1447,7 @@
             <w:r/>
             <w:r>
               <w:rPr>
-                <w:rFonts w:ascii="Arial" w:hAnsi="Arial"/>
+                <w:rFonts w:ascii="Verdana" w:hAnsi="Verdana"/>
                 <w:b w:val="0"/>
                 <w:sz w:val="16"/>
               </w:rPr>
@@ -1452,7 +1463,7 @@
             <w:r/>
             <w:r>
               <w:rPr>
-                <w:rFonts w:ascii="Arial" w:hAnsi="Arial"/>
+                <w:rFonts w:ascii="Verdana" w:hAnsi="Verdana"/>
                 <w:b w:val="0"/>
                 <w:sz w:val="16"/>
               </w:rPr>
@@ -1468,7 +1479,7 @@
             <w:r/>
             <w:r>
               <w:rPr>
-                <w:rFonts w:ascii="Arial" w:hAnsi="Arial"/>
+                <w:rFonts w:ascii="Verdana" w:hAnsi="Verdana"/>
                 <w:b w:val="0"/>
                 <w:sz w:val="16"/>
               </w:rPr>
@@ -1484,7 +1495,7 @@
             <w:r/>
             <w:r>
               <w:rPr>
-                <w:rFonts w:ascii="Arial" w:hAnsi="Arial"/>
+                <w:rFonts w:ascii="Verdana" w:hAnsi="Verdana"/>
                 <w:b w:val="0"/>
                 <w:sz w:val="16"/>
               </w:rPr>
@@ -1500,7 +1511,7 @@
             <w:r/>
             <w:r>
               <w:rPr>
-                <w:rFonts w:ascii="Arial" w:hAnsi="Arial"/>
+                <w:rFonts w:ascii="Verdana" w:hAnsi="Verdana"/>
                 <w:b w:val="0"/>
                 <w:sz w:val="16"/>
               </w:rPr>
@@ -1516,7 +1527,7 @@
             <w:r/>
             <w:r>
               <w:rPr>
-                <w:rFonts w:ascii="Arial" w:hAnsi="Arial"/>
+                <w:rFonts w:ascii="Verdana" w:hAnsi="Verdana"/>
                 <w:b w:val="0"/>
                 <w:sz w:val="16"/>
               </w:rPr>
@@ -1525,15 +1536,18 @@
         </w:tc>
       </w:tr>
       <w:tr>
-        <w:tc>
-          <w:tcPr>
-            <w:tcW w:type="dxa" w:w="1514"/>
-          </w:tcPr>
-          <w:p>
-            <w:r/>
-            <w:r>
-              <w:rPr>
-                <w:rFonts w:ascii="Arial" w:hAnsi="Arial"/>
+        <w:trPr>
+          <w:cantSplit/>
+        </w:trPr>
+        <w:tc>
+          <w:tcPr>
+            <w:tcW w:type="dxa" w:w="1514"/>
+          </w:tcPr>
+          <w:p>
+            <w:r/>
+            <w:r>
+              <w:rPr>
+                <w:rFonts w:ascii="Verdana" w:hAnsi="Verdana"/>
                 <w:b w:val="0"/>
                 <w:sz w:val="16"/>
               </w:rPr>
@@ -1549,7 +1563,7 @@
             <w:r/>
             <w:r>
               <w:rPr>
-                <w:rFonts w:ascii="Arial" w:hAnsi="Arial"/>
+                <w:rFonts w:ascii="Verdana" w:hAnsi="Verdana"/>
                 <w:b w:val="0"/>
                 <w:sz w:val="16"/>
               </w:rPr>
@@ -1565,7 +1579,7 @@
             <w:r/>
             <w:r>
               <w:rPr>
-                <w:rFonts w:ascii="Arial" w:hAnsi="Arial"/>
+                <w:rFonts w:ascii="Verdana" w:hAnsi="Verdana"/>
                 <w:b w:val="0"/>
                 <w:sz w:val="16"/>
               </w:rPr>
@@ -1581,7 +1595,7 @@
             <w:r/>
             <w:r>
               <w:rPr>
-                <w:rFonts w:ascii="Arial" w:hAnsi="Arial"/>
+                <w:rFonts w:ascii="Verdana" w:hAnsi="Verdana"/>
                 <w:b w:val="0"/>
                 <w:sz w:val="16"/>
               </w:rPr>
@@ -1597,7 +1611,7 @@
             <w:r/>
             <w:r>
               <w:rPr>
-                <w:rFonts w:ascii="Arial" w:hAnsi="Arial"/>
+                <w:rFonts w:ascii="Verdana" w:hAnsi="Verdana"/>
                 <w:b w:val="0"/>
                 <w:sz w:val="16"/>
               </w:rPr>
@@ -1613,7 +1627,7 @@
             <w:r/>
             <w:r>
               <w:rPr>
-                <w:rFonts w:ascii="Arial" w:hAnsi="Arial"/>
+                <w:rFonts w:ascii="Verdana" w:hAnsi="Verdana"/>
                 <w:b w:val="0"/>
                 <w:sz w:val="16"/>
               </w:rPr>
@@ -1629,7 +1643,7 @@
             <w:r/>
             <w:r>
               <w:rPr>
-                <w:rFonts w:ascii="Arial" w:hAnsi="Arial"/>
+                <w:rFonts w:ascii="Verdana" w:hAnsi="Verdana"/>
                 <w:b w:val="0"/>
                 <w:sz w:val="16"/>
               </w:rPr>
@@ -1645,7 +1659,7 @@
             <w:r/>
             <w:r>
               <w:rPr>
-                <w:rFonts w:ascii="Arial" w:hAnsi="Arial"/>
+                <w:rFonts w:ascii="Verdana" w:hAnsi="Verdana"/>
                 <w:b w:val="0"/>
                 <w:sz w:val="16"/>
               </w:rPr>
@@ -1661,7 +1675,7 @@
             <w:r/>
             <w:r>
               <w:rPr>
-                <w:rFonts w:ascii="Arial" w:hAnsi="Arial"/>
+                <w:rFonts w:ascii="Verdana" w:hAnsi="Verdana"/>
                 <w:b w:val="0"/>
                 <w:sz w:val="16"/>
               </w:rPr>
@@ -1677,7 +1691,7 @@
             <w:r/>
             <w:r>
               <w:rPr>
-                <w:rFonts w:ascii="Arial" w:hAnsi="Arial"/>
+                <w:rFonts w:ascii="Verdana" w:hAnsi="Verdana"/>
                 <w:b w:val="0"/>
                 <w:sz w:val="16"/>
               </w:rPr>
@@ -1686,15 +1700,18 @@
         </w:tc>
       </w:tr>
       <w:tr>
-        <w:tc>
-          <w:tcPr>
-            <w:tcW w:type="dxa" w:w="1514"/>
-          </w:tcPr>
-          <w:p>
-            <w:r/>
-            <w:r>
-              <w:rPr>
-                <w:rFonts w:ascii="Arial" w:hAnsi="Arial"/>
+        <w:trPr>
+          <w:cantSplit/>
+        </w:trPr>
+        <w:tc>
+          <w:tcPr>
+            <w:tcW w:type="dxa" w:w="1514"/>
+          </w:tcPr>
+          <w:p>
+            <w:r/>
+            <w:r>
+              <w:rPr>
+                <w:rFonts w:ascii="Verdana" w:hAnsi="Verdana"/>
                 <w:b w:val="0"/>
                 <w:sz w:val="16"/>
               </w:rPr>
@@ -1710,7 +1727,7 @@
             <w:r/>
             <w:r>
               <w:rPr>
-                <w:rFonts w:ascii="Arial" w:hAnsi="Arial"/>
+                <w:rFonts w:ascii="Verdana" w:hAnsi="Verdana"/>
                 <w:b w:val="0"/>
                 <w:sz w:val="16"/>
               </w:rPr>
@@ -1726,7 +1743,7 @@
             <w:r/>
             <w:r>
               <w:rPr>
-                <w:rFonts w:ascii="Arial" w:hAnsi="Arial"/>
+                <w:rFonts w:ascii="Verdana" w:hAnsi="Verdana"/>
                 <w:b w:val="0"/>
                 <w:sz w:val="16"/>
               </w:rPr>
@@ -1742,7 +1759,7 @@
             <w:r/>
             <w:r>
               <w:rPr>
-                <w:rFonts w:ascii="Arial" w:hAnsi="Arial"/>
+                <w:rFonts w:ascii="Verdana" w:hAnsi="Verdana"/>
                 <w:b w:val="0"/>
                 <w:sz w:val="16"/>
               </w:rPr>
@@ -1758,7 +1775,7 @@
             <w:r/>
             <w:r>
               <w:rPr>
-                <w:rFonts w:ascii="Arial" w:hAnsi="Arial"/>
+                <w:rFonts w:ascii="Verdana" w:hAnsi="Verdana"/>
                 <w:b w:val="0"/>
                 <w:sz w:val="16"/>
               </w:rPr>
@@ -1774,7 +1791,7 @@
             <w:r/>
             <w:r>
               <w:rPr>
-                <w:rFonts w:ascii="Arial" w:hAnsi="Arial"/>
+                <w:rFonts w:ascii="Verdana" w:hAnsi="Verdana"/>
                 <w:b w:val="0"/>
                 <w:sz w:val="16"/>
               </w:rPr>
@@ -1790,7 +1807,7 @@
             <w:r/>
             <w:r>
               <w:rPr>
-                <w:rFonts w:ascii="Arial" w:hAnsi="Arial"/>
+                <w:rFonts w:ascii="Verdana" w:hAnsi="Verdana"/>
                 <w:b w:val="0"/>
                 <w:sz w:val="16"/>
               </w:rPr>
@@ -1806,7 +1823,7 @@
             <w:r/>
             <w:r>
               <w:rPr>
-                <w:rFonts w:ascii="Arial" w:hAnsi="Arial"/>
+                <w:rFonts w:ascii="Verdana" w:hAnsi="Verdana"/>
                 <w:b w:val="0"/>
                 <w:sz w:val="16"/>
               </w:rPr>
@@ -1822,7 +1839,7 @@
             <w:r/>
             <w:r>
               <w:rPr>
-                <w:rFonts w:ascii="Arial" w:hAnsi="Arial"/>
+                <w:rFonts w:ascii="Verdana" w:hAnsi="Verdana"/>
                 <w:b w:val="0"/>
                 <w:sz w:val="16"/>
               </w:rPr>
@@ -1838,7 +1855,7 @@
             <w:r/>
             <w:r>
               <w:rPr>
-                <w:rFonts w:ascii="Arial" w:hAnsi="Arial"/>
+                <w:rFonts w:ascii="Verdana" w:hAnsi="Verdana"/>
                 <w:b w:val="0"/>
                 <w:sz w:val="16"/>
               </w:rPr>
@@ -1847,15 +1864,18 @@
         </w:tc>
       </w:tr>
       <w:tr>
-        <w:tc>
-          <w:tcPr>
-            <w:tcW w:type="dxa" w:w="1514"/>
-          </w:tcPr>
-          <w:p>
-            <w:r/>
-            <w:r>
-              <w:rPr>
-                <w:rFonts w:ascii="Arial" w:hAnsi="Arial"/>
+        <w:trPr>
+          <w:cantSplit/>
+        </w:trPr>
+        <w:tc>
+          <w:tcPr>
+            <w:tcW w:type="dxa" w:w="1514"/>
+          </w:tcPr>
+          <w:p>
+            <w:r/>
+            <w:r>
+              <w:rPr>
+                <w:rFonts w:ascii="Verdana" w:hAnsi="Verdana"/>
                 <w:b w:val="0"/>
                 <w:sz w:val="16"/>
               </w:rPr>
@@ -1871,7 +1891,7 @@
             <w:r/>
             <w:r>
               <w:rPr>
-                <w:rFonts w:ascii="Arial" w:hAnsi="Arial"/>
+                <w:rFonts w:ascii="Verdana" w:hAnsi="Verdana"/>
                 <w:b w:val="0"/>
                 <w:sz w:val="16"/>
               </w:rPr>
@@ -1887,7 +1907,7 @@
             <w:r/>
             <w:r>
               <w:rPr>
-                <w:rFonts w:ascii="Arial" w:hAnsi="Arial"/>
+                <w:rFonts w:ascii="Verdana" w:hAnsi="Verdana"/>
                 <w:b w:val="0"/>
                 <w:sz w:val="16"/>
               </w:rPr>
@@ -1903,7 +1923,7 @@
             <w:r/>
             <w:r>
               <w:rPr>
-                <w:rFonts w:ascii="Arial" w:hAnsi="Arial"/>
+                <w:rFonts w:ascii="Verdana" w:hAnsi="Verdana"/>
                 <w:b w:val="0"/>
                 <w:sz w:val="16"/>
               </w:rPr>
@@ -1919,7 +1939,7 @@
             <w:r/>
             <w:r>
               <w:rPr>
-                <w:rFonts w:ascii="Arial" w:hAnsi="Arial"/>
+                <w:rFonts w:ascii="Verdana" w:hAnsi="Verdana"/>
                 <w:b w:val="0"/>
                 <w:sz w:val="16"/>
               </w:rPr>
@@ -1935,7 +1955,7 @@
             <w:r/>
             <w:r>
               <w:rPr>
-                <w:rFonts w:ascii="Arial" w:hAnsi="Arial"/>
+                <w:rFonts w:ascii="Verdana" w:hAnsi="Verdana"/>
                 <w:b w:val="0"/>
                 <w:sz w:val="16"/>
               </w:rPr>
@@ -1951,7 +1971,7 @@
             <w:r/>
             <w:r>
               <w:rPr>
-                <w:rFonts w:ascii="Arial" w:hAnsi="Arial"/>
+                <w:rFonts w:ascii="Verdana" w:hAnsi="Verdana"/>
                 <w:b w:val="0"/>
                 <w:sz w:val="16"/>
               </w:rPr>
@@ -1967,7 +1987,7 @@
             <w:r/>
             <w:r>
               <w:rPr>
-                <w:rFonts w:ascii="Arial" w:hAnsi="Arial"/>
+                <w:rFonts w:ascii="Verdana" w:hAnsi="Verdana"/>
                 <w:b w:val="0"/>
                 <w:sz w:val="16"/>
               </w:rPr>
@@ -1983,7 +2003,7 @@
             <w:r/>
             <w:r>
               <w:rPr>
-                <w:rFonts w:ascii="Arial" w:hAnsi="Arial"/>
+                <w:rFonts w:ascii="Verdana" w:hAnsi="Verdana"/>
                 <w:b w:val="0"/>
                 <w:sz w:val="16"/>
               </w:rPr>
@@ -1999,7 +2019,7 @@
             <w:r/>
             <w:r>
               <w:rPr>
-                <w:rFonts w:ascii="Arial" w:hAnsi="Arial"/>
+                <w:rFonts w:ascii="Verdana" w:hAnsi="Verdana"/>
                 <w:b w:val="0"/>
                 <w:sz w:val="16"/>
               </w:rPr>
@@ -2008,15 +2028,18 @@
         </w:tc>
       </w:tr>
       <w:tr>
-        <w:tc>
-          <w:tcPr>
-            <w:tcW w:type="dxa" w:w="1514"/>
-          </w:tcPr>
-          <w:p>
-            <w:r/>
-            <w:r>
-              <w:rPr>
-                <w:rFonts w:ascii="Arial" w:hAnsi="Arial"/>
+        <w:trPr>
+          <w:cantSplit/>
+        </w:trPr>
+        <w:tc>
+          <w:tcPr>
+            <w:tcW w:type="dxa" w:w="1514"/>
+          </w:tcPr>
+          <w:p>
+            <w:r/>
+            <w:r>
+              <w:rPr>
+                <w:rFonts w:ascii="Verdana" w:hAnsi="Verdana"/>
                 <w:b w:val="0"/>
                 <w:sz w:val="16"/>
               </w:rPr>
@@ -2032,7 +2055,7 @@
             <w:r/>
             <w:r>
               <w:rPr>
-                <w:rFonts w:ascii="Arial" w:hAnsi="Arial"/>
+                <w:rFonts w:ascii="Verdana" w:hAnsi="Verdana"/>
                 <w:b w:val="0"/>
                 <w:sz w:val="16"/>
               </w:rPr>
@@ -2048,7 +2071,7 @@
             <w:r/>
             <w:r>
               <w:rPr>
-                <w:rFonts w:ascii="Arial" w:hAnsi="Arial"/>
+                <w:rFonts w:ascii="Verdana" w:hAnsi="Verdana"/>
                 <w:b w:val="0"/>
                 <w:sz w:val="16"/>
               </w:rPr>
@@ -2064,7 +2087,7 @@
             <w:r/>
             <w:r>
               <w:rPr>
-                <w:rFonts w:ascii="Arial" w:hAnsi="Arial"/>
+                <w:rFonts w:ascii="Verdana" w:hAnsi="Verdana"/>
                 <w:b w:val="0"/>
                 <w:sz w:val="16"/>
               </w:rPr>
@@ -2080,7 +2103,7 @@
             <w:r/>
             <w:r>
               <w:rPr>
-                <w:rFonts w:ascii="Arial" w:hAnsi="Arial"/>
+                <w:rFonts w:ascii="Verdana" w:hAnsi="Verdana"/>
                 <w:b w:val="0"/>
                 <w:sz w:val="16"/>
               </w:rPr>
@@ -2096,7 +2119,7 @@
             <w:r/>
             <w:r>
               <w:rPr>
-                <w:rFonts w:ascii="Arial" w:hAnsi="Arial"/>
+                <w:rFonts w:ascii="Verdana" w:hAnsi="Verdana"/>
                 <w:b w:val="0"/>
                 <w:sz w:val="16"/>
               </w:rPr>
@@ -2112,7 +2135,7 @@
             <w:r/>
             <w:r>
               <w:rPr>
-                <w:rFonts w:ascii="Arial" w:hAnsi="Arial"/>
+                <w:rFonts w:ascii="Verdana" w:hAnsi="Verdana"/>
                 <w:b w:val="0"/>
                 <w:sz w:val="16"/>
               </w:rPr>
@@ -2128,7 +2151,7 @@
             <w:r/>
             <w:r>
               <w:rPr>
-                <w:rFonts w:ascii="Arial" w:hAnsi="Arial"/>
+                <w:rFonts w:ascii="Verdana" w:hAnsi="Verdana"/>
                 <w:b w:val="0"/>
                 <w:sz w:val="16"/>
               </w:rPr>
@@ -2144,7 +2167,7 @@
             <w:r/>
             <w:r>
               <w:rPr>
-                <w:rFonts w:ascii="Arial" w:hAnsi="Arial"/>
+                <w:rFonts w:ascii="Verdana" w:hAnsi="Verdana"/>
                 <w:b w:val="0"/>
                 <w:sz w:val="16"/>
               </w:rPr>
@@ -2160,7 +2183,7 @@
             <w:r/>
             <w:r>
               <w:rPr>
-                <w:rFonts w:ascii="Arial" w:hAnsi="Arial"/>
+                <w:rFonts w:ascii="Verdana" w:hAnsi="Verdana"/>
                 <w:b w:val="0"/>
                 <w:sz w:val="16"/>
               </w:rPr>
@@ -2170,15 +2193,18 @@
         </w:tc>
       </w:tr>
       <w:tr>
-        <w:tc>
-          <w:tcPr>
-            <w:tcW w:type="dxa" w:w="1514"/>
-          </w:tcPr>
-          <w:p>
-            <w:r/>
-            <w:r>
-              <w:rPr>
-                <w:rFonts w:ascii="Arial" w:hAnsi="Arial"/>
+        <w:trPr>
+          <w:cantSplit/>
+        </w:trPr>
+        <w:tc>
+          <w:tcPr>
+            <w:tcW w:type="dxa" w:w="1514"/>
+          </w:tcPr>
+          <w:p>
+            <w:r/>
+            <w:r>
+              <w:rPr>
+                <w:rFonts w:ascii="Verdana" w:hAnsi="Verdana"/>
                 <w:b w:val="0"/>
                 <w:sz w:val="16"/>
               </w:rPr>
@@ -2194,7 +2220,7 @@
             <w:r/>
             <w:r>
               <w:rPr>
-                <w:rFonts w:ascii="Arial" w:hAnsi="Arial"/>
+                <w:rFonts w:ascii="Verdana" w:hAnsi="Verdana"/>
                 <w:b w:val="0"/>
                 <w:sz w:val="16"/>
               </w:rPr>
@@ -2210,7 +2236,7 @@
             <w:r/>
             <w:r>
               <w:rPr>
-                <w:rFonts w:ascii="Arial" w:hAnsi="Arial"/>
+                <w:rFonts w:ascii="Verdana" w:hAnsi="Verdana"/>
                 <w:b w:val="0"/>
                 <w:sz w:val="16"/>
               </w:rPr>
@@ -2226,7 +2252,7 @@
             <w:r/>
             <w:r>
               <w:rPr>
-                <w:rFonts w:ascii="Arial" w:hAnsi="Arial"/>
+                <w:rFonts w:ascii="Verdana" w:hAnsi="Verdana"/>
                 <w:b w:val="0"/>
                 <w:sz w:val="16"/>
               </w:rPr>
@@ -2242,7 +2268,7 @@
             <w:r/>
             <w:r>
               <w:rPr>
-                <w:rFonts w:ascii="Arial" w:hAnsi="Arial"/>
+                <w:rFonts w:ascii="Verdana" w:hAnsi="Verdana"/>
                 <w:b w:val="0"/>
                 <w:sz w:val="16"/>
               </w:rPr>
@@ -2258,7 +2284,7 @@
             <w:r/>
             <w:r>
               <w:rPr>
-                <w:rFonts w:ascii="Arial" w:hAnsi="Arial"/>
+                <w:rFonts w:ascii="Verdana" w:hAnsi="Verdana"/>
                 <w:b w:val="0"/>
                 <w:sz w:val="16"/>
               </w:rPr>
@@ -2274,7 +2300,7 @@
             <w:r/>
             <w:r>
               <w:rPr>
-                <w:rFonts w:ascii="Arial" w:hAnsi="Arial"/>
+                <w:rFonts w:ascii="Verdana" w:hAnsi="Verdana"/>
                 <w:b w:val="0"/>
                 <w:sz w:val="16"/>
               </w:rPr>
@@ -2290,7 +2316,7 @@
             <w:r/>
             <w:r>
               <w:rPr>
-                <w:rFonts w:ascii="Arial" w:hAnsi="Arial"/>
+                <w:rFonts w:ascii="Verdana" w:hAnsi="Verdana"/>
                 <w:b w:val="0"/>
                 <w:sz w:val="16"/>
               </w:rPr>
@@ -2306,7 +2332,7 @@
             <w:r/>
             <w:r>
               <w:rPr>
-                <w:rFonts w:ascii="Arial" w:hAnsi="Arial"/>
+                <w:rFonts w:ascii="Verdana" w:hAnsi="Verdana"/>
                 <w:b w:val="0"/>
                 <w:sz w:val="16"/>
               </w:rPr>
@@ -2322,7 +2348,7 @@
             <w:r/>
             <w:r>
               <w:rPr>
-                <w:rFonts w:ascii="Arial" w:hAnsi="Arial"/>
+                <w:rFonts w:ascii="Verdana" w:hAnsi="Verdana"/>
                 <w:b w:val="0"/>
                 <w:sz w:val="16"/>
               </w:rPr>
@@ -2331,15 +2357,18 @@
         </w:tc>
       </w:tr>
       <w:tr>
-        <w:tc>
-          <w:tcPr>
-            <w:tcW w:type="dxa" w:w="1514"/>
-          </w:tcPr>
-          <w:p>
-            <w:r/>
-            <w:r>
-              <w:rPr>
-                <w:rFonts w:ascii="Arial" w:hAnsi="Arial"/>
+        <w:trPr>
+          <w:cantSplit/>
+        </w:trPr>
+        <w:tc>
+          <w:tcPr>
+            <w:tcW w:type="dxa" w:w="1514"/>
+          </w:tcPr>
+          <w:p>
+            <w:r/>
+            <w:r>
+              <w:rPr>
+                <w:rFonts w:ascii="Verdana" w:hAnsi="Verdana"/>
                 <w:b w:val="0"/>
                 <w:sz w:val="16"/>
               </w:rPr>
@@ -2355,7 +2384,7 @@
             <w:r/>
             <w:r>
               <w:rPr>
-                <w:rFonts w:ascii="Arial" w:hAnsi="Arial"/>
+                <w:rFonts w:ascii="Verdana" w:hAnsi="Verdana"/>
                 <w:b w:val="0"/>
                 <w:sz w:val="16"/>
               </w:rPr>
@@ -2371,7 +2400,7 @@
             <w:r/>
             <w:r>
               <w:rPr>
-                <w:rFonts w:ascii="Arial" w:hAnsi="Arial"/>
+                <w:rFonts w:ascii="Verdana" w:hAnsi="Verdana"/>
                 <w:b w:val="0"/>
                 <w:sz w:val="16"/>
               </w:rPr>
@@ -2387,7 +2416,7 @@
             <w:r/>
             <w:r>
               <w:rPr>
-                <w:rFonts w:ascii="Arial" w:hAnsi="Arial"/>
+                <w:rFonts w:ascii="Verdana" w:hAnsi="Verdana"/>
                 <w:b w:val="0"/>
                 <w:sz w:val="16"/>
               </w:rPr>
@@ -2403,7 +2432,7 @@
             <w:r/>
             <w:r>
               <w:rPr>
-                <w:rFonts w:ascii="Arial" w:hAnsi="Arial"/>
+                <w:rFonts w:ascii="Verdana" w:hAnsi="Verdana"/>
                 <w:b w:val="0"/>
                 <w:sz w:val="16"/>
               </w:rPr>
@@ -2419,7 +2448,7 @@
             <w:r/>
             <w:r>
               <w:rPr>
-                <w:rFonts w:ascii="Arial" w:hAnsi="Arial"/>
+                <w:rFonts w:ascii="Verdana" w:hAnsi="Verdana"/>
                 <w:b w:val="0"/>
                 <w:sz w:val="16"/>
               </w:rPr>
@@ -2435,7 +2464,7 @@
             <w:r/>
             <w:r>
               <w:rPr>
-                <w:rFonts w:ascii="Arial" w:hAnsi="Arial"/>
+                <w:rFonts w:ascii="Verdana" w:hAnsi="Verdana"/>
                 <w:b w:val="0"/>
                 <w:sz w:val="16"/>
               </w:rPr>
@@ -2451,7 +2480,7 @@
             <w:r/>
             <w:r>
               <w:rPr>
-                <w:rFonts w:ascii="Arial" w:hAnsi="Arial"/>
+                <w:rFonts w:ascii="Verdana" w:hAnsi="Verdana"/>
                 <w:b w:val="0"/>
                 <w:sz w:val="16"/>
               </w:rPr>
@@ -2467,7 +2496,7 @@
             <w:r/>
             <w:r>
               <w:rPr>
-                <w:rFonts w:ascii="Arial" w:hAnsi="Arial"/>
+                <w:rFonts w:ascii="Verdana" w:hAnsi="Verdana"/>
                 <w:b w:val="0"/>
                 <w:sz w:val="16"/>
               </w:rPr>
@@ -2483,7 +2512,7 @@
             <w:r/>
             <w:r>
               <w:rPr>
-                <w:rFonts w:ascii="Arial" w:hAnsi="Arial"/>
+                <w:rFonts w:ascii="Verdana" w:hAnsi="Verdana"/>
                 <w:b w:val="0"/>
                 <w:sz w:val="16"/>
               </w:rPr>
@@ -2492,15 +2521,18 @@
         </w:tc>
       </w:tr>
       <w:tr>
-        <w:tc>
-          <w:tcPr>
-            <w:tcW w:type="dxa" w:w="1514"/>
-          </w:tcPr>
-          <w:p>
-            <w:r/>
-            <w:r>
-              <w:rPr>
-                <w:rFonts w:ascii="Arial" w:hAnsi="Arial"/>
+        <w:trPr>
+          <w:cantSplit/>
+        </w:trPr>
+        <w:tc>
+          <w:tcPr>
+            <w:tcW w:type="dxa" w:w="1514"/>
+          </w:tcPr>
+          <w:p>
+            <w:r/>
+            <w:r>
+              <w:rPr>
+                <w:rFonts w:ascii="Verdana" w:hAnsi="Verdana"/>
                 <w:b w:val="0"/>
                 <w:sz w:val="16"/>
               </w:rPr>
@@ -2516,7 +2548,7 @@
             <w:r/>
             <w:r>
               <w:rPr>
-                <w:rFonts w:ascii="Arial" w:hAnsi="Arial"/>
+                <w:rFonts w:ascii="Verdana" w:hAnsi="Verdana"/>
                 <w:b w:val="0"/>
                 <w:sz w:val="16"/>
               </w:rPr>
@@ -2532,7 +2564,7 @@
             <w:r/>
             <w:r>
               <w:rPr>
-                <w:rFonts w:ascii="Arial" w:hAnsi="Arial"/>
+                <w:rFonts w:ascii="Verdana" w:hAnsi="Verdana"/>
                 <w:b w:val="0"/>
                 <w:sz w:val="16"/>
               </w:rPr>
@@ -2548,7 +2580,7 @@
             <w:r/>
             <w:r>
               <w:rPr>
-                <w:rFonts w:ascii="Arial" w:hAnsi="Arial"/>
+                <w:rFonts w:ascii="Verdana" w:hAnsi="Verdana"/>
                 <w:b w:val="0"/>
                 <w:sz w:val="16"/>
               </w:rPr>
@@ -2564,7 +2596,7 @@
             <w:r/>
             <w:r>
               <w:rPr>
-                <w:rFonts w:ascii="Arial" w:hAnsi="Arial"/>
+                <w:rFonts w:ascii="Verdana" w:hAnsi="Verdana"/>
                 <w:b w:val="0"/>
                 <w:sz w:val="16"/>
               </w:rPr>
@@ -2580,7 +2612,7 @@
             <w:r/>
             <w:r>
               <w:rPr>
-                <w:rFonts w:ascii="Arial" w:hAnsi="Arial"/>
+                <w:rFonts w:ascii="Verdana" w:hAnsi="Verdana"/>
                 <w:b w:val="0"/>
                 <w:sz w:val="16"/>
               </w:rPr>
@@ -2596,7 +2628,7 @@
             <w:r/>
             <w:r>
               <w:rPr>
-                <w:rFonts w:ascii="Arial" w:hAnsi="Arial"/>
+                <w:rFonts w:ascii="Verdana" w:hAnsi="Verdana"/>
                 <w:b w:val="0"/>
                 <w:sz w:val="16"/>
               </w:rPr>
@@ -2612,7 +2644,7 @@
             <w:r/>
             <w:r>
               <w:rPr>
-                <w:rFonts w:ascii="Arial" w:hAnsi="Arial"/>
+                <w:rFonts w:ascii="Verdana" w:hAnsi="Verdana"/>
                 <w:b w:val="0"/>
                 <w:sz w:val="16"/>
               </w:rPr>
@@ -2628,7 +2660,7 @@
             <w:r/>
             <w:r>
               <w:rPr>
-                <w:rFonts w:ascii="Arial" w:hAnsi="Arial"/>
+                <w:rFonts w:ascii="Verdana" w:hAnsi="Verdana"/>
                 <w:b w:val="0"/>
                 <w:sz w:val="16"/>
               </w:rPr>
@@ -2644,7 +2676,7 @@
             <w:r/>
             <w:r>
               <w:rPr>
-                <w:rFonts w:ascii="Arial" w:hAnsi="Arial"/>
+                <w:rFonts w:ascii="Verdana" w:hAnsi="Verdana"/>
                 <w:b w:val="0"/>
                 <w:sz w:val="16"/>
               </w:rPr>
@@ -2653,15 +2685,18 @@
         </w:tc>
       </w:tr>
       <w:tr>
-        <w:tc>
-          <w:tcPr>
-            <w:tcW w:type="dxa" w:w="1514"/>
-          </w:tcPr>
-          <w:p>
-            <w:r/>
-            <w:r>
-              <w:rPr>
-                <w:rFonts w:ascii="Arial" w:hAnsi="Arial"/>
+        <w:trPr>
+          <w:cantSplit/>
+        </w:trPr>
+        <w:tc>
+          <w:tcPr>
+            <w:tcW w:type="dxa" w:w="1514"/>
+          </w:tcPr>
+          <w:p>
+            <w:r/>
+            <w:r>
+              <w:rPr>
+                <w:rFonts w:ascii="Verdana" w:hAnsi="Verdana"/>
                 <w:b w:val="0"/>
                 <w:sz w:val="16"/>
               </w:rPr>
@@ -2677,7 +2712,7 @@
             <w:r/>
             <w:r>
               <w:rPr>
-                <w:rFonts w:ascii="Arial" w:hAnsi="Arial"/>
+                <w:rFonts w:ascii="Verdana" w:hAnsi="Verdana"/>
                 <w:b w:val="0"/>
                 <w:sz w:val="16"/>
               </w:rPr>
@@ -2693,7 +2728,7 @@
             <w:r/>
             <w:r>
               <w:rPr>
-                <w:rFonts w:ascii="Arial" w:hAnsi="Arial"/>
+                <w:rFonts w:ascii="Verdana" w:hAnsi="Verdana"/>
                 <w:b w:val="0"/>
                 <w:sz w:val="16"/>
               </w:rPr>
@@ -2709,7 +2744,7 @@
             <w:r/>
             <w:r>
               <w:rPr>
-                <w:rFonts w:ascii="Arial" w:hAnsi="Arial"/>
+                <w:rFonts w:ascii="Verdana" w:hAnsi="Verdana"/>
                 <w:b w:val="0"/>
                 <w:sz w:val="16"/>
               </w:rPr>
@@ -2725,7 +2760,7 @@
             <w:r/>
             <w:r>
               <w:rPr>
-                <w:rFonts w:ascii="Arial" w:hAnsi="Arial"/>
+                <w:rFonts w:ascii="Verdana" w:hAnsi="Verdana"/>
                 <w:b w:val="0"/>
                 <w:sz w:val="16"/>
               </w:rPr>
@@ -2741,7 +2776,7 @@
             <w:r/>
             <w:r>
               <w:rPr>
-                <w:rFonts w:ascii="Arial" w:hAnsi="Arial"/>
+                <w:rFonts w:ascii="Verdana" w:hAnsi="Verdana"/>
                 <w:b w:val="0"/>
                 <w:sz w:val="16"/>
               </w:rPr>
@@ -2757,7 +2792,7 @@
             <w:r/>
             <w:r>
               <w:rPr>
-                <w:rFonts w:ascii="Arial" w:hAnsi="Arial"/>
+                <w:rFonts w:ascii="Verdana" w:hAnsi="Verdana"/>
                 <w:b w:val="0"/>
                 <w:sz w:val="16"/>
               </w:rPr>
@@ -2773,7 +2808,7 @@
             <w:r/>
             <w:r>
               <w:rPr>
-                <w:rFonts w:ascii="Arial" w:hAnsi="Arial"/>
+                <w:rFonts w:ascii="Verdana" w:hAnsi="Verdana"/>
                 <w:b w:val="0"/>
                 <w:sz w:val="16"/>
               </w:rPr>
@@ -2789,7 +2824,7 @@
             <w:r/>
             <w:r>
               <w:rPr>
-                <w:rFonts w:ascii="Arial" w:hAnsi="Arial"/>
+                <w:rFonts w:ascii="Verdana" w:hAnsi="Verdana"/>
                 <w:b w:val="0"/>
                 <w:sz w:val="16"/>
               </w:rPr>
@@ -2805,7 +2840,7 @@
             <w:r/>
             <w:r>
               <w:rPr>
-                <w:rFonts w:ascii="Arial" w:hAnsi="Arial"/>
+                <w:rFonts w:ascii="Verdana" w:hAnsi="Verdana"/>
                 <w:b w:val="0"/>
                 <w:sz w:val="16"/>
               </w:rPr>
@@ -2814,15 +2849,18 @@
         </w:tc>
       </w:tr>
       <w:tr>
-        <w:tc>
-          <w:tcPr>
-            <w:tcW w:type="dxa" w:w="1514"/>
-          </w:tcPr>
-          <w:p>
-            <w:r/>
-            <w:r>
-              <w:rPr>
-                <w:rFonts w:ascii="Arial" w:hAnsi="Arial"/>
+        <w:trPr>
+          <w:cantSplit/>
+        </w:trPr>
+        <w:tc>
+          <w:tcPr>
+            <w:tcW w:type="dxa" w:w="1514"/>
+          </w:tcPr>
+          <w:p>
+            <w:r/>
+            <w:r>
+              <w:rPr>
+                <w:rFonts w:ascii="Verdana" w:hAnsi="Verdana"/>
                 <w:b w:val="0"/>
                 <w:sz w:val="16"/>
               </w:rPr>
@@ -2838,7 +2876,7 @@
             <w:r/>
             <w:r>
               <w:rPr>
-                <w:rFonts w:ascii="Arial" w:hAnsi="Arial"/>
+                <w:rFonts w:ascii="Verdana" w:hAnsi="Verdana"/>
                 <w:b w:val="0"/>
                 <w:sz w:val="16"/>
               </w:rPr>
@@ -2854,7 +2892,7 @@
             <w:r/>
             <w:r>
               <w:rPr>
-                <w:rFonts w:ascii="Arial" w:hAnsi="Arial"/>
+                <w:rFonts w:ascii="Verdana" w:hAnsi="Verdana"/>
                 <w:b w:val="0"/>
                 <w:sz w:val="16"/>
               </w:rPr>
@@ -2870,7 +2908,7 @@
             <w:r/>
             <w:r>
               <w:rPr>
-                <w:rFonts w:ascii="Arial" w:hAnsi="Arial"/>
+                <w:rFonts w:ascii="Verdana" w:hAnsi="Verdana"/>
                 <w:b w:val="0"/>
                 <w:sz w:val="16"/>
               </w:rPr>
@@ -2886,7 +2924,7 @@
             <w:r/>
             <w:r>
               <w:rPr>
-                <w:rFonts w:ascii="Arial" w:hAnsi="Arial"/>
+                <w:rFonts w:ascii="Verdana" w:hAnsi="Verdana"/>
                 <w:b w:val="0"/>
                 <w:sz w:val="16"/>
               </w:rPr>
@@ -2902,7 +2940,7 @@
             <w:r/>
             <w:r>
               <w:rPr>
-                <w:rFonts w:ascii="Arial" w:hAnsi="Arial"/>
+                <w:rFonts w:ascii="Verdana" w:hAnsi="Verdana"/>
                 <w:b w:val="0"/>
                 <w:sz w:val="16"/>
               </w:rPr>
@@ -2918,7 +2956,7 @@
             <w:r/>
             <w:r>
               <w:rPr>
-                <w:rFonts w:ascii="Arial" w:hAnsi="Arial"/>
+                <w:rFonts w:ascii="Verdana" w:hAnsi="Verdana"/>
                 <w:b w:val="0"/>
                 <w:sz w:val="16"/>
               </w:rPr>
@@ -2934,7 +2972,7 @@
             <w:r/>
             <w:r>
               <w:rPr>
-                <w:rFonts w:ascii="Arial" w:hAnsi="Arial"/>
+                <w:rFonts w:ascii="Verdana" w:hAnsi="Verdana"/>
                 <w:b w:val="0"/>
                 <w:sz w:val="16"/>
               </w:rPr>
@@ -2950,7 +2988,7 @@
             <w:r/>
             <w:r>
               <w:rPr>
-                <w:rFonts w:ascii="Arial" w:hAnsi="Arial"/>
+                <w:rFonts w:ascii="Verdana" w:hAnsi="Verdana"/>
                 <w:b w:val="0"/>
                 <w:sz w:val="16"/>
               </w:rPr>
@@ -2966,7 +3004,7 @@
             <w:r/>
             <w:r>
               <w:rPr>
-                <w:rFonts w:ascii="Arial" w:hAnsi="Arial"/>
+                <w:rFonts w:ascii="Verdana" w:hAnsi="Verdana"/>
                 <w:b w:val="0"/>
                 <w:sz w:val="16"/>
               </w:rPr>
@@ -2975,15 +3013,18 @@
         </w:tc>
       </w:tr>
       <w:tr>
-        <w:tc>
-          <w:tcPr>
-            <w:tcW w:type="dxa" w:w="1514"/>
-          </w:tcPr>
-          <w:p>
-            <w:r/>
-            <w:r>
-              <w:rPr>
-                <w:rFonts w:ascii="Arial" w:hAnsi="Arial"/>
+        <w:trPr>
+          <w:cantSplit/>
+        </w:trPr>
+        <w:tc>
+          <w:tcPr>
+            <w:tcW w:type="dxa" w:w="1514"/>
+          </w:tcPr>
+          <w:p>
+            <w:r/>
+            <w:r>
+              <w:rPr>
+                <w:rFonts w:ascii="Verdana" w:hAnsi="Verdana"/>
                 <w:b w:val="0"/>
                 <w:sz w:val="16"/>
               </w:rPr>
@@ -2999,7 +3040,7 @@
             <w:r/>
             <w:r>
               <w:rPr>
-                <w:rFonts w:ascii="Arial" w:hAnsi="Arial"/>
+                <w:rFonts w:ascii="Verdana" w:hAnsi="Verdana"/>
                 <w:b w:val="0"/>
                 <w:sz w:val="16"/>
               </w:rPr>
@@ -3015,7 +3056,7 @@
             <w:r/>
             <w:r>
               <w:rPr>
-                <w:rFonts w:ascii="Arial" w:hAnsi="Arial"/>
+                <w:rFonts w:ascii="Verdana" w:hAnsi="Verdana"/>
                 <w:b w:val="0"/>
                 <w:sz w:val="16"/>
               </w:rPr>
@@ -3031,7 +3072,7 @@
             <w:r/>
             <w:r>
               <w:rPr>
-                <w:rFonts w:ascii="Arial" w:hAnsi="Arial"/>
+                <w:rFonts w:ascii="Verdana" w:hAnsi="Verdana"/>
                 <w:b w:val="0"/>
                 <w:sz w:val="16"/>
               </w:rPr>
@@ -3047,7 +3088,7 @@
             <w:r/>
             <w:r>
               <w:rPr>
-                <w:rFonts w:ascii="Arial" w:hAnsi="Arial"/>
+                <w:rFonts w:ascii="Verdana" w:hAnsi="Verdana"/>
                 <w:b w:val="0"/>
                 <w:sz w:val="16"/>
               </w:rPr>
@@ -3063,7 +3104,7 @@
             <w:r/>
             <w:r>
               <w:rPr>
-                <w:rFonts w:ascii="Arial" w:hAnsi="Arial"/>
+                <w:rFonts w:ascii="Verdana" w:hAnsi="Verdana"/>
                 <w:b w:val="0"/>
                 <w:sz w:val="16"/>
               </w:rPr>
@@ -3079,7 +3120,7 @@
             <w:r/>
             <w:r>
               <w:rPr>
-                <w:rFonts w:ascii="Arial" w:hAnsi="Arial"/>
+                <w:rFonts w:ascii="Verdana" w:hAnsi="Verdana"/>
                 <w:b w:val="0"/>
                 <w:sz w:val="16"/>
               </w:rPr>
@@ -3095,7 +3136,7 @@
             <w:r/>
             <w:r>
               <w:rPr>
-                <w:rFonts w:ascii="Arial" w:hAnsi="Arial"/>
+                <w:rFonts w:ascii="Verdana" w:hAnsi="Verdana"/>
                 <w:b w:val="0"/>
                 <w:sz w:val="16"/>
               </w:rPr>
@@ -3111,7 +3152,7 @@
             <w:r/>
             <w:r>
               <w:rPr>
-                <w:rFonts w:ascii="Arial" w:hAnsi="Arial"/>
+                <w:rFonts w:ascii="Verdana" w:hAnsi="Verdana"/>
                 <w:b w:val="0"/>
                 <w:sz w:val="16"/>
               </w:rPr>
@@ -3127,7 +3168,7 @@
             <w:r/>
             <w:r>
               <w:rPr>
-                <w:rFonts w:ascii="Arial" w:hAnsi="Arial"/>
+                <w:rFonts w:ascii="Verdana" w:hAnsi="Verdana"/>
                 <w:b w:val="0"/>
                 <w:sz w:val="16"/>
               </w:rPr>
@@ -3136,15 +3177,18 @@
         </w:tc>
       </w:tr>
       <w:tr>
-        <w:tc>
-          <w:tcPr>
-            <w:tcW w:type="dxa" w:w="1514"/>
-          </w:tcPr>
-          <w:p>
-            <w:r/>
-            <w:r>
-              <w:rPr>
-                <w:rFonts w:ascii="Arial" w:hAnsi="Arial"/>
+        <w:trPr>
+          <w:cantSplit/>
+        </w:trPr>
+        <w:tc>
+          <w:tcPr>
+            <w:tcW w:type="dxa" w:w="1514"/>
+          </w:tcPr>
+          <w:p>
+            <w:r/>
+            <w:r>
+              <w:rPr>
+                <w:rFonts w:ascii="Verdana" w:hAnsi="Verdana"/>
                 <w:b w:val="0"/>
                 <w:sz w:val="16"/>
               </w:rPr>
@@ -3160,7 +3204,7 @@
             <w:r/>
             <w:r>
               <w:rPr>
-                <w:rFonts w:ascii="Arial" w:hAnsi="Arial"/>
+                <w:rFonts w:ascii="Verdana" w:hAnsi="Verdana"/>
                 <w:b w:val="0"/>
                 <w:sz w:val="16"/>
               </w:rPr>
@@ -3176,7 +3220,7 @@
             <w:r/>
             <w:r>
               <w:rPr>
-                <w:rFonts w:ascii="Arial" w:hAnsi="Arial"/>
+                <w:rFonts w:ascii="Verdana" w:hAnsi="Verdana"/>
                 <w:b w:val="0"/>
                 <w:sz w:val="16"/>
               </w:rPr>
@@ -3192,7 +3236,7 @@
             <w:r/>
             <w:r>
               <w:rPr>
-                <w:rFonts w:ascii="Arial" w:hAnsi="Arial"/>
+                <w:rFonts w:ascii="Verdana" w:hAnsi="Verdana"/>
                 <w:b w:val="0"/>
                 <w:sz w:val="16"/>
               </w:rPr>
@@ -3208,7 +3252,7 @@
             <w:r/>
             <w:r>
               <w:rPr>
-                <w:rFonts w:ascii="Arial" w:hAnsi="Arial"/>
+                <w:rFonts w:ascii="Verdana" w:hAnsi="Verdana"/>
                 <w:b w:val="0"/>
                 <w:sz w:val="16"/>
               </w:rPr>
@@ -3224,7 +3268,7 @@
             <w:r/>
             <w:r>
               <w:rPr>
-                <w:rFonts w:ascii="Arial" w:hAnsi="Arial"/>
+                <w:rFonts w:ascii="Verdana" w:hAnsi="Verdana"/>
                 <w:b w:val="0"/>
                 <w:sz w:val="16"/>
               </w:rPr>
@@ -3240,7 +3284,7 @@
             <w:r/>
             <w:r>
               <w:rPr>
-                <w:rFonts w:ascii="Arial" w:hAnsi="Arial"/>
+                <w:rFonts w:ascii="Verdana" w:hAnsi="Verdana"/>
                 <w:b w:val="0"/>
                 <w:sz w:val="16"/>
               </w:rPr>
@@ -3256,7 +3300,7 @@
             <w:r/>
             <w:r>
               <w:rPr>
-                <w:rFonts w:ascii="Arial" w:hAnsi="Arial"/>
+                <w:rFonts w:ascii="Verdana" w:hAnsi="Verdana"/>
                 <w:b w:val="0"/>
                 <w:sz w:val="16"/>
               </w:rPr>
@@ -3272,7 +3316,7 @@
             <w:r/>
             <w:r>
               <w:rPr>
-                <w:rFonts w:ascii="Arial" w:hAnsi="Arial"/>
+                <w:rFonts w:ascii="Verdana" w:hAnsi="Verdana"/>
                 <w:b w:val="0"/>
                 <w:sz w:val="16"/>
               </w:rPr>
@@ -3288,7 +3332,7 @@
             <w:r/>
             <w:r>
               <w:rPr>
-                <w:rFonts w:ascii="Arial" w:hAnsi="Arial"/>
+                <w:rFonts w:ascii="Verdana" w:hAnsi="Verdana"/>
                 <w:b w:val="0"/>
                 <w:sz w:val="16"/>
               </w:rPr>
@@ -3297,15 +3341,18 @@
         </w:tc>
       </w:tr>
       <w:tr>
-        <w:tc>
-          <w:tcPr>
-            <w:tcW w:type="dxa" w:w="1514"/>
-          </w:tcPr>
-          <w:p>
-            <w:r/>
-            <w:r>
-              <w:rPr>
-                <w:rFonts w:ascii="Arial" w:hAnsi="Arial"/>
+        <w:trPr>
+          <w:cantSplit/>
+        </w:trPr>
+        <w:tc>
+          <w:tcPr>
+            <w:tcW w:type="dxa" w:w="1514"/>
+          </w:tcPr>
+          <w:p>
+            <w:r/>
+            <w:r>
+              <w:rPr>
+                <w:rFonts w:ascii="Verdana" w:hAnsi="Verdana"/>
                 <w:b w:val="0"/>
                 <w:sz w:val="16"/>
               </w:rPr>
@@ -3321,7 +3368,7 @@
             <w:r/>
             <w:r>
               <w:rPr>
-                <w:rFonts w:ascii="Arial" w:hAnsi="Arial"/>
+                <w:rFonts w:ascii="Verdana" w:hAnsi="Verdana"/>
                 <w:b w:val="0"/>
                 <w:sz w:val="16"/>
               </w:rPr>
@@ -3337,7 +3384,7 @@
             <w:r/>
             <w:r>
               <w:rPr>
-                <w:rFonts w:ascii="Arial" w:hAnsi="Arial"/>
+                <w:rFonts w:ascii="Verdana" w:hAnsi="Verdana"/>
                 <w:b w:val="0"/>
                 <w:sz w:val="16"/>
               </w:rPr>
@@ -3353,7 +3400,7 @@
             <w:r/>
             <w:r>
               <w:rPr>
-                <w:rFonts w:ascii="Arial" w:hAnsi="Arial"/>
+                <w:rFonts w:ascii="Verdana" w:hAnsi="Verdana"/>
                 <w:b w:val="0"/>
                 <w:sz w:val="16"/>
               </w:rPr>
@@ -3369,7 +3416,7 @@
             <w:r/>
             <w:r>
               <w:rPr>
-                <w:rFonts w:ascii="Arial" w:hAnsi="Arial"/>
+                <w:rFonts w:ascii="Verdana" w:hAnsi="Verdana"/>
                 <w:b w:val="0"/>
                 <w:sz w:val="16"/>
               </w:rPr>
@@ -3385,7 +3432,7 @@
             <w:r/>
             <w:r>
               <w:rPr>
-                <w:rFonts w:ascii="Arial" w:hAnsi="Arial"/>
+                <w:rFonts w:ascii="Verdana" w:hAnsi="Verdana"/>
                 <w:b w:val="0"/>
                 <w:sz w:val="16"/>
               </w:rPr>
@@ -3401,7 +3448,7 @@
             <w:r/>
             <w:r>
               <w:rPr>
-                <w:rFonts w:ascii="Arial" w:hAnsi="Arial"/>
+                <w:rFonts w:ascii="Verdana" w:hAnsi="Verdana"/>
                 <w:b w:val="0"/>
                 <w:sz w:val="16"/>
               </w:rPr>
@@ -3417,7 +3464,7 @@
             <w:r/>
             <w:r>
               <w:rPr>
-                <w:rFonts w:ascii="Arial" w:hAnsi="Arial"/>
+                <w:rFonts w:ascii="Verdana" w:hAnsi="Verdana"/>
                 <w:b w:val="0"/>
                 <w:sz w:val="16"/>
               </w:rPr>
@@ -3433,7 +3480,7 @@
             <w:r/>
             <w:r>
               <w:rPr>
-                <w:rFonts w:ascii="Arial" w:hAnsi="Arial"/>
+                <w:rFonts w:ascii="Verdana" w:hAnsi="Verdana"/>
                 <w:b w:val="0"/>
                 <w:sz w:val="16"/>
               </w:rPr>
@@ -3449,7 +3496,7 @@
             <w:r/>
             <w:r>
               <w:rPr>
-                <w:rFonts w:ascii="Arial" w:hAnsi="Arial"/>
+                <w:rFonts w:ascii="Verdana" w:hAnsi="Verdana"/>
                 <w:b w:val="0"/>
                 <w:sz w:val="16"/>
               </w:rPr>
@@ -3458,15 +3505,18 @@
         </w:tc>
       </w:tr>
       <w:tr>
-        <w:tc>
-          <w:tcPr>
-            <w:tcW w:type="dxa" w:w="1514"/>
-          </w:tcPr>
-          <w:p>
-            <w:r/>
-            <w:r>
-              <w:rPr>
-                <w:rFonts w:ascii="Arial" w:hAnsi="Arial"/>
+        <w:trPr>
+          <w:cantSplit/>
+        </w:trPr>
+        <w:tc>
+          <w:tcPr>
+            <w:tcW w:type="dxa" w:w="1514"/>
+          </w:tcPr>
+          <w:p>
+            <w:r/>
+            <w:r>
+              <w:rPr>
+                <w:rFonts w:ascii="Verdana" w:hAnsi="Verdana"/>
                 <w:b w:val="0"/>
                 <w:sz w:val="16"/>
               </w:rPr>
@@ -3482,7 +3532,7 @@
             <w:r/>
             <w:r>
               <w:rPr>
-                <w:rFonts w:ascii="Arial" w:hAnsi="Arial"/>
+                <w:rFonts w:ascii="Verdana" w:hAnsi="Verdana"/>
                 <w:b w:val="0"/>
                 <w:sz w:val="16"/>
               </w:rPr>
@@ -3498,7 +3548,7 @@
             <w:r/>
             <w:r>
               <w:rPr>
-                <w:rFonts w:ascii="Arial" w:hAnsi="Arial"/>
+                <w:rFonts w:ascii="Verdana" w:hAnsi="Verdana"/>
                 <w:b w:val="0"/>
                 <w:sz w:val="16"/>
               </w:rPr>
@@ -3514,7 +3564,7 @@
             <w:r/>
             <w:r>
               <w:rPr>
-                <w:rFonts w:ascii="Arial" w:hAnsi="Arial"/>
+                <w:rFonts w:ascii="Verdana" w:hAnsi="Verdana"/>
                 <w:b w:val="0"/>
                 <w:sz w:val="16"/>
               </w:rPr>
@@ -3530,7 +3580,7 @@
             <w:r/>
             <w:r>
               <w:rPr>
-                <w:rFonts w:ascii="Arial" w:hAnsi="Arial"/>
+                <w:rFonts w:ascii="Verdana" w:hAnsi="Verdana"/>
                 <w:b w:val="0"/>
                 <w:sz w:val="16"/>
               </w:rPr>
@@ -3546,7 +3596,7 @@
             <w:r/>
             <w:r>
               <w:rPr>
-                <w:rFonts w:ascii="Arial" w:hAnsi="Arial"/>
+                <w:rFonts w:ascii="Verdana" w:hAnsi="Verdana"/>
                 <w:b w:val="0"/>
                 <w:sz w:val="16"/>
               </w:rPr>
@@ -3562,7 +3612,7 @@
             <w:r/>
             <w:r>
               <w:rPr>
-                <w:rFonts w:ascii="Arial" w:hAnsi="Arial"/>
+                <w:rFonts w:ascii="Verdana" w:hAnsi="Verdana"/>
                 <w:b w:val="0"/>
                 <w:sz w:val="16"/>
               </w:rPr>
@@ -3578,7 +3628,7 @@
             <w:r/>
             <w:r>
               <w:rPr>
-                <w:rFonts w:ascii="Arial" w:hAnsi="Arial"/>
+                <w:rFonts w:ascii="Verdana" w:hAnsi="Verdana"/>
                 <w:b w:val="0"/>
                 <w:sz w:val="16"/>
               </w:rPr>
@@ -3594,7 +3644,7 @@
             <w:r/>
             <w:r>
               <w:rPr>
-                <w:rFonts w:ascii="Arial" w:hAnsi="Arial"/>
+                <w:rFonts w:ascii="Verdana" w:hAnsi="Verdana"/>
                 <w:b w:val="0"/>
                 <w:sz w:val="16"/>
               </w:rPr>
@@ -3610,7 +3660,7 @@
             <w:r/>
             <w:r>
               <w:rPr>
-                <w:rFonts w:ascii="Arial" w:hAnsi="Arial"/>
+                <w:rFonts w:ascii="Verdana" w:hAnsi="Verdana"/>
                 <w:b w:val="0"/>
                 <w:sz w:val="16"/>
               </w:rPr>
@@ -3619,15 +3669,18 @@
         </w:tc>
       </w:tr>
       <w:tr>
-        <w:tc>
-          <w:tcPr>
-            <w:tcW w:type="dxa" w:w="1514"/>
-          </w:tcPr>
-          <w:p>
-            <w:r/>
-            <w:r>
-              <w:rPr>
-                <w:rFonts w:ascii="Arial" w:hAnsi="Arial"/>
+        <w:trPr>
+          <w:cantSplit/>
+        </w:trPr>
+        <w:tc>
+          <w:tcPr>
+            <w:tcW w:type="dxa" w:w="1514"/>
+          </w:tcPr>
+          <w:p>
+            <w:r/>
+            <w:r>
+              <w:rPr>
+                <w:rFonts w:ascii="Verdana" w:hAnsi="Verdana"/>
                 <w:b w:val="0"/>
                 <w:sz w:val="16"/>
               </w:rPr>
@@ -3643,7 +3696,7 @@
             <w:r/>
             <w:r>
               <w:rPr>
-                <w:rFonts w:ascii="Arial" w:hAnsi="Arial"/>
+                <w:rFonts w:ascii="Verdana" w:hAnsi="Verdana"/>
                 <w:b w:val="0"/>
                 <w:sz w:val="16"/>
               </w:rPr>
@@ -3659,7 +3712,7 @@
             <w:r/>
             <w:r>
               <w:rPr>
-                <w:rFonts w:ascii="Arial" w:hAnsi="Arial"/>
+                <w:rFonts w:ascii="Verdana" w:hAnsi="Verdana"/>
                 <w:b w:val="0"/>
                 <w:sz w:val="16"/>
               </w:rPr>
@@ -3675,7 +3728,7 @@
             <w:r/>
             <w:r>
               <w:rPr>
-                <w:rFonts w:ascii="Arial" w:hAnsi="Arial"/>
+                <w:rFonts w:ascii="Verdana" w:hAnsi="Verdana"/>
                 <w:b w:val="0"/>
                 <w:sz w:val="16"/>
               </w:rPr>
@@ -3691,7 +3744,7 @@
             <w:r/>
             <w:r>
               <w:rPr>
-                <w:rFonts w:ascii="Arial" w:hAnsi="Arial"/>
+                <w:rFonts w:ascii="Verdana" w:hAnsi="Verdana"/>
                 <w:b w:val="0"/>
                 <w:sz w:val="16"/>
               </w:rPr>
@@ -3707,7 +3760,7 @@
             <w:r/>
             <w:r>
               <w:rPr>
-                <w:rFonts w:ascii="Arial" w:hAnsi="Arial"/>
+                <w:rFonts w:ascii="Verdana" w:hAnsi="Verdana"/>
                 <w:b w:val="0"/>
                 <w:sz w:val="16"/>
               </w:rPr>
@@ -3723,7 +3776,7 @@
             <w:r/>
             <w:r>
               <w:rPr>
-                <w:rFonts w:ascii="Arial" w:hAnsi="Arial"/>
+                <w:rFonts w:ascii="Verdana" w:hAnsi="Verdana"/>
                 <w:b w:val="0"/>
                 <w:sz w:val="16"/>
               </w:rPr>
@@ -3739,7 +3792,7 @@
             <w:r/>
             <w:r>
               <w:rPr>
-                <w:rFonts w:ascii="Arial" w:hAnsi="Arial"/>
+                <w:rFonts w:ascii="Verdana" w:hAnsi="Verdana"/>
                 <w:b w:val="0"/>
                 <w:sz w:val="16"/>
               </w:rPr>
@@ -3755,7 +3808,7 @@
             <w:r/>
             <w:r>
               <w:rPr>
-                <w:rFonts w:ascii="Arial" w:hAnsi="Arial"/>
+                <w:rFonts w:ascii="Verdana" w:hAnsi="Verdana"/>
                 <w:b w:val="0"/>
                 <w:sz w:val="16"/>
               </w:rPr>
@@ -3771,7 +3824,7 @@
             <w:r/>
             <w:r>
               <w:rPr>
-                <w:rFonts w:ascii="Arial" w:hAnsi="Arial"/>
+                <w:rFonts w:ascii="Verdana" w:hAnsi="Verdana"/>
                 <w:b w:val="0"/>
                 <w:sz w:val="16"/>
               </w:rPr>
@@ -3780,15 +3833,18 @@
         </w:tc>
       </w:tr>
       <w:tr>
-        <w:tc>
-          <w:tcPr>
-            <w:tcW w:type="dxa" w:w="1514"/>
-          </w:tcPr>
-          <w:p>
-            <w:r/>
-            <w:r>
-              <w:rPr>
-                <w:rFonts w:ascii="Arial" w:hAnsi="Arial"/>
+        <w:trPr>
+          <w:cantSplit/>
+        </w:trPr>
+        <w:tc>
+          <w:tcPr>
+            <w:tcW w:type="dxa" w:w="1514"/>
+          </w:tcPr>
+          <w:p>
+            <w:r/>
+            <w:r>
+              <w:rPr>
+                <w:rFonts w:ascii="Verdana" w:hAnsi="Verdana"/>
                 <w:b w:val="0"/>
                 <w:sz w:val="16"/>
               </w:rPr>
@@ -3804,7 +3860,7 @@
             <w:r/>
             <w:r>
               <w:rPr>
-                <w:rFonts w:ascii="Arial" w:hAnsi="Arial"/>
+                <w:rFonts w:ascii="Verdana" w:hAnsi="Verdana"/>
                 <w:b w:val="0"/>
                 <w:sz w:val="16"/>
               </w:rPr>
@@ -3820,7 +3876,7 @@
             <w:r/>
             <w:r>
               <w:rPr>
-                <w:rFonts w:ascii="Arial" w:hAnsi="Arial"/>
+                <w:rFonts w:ascii="Verdana" w:hAnsi="Verdana"/>
                 <w:b w:val="0"/>
                 <w:sz w:val="16"/>
               </w:rPr>
@@ -3836,7 +3892,7 @@
             <w:r/>
             <w:r>
               <w:rPr>
-                <w:rFonts w:ascii="Arial" w:hAnsi="Arial"/>
+                <w:rFonts w:ascii="Verdana" w:hAnsi="Verdana"/>
                 <w:b w:val="0"/>
                 <w:sz w:val="16"/>
               </w:rPr>
@@ -3852,7 +3908,7 @@
             <w:r/>
             <w:r>
               <w:rPr>
-                <w:rFonts w:ascii="Arial" w:hAnsi="Arial"/>
+                <w:rFonts w:ascii="Verdana" w:hAnsi="Verdana"/>
                 <w:b w:val="0"/>
                 <w:sz w:val="16"/>
               </w:rPr>
@@ -3868,7 +3924,7 @@
             <w:r/>
             <w:r>
               <w:rPr>
-                <w:rFonts w:ascii="Arial" w:hAnsi="Arial"/>
+                <w:rFonts w:ascii="Verdana" w:hAnsi="Verdana"/>
                 <w:b w:val="0"/>
                 <w:sz w:val="16"/>
               </w:rPr>
@@ -3884,7 +3940,7 @@
             <w:r/>
             <w:r>
               <w:rPr>
-                <w:rFonts w:ascii="Arial" w:hAnsi="Arial"/>
+                <w:rFonts w:ascii="Verdana" w:hAnsi="Verdana"/>
                 <w:b w:val="0"/>
                 <w:sz w:val="16"/>
               </w:rPr>
@@ -3900,7 +3956,7 @@
             <w:r/>
             <w:r>
               <w:rPr>
-                <w:rFonts w:ascii="Arial" w:hAnsi="Arial"/>
+                <w:rFonts w:ascii="Verdana" w:hAnsi="Verdana"/>
                 <w:b w:val="0"/>
                 <w:sz w:val="16"/>
               </w:rPr>
@@ -3916,7 +3972,7 @@
             <w:r/>
             <w:r>
               <w:rPr>
-                <w:rFonts w:ascii="Arial" w:hAnsi="Arial"/>
+                <w:rFonts w:ascii="Verdana" w:hAnsi="Verdana"/>
                 <w:b w:val="0"/>
                 <w:sz w:val="16"/>
               </w:rPr>
@@ -3932,7 +3988,7 @@
             <w:r/>
             <w:r>
               <w:rPr>
-                <w:rFonts w:ascii="Arial" w:hAnsi="Arial"/>
+                <w:rFonts w:ascii="Verdana" w:hAnsi="Verdana"/>
                 <w:b w:val="0"/>
                 <w:sz w:val="16"/>
               </w:rPr>
@@ -3941,15 +3997,18 @@
         </w:tc>
       </w:tr>
       <w:tr>
-        <w:tc>
-          <w:tcPr>
-            <w:tcW w:type="dxa" w:w="1514"/>
-          </w:tcPr>
-          <w:p>
-            <w:r/>
-            <w:r>
-              <w:rPr>
-                <w:rFonts w:ascii="Arial" w:hAnsi="Arial"/>
+        <w:trPr>
+          <w:cantSplit/>
+        </w:trPr>
+        <w:tc>
+          <w:tcPr>
+            <w:tcW w:type="dxa" w:w="1514"/>
+          </w:tcPr>
+          <w:p>
+            <w:r/>
+            <w:r>
+              <w:rPr>
+                <w:rFonts w:ascii="Verdana" w:hAnsi="Verdana"/>
                 <w:b w:val="0"/>
                 <w:sz w:val="16"/>
               </w:rPr>
@@ -3965,7 +4024,7 @@
             <w:r/>
             <w:r>
               <w:rPr>
-                <w:rFonts w:ascii="Arial" w:hAnsi="Arial"/>
+                <w:rFonts w:ascii="Verdana" w:hAnsi="Verdana"/>
                 <w:b w:val="0"/>
                 <w:sz w:val="16"/>
               </w:rPr>
@@ -3981,7 +4040,7 @@
             <w:r/>
             <w:r>
               <w:rPr>
-                <w:rFonts w:ascii="Arial" w:hAnsi="Arial"/>
+                <w:rFonts w:ascii="Verdana" w:hAnsi="Verdana"/>
                 <w:b w:val="0"/>
                 <w:sz w:val="16"/>
               </w:rPr>
@@ -3997,7 +4056,7 @@
             <w:r/>
             <w:r>
               <w:rPr>
-                <w:rFonts w:ascii="Arial" w:hAnsi="Arial"/>
+                <w:rFonts w:ascii="Verdana" w:hAnsi="Verdana"/>
                 <w:b w:val="0"/>
                 <w:sz w:val="16"/>
               </w:rPr>
@@ -4013,7 +4072,7 @@
             <w:r/>
             <w:r>
               <w:rPr>
-                <w:rFonts w:ascii="Arial" w:hAnsi="Arial"/>
+                <w:rFonts w:ascii="Verdana" w:hAnsi="Verdana"/>
                 <w:b w:val="0"/>
                 <w:sz w:val="16"/>
               </w:rPr>
@@ -4029,7 +4088,7 @@
             <w:r/>
             <w:r>
               <w:rPr>
-                <w:rFonts w:ascii="Arial" w:hAnsi="Arial"/>
+                <w:rFonts w:ascii="Verdana" w:hAnsi="Verdana"/>
                 <w:b w:val="0"/>
                 <w:sz w:val="16"/>
               </w:rPr>
@@ -4045,7 +4104,7 @@
             <w:r/>
             <w:r>
               <w:rPr>
-                <w:rFonts w:ascii="Arial" w:hAnsi="Arial"/>
+                <w:rFonts w:ascii="Verdana" w:hAnsi="Verdana"/>
                 <w:b w:val="0"/>
                 <w:sz w:val="16"/>
               </w:rPr>
@@ -4061,7 +4120,7 @@
             <w:r/>
             <w:r>
               <w:rPr>
-                <w:rFonts w:ascii="Arial" w:hAnsi="Arial"/>
+                <w:rFonts w:ascii="Verdana" w:hAnsi="Verdana"/>
                 <w:b w:val="0"/>
                 <w:sz w:val="16"/>
               </w:rPr>
@@ -4077,7 +4136,7 @@
             <w:r/>
             <w:r>
               <w:rPr>
-                <w:rFonts w:ascii="Arial" w:hAnsi="Arial"/>
+                <w:rFonts w:ascii="Verdana" w:hAnsi="Verdana"/>
                 <w:b w:val="0"/>
                 <w:sz w:val="16"/>
               </w:rPr>
@@ -4093,7 +4152,7 @@
             <w:r/>
             <w:r>
               <w:rPr>
-                <w:rFonts w:ascii="Arial" w:hAnsi="Arial"/>
+                <w:rFonts w:ascii="Verdana" w:hAnsi="Verdana"/>
                 <w:b w:val="0"/>
                 <w:sz w:val="16"/>
               </w:rPr>
@@ -4102,15 +4161,18 @@
         </w:tc>
       </w:tr>
       <w:tr>
-        <w:tc>
-          <w:tcPr>
-            <w:tcW w:type="dxa" w:w="1514"/>
-          </w:tcPr>
-          <w:p>
-            <w:r/>
-            <w:r>
-              <w:rPr>
-                <w:rFonts w:ascii="Arial" w:hAnsi="Arial"/>
+        <w:trPr>
+          <w:cantSplit/>
+        </w:trPr>
+        <w:tc>
+          <w:tcPr>
+            <w:tcW w:type="dxa" w:w="1514"/>
+          </w:tcPr>
+          <w:p>
+            <w:r/>
+            <w:r>
+              <w:rPr>
+                <w:rFonts w:ascii="Verdana" w:hAnsi="Verdana"/>
                 <w:b w:val="0"/>
                 <w:sz w:val="16"/>
               </w:rPr>
@@ -4126,7 +4188,7 @@
             <w:r/>
             <w:r>
               <w:rPr>
-                <w:rFonts w:ascii="Arial" w:hAnsi="Arial"/>
+                <w:rFonts w:ascii="Verdana" w:hAnsi="Verdana"/>
                 <w:b w:val="0"/>
                 <w:sz w:val="16"/>
               </w:rPr>
@@ -4142,7 +4204,7 @@
             <w:r/>
             <w:r>
               <w:rPr>
-                <w:rFonts w:ascii="Arial" w:hAnsi="Arial"/>
+                <w:rFonts w:ascii="Verdana" w:hAnsi="Verdana"/>
                 <w:b w:val="0"/>
                 <w:sz w:val="16"/>
               </w:rPr>
@@ -4158,7 +4220,7 @@
             <w:r/>
             <w:r>
               <w:rPr>
-                <w:rFonts w:ascii="Arial" w:hAnsi="Arial"/>
+                <w:rFonts w:ascii="Verdana" w:hAnsi="Verdana"/>
                 <w:b w:val="0"/>
                 <w:sz w:val="16"/>
               </w:rPr>
@@ -4174,7 +4236,7 @@
             <w:r/>
             <w:r>
               <w:rPr>
-                <w:rFonts w:ascii="Arial" w:hAnsi="Arial"/>
+                <w:rFonts w:ascii="Verdana" w:hAnsi="Verdana"/>
                 <w:b w:val="0"/>
                 <w:sz w:val="16"/>
               </w:rPr>
@@ -4190,7 +4252,7 @@
             <w:r/>
             <w:r>
               <w:rPr>
-                <w:rFonts w:ascii="Arial" w:hAnsi="Arial"/>
+                <w:rFonts w:ascii="Verdana" w:hAnsi="Verdana"/>
                 <w:b w:val="0"/>
                 <w:sz w:val="16"/>
               </w:rPr>
@@ -4206,7 +4268,7 @@
             <w:r/>
             <w:r>
               <w:rPr>
-                <w:rFonts w:ascii="Arial" w:hAnsi="Arial"/>
+                <w:rFonts w:ascii="Verdana" w:hAnsi="Verdana"/>
                 <w:b w:val="0"/>
                 <w:sz w:val="16"/>
               </w:rPr>
@@ -4222,7 +4284,7 @@
             <w:r/>
             <w:r>
               <w:rPr>
-                <w:rFonts w:ascii="Arial" w:hAnsi="Arial"/>
+                <w:rFonts w:ascii="Verdana" w:hAnsi="Verdana"/>
                 <w:b w:val="0"/>
                 <w:sz w:val="16"/>
               </w:rPr>
@@ -4238,7 +4300,7 @@
             <w:r/>
             <w:r>
               <w:rPr>
-                <w:rFonts w:ascii="Arial" w:hAnsi="Arial"/>
+                <w:rFonts w:ascii="Verdana" w:hAnsi="Verdana"/>
                 <w:b w:val="0"/>
                 <w:sz w:val="16"/>
               </w:rPr>
@@ -4254,7 +4316,7 @@
             <w:r/>
             <w:r>
               <w:rPr>
-                <w:rFonts w:ascii="Arial" w:hAnsi="Arial"/>
+                <w:rFonts w:ascii="Verdana" w:hAnsi="Verdana"/>
                 <w:b w:val="0"/>
                 <w:sz w:val="16"/>
               </w:rPr>
@@ -4263,15 +4325,18 @@
         </w:tc>
       </w:tr>
       <w:tr>
-        <w:tc>
-          <w:tcPr>
-            <w:tcW w:type="dxa" w:w="1514"/>
-          </w:tcPr>
-          <w:p>
-            <w:r/>
-            <w:r>
-              <w:rPr>
-                <w:rFonts w:ascii="Arial" w:hAnsi="Arial"/>
+        <w:trPr>
+          <w:cantSplit/>
+        </w:trPr>
+        <w:tc>
+          <w:tcPr>
+            <w:tcW w:type="dxa" w:w="1514"/>
+          </w:tcPr>
+          <w:p>
+            <w:r/>
+            <w:r>
+              <w:rPr>
+                <w:rFonts w:ascii="Verdana" w:hAnsi="Verdana"/>
                 <w:b w:val="0"/>
                 <w:sz w:val="16"/>
               </w:rPr>
@@ -4287,7 +4352,7 @@
             <w:r/>
             <w:r>
               <w:rPr>
-                <w:rFonts w:ascii="Arial" w:hAnsi="Arial"/>
+                <w:rFonts w:ascii="Verdana" w:hAnsi="Verdana"/>
                 <w:b w:val="0"/>
                 <w:sz w:val="16"/>
               </w:rPr>
@@ -4303,7 +4368,7 @@
             <w:r/>
             <w:r>
               <w:rPr>
-                <w:rFonts w:ascii="Arial" w:hAnsi="Arial"/>
+                <w:rFonts w:ascii="Verdana" w:hAnsi="Verdana"/>
                 <w:b w:val="0"/>
                 <w:sz w:val="16"/>
               </w:rPr>
@@ -4319,7 +4384,7 @@
             <w:r/>
             <w:r>
               <w:rPr>
-                <w:rFonts w:ascii="Arial" w:hAnsi="Arial"/>
+                <w:rFonts w:ascii="Verdana" w:hAnsi="Verdana"/>
                 <w:b w:val="0"/>
                 <w:sz w:val="16"/>
               </w:rPr>
@@ -4335,7 +4400,7 @@
             <w:r/>
             <w:r>
               <w:rPr>
-                <w:rFonts w:ascii="Arial" w:hAnsi="Arial"/>
+                <w:rFonts w:ascii="Verdana" w:hAnsi="Verdana"/>
                 <w:b w:val="0"/>
                 <w:sz w:val="16"/>
               </w:rPr>
@@ -4351,7 +4416,7 @@
             <w:r/>
             <w:r>
               <w:rPr>
-                <w:rFonts w:ascii="Arial" w:hAnsi="Arial"/>
+                <w:rFonts w:ascii="Verdana" w:hAnsi="Verdana"/>
                 <w:b w:val="0"/>
                 <w:sz w:val="16"/>
               </w:rPr>
@@ -4367,7 +4432,7 @@
             <w:r/>
             <w:r>
               <w:rPr>
-                <w:rFonts w:ascii="Arial" w:hAnsi="Arial"/>
+                <w:rFonts w:ascii="Verdana" w:hAnsi="Verdana"/>
                 <w:b w:val="0"/>
                 <w:sz w:val="16"/>
               </w:rPr>
@@ -4383,7 +4448,7 @@
             <w:r/>
             <w:r>
               <w:rPr>
-                <w:rFonts w:ascii="Arial" w:hAnsi="Arial"/>
+                <w:rFonts w:ascii="Verdana" w:hAnsi="Verdana"/>
                 <w:b w:val="0"/>
                 <w:sz w:val="16"/>
               </w:rPr>
@@ -4399,7 +4464,7 @@
             <w:r/>
             <w:r>
               <w:rPr>
-                <w:rFonts w:ascii="Arial" w:hAnsi="Arial"/>
+                <w:rFonts w:ascii="Verdana" w:hAnsi="Verdana"/>
                 <w:b w:val="0"/>
                 <w:sz w:val="16"/>
               </w:rPr>
@@ -4415,7 +4480,7 @@
             <w:r/>
             <w:r>
               <w:rPr>
-                <w:rFonts w:ascii="Arial" w:hAnsi="Arial"/>
+                <w:rFonts w:ascii="Verdana" w:hAnsi="Verdana"/>
                 <w:b w:val="0"/>
                 <w:sz w:val="16"/>
               </w:rPr>
@@ -4424,15 +4489,18 @@
         </w:tc>
       </w:tr>
       <w:tr>
-        <w:tc>
-          <w:tcPr>
-            <w:tcW w:type="dxa" w:w="1514"/>
-          </w:tcPr>
-          <w:p>
-            <w:r/>
-            <w:r>
-              <w:rPr>
-                <w:rFonts w:ascii="Arial" w:hAnsi="Arial"/>
+        <w:trPr>
+          <w:cantSplit/>
+        </w:trPr>
+        <w:tc>
+          <w:tcPr>
+            <w:tcW w:type="dxa" w:w="1514"/>
+          </w:tcPr>
+          <w:p>
+            <w:r/>
+            <w:r>
+              <w:rPr>
+                <w:rFonts w:ascii="Verdana" w:hAnsi="Verdana"/>
                 <w:b w:val="0"/>
                 <w:sz w:val="16"/>
               </w:rPr>
@@ -4448,7 +4516,7 @@
             <w:r/>
             <w:r>
               <w:rPr>
-                <w:rFonts w:ascii="Arial" w:hAnsi="Arial"/>
+                <w:rFonts w:ascii="Verdana" w:hAnsi="Verdana"/>
                 <w:b w:val="0"/>
                 <w:sz w:val="16"/>
               </w:rPr>
@@ -4464,7 +4532,7 @@
             <w:r/>
             <w:r>
               <w:rPr>
-                <w:rFonts w:ascii="Arial" w:hAnsi="Arial"/>
+                <w:rFonts w:ascii="Verdana" w:hAnsi="Verdana"/>
                 <w:b w:val="0"/>
                 <w:sz w:val="16"/>
               </w:rPr>
@@ -4480,7 +4548,7 @@
             <w:r/>
             <w:r>
               <w:rPr>
-                <w:rFonts w:ascii="Arial" w:hAnsi="Arial"/>
+                <w:rFonts w:ascii="Verdana" w:hAnsi="Verdana"/>
                 <w:b w:val="0"/>
                 <w:sz w:val="16"/>
               </w:rPr>
@@ -4496,7 +4564,7 @@
             <w:r/>
             <w:r>
               <w:rPr>
-                <w:rFonts w:ascii="Arial" w:hAnsi="Arial"/>
+                <w:rFonts w:ascii="Verdana" w:hAnsi="Verdana"/>
                 <w:b w:val="0"/>
                 <w:sz w:val="16"/>
               </w:rPr>
@@ -4512,7 +4580,7 @@
             <w:r/>
             <w:r>
               <w:rPr>
-                <w:rFonts w:ascii="Arial" w:hAnsi="Arial"/>
+                <w:rFonts w:ascii="Verdana" w:hAnsi="Verdana"/>
                 <w:b w:val="0"/>
                 <w:sz w:val="16"/>
               </w:rPr>
@@ -4528,7 +4596,7 @@
             <w:r/>
             <w:r>
               <w:rPr>
-                <w:rFonts w:ascii="Arial" w:hAnsi="Arial"/>
+                <w:rFonts w:ascii="Verdana" w:hAnsi="Verdana"/>
                 <w:b w:val="0"/>
                 <w:sz w:val="16"/>
               </w:rPr>
@@ -4544,7 +4612,7 @@
             <w:r/>
             <w:r>
               <w:rPr>
-                <w:rFonts w:ascii="Arial" w:hAnsi="Arial"/>
+                <w:rFonts w:ascii="Verdana" w:hAnsi="Verdana"/>
                 <w:b w:val="0"/>
                 <w:sz w:val="16"/>
               </w:rPr>
@@ -4560,7 +4628,7 @@
             <w:r/>
             <w:r>
               <w:rPr>
-                <w:rFonts w:ascii="Arial" w:hAnsi="Arial"/>
+                <w:rFonts w:ascii="Verdana" w:hAnsi="Verdana"/>
                 <w:b w:val="0"/>
                 <w:sz w:val="16"/>
               </w:rPr>
@@ -4576,7 +4644,7 @@
             <w:r/>
             <w:r>
               <w:rPr>
-                <w:rFonts w:ascii="Arial" w:hAnsi="Arial"/>
+                <w:rFonts w:ascii="Verdana" w:hAnsi="Verdana"/>
                 <w:b w:val="0"/>
                 <w:sz w:val="16"/>
               </w:rPr>
@@ -4585,15 +4653,18 @@
         </w:tc>
       </w:tr>
       <w:tr>
-        <w:tc>
-          <w:tcPr>
-            <w:tcW w:type="dxa" w:w="1514"/>
-          </w:tcPr>
-          <w:p>
-            <w:r/>
-            <w:r>
-              <w:rPr>
-                <w:rFonts w:ascii="Arial" w:hAnsi="Arial"/>
+        <w:trPr>
+          <w:cantSplit/>
+        </w:trPr>
+        <w:tc>
+          <w:tcPr>
+            <w:tcW w:type="dxa" w:w="1514"/>
+          </w:tcPr>
+          <w:p>
+            <w:r/>
+            <w:r>
+              <w:rPr>
+                <w:rFonts w:ascii="Verdana" w:hAnsi="Verdana"/>
                 <w:b w:val="0"/>
                 <w:sz w:val="16"/>
               </w:rPr>
@@ -4609,7 +4680,7 @@
             <w:r/>
             <w:r>
               <w:rPr>
-                <w:rFonts w:ascii="Arial" w:hAnsi="Arial"/>
+                <w:rFonts w:ascii="Verdana" w:hAnsi="Verdana"/>
                 <w:b w:val="0"/>
                 <w:sz w:val="16"/>
               </w:rPr>
@@ -4625,7 +4696,7 @@
             <w:r/>
             <w:r>
               <w:rPr>
-                <w:rFonts w:ascii="Arial" w:hAnsi="Arial"/>
+                <w:rFonts w:ascii="Verdana" w:hAnsi="Verdana"/>
                 <w:b w:val="0"/>
                 <w:sz w:val="16"/>
               </w:rPr>
@@ -4641,7 +4712,7 @@
             <w:r/>
             <w:r>
               <w:rPr>
-                <w:rFonts w:ascii="Arial" w:hAnsi="Arial"/>
+                <w:rFonts w:ascii="Verdana" w:hAnsi="Verdana"/>
                 <w:b w:val="0"/>
                 <w:sz w:val="16"/>
               </w:rPr>
@@ -4657,7 +4728,7 @@
             <w:r/>
             <w:r>
               <w:rPr>
-                <w:rFonts w:ascii="Arial" w:hAnsi="Arial"/>
+                <w:rFonts w:ascii="Verdana" w:hAnsi="Verdana"/>
                 <w:b w:val="0"/>
                 <w:sz w:val="16"/>
               </w:rPr>
@@ -4673,7 +4744,7 @@
             <w:r/>
             <w:r>
               <w:rPr>
-                <w:rFonts w:ascii="Arial" w:hAnsi="Arial"/>
+                <w:rFonts w:ascii="Verdana" w:hAnsi="Verdana"/>
                 <w:b w:val="0"/>
                 <w:sz w:val="16"/>
               </w:rPr>
@@ -4689,7 +4760,7 @@
             <w:r/>
             <w:r>
               <w:rPr>
-                <w:rFonts w:ascii="Arial" w:hAnsi="Arial"/>
+                <w:rFonts w:ascii="Verdana" w:hAnsi="Verdana"/>
                 <w:b w:val="0"/>
                 <w:sz w:val="16"/>
               </w:rPr>
@@ -4705,7 +4776,7 @@
             <w:r/>
             <w:r>
               <w:rPr>
-                <w:rFonts w:ascii="Arial" w:hAnsi="Arial"/>
+                <w:rFonts w:ascii="Verdana" w:hAnsi="Verdana"/>
                 <w:b w:val="0"/>
                 <w:sz w:val="16"/>
               </w:rPr>
@@ -4721,7 +4792,7 @@
             <w:r/>
             <w:r>
               <w:rPr>
-                <w:rFonts w:ascii="Arial" w:hAnsi="Arial"/>
+                <w:rFonts w:ascii="Verdana" w:hAnsi="Verdana"/>
                 <w:b w:val="0"/>
                 <w:sz w:val="16"/>
               </w:rPr>
@@ -4737,7 +4808,7 @@
             <w:r/>
             <w:r>
               <w:rPr>
-                <w:rFonts w:ascii="Arial" w:hAnsi="Arial"/>
+                <w:rFonts w:ascii="Verdana" w:hAnsi="Verdana"/>
                 <w:b w:val="0"/>
                 <w:sz w:val="16"/>
               </w:rPr>
@@ -4746,15 +4817,18 @@
         </w:tc>
       </w:tr>
       <w:tr>
-        <w:tc>
-          <w:tcPr>
-            <w:tcW w:type="dxa" w:w="1514"/>
-          </w:tcPr>
-          <w:p>
-            <w:r/>
-            <w:r>
-              <w:rPr>
-                <w:rFonts w:ascii="Arial" w:hAnsi="Arial"/>
+        <w:trPr>
+          <w:cantSplit/>
+        </w:trPr>
+        <w:tc>
+          <w:tcPr>
+            <w:tcW w:type="dxa" w:w="1514"/>
+          </w:tcPr>
+          <w:p>
+            <w:r/>
+            <w:r>
+              <w:rPr>
+                <w:rFonts w:ascii="Verdana" w:hAnsi="Verdana"/>
                 <w:b w:val="0"/>
                 <w:sz w:val="16"/>
               </w:rPr>
@@ -4770,7 +4844,7 @@
             <w:r/>
             <w:r>
               <w:rPr>
-                <w:rFonts w:ascii="Arial" w:hAnsi="Arial"/>
+                <w:rFonts w:ascii="Verdana" w:hAnsi="Verdana"/>
                 <w:b w:val="0"/>
                 <w:sz w:val="16"/>
               </w:rPr>
@@ -4786,7 +4860,7 @@
             <w:r/>
             <w:r>
               <w:rPr>
-                <w:rFonts w:ascii="Arial" w:hAnsi="Arial"/>
+                <w:rFonts w:ascii="Verdana" w:hAnsi="Verdana"/>
                 <w:b w:val="0"/>
                 <w:sz w:val="16"/>
               </w:rPr>
@@ -4802,7 +4876,7 @@
             <w:r/>
             <w:r>
               <w:rPr>
-                <w:rFonts w:ascii="Arial" w:hAnsi="Arial"/>
+                <w:rFonts w:ascii="Verdana" w:hAnsi="Verdana"/>
                 <w:b w:val="0"/>
                 <w:sz w:val="16"/>
               </w:rPr>
@@ -4818,7 +4892,7 @@
             <w:r/>
             <w:r>
               <w:rPr>
-                <w:rFonts w:ascii="Arial" w:hAnsi="Arial"/>
+                <w:rFonts w:ascii="Verdana" w:hAnsi="Verdana"/>
                 <w:b w:val="0"/>
                 <w:sz w:val="16"/>
               </w:rPr>
@@ -4834,7 +4908,7 @@
             <w:r/>
             <w:r>
               <w:rPr>
-                <w:rFonts w:ascii="Arial" w:hAnsi="Arial"/>
+                <w:rFonts w:ascii="Verdana" w:hAnsi="Verdana"/>
                 <w:b w:val="0"/>
                 <w:sz w:val="16"/>
               </w:rPr>
@@ -4850,7 +4924,7 @@
             <w:r/>
             <w:r>
               <w:rPr>
-                <w:rFonts w:ascii="Arial" w:hAnsi="Arial"/>
+                <w:rFonts w:ascii="Verdana" w:hAnsi="Verdana"/>
                 <w:b w:val="0"/>
                 <w:sz w:val="16"/>
               </w:rPr>
@@ -4866,7 +4940,7 @@
             <w:r/>
             <w:r>
               <w:rPr>
-                <w:rFonts w:ascii="Arial" w:hAnsi="Arial"/>
+                <w:rFonts w:ascii="Verdana" w:hAnsi="Verdana"/>
                 <w:b w:val="0"/>
                 <w:sz w:val="16"/>
               </w:rPr>
@@ -4882,7 +4956,7 @@
             <w:r/>
             <w:r>
               <w:rPr>
-                <w:rFonts w:ascii="Arial" w:hAnsi="Arial"/>
+                <w:rFonts w:ascii="Verdana" w:hAnsi="Verdana"/>
                 <w:b w:val="0"/>
                 <w:sz w:val="16"/>
               </w:rPr>
@@ -4898,7 +4972,7 @@
             <w:r/>
             <w:r>
               <w:rPr>
-                <w:rFonts w:ascii="Arial" w:hAnsi="Arial"/>
+                <w:rFonts w:ascii="Verdana" w:hAnsi="Verdana"/>
                 <w:b w:val="0"/>
                 <w:sz w:val="16"/>
               </w:rPr>
@@ -4907,15 +4981,18 @@
         </w:tc>
       </w:tr>
       <w:tr>
-        <w:tc>
-          <w:tcPr>
-            <w:tcW w:type="dxa" w:w="1514"/>
-          </w:tcPr>
-          <w:p>
-            <w:r/>
-            <w:r>
-              <w:rPr>
-                <w:rFonts w:ascii="Arial" w:hAnsi="Arial"/>
+        <w:trPr>
+          <w:cantSplit/>
+        </w:trPr>
+        <w:tc>
+          <w:tcPr>
+            <w:tcW w:type="dxa" w:w="1514"/>
+          </w:tcPr>
+          <w:p>
+            <w:r/>
+            <w:r>
+              <w:rPr>
+                <w:rFonts w:ascii="Verdana" w:hAnsi="Verdana"/>
                 <w:b w:val="0"/>
                 <w:sz w:val="16"/>
               </w:rPr>
@@ -4931,7 +5008,7 @@
             <w:r/>
             <w:r>
               <w:rPr>
-                <w:rFonts w:ascii="Arial" w:hAnsi="Arial"/>
+                <w:rFonts w:ascii="Verdana" w:hAnsi="Verdana"/>
                 <w:b w:val="0"/>
                 <w:sz w:val="16"/>
               </w:rPr>
@@ -4947,7 +5024,7 @@
             <w:r/>
             <w:r>
               <w:rPr>
-                <w:rFonts w:ascii="Arial" w:hAnsi="Arial"/>
+                <w:rFonts w:ascii="Verdana" w:hAnsi="Verdana"/>
                 <w:b w:val="0"/>
                 <w:sz w:val="16"/>
               </w:rPr>
@@ -4963,7 +5040,7 @@
             <w:r/>
             <w:r>
               <w:rPr>
-                <w:rFonts w:ascii="Arial" w:hAnsi="Arial"/>
+                <w:rFonts w:ascii="Verdana" w:hAnsi="Verdana"/>
                 <w:b w:val="0"/>
                 <w:sz w:val="16"/>
               </w:rPr>
@@ -4979,7 +5056,7 @@
             <w:r/>
             <w:r>
               <w:rPr>
-                <w:rFonts w:ascii="Arial" w:hAnsi="Arial"/>
+                <w:rFonts w:ascii="Verdana" w:hAnsi="Verdana"/>
                 <w:b w:val="0"/>
                 <w:sz w:val="16"/>
               </w:rPr>
@@ -4995,7 +5072,7 @@
             <w:r/>
             <w:r>
               <w:rPr>
-                <w:rFonts w:ascii="Arial" w:hAnsi="Arial"/>
+                <w:rFonts w:ascii="Verdana" w:hAnsi="Verdana"/>
                 <w:b w:val="0"/>
                 <w:sz w:val="16"/>
               </w:rPr>
@@ -5011,7 +5088,7 @@
             <w:r/>
             <w:r>
               <w:rPr>
-                <w:rFonts w:ascii="Arial" w:hAnsi="Arial"/>
+                <w:rFonts w:ascii="Verdana" w:hAnsi="Verdana"/>
                 <w:b w:val="0"/>
                 <w:sz w:val="16"/>
               </w:rPr>
@@ -5027,7 +5104,7 @@
             <w:r/>
             <w:r>
               <w:rPr>
-                <w:rFonts w:ascii="Arial" w:hAnsi="Arial"/>
+                <w:rFonts w:ascii="Verdana" w:hAnsi="Verdana"/>
                 <w:b w:val="0"/>
                 <w:sz w:val="16"/>
               </w:rPr>
@@ -5043,7 +5120,7 @@
             <w:r/>
             <w:r>
               <w:rPr>
-                <w:rFonts w:ascii="Arial" w:hAnsi="Arial"/>
+                <w:rFonts w:ascii="Verdana" w:hAnsi="Verdana"/>
                 <w:b w:val="0"/>
                 <w:sz w:val="16"/>
               </w:rPr>
@@ -5059,7 +5136,7 @@
             <w:r/>
             <w:r>
               <w:rPr>
-                <w:rFonts w:ascii="Arial" w:hAnsi="Arial"/>
+                <w:rFonts w:ascii="Verdana" w:hAnsi="Verdana"/>
                 <w:b w:val="0"/>
                 <w:sz w:val="16"/>
               </w:rPr>
@@ -5068,15 +5145,18 @@
         </w:tc>
       </w:tr>
       <w:tr>
-        <w:tc>
-          <w:tcPr>
-            <w:tcW w:type="dxa" w:w="1514"/>
-          </w:tcPr>
-          <w:p>
-            <w:r/>
-            <w:r>
-              <w:rPr>
-                <w:rFonts w:ascii="Arial" w:hAnsi="Arial"/>
+        <w:trPr>
+          <w:cantSplit/>
+        </w:trPr>
+        <w:tc>
+          <w:tcPr>
+            <w:tcW w:type="dxa" w:w="1514"/>
+          </w:tcPr>
+          <w:p>
+            <w:r/>
+            <w:r>
+              <w:rPr>
+                <w:rFonts w:ascii="Verdana" w:hAnsi="Verdana"/>
                 <w:b w:val="0"/>
                 <w:sz w:val="16"/>
               </w:rPr>
@@ -5092,7 +5172,7 @@
             <w:r/>
             <w:r>
               <w:rPr>
-                <w:rFonts w:ascii="Arial" w:hAnsi="Arial"/>
+                <w:rFonts w:ascii="Verdana" w:hAnsi="Verdana"/>
                 <w:b w:val="0"/>
                 <w:sz w:val="16"/>
               </w:rPr>
@@ -5108,7 +5188,7 @@
             <w:r/>
             <w:r>
               <w:rPr>
-                <w:rFonts w:ascii="Arial" w:hAnsi="Arial"/>
+                <w:rFonts w:ascii="Verdana" w:hAnsi="Verdana"/>
                 <w:b w:val="0"/>
                 <w:sz w:val="16"/>
               </w:rPr>
@@ -5124,7 +5204,7 @@
             <w:r/>
             <w:r>
               <w:rPr>
-                <w:rFonts w:ascii="Arial" w:hAnsi="Arial"/>
+                <w:rFonts w:ascii="Verdana" w:hAnsi="Verdana"/>
                 <w:b w:val="0"/>
                 <w:sz w:val="16"/>
               </w:rPr>
@@ -5140,7 +5220,7 @@
             <w:r/>
             <w:r>
               <w:rPr>
-                <w:rFonts w:ascii="Arial" w:hAnsi="Arial"/>
+                <w:rFonts w:ascii="Verdana" w:hAnsi="Verdana"/>
                 <w:b w:val="0"/>
                 <w:sz w:val="16"/>
               </w:rPr>
@@ -5156,7 +5236,7 @@
             <w:r/>
             <w:r>
               <w:rPr>
-                <w:rFonts w:ascii="Arial" w:hAnsi="Arial"/>
+                <w:rFonts w:ascii="Verdana" w:hAnsi="Verdana"/>
                 <w:b w:val="0"/>
                 <w:sz w:val="16"/>
               </w:rPr>
@@ -5172,7 +5252,7 @@
             <w:r/>
             <w:r>
               <w:rPr>
-                <w:rFonts w:ascii="Arial" w:hAnsi="Arial"/>
+                <w:rFonts w:ascii="Verdana" w:hAnsi="Verdana"/>
                 <w:b w:val="0"/>
                 <w:sz w:val="16"/>
               </w:rPr>
@@ -5188,7 +5268,7 @@
             <w:r/>
             <w:r>
               <w:rPr>
-                <w:rFonts w:ascii="Arial" w:hAnsi="Arial"/>
+                <w:rFonts w:ascii="Verdana" w:hAnsi="Verdana"/>
                 <w:b w:val="0"/>
                 <w:sz w:val="16"/>
               </w:rPr>
@@ -5204,7 +5284,7 @@
             <w:r/>
             <w:r>
               <w:rPr>
-                <w:rFonts w:ascii="Arial" w:hAnsi="Arial"/>
+                <w:rFonts w:ascii="Verdana" w:hAnsi="Verdana"/>
                 <w:b w:val="0"/>
                 <w:sz w:val="16"/>
               </w:rPr>
@@ -5220,7 +5300,7 @@
             <w:r/>
             <w:r>
               <w:rPr>
-                <w:rFonts w:ascii="Arial" w:hAnsi="Arial"/>
+                <w:rFonts w:ascii="Verdana" w:hAnsi="Verdana"/>
                 <w:b w:val="0"/>
                 <w:sz w:val="16"/>
               </w:rPr>
@@ -5229,15 +5309,18 @@
         </w:tc>
       </w:tr>
       <w:tr>
-        <w:tc>
-          <w:tcPr>
-            <w:tcW w:type="dxa" w:w="1514"/>
-          </w:tcPr>
-          <w:p>
-            <w:r/>
-            <w:r>
-              <w:rPr>
-                <w:rFonts w:ascii="Arial" w:hAnsi="Arial"/>
+        <w:trPr>
+          <w:cantSplit/>
+        </w:trPr>
+        <w:tc>
+          <w:tcPr>
+            <w:tcW w:type="dxa" w:w="1514"/>
+          </w:tcPr>
+          <w:p>
+            <w:r/>
+            <w:r>
+              <w:rPr>
+                <w:rFonts w:ascii="Verdana" w:hAnsi="Verdana"/>
                 <w:b w:val="0"/>
                 <w:sz w:val="16"/>
               </w:rPr>
@@ -5253,7 +5336,7 @@
             <w:r/>
             <w:r>
               <w:rPr>
-                <w:rFonts w:ascii="Arial" w:hAnsi="Arial"/>
+                <w:rFonts w:ascii="Verdana" w:hAnsi="Verdana"/>
                 <w:b w:val="0"/>
                 <w:sz w:val="16"/>
               </w:rPr>
@@ -5269,7 +5352,7 @@
             <w:r/>
             <w:r>
               <w:rPr>
-                <w:rFonts w:ascii="Arial" w:hAnsi="Arial"/>
+                <w:rFonts w:ascii="Verdana" w:hAnsi="Verdana"/>
                 <w:b w:val="0"/>
                 <w:sz w:val="16"/>
               </w:rPr>
@@ -5285,7 +5368,7 @@
             <w:r/>
             <w:r>
               <w:rPr>
-                <w:rFonts w:ascii="Arial" w:hAnsi="Arial"/>
+                <w:rFonts w:ascii="Verdana" w:hAnsi="Verdana"/>
                 <w:b w:val="0"/>
                 <w:sz w:val="16"/>
               </w:rPr>
@@ -5301,7 +5384,7 @@
             <w:r/>
             <w:r>
               <w:rPr>
-                <w:rFonts w:ascii="Arial" w:hAnsi="Arial"/>
+                <w:rFonts w:ascii="Verdana" w:hAnsi="Verdana"/>
                 <w:b w:val="0"/>
                 <w:sz w:val="16"/>
               </w:rPr>
@@ -5317,7 +5400,7 @@
             <w:r/>
             <w:r>
               <w:rPr>
-                <w:rFonts w:ascii="Arial" w:hAnsi="Arial"/>
+                <w:rFonts w:ascii="Verdana" w:hAnsi="Verdana"/>
                 <w:b w:val="0"/>
                 <w:sz w:val="16"/>
               </w:rPr>
@@ -5333,7 +5416,7 @@
             <w:r/>
             <w:r>
               <w:rPr>
-                <w:rFonts w:ascii="Arial" w:hAnsi="Arial"/>
+                <w:rFonts w:ascii="Verdana" w:hAnsi="Verdana"/>
                 <w:b w:val="0"/>
                 <w:sz w:val="16"/>
               </w:rPr>
@@ -5349,7 +5432,7 @@
             <w:r/>
             <w:r>
               <w:rPr>
-                <w:rFonts w:ascii="Arial" w:hAnsi="Arial"/>
+                <w:rFonts w:ascii="Verdana" w:hAnsi="Verdana"/>
                 <w:b w:val="0"/>
                 <w:sz w:val="16"/>
               </w:rPr>
@@ -5365,7 +5448,7 @@
             <w:r/>
             <w:r>
               <w:rPr>
-                <w:rFonts w:ascii="Arial" w:hAnsi="Arial"/>
+                <w:rFonts w:ascii="Verdana" w:hAnsi="Verdana"/>
                 <w:b w:val="0"/>
                 <w:sz w:val="16"/>
               </w:rPr>
@@ -5381,7 +5464,7 @@
             <w:r/>
             <w:r>
               <w:rPr>
-                <w:rFonts w:ascii="Arial" w:hAnsi="Arial"/>
+                <w:rFonts w:ascii="Verdana" w:hAnsi="Verdana"/>
                 <w:b w:val="0"/>
                 <w:sz w:val="16"/>
               </w:rPr>
@@ -5390,15 +5473,18 @@
         </w:tc>
       </w:tr>
       <w:tr>
-        <w:tc>
-          <w:tcPr>
-            <w:tcW w:type="dxa" w:w="1514"/>
-          </w:tcPr>
-          <w:p>
-            <w:r/>
-            <w:r>
-              <w:rPr>
-                <w:rFonts w:ascii="Arial" w:hAnsi="Arial"/>
+        <w:trPr>
+          <w:cantSplit/>
+        </w:trPr>
+        <w:tc>
+          <w:tcPr>
+            <w:tcW w:type="dxa" w:w="1514"/>
+          </w:tcPr>
+          <w:p>
+            <w:r/>
+            <w:r>
+              <w:rPr>
+                <w:rFonts w:ascii="Verdana" w:hAnsi="Verdana"/>
                 <w:b w:val="0"/>
                 <w:sz w:val="16"/>
               </w:rPr>
@@ -5414,7 +5500,7 @@
             <w:r/>
             <w:r>
               <w:rPr>
-                <w:rFonts w:ascii="Arial" w:hAnsi="Arial"/>
+                <w:rFonts w:ascii="Verdana" w:hAnsi="Verdana"/>
                 <w:b w:val="0"/>
                 <w:sz w:val="16"/>
               </w:rPr>
@@ -5430,7 +5516,7 @@
             <w:r/>
             <w:r>
               <w:rPr>
-                <w:rFonts w:ascii="Arial" w:hAnsi="Arial"/>
+                <w:rFonts w:ascii="Verdana" w:hAnsi="Verdana"/>
                 <w:b w:val="0"/>
                 <w:sz w:val="16"/>
               </w:rPr>
@@ -5446,7 +5532,7 @@
             <w:r/>
             <w:r>
               <w:rPr>
-                <w:rFonts w:ascii="Arial" w:hAnsi="Arial"/>
+                <w:rFonts w:ascii="Verdana" w:hAnsi="Verdana"/>
                 <w:b w:val="0"/>
                 <w:sz w:val="16"/>
               </w:rPr>
@@ -5462,7 +5548,7 @@
             <w:r/>
             <w:r>
               <w:rPr>
-                <w:rFonts w:ascii="Arial" w:hAnsi="Arial"/>
+                <w:rFonts w:ascii="Verdana" w:hAnsi="Verdana"/>
                 <w:b w:val="0"/>
                 <w:sz w:val="16"/>
               </w:rPr>
@@ -5478,7 +5564,7 @@
             <w:r/>
             <w:r>
               <w:rPr>
-                <w:rFonts w:ascii="Arial" w:hAnsi="Arial"/>
+                <w:rFonts w:ascii="Verdana" w:hAnsi="Verdana"/>
                 <w:b w:val="0"/>
                 <w:sz w:val="16"/>
               </w:rPr>
@@ -5494,7 +5580,7 @@
             <w:r/>
             <w:r>
               <w:rPr>
-                <w:rFonts w:ascii="Arial" w:hAnsi="Arial"/>
+                <w:rFonts w:ascii="Verdana" w:hAnsi="Verdana"/>
                 <w:b w:val="0"/>
                 <w:sz w:val="16"/>
               </w:rPr>
@@ -5510,7 +5596,7 @@
             <w:r/>
             <w:r>
               <w:rPr>
-                <w:rFonts w:ascii="Arial" w:hAnsi="Arial"/>
+                <w:rFonts w:ascii="Verdana" w:hAnsi="Verdana"/>
                 <w:b w:val="0"/>
                 <w:sz w:val="16"/>
               </w:rPr>
@@ -5526,7 +5612,7 @@
             <w:r/>
             <w:r>
               <w:rPr>
-                <w:rFonts w:ascii="Arial" w:hAnsi="Arial"/>
+                <w:rFonts w:ascii="Verdana" w:hAnsi="Verdana"/>
                 <w:b w:val="0"/>
                 <w:sz w:val="16"/>
               </w:rPr>
@@ -5542,7 +5628,7 @@
             <w:r/>
             <w:r>
               <w:rPr>
-                <w:rFonts w:ascii="Arial" w:hAnsi="Arial"/>
+                <w:rFonts w:ascii="Verdana" w:hAnsi="Verdana"/>
                 <w:b w:val="0"/>
                 <w:sz w:val="16"/>
               </w:rPr>
@@ -5551,15 +5637,18 @@
         </w:tc>
       </w:tr>
       <w:tr>
-        <w:tc>
-          <w:tcPr>
-            <w:tcW w:type="dxa" w:w="1514"/>
-          </w:tcPr>
-          <w:p>
-            <w:r/>
-            <w:r>
-              <w:rPr>
-                <w:rFonts w:ascii="Arial" w:hAnsi="Arial"/>
+        <w:trPr>
+          <w:cantSplit/>
+        </w:trPr>
+        <w:tc>
+          <w:tcPr>
+            <w:tcW w:type="dxa" w:w="1514"/>
+          </w:tcPr>
+          <w:p>
+            <w:r/>
+            <w:r>
+              <w:rPr>
+                <w:rFonts w:ascii="Verdana" w:hAnsi="Verdana"/>
                 <w:b w:val="0"/>
                 <w:sz w:val="16"/>
               </w:rPr>
@@ -5575,7 +5664,7 @@
             <w:r/>
             <w:r>
               <w:rPr>
-                <w:rFonts w:ascii="Arial" w:hAnsi="Arial"/>
+                <w:rFonts w:ascii="Verdana" w:hAnsi="Verdana"/>
                 <w:b w:val="0"/>
                 <w:sz w:val="16"/>
               </w:rPr>
@@ -5591,7 +5680,7 @@
             <w:r/>
             <w:r>
               <w:rPr>
-                <w:rFonts w:ascii="Arial" w:hAnsi="Arial"/>
+                <w:rFonts w:ascii="Verdana" w:hAnsi="Verdana"/>
                 <w:b w:val="0"/>
                 <w:sz w:val="16"/>
               </w:rPr>
@@ -5607,7 +5696,7 @@
             <w:r/>
             <w:r>
               <w:rPr>
-                <w:rFonts w:ascii="Arial" w:hAnsi="Arial"/>
+                <w:rFonts w:ascii="Verdana" w:hAnsi="Verdana"/>
                 <w:b w:val="0"/>
                 <w:sz w:val="16"/>
               </w:rPr>
@@ -5623,7 +5712,7 @@
             <w:r/>
             <w:r>
               <w:rPr>
-                <w:rFonts w:ascii="Arial" w:hAnsi="Arial"/>
+                <w:rFonts w:ascii="Verdana" w:hAnsi="Verdana"/>
                 <w:b w:val="0"/>
                 <w:sz w:val="16"/>
               </w:rPr>
@@ -5639,7 +5728,7 @@
             <w:r/>
             <w:r>
               <w:rPr>
-                <w:rFonts w:ascii="Arial" w:hAnsi="Arial"/>
+                <w:rFonts w:ascii="Verdana" w:hAnsi="Verdana"/>
                 <w:b w:val="0"/>
                 <w:sz w:val="16"/>
               </w:rPr>
@@ -5655,7 +5744,7 @@
             <w:r/>
             <w:r>
               <w:rPr>
-                <w:rFonts w:ascii="Arial" w:hAnsi="Arial"/>
+                <w:rFonts w:ascii="Verdana" w:hAnsi="Verdana"/>
                 <w:b w:val="0"/>
                 <w:sz w:val="16"/>
               </w:rPr>
@@ -5671,7 +5760,7 @@
             <w:r/>
             <w:r>
               <w:rPr>
-                <w:rFonts w:ascii="Arial" w:hAnsi="Arial"/>
+                <w:rFonts w:ascii="Verdana" w:hAnsi="Verdana"/>
                 <w:b w:val="0"/>
                 <w:sz w:val="16"/>
               </w:rPr>
@@ -5687,7 +5776,7 @@
             <w:r/>
             <w:r>
               <w:rPr>
-                <w:rFonts w:ascii="Arial" w:hAnsi="Arial"/>
+                <w:rFonts w:ascii="Verdana" w:hAnsi="Verdana"/>
                 <w:b w:val="0"/>
                 <w:sz w:val="16"/>
               </w:rPr>
@@ -5703,7 +5792,7 @@
             <w:r/>
             <w:r>
               <w:rPr>
-                <w:rFonts w:ascii="Arial" w:hAnsi="Arial"/>
+                <w:rFonts w:ascii="Verdana" w:hAnsi="Verdana"/>
                 <w:b w:val="0"/>
                 <w:sz w:val="16"/>
               </w:rPr>
@@ -5712,15 +5801,18 @@
         </w:tc>
       </w:tr>
       <w:tr>
-        <w:tc>
-          <w:tcPr>
-            <w:tcW w:type="dxa" w:w="1514"/>
-          </w:tcPr>
-          <w:p>
-            <w:r/>
-            <w:r>
-              <w:rPr>
-                <w:rFonts w:ascii="Arial" w:hAnsi="Arial"/>
+        <w:trPr>
+          <w:cantSplit/>
+        </w:trPr>
+        <w:tc>
+          <w:tcPr>
+            <w:tcW w:type="dxa" w:w="1514"/>
+          </w:tcPr>
+          <w:p>
+            <w:r/>
+            <w:r>
+              <w:rPr>
+                <w:rFonts w:ascii="Verdana" w:hAnsi="Verdana"/>
                 <w:b w:val="0"/>
                 <w:sz w:val="16"/>
               </w:rPr>
@@ -5736,7 +5828,7 @@
             <w:r/>
             <w:r>
               <w:rPr>
-                <w:rFonts w:ascii="Arial" w:hAnsi="Arial"/>
+                <w:rFonts w:ascii="Verdana" w:hAnsi="Verdana"/>
                 <w:b w:val="0"/>
                 <w:sz w:val="16"/>
               </w:rPr>
@@ -5752,7 +5844,7 @@
             <w:r/>
             <w:r>
               <w:rPr>
-                <w:rFonts w:ascii="Arial" w:hAnsi="Arial"/>
+                <w:rFonts w:ascii="Verdana" w:hAnsi="Verdana"/>
                 <w:b w:val="0"/>
                 <w:sz w:val="16"/>
               </w:rPr>
@@ -5768,7 +5860,7 @@
             <w:r/>
             <w:r>
               <w:rPr>
-                <w:rFonts w:ascii="Arial" w:hAnsi="Arial"/>
+                <w:rFonts w:ascii="Verdana" w:hAnsi="Verdana"/>
                 <w:b w:val="0"/>
                 <w:sz w:val="16"/>
               </w:rPr>
@@ -5784,7 +5876,7 @@
             <w:r/>
             <w:r>
               <w:rPr>
-                <w:rFonts w:ascii="Arial" w:hAnsi="Arial"/>
+                <w:rFonts w:ascii="Verdana" w:hAnsi="Verdana"/>
                 <w:b w:val="0"/>
                 <w:sz w:val="16"/>
               </w:rPr>
@@ -5800,7 +5892,7 @@
             <w:r/>
             <w:r>
               <w:rPr>
-                <w:rFonts w:ascii="Arial" w:hAnsi="Arial"/>
+                <w:rFonts w:ascii="Verdana" w:hAnsi="Verdana"/>
                 <w:b w:val="0"/>
                 <w:sz w:val="16"/>
               </w:rPr>
@@ -5816,7 +5908,7 @@
             <w:r/>
             <w:r>
               <w:rPr>
-                <w:rFonts w:ascii="Arial" w:hAnsi="Arial"/>
+                <w:rFonts w:ascii="Verdana" w:hAnsi="Verdana"/>
                 <w:b w:val="0"/>
                 <w:sz w:val="16"/>
               </w:rPr>
@@ -5832,7 +5924,7 @@
             <w:r/>
             <w:r>
               <w:rPr>
-                <w:rFonts w:ascii="Arial" w:hAnsi="Arial"/>
+                <w:rFonts w:ascii="Verdana" w:hAnsi="Verdana"/>
                 <w:b w:val="0"/>
                 <w:sz w:val="16"/>
               </w:rPr>
@@ -5848,7 +5940,7 @@
             <w:r/>
             <w:r>
               <w:rPr>
-                <w:rFonts w:ascii="Arial" w:hAnsi="Arial"/>
+                <w:rFonts w:ascii="Verdana" w:hAnsi="Verdana"/>
                 <w:b w:val="0"/>
                 <w:sz w:val="16"/>
               </w:rPr>
@@ -5864,7 +5956,7 @@
             <w:r/>
             <w:r>
               <w:rPr>
-                <w:rFonts w:ascii="Arial" w:hAnsi="Arial"/>
+                <w:rFonts w:ascii="Verdana" w:hAnsi="Verdana"/>
                 <w:b w:val="0"/>
                 <w:sz w:val="16"/>
               </w:rPr>
@@ -5873,15 +5965,18 @@
         </w:tc>
       </w:tr>
       <w:tr>
-        <w:tc>
-          <w:tcPr>
-            <w:tcW w:type="dxa" w:w="1514"/>
-          </w:tcPr>
-          <w:p>
-            <w:r/>
-            <w:r>
-              <w:rPr>
-                <w:rFonts w:ascii="Arial" w:hAnsi="Arial"/>
+        <w:trPr>
+          <w:cantSplit/>
+        </w:trPr>
+        <w:tc>
+          <w:tcPr>
+            <w:tcW w:type="dxa" w:w="1514"/>
+          </w:tcPr>
+          <w:p>
+            <w:r/>
+            <w:r>
+              <w:rPr>
+                <w:rFonts w:ascii="Verdana" w:hAnsi="Verdana"/>
                 <w:b w:val="0"/>
                 <w:sz w:val="16"/>
               </w:rPr>
@@ -5897,7 +5992,7 @@
             <w:r/>
             <w:r>
               <w:rPr>
-                <w:rFonts w:ascii="Arial" w:hAnsi="Arial"/>
+                <w:rFonts w:ascii="Verdana" w:hAnsi="Verdana"/>
                 <w:b w:val="0"/>
                 <w:sz w:val="16"/>
               </w:rPr>
@@ -5913,7 +6008,7 @@
             <w:r/>
             <w:r>
               <w:rPr>
-                <w:rFonts w:ascii="Arial" w:hAnsi="Arial"/>
+                <w:rFonts w:ascii="Verdana" w:hAnsi="Verdana"/>
                 <w:b w:val="0"/>
                 <w:sz w:val="16"/>
               </w:rPr>
@@ -5929,7 +6024,7 @@
             <w:r/>
             <w:r>
               <w:rPr>
-                <w:rFonts w:ascii="Arial" w:hAnsi="Arial"/>
+                <w:rFonts w:ascii="Verdana" w:hAnsi="Verdana"/>
                 <w:b w:val="0"/>
                 <w:sz w:val="16"/>
               </w:rPr>
@@ -5945,7 +6040,7 @@
             <w:r/>
             <w:r>
               <w:rPr>
-                <w:rFonts w:ascii="Arial" w:hAnsi="Arial"/>
+                <w:rFonts w:ascii="Verdana" w:hAnsi="Verdana"/>
                 <w:b w:val="0"/>
                 <w:sz w:val="16"/>
               </w:rPr>
@@ -5961,7 +6056,7 @@
             <w:r/>
             <w:r>
               <w:rPr>
-                <w:rFonts w:ascii="Arial" w:hAnsi="Arial"/>
+                <w:rFonts w:ascii="Verdana" w:hAnsi="Verdana"/>
                 <w:b w:val="0"/>
                 <w:sz w:val="16"/>
               </w:rPr>
@@ -5977,7 +6072,7 @@
             <w:r/>
             <w:r>
               <w:rPr>
-                <w:rFonts w:ascii="Arial" w:hAnsi="Arial"/>
+                <w:rFonts w:ascii="Verdana" w:hAnsi="Verdana"/>
                 <w:b w:val="0"/>
                 <w:sz w:val="16"/>
               </w:rPr>
@@ -5993,7 +6088,7 @@
             <w:r/>
             <w:r>
               <w:rPr>
-                <w:rFonts w:ascii="Arial" w:hAnsi="Arial"/>
+                <w:rFonts w:ascii="Verdana" w:hAnsi="Verdana"/>
                 <w:b w:val="0"/>
                 <w:sz w:val="16"/>
               </w:rPr>
@@ -6009,7 +6104,7 @@
             <w:r/>
             <w:r>
               <w:rPr>
-                <w:rFonts w:ascii="Arial" w:hAnsi="Arial"/>
+                <w:rFonts w:ascii="Verdana" w:hAnsi="Verdana"/>
                 <w:b w:val="0"/>
                 <w:sz w:val="16"/>
               </w:rPr>
@@ -6025,7 +6120,7 @@
             <w:r/>
             <w:r>
               <w:rPr>
-                <w:rFonts w:ascii="Arial" w:hAnsi="Arial"/>
+                <w:rFonts w:ascii="Verdana" w:hAnsi="Verdana"/>
                 <w:b w:val="0"/>
                 <w:sz w:val="16"/>
               </w:rPr>
@@ -6034,15 +6129,18 @@
         </w:tc>
       </w:tr>
       <w:tr>
-        <w:tc>
-          <w:tcPr>
-            <w:tcW w:type="dxa" w:w="1514"/>
-          </w:tcPr>
-          <w:p>
-            <w:r/>
-            <w:r>
-              <w:rPr>
-                <w:rFonts w:ascii="Arial" w:hAnsi="Arial"/>
+        <w:trPr>
+          <w:cantSplit/>
+        </w:trPr>
+        <w:tc>
+          <w:tcPr>
+            <w:tcW w:type="dxa" w:w="1514"/>
+          </w:tcPr>
+          <w:p>
+            <w:r/>
+            <w:r>
+              <w:rPr>
+                <w:rFonts w:ascii="Verdana" w:hAnsi="Verdana"/>
                 <w:b w:val="0"/>
                 <w:sz w:val="16"/>
               </w:rPr>
@@ -6058,7 +6156,7 @@
             <w:r/>
             <w:r>
               <w:rPr>
-                <w:rFonts w:ascii="Arial" w:hAnsi="Arial"/>
+                <w:rFonts w:ascii="Verdana" w:hAnsi="Verdana"/>
                 <w:b w:val="0"/>
                 <w:sz w:val="16"/>
               </w:rPr>
@@ -6074,7 +6172,7 @@
             <w:r/>
             <w:r>
               <w:rPr>
-                <w:rFonts w:ascii="Arial" w:hAnsi="Arial"/>
+                <w:rFonts w:ascii="Verdana" w:hAnsi="Verdana"/>
                 <w:b w:val="0"/>
                 <w:sz w:val="16"/>
               </w:rPr>
@@ -6090,7 +6188,7 @@
             <w:r/>
             <w:r>
               <w:rPr>
-                <w:rFonts w:ascii="Arial" w:hAnsi="Arial"/>
+                <w:rFonts w:ascii="Verdana" w:hAnsi="Verdana"/>
                 <w:b w:val="0"/>
                 <w:sz w:val="16"/>
               </w:rPr>
@@ -6106,7 +6204,7 @@
             <w:r/>
             <w:r>
               <w:rPr>
-                <w:rFonts w:ascii="Arial" w:hAnsi="Arial"/>
+                <w:rFonts w:ascii="Verdana" w:hAnsi="Verdana"/>
                 <w:b w:val="0"/>
                 <w:sz w:val="16"/>
               </w:rPr>
@@ -6122,7 +6220,7 @@
             <w:r/>
             <w:r>
               <w:rPr>
-                <w:rFonts w:ascii="Arial" w:hAnsi="Arial"/>
+                <w:rFonts w:ascii="Verdana" w:hAnsi="Verdana"/>
                 <w:b w:val="0"/>
                 <w:sz w:val="16"/>
               </w:rPr>
@@ -6138,7 +6236,7 @@
             <w:r/>
             <w:r>
               <w:rPr>
-                <w:rFonts w:ascii="Arial" w:hAnsi="Arial"/>
+                <w:rFonts w:ascii="Verdana" w:hAnsi="Verdana"/>
                 <w:b w:val="0"/>
                 <w:sz w:val="16"/>
               </w:rPr>
@@ -6154,7 +6252,7 @@
             <w:r/>
             <w:r>
               <w:rPr>
-                <w:rFonts w:ascii="Arial" w:hAnsi="Arial"/>
+                <w:rFonts w:ascii="Verdana" w:hAnsi="Verdana"/>
                 <w:b w:val="0"/>
                 <w:sz w:val="16"/>
               </w:rPr>
@@ -6170,7 +6268,7 @@
             <w:r/>
             <w:r>
               <w:rPr>
-                <w:rFonts w:ascii="Arial" w:hAnsi="Arial"/>
+                <w:rFonts w:ascii="Verdana" w:hAnsi="Verdana"/>
                 <w:b w:val="0"/>
                 <w:sz w:val="16"/>
               </w:rPr>
@@ -6186,7 +6284,7 @@
             <w:r/>
             <w:r>
               <w:rPr>
-                <w:rFonts w:ascii="Arial" w:hAnsi="Arial"/>
+                <w:rFonts w:ascii="Verdana" w:hAnsi="Verdana"/>
                 <w:b w:val="0"/>
                 <w:sz w:val="16"/>
               </w:rPr>
@@ -6195,15 +6293,18 @@
         </w:tc>
       </w:tr>
       <w:tr>
-        <w:tc>
-          <w:tcPr>
-            <w:tcW w:type="dxa" w:w="1514"/>
-          </w:tcPr>
-          <w:p>
-            <w:r/>
-            <w:r>
-              <w:rPr>
-                <w:rFonts w:ascii="Arial" w:hAnsi="Arial"/>
+        <w:trPr>
+          <w:cantSplit/>
+        </w:trPr>
+        <w:tc>
+          <w:tcPr>
+            <w:tcW w:type="dxa" w:w="1514"/>
+          </w:tcPr>
+          <w:p>
+            <w:r/>
+            <w:r>
+              <w:rPr>
+                <w:rFonts w:ascii="Verdana" w:hAnsi="Verdana"/>
                 <w:b w:val="0"/>
                 <w:sz w:val="16"/>
               </w:rPr>
@@ -6219,7 +6320,7 @@
             <w:r/>
             <w:r>
               <w:rPr>
-                <w:rFonts w:ascii="Arial" w:hAnsi="Arial"/>
+                <w:rFonts w:ascii="Verdana" w:hAnsi="Verdana"/>
                 <w:b w:val="0"/>
                 <w:sz w:val="16"/>
               </w:rPr>
@@ -6235,7 +6336,7 @@
             <w:r/>
             <w:r>
               <w:rPr>
-                <w:rFonts w:ascii="Arial" w:hAnsi="Arial"/>
+                <w:rFonts w:ascii="Verdana" w:hAnsi="Verdana"/>
                 <w:b w:val="0"/>
                 <w:sz w:val="16"/>
               </w:rPr>
@@ -6251,7 +6352,7 @@
             <w:r/>
             <w:r>
               <w:rPr>
-                <w:rFonts w:ascii="Arial" w:hAnsi="Arial"/>
+                <w:rFonts w:ascii="Verdana" w:hAnsi="Verdana"/>
                 <w:b w:val="0"/>
                 <w:sz w:val="16"/>
               </w:rPr>
@@ -6267,7 +6368,7 @@
             <w:r/>
             <w:r>
               <w:rPr>
-                <w:rFonts w:ascii="Arial" w:hAnsi="Arial"/>
+                <w:rFonts w:ascii="Verdana" w:hAnsi="Verdana"/>
                 <w:b w:val="0"/>
                 <w:sz w:val="16"/>
               </w:rPr>
@@ -6283,7 +6384,7 @@
             <w:r/>
             <w:r>
               <w:rPr>
-                <w:rFonts w:ascii="Arial" w:hAnsi="Arial"/>
+                <w:rFonts w:ascii="Verdana" w:hAnsi="Verdana"/>
                 <w:b w:val="0"/>
                 <w:sz w:val="16"/>
               </w:rPr>
@@ -6299,7 +6400,7 @@
             <w:r/>
             <w:r>
               <w:rPr>
-                <w:rFonts w:ascii="Arial" w:hAnsi="Arial"/>
+                <w:rFonts w:ascii="Verdana" w:hAnsi="Verdana"/>
                 <w:b w:val="0"/>
                 <w:sz w:val="16"/>
               </w:rPr>
@@ -6315,7 +6416,7 @@
             <w:r/>
             <w:r>
               <w:rPr>
-                <w:rFonts w:ascii="Arial" w:hAnsi="Arial"/>
+                <w:rFonts w:ascii="Verdana" w:hAnsi="Verdana"/>
                 <w:b w:val="0"/>
                 <w:sz w:val="16"/>
               </w:rPr>
@@ -6331,7 +6432,7 @@
             <w:r/>
             <w:r>
               <w:rPr>
-                <w:rFonts w:ascii="Arial" w:hAnsi="Arial"/>
+                <w:rFonts w:ascii="Verdana" w:hAnsi="Verdana"/>
                 <w:b w:val="0"/>
                 <w:sz w:val="16"/>
               </w:rPr>
@@ -6347,7 +6448,7 @@
             <w:r/>
             <w:r>
               <w:rPr>
-                <w:rFonts w:ascii="Arial" w:hAnsi="Arial"/>
+                <w:rFonts w:ascii="Verdana" w:hAnsi="Verdana"/>
                 <w:b w:val="0"/>
                 <w:sz w:val="16"/>
               </w:rPr>
@@ -6356,15 +6457,18 @@
         </w:tc>
       </w:tr>
       <w:tr>
-        <w:tc>
-          <w:tcPr>
-            <w:tcW w:type="dxa" w:w="1514"/>
-          </w:tcPr>
-          <w:p>
-            <w:r/>
-            <w:r>
-              <w:rPr>
-                <w:rFonts w:ascii="Arial" w:hAnsi="Arial"/>
+        <w:trPr>
+          <w:cantSplit/>
+        </w:trPr>
+        <w:tc>
+          <w:tcPr>
+            <w:tcW w:type="dxa" w:w="1514"/>
+          </w:tcPr>
+          <w:p>
+            <w:r/>
+            <w:r>
+              <w:rPr>
+                <w:rFonts w:ascii="Verdana" w:hAnsi="Verdana"/>
                 <w:b w:val="0"/>
                 <w:sz w:val="16"/>
               </w:rPr>
@@ -6380,7 +6484,7 @@
             <w:r/>
             <w:r>
               <w:rPr>
-                <w:rFonts w:ascii="Arial" w:hAnsi="Arial"/>
+                <w:rFonts w:ascii="Verdana" w:hAnsi="Verdana"/>
                 <w:b w:val="0"/>
                 <w:sz w:val="16"/>
               </w:rPr>
@@ -6396,7 +6500,7 @@
             <w:r/>
             <w:r>
               <w:rPr>
-                <w:rFonts w:ascii="Arial" w:hAnsi="Arial"/>
+                <w:rFonts w:ascii="Verdana" w:hAnsi="Verdana"/>
                 <w:b w:val="0"/>
                 <w:sz w:val="16"/>
               </w:rPr>
@@ -6412,7 +6516,7 @@
             <w:r/>
             <w:r>
               <w:rPr>
-                <w:rFonts w:ascii="Arial" w:hAnsi="Arial"/>
+                <w:rFonts w:ascii="Verdana" w:hAnsi="Verdana"/>
                 <w:b w:val="0"/>
                 <w:sz w:val="16"/>
               </w:rPr>
@@ -6428,7 +6532,7 @@
             <w:r/>
             <w:r>
               <w:rPr>
-                <w:rFonts w:ascii="Arial" w:hAnsi="Arial"/>
+                <w:rFonts w:ascii="Verdana" w:hAnsi="Verdana"/>
                 <w:b w:val="0"/>
                 <w:sz w:val="16"/>
               </w:rPr>
@@ -6444,7 +6548,7 @@
             <w:r/>
             <w:r>
               <w:rPr>
-                <w:rFonts w:ascii="Arial" w:hAnsi="Arial"/>
+                <w:rFonts w:ascii="Verdana" w:hAnsi="Verdana"/>
                 <w:b w:val="0"/>
                 <w:sz w:val="16"/>
               </w:rPr>
@@ -6460,7 +6564,7 @@
             <w:r/>
             <w:r>
               <w:rPr>
-                <w:rFonts w:ascii="Arial" w:hAnsi="Arial"/>
+                <w:rFonts w:ascii="Verdana" w:hAnsi="Verdana"/>
                 <w:b w:val="0"/>
                 <w:sz w:val="16"/>
               </w:rPr>
@@ -6476,7 +6580,7 @@
             <w:r/>
             <w:r>
               <w:rPr>
-                <w:rFonts w:ascii="Arial" w:hAnsi="Arial"/>
+                <w:rFonts w:ascii="Verdana" w:hAnsi="Verdana"/>
                 <w:b w:val="0"/>
                 <w:sz w:val="16"/>
               </w:rPr>
@@ -6492,7 +6596,7 @@
             <w:r/>
             <w:r>
               <w:rPr>
-                <w:rFonts w:ascii="Arial" w:hAnsi="Arial"/>
+                <w:rFonts w:ascii="Verdana" w:hAnsi="Verdana"/>
                 <w:b w:val="0"/>
                 <w:sz w:val="16"/>
               </w:rPr>
@@ -6508,7 +6612,7 @@
             <w:r/>
             <w:r>
               <w:rPr>
-                <w:rFonts w:ascii="Arial" w:hAnsi="Arial"/>
+                <w:rFonts w:ascii="Verdana" w:hAnsi="Verdana"/>
                 <w:b w:val="0"/>
                 <w:sz w:val="16"/>
               </w:rPr>
@@ -6517,15 +6621,18 @@
         </w:tc>
       </w:tr>
       <w:tr>
-        <w:tc>
-          <w:tcPr>
-            <w:tcW w:type="dxa" w:w="1514"/>
-          </w:tcPr>
-          <w:p>
-            <w:r/>
-            <w:r>
-              <w:rPr>
-                <w:rFonts w:ascii="Arial" w:hAnsi="Arial"/>
+        <w:trPr>
+          <w:cantSplit/>
+        </w:trPr>
+        <w:tc>
+          <w:tcPr>
+            <w:tcW w:type="dxa" w:w="1514"/>
+          </w:tcPr>
+          <w:p>
+            <w:r/>
+            <w:r>
+              <w:rPr>
+                <w:rFonts w:ascii="Verdana" w:hAnsi="Verdana"/>
                 <w:b w:val="0"/>
                 <w:sz w:val="16"/>
               </w:rPr>
@@ -6541,7 +6648,7 @@
             <w:r/>
             <w:r>
               <w:rPr>
-                <w:rFonts w:ascii="Arial" w:hAnsi="Arial"/>
+                <w:rFonts w:ascii="Verdana" w:hAnsi="Verdana"/>
                 <w:b w:val="0"/>
                 <w:sz w:val="16"/>
               </w:rPr>
@@ -6557,7 +6664,7 @@
             <w:r/>
             <w:r>
               <w:rPr>
-                <w:rFonts w:ascii="Arial" w:hAnsi="Arial"/>
+                <w:rFonts w:ascii="Verdana" w:hAnsi="Verdana"/>
                 <w:b w:val="0"/>
                 <w:sz w:val="16"/>
               </w:rPr>
@@ -6573,7 +6680,7 @@
             <w:r/>
             <w:r>
               <w:rPr>
-                <w:rFonts w:ascii="Arial" w:hAnsi="Arial"/>
+                <w:rFonts w:ascii="Verdana" w:hAnsi="Verdana"/>
                 <w:b w:val="0"/>
                 <w:sz w:val="16"/>
               </w:rPr>
@@ -6589,7 +6696,7 @@
             <w:r/>
             <w:r>
               <w:rPr>
-                <w:rFonts w:ascii="Arial" w:hAnsi="Arial"/>
+                <w:rFonts w:ascii="Verdana" w:hAnsi="Verdana"/>
                 <w:b w:val="0"/>
                 <w:sz w:val="16"/>
               </w:rPr>
@@ -6605,7 +6712,7 @@
             <w:r/>
             <w:r>
               <w:rPr>
-                <w:rFonts w:ascii="Arial" w:hAnsi="Arial"/>
+                <w:rFonts w:ascii="Verdana" w:hAnsi="Verdana"/>
                 <w:b w:val="0"/>
                 <w:sz w:val="16"/>
               </w:rPr>
@@ -6621,7 +6728,7 @@
             <w:r/>
             <w:r>
               <w:rPr>
-                <w:rFonts w:ascii="Arial" w:hAnsi="Arial"/>
+                <w:rFonts w:ascii="Verdana" w:hAnsi="Verdana"/>
                 <w:b w:val="0"/>
                 <w:sz w:val="16"/>
               </w:rPr>
@@ -6637,7 +6744,7 @@
             <w:r/>
             <w:r>
               <w:rPr>
-                <w:rFonts w:ascii="Arial" w:hAnsi="Arial"/>
+                <w:rFonts w:ascii="Verdana" w:hAnsi="Verdana"/>
                 <w:b w:val="0"/>
                 <w:sz w:val="16"/>
               </w:rPr>
@@ -6653,7 +6760,7 @@
             <w:r/>
             <w:r>
               <w:rPr>
-                <w:rFonts w:ascii="Arial" w:hAnsi="Arial"/>
+                <w:rFonts w:ascii="Verdana" w:hAnsi="Verdana"/>
                 <w:b w:val="0"/>
                 <w:sz w:val="16"/>
               </w:rPr>
@@ -6669,7 +6776,7 @@
             <w:r/>
             <w:r>
               <w:rPr>
-                <w:rFonts w:ascii="Arial" w:hAnsi="Arial"/>
+                <w:rFonts w:ascii="Verdana" w:hAnsi="Verdana"/>
                 <w:b w:val="0"/>
                 <w:sz w:val="16"/>
               </w:rPr>
@@ -6678,15 +6785,18 @@
         </w:tc>
       </w:tr>
       <w:tr>
-        <w:tc>
-          <w:tcPr>
-            <w:tcW w:type="dxa" w:w="1514"/>
-          </w:tcPr>
-          <w:p>
-            <w:r/>
-            <w:r>
-              <w:rPr>
-                <w:rFonts w:ascii="Arial" w:hAnsi="Arial"/>
+        <w:trPr>
+          <w:cantSplit/>
+        </w:trPr>
+        <w:tc>
+          <w:tcPr>
+            <w:tcW w:type="dxa" w:w="1514"/>
+          </w:tcPr>
+          <w:p>
+            <w:r/>
+            <w:r>
+              <w:rPr>
+                <w:rFonts w:ascii="Verdana" w:hAnsi="Verdana"/>
                 <w:b w:val="0"/>
                 <w:sz w:val="16"/>
               </w:rPr>
@@ -6702,7 +6812,7 @@
             <w:r/>
             <w:r>
               <w:rPr>
-                <w:rFonts w:ascii="Arial" w:hAnsi="Arial"/>
+                <w:rFonts w:ascii="Verdana" w:hAnsi="Verdana"/>
                 <w:b w:val="0"/>
                 <w:sz w:val="16"/>
               </w:rPr>
@@ -6718,7 +6828,7 @@
             <w:r/>
             <w:r>
               <w:rPr>
-                <w:rFonts w:ascii="Arial" w:hAnsi="Arial"/>
+                <w:rFonts w:ascii="Verdana" w:hAnsi="Verdana"/>
                 <w:b w:val="0"/>
                 <w:sz w:val="16"/>
               </w:rPr>
@@ -6734,7 +6844,7 @@
             <w:r/>
             <w:r>
               <w:rPr>
-                <w:rFonts w:ascii="Arial" w:hAnsi="Arial"/>
+                <w:rFonts w:ascii="Verdana" w:hAnsi="Verdana"/>
                 <w:b w:val="0"/>
                 <w:sz w:val="16"/>
               </w:rPr>
@@ -6750,7 +6860,7 @@
             <w:r/>
             <w:r>
               <w:rPr>
-                <w:rFonts w:ascii="Arial" w:hAnsi="Arial"/>
+                <w:rFonts w:ascii="Verdana" w:hAnsi="Verdana"/>
                 <w:b w:val="0"/>
                 <w:sz w:val="16"/>
               </w:rPr>
@@ -6766,7 +6876,7 @@
             <w:r/>
             <w:r>
               <w:rPr>
-                <w:rFonts w:ascii="Arial" w:hAnsi="Arial"/>
+                <w:rFonts w:ascii="Verdana" w:hAnsi="Verdana"/>
                 <w:b w:val="0"/>
                 <w:sz w:val="16"/>
               </w:rPr>
@@ -6782,7 +6892,7 @@
             <w:r/>
             <w:r>
               <w:rPr>
-                <w:rFonts w:ascii="Arial" w:hAnsi="Arial"/>
+                <w:rFonts w:ascii="Verdana" w:hAnsi="Verdana"/>
                 <w:b w:val="0"/>
                 <w:sz w:val="16"/>
               </w:rPr>
@@ -6798,7 +6908,7 @@
             <w:r/>
             <w:r>
               <w:rPr>
-                <w:rFonts w:ascii="Arial" w:hAnsi="Arial"/>
+                <w:rFonts w:ascii="Verdana" w:hAnsi="Verdana"/>
                 <w:b w:val="0"/>
                 <w:sz w:val="16"/>
               </w:rPr>
@@ -6814,7 +6924,7 @@
             <w:r/>
             <w:r>
               <w:rPr>
-                <w:rFonts w:ascii="Arial" w:hAnsi="Arial"/>
+                <w:rFonts w:ascii="Verdana" w:hAnsi="Verdana"/>
                 <w:b w:val="0"/>
                 <w:sz w:val="16"/>
               </w:rPr>
@@ -6830,7 +6940,7 @@
             <w:r/>
             <w:r>
               <w:rPr>
-                <w:rFonts w:ascii="Arial" w:hAnsi="Arial"/>
+                <w:rFonts w:ascii="Verdana" w:hAnsi="Verdana"/>
                 <w:b w:val="0"/>
                 <w:sz w:val="16"/>
               </w:rPr>
@@ -6839,15 +6949,18 @@
         </w:tc>
       </w:tr>
       <w:tr>
-        <w:tc>
-          <w:tcPr>
-            <w:tcW w:type="dxa" w:w="1514"/>
-          </w:tcPr>
-          <w:p>
-            <w:r/>
-            <w:r>
-              <w:rPr>
-                <w:rFonts w:ascii="Arial" w:hAnsi="Arial"/>
+        <w:trPr>
+          <w:cantSplit/>
+        </w:trPr>
+        <w:tc>
+          <w:tcPr>
+            <w:tcW w:type="dxa" w:w="1514"/>
+          </w:tcPr>
+          <w:p>
+            <w:r/>
+            <w:r>
+              <w:rPr>
+                <w:rFonts w:ascii="Verdana" w:hAnsi="Verdana"/>
                 <w:b w:val="0"/>
                 <w:sz w:val="16"/>
               </w:rPr>
@@ -6863,7 +6976,7 @@
             <w:r/>
             <w:r>
               <w:rPr>
-                <w:rFonts w:ascii="Arial" w:hAnsi="Arial"/>
+                <w:rFonts w:ascii="Verdana" w:hAnsi="Verdana"/>
                 <w:b w:val="0"/>
                 <w:sz w:val="16"/>
               </w:rPr>
@@ -6879,7 +6992,7 @@
             <w:r/>
             <w:r>
               <w:rPr>
-                <w:rFonts w:ascii="Arial" w:hAnsi="Arial"/>
+                <w:rFonts w:ascii="Verdana" w:hAnsi="Verdana"/>
                 <w:b w:val="0"/>
                 <w:sz w:val="16"/>
               </w:rPr>
@@ -6895,7 +7008,7 @@
             <w:r/>
             <w:r>
               <w:rPr>
-                <w:rFonts w:ascii="Arial" w:hAnsi="Arial"/>
+                <w:rFonts w:ascii="Verdana" w:hAnsi="Verdana"/>
                 <w:b w:val="0"/>
                 <w:sz w:val="16"/>
               </w:rPr>
@@ -6911,7 +7024,7 @@
             <w:r/>
             <w:r>
               <w:rPr>
-                <w:rFonts w:ascii="Arial" w:hAnsi="Arial"/>
+                <w:rFonts w:ascii="Verdana" w:hAnsi="Verdana"/>
                 <w:b w:val="0"/>
                 <w:sz w:val="16"/>
               </w:rPr>
@@ -6927,7 +7040,7 @@
             <w:r/>
             <w:r>
               <w:rPr>
-                <w:rFonts w:ascii="Arial" w:hAnsi="Arial"/>
+                <w:rFonts w:ascii="Verdana" w:hAnsi="Verdana"/>
                 <w:b w:val="0"/>
                 <w:sz w:val="16"/>
               </w:rPr>
@@ -6943,7 +7056,7 @@
             <w:r/>
             <w:r>
               <w:rPr>
-                <w:rFonts w:ascii="Arial" w:hAnsi="Arial"/>
+                <w:rFonts w:ascii="Verdana" w:hAnsi="Verdana"/>
                 <w:b w:val="0"/>
                 <w:sz w:val="16"/>
               </w:rPr>
@@ -6959,7 +7072,7 @@
             <w:r/>
             <w:r>
               <w:rPr>
-                <w:rFonts w:ascii="Arial" w:hAnsi="Arial"/>
+                <w:rFonts w:ascii="Verdana" w:hAnsi="Verdana"/>
                 <w:b w:val="0"/>
                 <w:sz w:val="16"/>
               </w:rPr>
@@ -6975,7 +7088,7 @@
             <w:r/>
             <w:r>
               <w:rPr>
-                <w:rFonts w:ascii="Arial" w:hAnsi="Arial"/>
+                <w:rFonts w:ascii="Verdana" w:hAnsi="Verdana"/>
                 <w:b w:val="0"/>
                 <w:sz w:val="16"/>
               </w:rPr>
@@ -6991,7 +7104,7 @@
             <w:r/>
             <w:r>
               <w:rPr>
-                <w:rFonts w:ascii="Arial" w:hAnsi="Arial"/>
+                <w:rFonts w:ascii="Verdana" w:hAnsi="Verdana"/>
                 <w:b w:val="0"/>
                 <w:sz w:val="16"/>
               </w:rPr>
@@ -7000,15 +7113,18 @@
         </w:tc>
       </w:tr>
       <w:tr>
-        <w:tc>
-          <w:tcPr>
-            <w:tcW w:type="dxa" w:w="1514"/>
-          </w:tcPr>
-          <w:p>
-            <w:r/>
-            <w:r>
-              <w:rPr>
-                <w:rFonts w:ascii="Arial" w:hAnsi="Arial"/>
+        <w:trPr>
+          <w:cantSplit/>
+        </w:trPr>
+        <w:tc>
+          <w:tcPr>
+            <w:tcW w:type="dxa" w:w="1514"/>
+          </w:tcPr>
+          <w:p>
+            <w:r/>
+            <w:r>
+              <w:rPr>
+                <w:rFonts w:ascii="Verdana" w:hAnsi="Verdana"/>
                 <w:b w:val="0"/>
                 <w:sz w:val="16"/>
               </w:rPr>
@@ -7024,7 +7140,7 @@
             <w:r/>
             <w:r>
               <w:rPr>
-                <w:rFonts w:ascii="Arial" w:hAnsi="Arial"/>
+                <w:rFonts w:ascii="Verdana" w:hAnsi="Verdana"/>
                 <w:b w:val="0"/>
                 <w:sz w:val="16"/>
               </w:rPr>
@@ -7040,7 +7156,7 @@
             <w:r/>
             <w:r>
               <w:rPr>
-                <w:rFonts w:ascii="Arial" w:hAnsi="Arial"/>
+                <w:rFonts w:ascii="Verdana" w:hAnsi="Verdana"/>
                 <w:b w:val="0"/>
                 <w:sz w:val="16"/>
               </w:rPr>
@@ -7056,7 +7172,7 @@
             <w:r/>
             <w:r>
               <w:rPr>
-                <w:rFonts w:ascii="Arial" w:hAnsi="Arial"/>
+                <w:rFonts w:ascii="Verdana" w:hAnsi="Verdana"/>
                 <w:b w:val="0"/>
                 <w:sz w:val="16"/>
               </w:rPr>
@@ -7072,7 +7188,7 @@
             <w:r/>
             <w:r>
               <w:rPr>
-                <w:rFonts w:ascii="Arial" w:hAnsi="Arial"/>
+                <w:rFonts w:ascii="Verdana" w:hAnsi="Verdana"/>
                 <w:b w:val="0"/>
                 <w:sz w:val="16"/>
               </w:rPr>
@@ -7088,7 +7204,7 @@
             <w:r/>
             <w:r>
               <w:rPr>
-                <w:rFonts w:ascii="Arial" w:hAnsi="Arial"/>
+                <w:rFonts w:ascii="Verdana" w:hAnsi="Verdana"/>
                 <w:b w:val="0"/>
                 <w:sz w:val="16"/>
               </w:rPr>
@@ -7104,7 +7220,7 @@
             <w:r/>
             <w:r>
               <w:rPr>
-                <w:rFonts w:ascii="Arial" w:hAnsi="Arial"/>
+                <w:rFonts w:ascii="Verdana" w:hAnsi="Verdana"/>
                 <w:b w:val="0"/>
                 <w:sz w:val="16"/>
               </w:rPr>
@@ -7120,7 +7236,7 @@
             <w:r/>
             <w:r>
               <w:rPr>
-                <w:rFonts w:ascii="Arial" w:hAnsi="Arial"/>
+                <w:rFonts w:ascii="Verdana" w:hAnsi="Verdana"/>
                 <w:b w:val="0"/>
                 <w:sz w:val="16"/>
               </w:rPr>
@@ -7136,7 +7252,7 @@
             <w:r/>
             <w:r>
               <w:rPr>
-                <w:rFonts w:ascii="Arial" w:hAnsi="Arial"/>
+                <w:rFonts w:ascii="Verdana" w:hAnsi="Verdana"/>
                 <w:b w:val="0"/>
                 <w:sz w:val="16"/>
               </w:rPr>
@@ -7152,7 +7268,7 @@
             <w:r/>
             <w:r>
               <w:rPr>
-                <w:rFonts w:ascii="Arial" w:hAnsi="Arial"/>
+                <w:rFonts w:ascii="Verdana" w:hAnsi="Verdana"/>
                 <w:b w:val="0"/>
                 <w:sz w:val="16"/>
               </w:rPr>
@@ -7161,15 +7277,18 @@
         </w:tc>
       </w:tr>
       <w:tr>
-        <w:tc>
-          <w:tcPr>
-            <w:tcW w:type="dxa" w:w="1514"/>
-          </w:tcPr>
-          <w:p>
-            <w:r/>
-            <w:r>
-              <w:rPr>
-                <w:rFonts w:ascii="Arial" w:hAnsi="Arial"/>
+        <w:trPr>
+          <w:cantSplit/>
+        </w:trPr>
+        <w:tc>
+          <w:tcPr>
+            <w:tcW w:type="dxa" w:w="1514"/>
+          </w:tcPr>
+          <w:p>
+            <w:r/>
+            <w:r>
+              <w:rPr>
+                <w:rFonts w:ascii="Verdana" w:hAnsi="Verdana"/>
                 <w:b w:val="0"/>
                 <w:sz w:val="16"/>
               </w:rPr>
@@ -7185,7 +7304,7 @@
             <w:r/>
             <w:r>
               <w:rPr>
-                <w:rFonts w:ascii="Arial" w:hAnsi="Arial"/>
+                <w:rFonts w:ascii="Verdana" w:hAnsi="Verdana"/>
                 <w:b w:val="0"/>
                 <w:sz w:val="16"/>
               </w:rPr>
@@ -7201,7 +7320,7 @@
             <w:r/>
             <w:r>
               <w:rPr>
-                <w:rFonts w:ascii="Arial" w:hAnsi="Arial"/>
+                <w:rFonts w:ascii="Verdana" w:hAnsi="Verdana"/>
                 <w:b w:val="0"/>
                 <w:sz w:val="16"/>
               </w:rPr>
@@ -7217,7 +7336,7 @@
             <w:r/>
             <w:r>
               <w:rPr>
-                <w:rFonts w:ascii="Arial" w:hAnsi="Arial"/>
+                <w:rFonts w:ascii="Verdana" w:hAnsi="Verdana"/>
                 <w:b w:val="0"/>
                 <w:sz w:val="16"/>
               </w:rPr>
@@ -7233,7 +7352,7 @@
             <w:r/>
             <w:r>
               <w:rPr>
-                <w:rFonts w:ascii="Arial" w:hAnsi="Arial"/>
+                <w:rFonts w:ascii="Verdana" w:hAnsi="Verdana"/>
                 <w:b w:val="0"/>
                 <w:sz w:val="16"/>
               </w:rPr>
@@ -7249,7 +7368,7 @@
             <w:r/>
             <w:r>
               <w:rPr>
-                <w:rFonts w:ascii="Arial" w:hAnsi="Arial"/>
+                <w:rFonts w:ascii="Verdana" w:hAnsi="Verdana"/>
                 <w:b w:val="0"/>
                 <w:sz w:val="16"/>
               </w:rPr>
@@ -7265,52 +7384,52 @@
             <w:r/>
             <w:r>
               <w:rPr>
-                <w:rFonts w:ascii="Arial" w:hAnsi="Arial"/>
-                <w:b w:val="0"/>
-                <w:sz w:val="16"/>
-              </w:rPr>
-            </w:r>
-          </w:p>
-        </w:tc>
-        <w:tc>
-          <w:tcPr>
-            <w:tcW w:type="dxa" w:w="1514"/>
-          </w:tcPr>
-          <w:p>
-            <w:r/>
-            <w:r>
-              <w:rPr>
-                <w:rFonts w:ascii="Arial" w:hAnsi="Arial"/>
-                <w:b w:val="0"/>
-                <w:sz w:val="16"/>
-              </w:rPr>
-            </w:r>
-          </w:p>
-        </w:tc>
-        <w:tc>
-          <w:tcPr>
-            <w:tcW w:type="dxa" w:w="1514"/>
-          </w:tcPr>
-          <w:p>
-            <w:r/>
-            <w:r>
-              <w:rPr>
-                <w:rFonts w:ascii="Arial" w:hAnsi="Arial"/>
-                <w:b w:val="0"/>
-                <w:sz w:val="16"/>
-              </w:rPr>
-            </w:r>
-          </w:p>
-        </w:tc>
-        <w:tc>
-          <w:tcPr>
-            <w:tcW w:type="dxa" w:w="1514"/>
-          </w:tcPr>
-          <w:p>
-            <w:r/>
-            <w:r>
-              <w:rPr>
-                <w:rFonts w:ascii="Arial" w:hAnsi="Arial"/>
+                <w:rFonts w:ascii="Verdana" w:hAnsi="Verdana"/>
+                <w:b w:val="0"/>
+                <w:sz w:val="16"/>
+              </w:rPr>
+            </w:r>
+          </w:p>
+        </w:tc>
+        <w:tc>
+          <w:tcPr>
+            <w:tcW w:type="dxa" w:w="1514"/>
+          </w:tcPr>
+          <w:p>
+            <w:r/>
+            <w:r>
+              <w:rPr>
+                <w:rFonts w:ascii="Verdana" w:hAnsi="Verdana"/>
+                <w:b w:val="0"/>
+                <w:sz w:val="16"/>
+              </w:rPr>
+            </w:r>
+          </w:p>
+        </w:tc>
+        <w:tc>
+          <w:tcPr>
+            <w:tcW w:type="dxa" w:w="1514"/>
+          </w:tcPr>
+          <w:p>
+            <w:r/>
+            <w:r>
+              <w:rPr>
+                <w:rFonts w:ascii="Verdana" w:hAnsi="Verdana"/>
+                <w:b w:val="0"/>
+                <w:sz w:val="16"/>
+              </w:rPr>
+            </w:r>
+          </w:p>
+        </w:tc>
+        <w:tc>
+          <w:tcPr>
+            <w:tcW w:type="dxa" w:w="1514"/>
+          </w:tcPr>
+          <w:p>
+            <w:r/>
+            <w:r>
+              <w:rPr>
+                <w:rFonts w:ascii="Verdana" w:hAnsi="Verdana"/>
                 <w:b w:val="0"/>
                 <w:sz w:val="16"/>
               </w:rPr>

--- a/docx/en/BUFRCREX_TableB_en_05.docx
+++ b/docx/en/BUFRCREX_TableB_en_05.docx
@@ -239,7 +239,7 @@
                 <w:b w:val="0"/>
                 <w:sz w:val="16"/>
               </w:rPr>
-              <w:t>005001</w:t>
+              <w:t>0 05 001</w:t>
             </w:r>
           </w:p>
         </w:tc>
@@ -403,7 +403,7 @@
                 <w:b w:val="0"/>
                 <w:sz w:val="16"/>
               </w:rPr>
-              <w:t>005002</w:t>
+              <w:t>0 05 002</w:t>
             </w:r>
           </w:p>
         </w:tc>
@@ -567,7 +567,7 @@
                 <w:b w:val="0"/>
                 <w:sz w:val="16"/>
               </w:rPr>
-              <w:t>005011</w:t>
+              <w:t>0 05 011</w:t>
             </w:r>
           </w:p>
         </w:tc>
@@ -731,7 +731,7 @@
                 <w:b w:val="0"/>
                 <w:sz w:val="16"/>
               </w:rPr>
-              <w:t>005012</w:t>
+              <w:t>0 05 012</w:t>
             </w:r>
           </w:p>
         </w:tc>
@@ -895,7 +895,7 @@
                 <w:b w:val="0"/>
                 <w:sz w:val="16"/>
               </w:rPr>
-              <w:t>005015</w:t>
+              <w:t>0 05 015</w:t>
             </w:r>
           </w:p>
         </w:tc>
@@ -1059,7 +1059,7 @@
                 <w:b w:val="0"/>
                 <w:sz w:val="16"/>
               </w:rPr>
-              <w:t>005016</w:t>
+              <w:t>0 05 016</w:t>
             </w:r>
           </w:p>
         </w:tc>
@@ -1223,7 +1223,7 @@
                 <w:b w:val="0"/>
                 <w:sz w:val="16"/>
               </w:rPr>
-              <w:t>005021</w:t>
+              <w:t>0 05 021</w:t>
             </w:r>
           </w:p>
         </w:tc>
@@ -1387,7 +1387,7 @@
                 <w:b w:val="0"/>
                 <w:sz w:val="16"/>
               </w:rPr>
-              <w:t>005022</w:t>
+              <w:t>0 05 022</w:t>
             </w:r>
           </w:p>
         </w:tc>
@@ -1551,7 +1551,7 @@
                 <w:b w:val="0"/>
                 <w:sz w:val="16"/>
               </w:rPr>
-              <w:t>005023</w:t>
+              <w:t>0 05 023</w:t>
             </w:r>
           </w:p>
         </w:tc>
@@ -1715,7 +1715,7 @@
                 <w:b w:val="0"/>
                 <w:sz w:val="16"/>
               </w:rPr>
-              <w:t>005030</w:t>
+              <w:t>0 05 030</w:t>
             </w:r>
           </w:p>
         </w:tc>
@@ -1879,7 +1879,7 @@
                 <w:b w:val="0"/>
                 <w:sz w:val="16"/>
               </w:rPr>
-              <w:t>005031</w:t>
+              <w:t>0 05 031</w:t>
             </w:r>
           </w:p>
         </w:tc>
@@ -2043,7 +2043,7 @@
                 <w:b w:val="0"/>
                 <w:sz w:val="16"/>
               </w:rPr>
-              <w:t>005032</w:t>
+              <w:t>0 05 032</w:t>
             </w:r>
           </w:p>
         </w:tc>
@@ -2208,7 +2208,7 @@
                 <w:b w:val="0"/>
                 <w:sz w:val="16"/>
               </w:rPr>
-              <w:t>005033</w:t>
+              <w:t>0 05 033</w:t>
             </w:r>
           </w:p>
         </w:tc>
@@ -2372,7 +2372,7 @@
                 <w:b w:val="0"/>
                 <w:sz w:val="16"/>
               </w:rPr>
-              <w:t>005034</w:t>
+              <w:t>0 05 034</w:t>
             </w:r>
           </w:p>
         </w:tc>
@@ -2536,7 +2536,7 @@
                 <w:b w:val="0"/>
                 <w:sz w:val="16"/>
               </w:rPr>
-              <w:t>005035</w:t>
+              <w:t>0 05 035</w:t>
             </w:r>
           </w:p>
         </w:tc>
@@ -2700,7 +2700,7 @@
                 <w:b w:val="0"/>
                 <w:sz w:val="16"/>
               </w:rPr>
-              <w:t>005036</w:t>
+              <w:t>0 05 036</w:t>
             </w:r>
           </w:p>
         </w:tc>
@@ -2864,7 +2864,7 @@
                 <w:b w:val="0"/>
                 <w:sz w:val="16"/>
               </w:rPr>
-              <w:t>005040</w:t>
+              <w:t>0 05 040</w:t>
             </w:r>
           </w:p>
         </w:tc>
@@ -3028,7 +3028,7 @@
                 <w:b w:val="0"/>
                 <w:sz w:val="16"/>
               </w:rPr>
-              <w:t>005041</w:t>
+              <w:t>0 05 041</w:t>
             </w:r>
           </w:p>
         </w:tc>
@@ -3192,7 +3192,7 @@
                 <w:b w:val="0"/>
                 <w:sz w:val="16"/>
               </w:rPr>
-              <w:t>005042</w:t>
+              <w:t>0 05 042</w:t>
             </w:r>
           </w:p>
         </w:tc>
@@ -3356,7 +3356,7 @@
                 <w:b w:val="0"/>
                 <w:sz w:val="16"/>
               </w:rPr>
-              <w:t>005043</w:t>
+              <w:t>0 05 043</w:t>
             </w:r>
           </w:p>
         </w:tc>
@@ -3520,7 +3520,7 @@
                 <w:b w:val="0"/>
                 <w:sz w:val="16"/>
               </w:rPr>
-              <w:t>005044</w:t>
+              <w:t>0 05 044</w:t>
             </w:r>
           </w:p>
         </w:tc>
@@ -3684,7 +3684,7 @@
                 <w:b w:val="0"/>
                 <w:sz w:val="16"/>
               </w:rPr>
-              <w:t>005045</w:t>
+              <w:t>0 05 045</w:t>
             </w:r>
           </w:p>
         </w:tc>
@@ -3848,7 +3848,7 @@
                 <w:b w:val="0"/>
                 <w:sz w:val="16"/>
               </w:rPr>
-              <w:t>005052</w:t>
+              <w:t>0 05 052</w:t>
             </w:r>
           </w:p>
         </w:tc>
@@ -4012,7 +4012,7 @@
                 <w:b w:val="0"/>
                 <w:sz w:val="16"/>
               </w:rPr>
-              <w:t>005053</w:t>
+              <w:t>0 05 053</w:t>
             </w:r>
           </w:p>
         </w:tc>
@@ -4176,7 +4176,7 @@
                 <w:b w:val="0"/>
                 <w:sz w:val="16"/>
               </w:rPr>
-              <w:t>005060</w:t>
+              <w:t>0 05 060</w:t>
             </w:r>
           </w:p>
         </w:tc>
@@ -4340,7 +4340,7 @@
                 <w:b w:val="0"/>
                 <w:sz w:val="16"/>
               </w:rPr>
-              <w:t>005061</w:t>
+              <w:t>0 05 061</w:t>
             </w:r>
           </w:p>
         </w:tc>
@@ -4504,7 +4504,7 @@
                 <w:b w:val="0"/>
                 <w:sz w:val="16"/>
               </w:rPr>
-              <w:t>005063</w:t>
+              <w:t>0 05 063</w:t>
             </w:r>
           </w:p>
         </w:tc>
@@ -4668,7 +4668,7 @@
                 <w:b w:val="0"/>
                 <w:sz w:val="16"/>
               </w:rPr>
-              <w:t>005064</w:t>
+              <w:t>0 05 064</w:t>
             </w:r>
           </w:p>
         </w:tc>
@@ -4832,7 +4832,7 @@
                 <w:b w:val="0"/>
                 <w:sz w:val="16"/>
               </w:rPr>
-              <w:t>005066</w:t>
+              <w:t>0 05 066</w:t>
             </w:r>
           </w:p>
         </w:tc>
@@ -4996,7 +4996,7 @@
                 <w:b w:val="0"/>
                 <w:sz w:val="16"/>
               </w:rPr>
-              <w:t>005067</w:t>
+              <w:t>0 05 067</w:t>
             </w:r>
           </w:p>
         </w:tc>
@@ -5160,7 +5160,7 @@
                 <w:b w:val="0"/>
                 <w:sz w:val="16"/>
               </w:rPr>
-              <w:t>005068</w:t>
+              <w:t>0 05 068</w:t>
             </w:r>
           </w:p>
         </w:tc>
@@ -5324,7 +5324,7 @@
                 <w:b w:val="0"/>
                 <w:sz w:val="16"/>
               </w:rPr>
-              <w:t>005069</w:t>
+              <w:t>0 05 069</w:t>
             </w:r>
           </w:p>
         </w:tc>
@@ -5488,7 +5488,7 @@
                 <w:b w:val="0"/>
                 <w:sz w:val="16"/>
               </w:rPr>
-              <w:t>005070</w:t>
+              <w:t>0 05 070</w:t>
             </w:r>
           </w:p>
         </w:tc>
@@ -5652,7 +5652,7 @@
                 <w:b w:val="0"/>
                 <w:sz w:val="16"/>
               </w:rPr>
-              <w:t>005071</w:t>
+              <w:t>0 05 071</w:t>
             </w:r>
           </w:p>
         </w:tc>
@@ -5816,7 +5816,7 @@
                 <w:b w:val="0"/>
                 <w:sz w:val="16"/>
               </w:rPr>
-              <w:t>005072</w:t>
+              <w:t>0 05 072</w:t>
             </w:r>
           </w:p>
         </w:tc>
@@ -5980,7 +5980,7 @@
                 <w:b w:val="0"/>
                 <w:sz w:val="16"/>
               </w:rPr>
-              <w:t>005073</w:t>
+              <w:t>0 05 073</w:t>
             </w:r>
           </w:p>
         </w:tc>
@@ -6144,7 +6144,7 @@
                 <w:b w:val="0"/>
                 <w:sz w:val="16"/>
               </w:rPr>
-              <w:t>005074</w:t>
+              <w:t>0 05 074</w:t>
             </w:r>
           </w:p>
         </w:tc>
@@ -6308,7 +6308,7 @@
                 <w:b w:val="0"/>
                 <w:sz w:val="16"/>
               </w:rPr>
-              <w:t>005075</w:t>
+              <w:t>0 05 075</w:t>
             </w:r>
           </w:p>
         </w:tc>
@@ -6472,7 +6472,7 @@
                 <w:b w:val="0"/>
                 <w:sz w:val="16"/>
               </w:rPr>
-              <w:t>005076</w:t>
+              <w:t>0 05 076</w:t>
             </w:r>
           </w:p>
         </w:tc>
@@ -6636,7 +6636,7 @@
                 <w:b w:val="0"/>
                 <w:sz w:val="16"/>
               </w:rPr>
-              <w:t>005077</w:t>
+              <w:t>0 05 077</w:t>
             </w:r>
           </w:p>
         </w:tc>
@@ -6800,7 +6800,7 @@
                 <w:b w:val="0"/>
                 <w:sz w:val="16"/>
               </w:rPr>
-              <w:t>005078</w:t>
+              <w:t>0 05 078</w:t>
             </w:r>
           </w:p>
         </w:tc>
@@ -6964,7 +6964,7 @@
                 <w:b w:val="0"/>
                 <w:sz w:val="16"/>
               </w:rPr>
-              <w:t>005079</w:t>
+              <w:t>0 05 079</w:t>
             </w:r>
           </w:p>
         </w:tc>
@@ -7128,7 +7128,7 @@
                 <w:b w:val="0"/>
                 <w:sz w:val="16"/>
               </w:rPr>
-              <w:t>005080</w:t>
+              <w:t>0 05 080</w:t>
             </w:r>
           </w:p>
         </w:tc>
@@ -7292,7 +7292,7 @@
                 <w:b w:val="0"/>
                 <w:sz w:val="16"/>
               </w:rPr>
-              <w:t>005092</w:t>
+              <w:t>0 05 092</w:t>
             </w:r>
           </w:p>
         </w:tc>

--- a/docx/en/BUFRCREX_TableB_en_05.docx
+++ b/docx/en/BUFRCREX_TableB_en_05.docx
@@ -13,6 +13,376 @@
           <w:sz w:val="22"/>
         </w:rPr>
         <w:t>Class 05: Location (horizontal - 1)</w:t>
+      </w:r>
+    </w:p>
+    <w:p>
+      <w:r>
+        <w:rPr>
+          <w:rFonts w:ascii="Verdana" w:hAnsi="Verdana"/>
+          <w:i/>
+          <w:sz w:val="14"/>
+        </w:rPr>
+        <w:t>Note 23: A precipitation value of -0.1 kg m-2 before scaling (-1 after scaling or in CREX) shall indicate a "trace" (non-measurable, less than 0.05 kg m-2).</w:t>
+      </w:r>
+    </w:p>
+    <w:p>
+      <w:r>
+        <w:rPr>
+          <w:rFonts w:ascii="Verdana" w:hAnsi="Verdana"/>
+          <w:i/>
+          <w:sz w:val="14"/>
+        </w:rPr>
+        <w:t>Note 25: A previously defined significance may be cancelled by transmitting a "missing" from the appropriate code or flag table.</w:t>
+      </w:r>
+    </w:p>
+    <w:p>
+      <w:r>
+        <w:rPr>
+          <w:rFonts w:ascii="Verdana" w:hAnsi="Verdana"/>
+          <w:i/>
+          <w:sz w:val="14"/>
+        </w:rPr>
+        <w:t>Note 27: All times are Universal Time Coordinated (UTC) unless otherwise noted.</w:t>
+      </w:r>
+    </w:p>
+    <w:p>
+      <w:r>
+        <w:rPr>
+          <w:rFonts w:ascii="Verdana" w:hAnsi="Verdana"/>
+          <w:i/>
+          <w:sz w:val="14"/>
+        </w:rPr>
+        <w:t>Note 32: Bearing or azimuth shall only be used with respect to a stated location, and shall not redefine that location.</w:t>
+      </w:r>
+    </w:p>
+    <w:p>
+      <w:r>
+        <w:rPr>
+          <w:rFonts w:ascii="Verdana" w:hAnsi="Verdana"/>
+          <w:i/>
+          <w:sz w:val="14"/>
+        </w:rPr>
+        <w:t>Note 62: Distance shall only be used with respect to a stated location and a bearing, azimuth or elevation; it shall not redefine that location.</w:t>
+      </w:r>
+    </w:p>
+    <w:p>
+      <w:r>
+        <w:rPr>
+          <w:rFonts w:ascii="Verdana" w:hAnsi="Verdana"/>
+          <w:i/>
+          <w:sz w:val="14"/>
+        </w:rPr>
+        <w:t>Note 63: Downward radiation shall be assigned positive values.</w:t>
+      </w:r>
+    </w:p>
+    <w:p>
+      <w:r>
+        <w:rPr>
+          <w:rFonts w:ascii="Verdana" w:hAnsi="Verdana"/>
+          <w:i/>
+          <w:sz w:val="14"/>
+        </w:rPr>
+        <w:t>Note 64: Downward w-components shall be assigned positive values where units are Pa s-1.</w:t>
+      </w:r>
+    </w:p>
+    <w:p>
+      <w:r>
+        <w:rPr>
+          <w:rFonts w:ascii="Verdana" w:hAnsi="Verdana"/>
+          <w:i/>
+          <w:sz w:val="14"/>
+        </w:rPr>
+        <w:t>Note 66: East to west increments shall be assigned negative values.</w:t>
+      </w:r>
+    </w:p>
+    <w:p>
+      <w:r>
+        <w:rPr>
+          <w:rFonts w:ascii="Verdana" w:hAnsi="Verdana"/>
+          <w:i/>
+          <w:sz w:val="14"/>
+        </w:rPr>
+        <w:t>Note 75: For CREX descriptors F = B, not 0.</w:t>
+      </w:r>
+    </w:p>
+    <w:p>
+      <w:r>
+        <w:rPr>
+          <w:rFonts w:ascii="Verdana" w:hAnsi="Verdana"/>
+          <w:i/>
+          <w:sz w:val="14"/>
+        </w:rPr>
+        <w:t>Note 92: In order to distinguish unambiguously the cases of missing data and saturated pixels, n-bit image data should be encoded using a data width of n+1. Where such a descriptor is not already available in Class 30, operator descriptor 2 01 YYY should be used to modify the data width of the existing entry as required.</w:t>
+      </w:r>
+    </w:p>
+    <w:p>
+      <w:r>
+        <w:rPr>
+          <w:rFonts w:ascii="Verdana" w:hAnsi="Verdana"/>
+          <w:i/>
+          <w:sz w:val="14"/>
+        </w:rPr>
+        <w:t>Note 105: Negative time periods or displacements shall be used to indicate time periods or displacements preceding the currently defined time.</w:t>
+      </w:r>
+    </w:p>
+    <w:p>
+      <w:r>
+        <w:rPr>
+          <w:rFonts w:ascii="Verdana" w:hAnsi="Verdana"/>
+          <w:i/>
+          <w:sz w:val="14"/>
+        </w:rPr>
+        <w:t>Note 110: North to south increments shall be assigned negative values.</w:t>
+      </w:r>
+    </w:p>
+    <w:p>
+      <w:r>
+        <w:rPr>
+          <w:rFonts w:ascii="Verdana" w:hAnsi="Verdana"/>
+          <w:i/>
+          <w:sz w:val="14"/>
+        </w:rPr>
+        <w:t>Note 115: Pixel data width can be changed with descriptor 2 01 YYY.</w:t>
+      </w:r>
+    </w:p>
+    <w:p>
+      <w:r>
+        <w:rPr>
+          <w:rFonts w:ascii="Verdana" w:hAnsi="Verdana"/>
+          <w:i/>
+          <w:sz w:val="14"/>
+        </w:rPr>
+        <w:t>Note 121: Some indication of expected accuracy may be implied in conjunction with certain elements in this class.</w:t>
+      </w:r>
+    </w:p>
+    <w:p>
+      <w:r>
+        <w:rPr>
+          <w:rFonts w:ascii="Verdana" w:hAnsi="Verdana"/>
+          <w:i/>
+          <w:sz w:val="14"/>
+        </w:rPr>
+        <w:t>Note 122: South latitude shall be assigned negative values.</w:t>
+      </w:r>
+    </w:p>
+    <w:p>
+      <w:r>
+        <w:rPr>
+          <w:rFonts w:ascii="Verdana" w:hAnsi="Verdana"/>
+          <w:i/>
+          <w:sz w:val="14"/>
+        </w:rPr>
+        <w:t>Note 123: South to north v-components shall be assigned positive values.</w:t>
+      </w:r>
+    </w:p>
+    <w:p>
+      <w:r>
+        <w:rPr>
+          <w:rFonts w:ascii="Verdana" w:hAnsi="Verdana"/>
+          <w:i/>
+          <w:sz w:val="14"/>
+        </w:rPr>
+        <w:t>Note 126: Surface wind direction measured at a station within 1° of the North Pole or within 1° of the South Pole shall be reported in such a way that the azimuth ring shall be aligned with its zero coinciding with the Greenwich 0° meridian.</w:t>
+      </w:r>
+    </w:p>
+    <w:p>
+      <w:r>
+        <w:rPr>
+          <w:rFonts w:ascii="Verdana" w:hAnsi="Verdana"/>
+          <w:i/>
+          <w:sz w:val="14"/>
+        </w:rPr>
+        <w:t>Note 140: The pixel size on horizontal - 1 is given at location where map scale factor is unity.</w:t>
+      </w:r>
+    </w:p>
+    <w:p>
+      <w:r>
+        <w:rPr>
+          <w:rFonts w:ascii="Verdana" w:hAnsi="Verdana"/>
+          <w:i/>
+          <w:sz w:val="14"/>
+        </w:rPr>
+        <w:t>Note 141: The pixel size on horizontal - 2 is given at location where map scale factor is unity.</w:t>
+      </w:r>
+    </w:p>
+    <w:p>
+      <w:r>
+        <w:rPr>
+          <w:rFonts w:ascii="Verdana" w:hAnsi="Verdana"/>
+          <w:i/>
+          <w:sz w:val="14"/>
+        </w:rPr>
+        <w:t>Note 145: The significance of time periods or displacements may be indicated using the time significance code corresponding to table reference 0 08 021.</w:t>
+      </w:r>
+    </w:p>
+    <w:p>
+      <w:r>
+        <w:rPr>
+          <w:rFonts w:ascii="Verdana" w:hAnsi="Verdana"/>
+          <w:i/>
+          <w:sz w:val="14"/>
+        </w:rPr>
+        <w:t>Note 149: The time location, when used with forecast values, shall indicate the time of the initial state for the forecast, or the beginning of the forecast period; when used with ensemble means of forecast values, the time location shall indicate the initial state or the beginning of the first forecast over which ensemble means are derived.</w:t>
+      </w:r>
+    </w:p>
+    <w:p>
+      <w:r>
+        <w:rPr>
+          <w:rFonts w:ascii="Verdana" w:hAnsi="Verdana"/>
+          <w:i/>
+          <w:sz w:val="14"/>
+        </w:rPr>
+        <w:t>Note 155: This class may also contain elements relating to observational procedures.</w:t>
+      </w:r>
+    </w:p>
+    <w:p>
+      <w:r>
+        <w:rPr>
+          <w:rFonts w:ascii="Verdana" w:hAnsi="Verdana"/>
+          <w:i/>
+          <w:sz w:val="14"/>
+        </w:rPr>
+        <w:t>Note 156: This class shall contain elements to describe the instrumentation used to obtain the meteorological elements reported.</w:t>
+      </w:r>
+    </w:p>
+    <w:p>
+      <w:r>
+        <w:rPr>
+          <w:rFonts w:ascii="Verdana" w:hAnsi="Verdana"/>
+          <w:i/>
+          <w:sz w:val="14"/>
+        </w:rPr>
+        <w:t>Note 158: Time periods or displacements and time increments require an initial time location to be defined prior to their use, followed where appropriate by a time significance definition.</w:t>
+      </w:r>
+    </w:p>
+    <w:p>
+      <w:r>
+        <w:rPr>
+          <w:rFonts w:ascii="Verdana" w:hAnsi="Verdana"/>
+          <w:i/>
+          <w:sz w:val="14"/>
+        </w:rPr>
+        <w:t>Note 160: Upward radiation shall be assigned negative values.</w:t>
+      </w:r>
+    </w:p>
+    <w:p>
+      <w:r>
+        <w:rPr>
+          <w:rFonts w:ascii="Verdana" w:hAnsi="Verdana"/>
+          <w:i/>
+          <w:sz w:val="14"/>
+        </w:rPr>
+        <w:t>Note 161: Upward w-components shall be assigned positive values where units are m s-1.</w:t>
+      </w:r>
+    </w:p>
+    <w:p>
+      <w:r>
+        <w:rPr>
+          <w:rFonts w:ascii="Verdana" w:hAnsi="Verdana"/>
+          <w:i/>
+          <w:sz w:val="14"/>
+        </w:rPr>
+        <w:t>Note 162: Useful ranges used above:1011 Bq to 1019 Bq for releases;10-2 Bq to 107 Bq and 10-2 mSv to 107 mSv for concentration and doses.</w:t>
+      </w:r>
+    </w:p>
+    <w:p>
+      <w:r>
+        <w:rPr>
+          <w:rFonts w:ascii="Verdana" w:hAnsi="Verdana"/>
+          <w:i/>
+          <w:sz w:val="14"/>
+        </w:rPr>
+        <w:t>Note 163: Values of latitude and latitude increments are limited to the range -90 degrees to +90 degrees.</w:t>
+      </w:r>
+    </w:p>
+    <w:p>
+      <w:r>
+        <w:rPr>
+          <w:rFonts w:ascii="Verdana" w:hAnsi="Verdana"/>
+          <w:i/>
+          <w:sz w:val="14"/>
+        </w:rPr>
+        <w:t>Note 164: Values of longitude are limited to the range -180 degrees to +180 degrees.</w:t>
+      </w:r>
+    </w:p>
+    <w:p>
+      <w:r>
+        <w:rPr>
+          <w:rFonts w:ascii="Verdana" w:hAnsi="Verdana"/>
+          <w:i/>
+          <w:sz w:val="14"/>
+        </w:rPr>
+        <w:t>Note 165: Vertical elements and pressure shall be used to define values of these elements independent of the element or variable denoting the vertical coordinate.</w:t>
+      </w:r>
+    </w:p>
+    <w:p>
+      <w:r>
+        <w:rPr>
+          <w:rFonts w:ascii="Verdana" w:hAnsi="Verdana"/>
+          <w:i/>
+          <w:sz w:val="14"/>
+        </w:rPr>
+        <w:t>Note 166: West longitude shall be assigned negative values.</w:t>
+      </w:r>
+    </w:p>
+    <w:p>
+      <w:r>
+        <w:rPr>
+          <w:rFonts w:ascii="Verdana" w:hAnsi="Verdana"/>
+          <w:i/>
+          <w:sz w:val="14"/>
+        </w:rPr>
+        <w:t>Note 167: West to east u-components shall be assigned positive values.</w:t>
+      </w:r>
+    </w:p>
+    <w:p>
+      <w:r>
+        <w:rPr>
+          <w:rFonts w:ascii="Verdana" w:hAnsi="Verdana"/>
+          <w:i/>
+          <w:sz w:val="14"/>
+        </w:rPr>
+        <w:t>Note 176: Where more than one time period or displacement is required to define complex time structures, they shall be defined in immediate succession, and the following ordering shall apply: ensemble period (if required), followed by forecast period (if required), followed by period for averaging or accumulation (if required).</w:t>
+      </w:r>
+    </w:p>
+    <w:p>
+      <w:r>
+        <w:rPr>
+          <w:rFonts w:ascii="Verdana" w:hAnsi="Verdana"/>
+          <w:i/>
+          <w:sz w:val="14"/>
+        </w:rPr>
+        <w:t>Note 178: Where the expression "period specified" is entered under element name, an appropriate period shall be specified using descriptors from Class 04.</w:t>
+      </w:r>
+    </w:p>
+    <w:p>
+      <w:r>
+        <w:rPr>
+          <w:rFonts w:ascii="Verdana" w:hAnsi="Verdana"/>
+          <w:i/>
+          <w:sz w:val="14"/>
+        </w:rPr>
+        <w:t>Note 179: Where values are accumulated or averaged (for example over a time period), the total number of values from which the accumulated or averaged values are obtained may be represented using reference 0 08 022.</w:t>
+      </w:r>
+    </w:p>
+    <w:p>
+      <w:r>
+        <w:rPr>
+          <w:rFonts w:ascii="Verdana" w:hAnsi="Verdana"/>
+          <w:i/>
+          <w:sz w:val="14"/>
+        </w:rPr>
+        <w:t>Note 180: Wind reporting standards: Speed Direction No observation Missing Missing Calm 0 0 Normal observation &gt; 0 1° - 360° Speed only &gt; 0 Missing Direction only Missing 1°-360° "Light and variable" &gt; 0 0</w:t>
+      </w:r>
+    </w:p>
+    <w:p>
+      <w:r>
+        <w:rPr>
+          <w:rFonts w:ascii="Verdana" w:hAnsi="Verdana"/>
+          <w:i/>
+          <w:sz w:val="14"/>
+        </w:rPr>
+        <w:t>Note 181: Wind waves and waves reporting standards:Observation Speed Direction No observation Missing Missing Calm 0 0 Normal observation &gt;0 1-360 Speed only &gt;0 Missing Direction only Missing 1-360"Light and variable" &gt;0 0</w:t>
       </w:r>
     </w:p>
     <w:tbl>
@@ -58,6 +428,9 @@
             <w:shd w:val="clear" w:color="auto" w:fill="D9D9D9"/>
           </w:tcPr>
           <w:p>
+            <w:pPr>
+              <w:spacing w:before="20" w:after="20"/>
+            </w:pPr>
             <w:r/>
             <w:r>
               <w:rPr>
@@ -75,6 +448,9 @@
             <w:shd w:val="clear" w:color="auto" w:fill="D9D9D9"/>
           </w:tcPr>
           <w:p>
+            <w:pPr>
+              <w:spacing w:before="20" w:after="20"/>
+            </w:pPr>
             <w:r/>
             <w:r>
               <w:rPr>
@@ -92,6 +468,9 @@
             <w:shd w:val="clear" w:color="auto" w:fill="D9D9D9"/>
           </w:tcPr>
           <w:p>
+            <w:pPr>
+              <w:spacing w:before="20" w:after="20"/>
+            </w:pPr>
             <w:r/>
             <w:r>
               <w:rPr>
@@ -109,6 +488,9 @@
             <w:shd w:val="clear" w:color="auto" w:fill="D9D9D9"/>
           </w:tcPr>
           <w:p>
+            <w:pPr>
+              <w:spacing w:before="20" w:after="20"/>
+            </w:pPr>
             <w:r/>
             <w:r>
               <w:rPr>
@@ -126,6 +508,9 @@
             <w:shd w:val="clear" w:color="auto" w:fill="D9D9D9"/>
           </w:tcPr>
           <w:p>
+            <w:pPr>
+              <w:spacing w:before="20" w:after="20"/>
+            </w:pPr>
             <w:r/>
             <w:r>
               <w:rPr>
@@ -143,6 +528,9 @@
             <w:shd w:val="clear" w:color="auto" w:fill="D9D9D9"/>
           </w:tcPr>
           <w:p>
+            <w:pPr>
+              <w:spacing w:before="20" w:after="20"/>
+            </w:pPr>
             <w:r/>
             <w:r>
               <w:rPr>
@@ -160,6 +548,9 @@
             <w:shd w:val="clear" w:color="auto" w:fill="D9D9D9"/>
           </w:tcPr>
           <w:p>
+            <w:pPr>
+              <w:spacing w:before="20" w:after="20"/>
+            </w:pPr>
             <w:r/>
             <w:r>
               <w:rPr>
@@ -177,6 +568,9 @@
             <w:shd w:val="clear" w:color="auto" w:fill="D9D9D9"/>
           </w:tcPr>
           <w:p>
+            <w:pPr>
+              <w:spacing w:before="20" w:after="20"/>
+            </w:pPr>
             <w:r/>
             <w:r>
               <w:rPr>
@@ -194,6 +588,9 @@
             <w:shd w:val="clear" w:color="auto" w:fill="D9D9D9"/>
           </w:tcPr>
           <w:p>
+            <w:pPr>
+              <w:spacing w:before="20" w:after="20"/>
+            </w:pPr>
             <w:r/>
             <w:r>
               <w:rPr>
@@ -211,6 +608,9 @@
             <w:shd w:val="clear" w:color="auto" w:fill="D9D9D9"/>
           </w:tcPr>
           <w:p>
+            <w:pPr>
+              <w:spacing w:before="20" w:after="20"/>
+            </w:pPr>
             <w:r/>
             <w:r>
               <w:rPr>
@@ -232,6 +632,9 @@
             <w:tcW w:type="dxa" w:w="1514"/>
           </w:tcPr>
           <w:p>
+            <w:pPr>
+              <w:spacing w:before="20" w:after="20"/>
+            </w:pPr>
             <w:r/>
             <w:r>
               <w:rPr>
@@ -248,6 +651,9 @@
             <w:tcW w:type="dxa" w:w="1514"/>
           </w:tcPr>
           <w:p>
+            <w:pPr>
+              <w:spacing w:before="20" w:after="20"/>
+            </w:pPr>
             <w:r/>
             <w:r>
               <w:rPr>
@@ -264,11 +670,13 @@
             <w:tcW w:type="dxa" w:w="1514"/>
           </w:tcPr>
           <w:p>
-            <w:r/>
-            <w:r>
-              <w:rPr>
-                <w:rFonts w:ascii="Verdana" w:hAnsi="Verdana"/>
-                <w:b w:val="0"/>
+            <w:pPr>
+              <w:spacing w:before="20" w:after="20"/>
+            </w:pPr>
+            <w:r/>
+            <w:r>
+              <w:rPr>
+                <w:rFonts w:ascii="Verdana" w:hAnsi="Verdana"/>
                 <w:sz w:val="16"/>
               </w:rPr>
               <w:t>deg</w:t>
@@ -280,6 +688,9 @@
             <w:tcW w:type="dxa" w:w="1514"/>
           </w:tcPr>
           <w:p>
+            <w:pPr>
+              <w:spacing w:before="20" w:after="20"/>
+            </w:pPr>
             <w:r/>
             <w:r>
               <w:rPr>
@@ -296,6 +707,9 @@
             <w:tcW w:type="dxa" w:w="1514"/>
           </w:tcPr>
           <w:p>
+            <w:pPr>
+              <w:spacing w:before="20" w:after="20"/>
+            </w:pPr>
             <w:r/>
             <w:r>
               <w:rPr>
@@ -312,6 +726,9 @@
             <w:tcW w:type="dxa" w:w="1514"/>
           </w:tcPr>
           <w:p>
+            <w:pPr>
+              <w:spacing w:before="20" w:after="20"/>
+            </w:pPr>
             <w:r/>
             <w:r>
               <w:rPr>
@@ -328,11 +745,13 @@
             <w:tcW w:type="dxa" w:w="1514"/>
           </w:tcPr>
           <w:p>
-            <w:r/>
-            <w:r>
-              <w:rPr>
-                <w:rFonts w:ascii="Verdana" w:hAnsi="Verdana"/>
-                <w:b w:val="0"/>
+            <w:pPr>
+              <w:spacing w:before="20" w:after="20"/>
+            </w:pPr>
+            <w:r/>
+            <w:r>
+              <w:rPr>
+                <w:rFonts w:ascii="Verdana" w:hAnsi="Verdana"/>
                 <w:sz w:val="16"/>
               </w:rPr>
               <w:t>deg</w:t>
@@ -344,6 +763,9 @@
             <w:tcW w:type="dxa" w:w="1514"/>
           </w:tcPr>
           <w:p>
+            <w:pPr>
+              <w:spacing w:before="20" w:after="20"/>
+            </w:pPr>
             <w:r/>
             <w:r>
               <w:rPr>
@@ -360,6 +782,9 @@
             <w:tcW w:type="dxa" w:w="1514"/>
           </w:tcPr>
           <w:p>
+            <w:pPr>
+              <w:spacing w:before="20" w:after="20"/>
+            </w:pPr>
             <w:r/>
             <w:r>
               <w:rPr>
@@ -376,6 +801,9 @@
             <w:tcW w:type="dxa" w:w="1514"/>
           </w:tcPr>
           <w:p>
+            <w:pPr>
+              <w:spacing w:before="20" w:after="20"/>
+            </w:pPr>
             <w:r/>
             <w:r>
               <w:rPr>
@@ -396,6 +824,9 @@
             <w:tcW w:type="dxa" w:w="1514"/>
           </w:tcPr>
           <w:p>
+            <w:pPr>
+              <w:spacing w:before="20" w:after="20"/>
+            </w:pPr>
             <w:r/>
             <w:r>
               <w:rPr>
@@ -412,6 +843,9 @@
             <w:tcW w:type="dxa" w:w="1514"/>
           </w:tcPr>
           <w:p>
+            <w:pPr>
+              <w:spacing w:before="20" w:after="20"/>
+            </w:pPr>
             <w:r/>
             <w:r>
               <w:rPr>
@@ -428,11 +862,13 @@
             <w:tcW w:type="dxa" w:w="1514"/>
           </w:tcPr>
           <w:p>
-            <w:r/>
-            <w:r>
-              <w:rPr>
-                <w:rFonts w:ascii="Verdana" w:hAnsi="Verdana"/>
-                <w:b w:val="0"/>
+            <w:pPr>
+              <w:spacing w:before="20" w:after="20"/>
+            </w:pPr>
+            <w:r/>
+            <w:r>
+              <w:rPr>
+                <w:rFonts w:ascii="Verdana" w:hAnsi="Verdana"/>
                 <w:sz w:val="16"/>
               </w:rPr>
               <w:t>deg</w:t>
@@ -444,6 +880,9 @@
             <w:tcW w:type="dxa" w:w="1514"/>
           </w:tcPr>
           <w:p>
+            <w:pPr>
+              <w:spacing w:before="20" w:after="20"/>
+            </w:pPr>
             <w:r/>
             <w:r>
               <w:rPr>
@@ -460,6 +899,9 @@
             <w:tcW w:type="dxa" w:w="1514"/>
           </w:tcPr>
           <w:p>
+            <w:pPr>
+              <w:spacing w:before="20" w:after="20"/>
+            </w:pPr>
             <w:r/>
             <w:r>
               <w:rPr>
@@ -476,6 +918,9 @@
             <w:tcW w:type="dxa" w:w="1514"/>
           </w:tcPr>
           <w:p>
+            <w:pPr>
+              <w:spacing w:before="20" w:after="20"/>
+            </w:pPr>
             <w:r/>
             <w:r>
               <w:rPr>
@@ -492,11 +937,13 @@
             <w:tcW w:type="dxa" w:w="1514"/>
           </w:tcPr>
           <w:p>
-            <w:r/>
-            <w:r>
-              <w:rPr>
-                <w:rFonts w:ascii="Verdana" w:hAnsi="Verdana"/>
-                <w:b w:val="0"/>
+            <w:pPr>
+              <w:spacing w:before="20" w:after="20"/>
+            </w:pPr>
+            <w:r/>
+            <w:r>
+              <w:rPr>
+                <w:rFonts w:ascii="Verdana" w:hAnsi="Verdana"/>
                 <w:sz w:val="16"/>
               </w:rPr>
               <w:t>deg</w:t>
@@ -508,6 +955,9 @@
             <w:tcW w:type="dxa" w:w="1514"/>
           </w:tcPr>
           <w:p>
+            <w:pPr>
+              <w:spacing w:before="20" w:after="20"/>
+            </w:pPr>
             <w:r/>
             <w:r>
               <w:rPr>
@@ -524,6 +974,9 @@
             <w:tcW w:type="dxa" w:w="1514"/>
           </w:tcPr>
           <w:p>
+            <w:pPr>
+              <w:spacing w:before="20" w:after="20"/>
+            </w:pPr>
             <w:r/>
             <w:r>
               <w:rPr>
@@ -540,6 +993,9 @@
             <w:tcW w:type="dxa" w:w="1514"/>
           </w:tcPr>
           <w:p>
+            <w:pPr>
+              <w:spacing w:before="20" w:after="20"/>
+            </w:pPr>
             <w:r/>
             <w:r>
               <w:rPr>
@@ -560,6 +1016,9 @@
             <w:tcW w:type="dxa" w:w="1514"/>
           </w:tcPr>
           <w:p>
+            <w:pPr>
+              <w:spacing w:before="20" w:after="20"/>
+            </w:pPr>
             <w:r/>
             <w:r>
               <w:rPr>
@@ -576,6 +1035,9 @@
             <w:tcW w:type="dxa" w:w="1514"/>
           </w:tcPr>
           <w:p>
+            <w:pPr>
+              <w:spacing w:before="20" w:after="20"/>
+            </w:pPr>
             <w:r/>
             <w:r>
               <w:rPr>
@@ -592,11 +1054,13 @@
             <w:tcW w:type="dxa" w:w="1514"/>
           </w:tcPr>
           <w:p>
-            <w:r/>
-            <w:r>
-              <w:rPr>
-                <w:rFonts w:ascii="Verdana" w:hAnsi="Verdana"/>
-                <w:b w:val="0"/>
+            <w:pPr>
+              <w:spacing w:before="20" w:after="20"/>
+            </w:pPr>
+            <w:r/>
+            <w:r>
+              <w:rPr>
+                <w:rFonts w:ascii="Verdana" w:hAnsi="Verdana"/>
                 <w:sz w:val="16"/>
               </w:rPr>
               <w:t>deg</w:t>
@@ -608,6 +1072,9 @@
             <w:tcW w:type="dxa" w:w="1514"/>
           </w:tcPr>
           <w:p>
+            <w:pPr>
+              <w:spacing w:before="20" w:after="20"/>
+            </w:pPr>
             <w:r/>
             <w:r>
               <w:rPr>
@@ -624,6 +1091,9 @@
             <w:tcW w:type="dxa" w:w="1514"/>
           </w:tcPr>
           <w:p>
+            <w:pPr>
+              <w:spacing w:before="20" w:after="20"/>
+            </w:pPr>
             <w:r/>
             <w:r>
               <w:rPr>
@@ -640,6 +1110,9 @@
             <w:tcW w:type="dxa" w:w="1514"/>
           </w:tcPr>
           <w:p>
+            <w:pPr>
+              <w:spacing w:before="20" w:after="20"/>
+            </w:pPr>
             <w:r/>
             <w:r>
               <w:rPr>
@@ -656,11 +1129,13 @@
             <w:tcW w:type="dxa" w:w="1514"/>
           </w:tcPr>
           <w:p>
-            <w:r/>
-            <w:r>
-              <w:rPr>
-                <w:rFonts w:ascii="Verdana" w:hAnsi="Verdana"/>
-                <w:b w:val="0"/>
+            <w:pPr>
+              <w:spacing w:before="20" w:after="20"/>
+            </w:pPr>
+            <w:r/>
+            <w:r>
+              <w:rPr>
+                <w:rFonts w:ascii="Verdana" w:hAnsi="Verdana"/>
                 <w:sz w:val="16"/>
               </w:rPr>
               <w:t>deg</w:t>
@@ -672,6 +1147,9 @@
             <w:tcW w:type="dxa" w:w="1514"/>
           </w:tcPr>
           <w:p>
+            <w:pPr>
+              <w:spacing w:before="20" w:after="20"/>
+            </w:pPr>
             <w:r/>
             <w:r>
               <w:rPr>
@@ -688,6 +1166,9 @@
             <w:tcW w:type="dxa" w:w="1514"/>
           </w:tcPr>
           <w:p>
+            <w:pPr>
+              <w:spacing w:before="20" w:after="20"/>
+            </w:pPr>
             <w:r/>
             <w:r>
               <w:rPr>
@@ -704,6 +1185,9 @@
             <w:tcW w:type="dxa" w:w="1514"/>
           </w:tcPr>
           <w:p>
+            <w:pPr>
+              <w:spacing w:before="20" w:after="20"/>
+            </w:pPr>
             <w:r/>
             <w:r>
               <w:rPr>
@@ -724,6 +1208,9 @@
             <w:tcW w:type="dxa" w:w="1514"/>
           </w:tcPr>
           <w:p>
+            <w:pPr>
+              <w:spacing w:before="20" w:after="20"/>
+            </w:pPr>
             <w:r/>
             <w:r>
               <w:rPr>
@@ -740,6 +1227,9 @@
             <w:tcW w:type="dxa" w:w="1514"/>
           </w:tcPr>
           <w:p>
+            <w:pPr>
+              <w:spacing w:before="20" w:after="20"/>
+            </w:pPr>
             <w:r/>
             <w:r>
               <w:rPr>
@@ -756,11 +1246,13 @@
             <w:tcW w:type="dxa" w:w="1514"/>
           </w:tcPr>
           <w:p>
-            <w:r/>
-            <w:r>
-              <w:rPr>
-                <w:rFonts w:ascii="Verdana" w:hAnsi="Verdana"/>
-                <w:b w:val="0"/>
+            <w:pPr>
+              <w:spacing w:before="20" w:after="20"/>
+            </w:pPr>
+            <w:r/>
+            <w:r>
+              <w:rPr>
+                <w:rFonts w:ascii="Verdana" w:hAnsi="Verdana"/>
                 <w:sz w:val="16"/>
               </w:rPr>
               <w:t>deg</w:t>
@@ -772,6 +1264,9 @@
             <w:tcW w:type="dxa" w:w="1514"/>
           </w:tcPr>
           <w:p>
+            <w:pPr>
+              <w:spacing w:before="20" w:after="20"/>
+            </w:pPr>
             <w:r/>
             <w:r>
               <w:rPr>
@@ -788,6 +1283,9 @@
             <w:tcW w:type="dxa" w:w="1514"/>
           </w:tcPr>
           <w:p>
+            <w:pPr>
+              <w:spacing w:before="20" w:after="20"/>
+            </w:pPr>
             <w:r/>
             <w:r>
               <w:rPr>
@@ -804,6 +1302,9 @@
             <w:tcW w:type="dxa" w:w="1514"/>
           </w:tcPr>
           <w:p>
+            <w:pPr>
+              <w:spacing w:before="20" w:after="20"/>
+            </w:pPr>
             <w:r/>
             <w:r>
               <w:rPr>
@@ -820,11 +1321,13 @@
             <w:tcW w:type="dxa" w:w="1514"/>
           </w:tcPr>
           <w:p>
-            <w:r/>
-            <w:r>
-              <w:rPr>
-                <w:rFonts w:ascii="Verdana" w:hAnsi="Verdana"/>
-                <w:b w:val="0"/>
+            <w:pPr>
+              <w:spacing w:before="20" w:after="20"/>
+            </w:pPr>
+            <w:r/>
+            <w:r>
+              <w:rPr>
+                <w:rFonts w:ascii="Verdana" w:hAnsi="Verdana"/>
                 <w:sz w:val="16"/>
               </w:rPr>
               <w:t>deg</w:t>
@@ -836,6 +1339,9 @@
             <w:tcW w:type="dxa" w:w="1514"/>
           </w:tcPr>
           <w:p>
+            <w:pPr>
+              <w:spacing w:before="20" w:after="20"/>
+            </w:pPr>
             <w:r/>
             <w:r>
               <w:rPr>
@@ -852,6 +1358,9 @@
             <w:tcW w:type="dxa" w:w="1514"/>
           </w:tcPr>
           <w:p>
+            <w:pPr>
+              <w:spacing w:before="20" w:after="20"/>
+            </w:pPr>
             <w:r/>
             <w:r>
               <w:rPr>
@@ -868,6 +1377,9 @@
             <w:tcW w:type="dxa" w:w="1514"/>
           </w:tcPr>
           <w:p>
+            <w:pPr>
+              <w:spacing w:before="20" w:after="20"/>
+            </w:pPr>
             <w:r/>
             <w:r>
               <w:rPr>
@@ -888,6 +1400,9 @@
             <w:tcW w:type="dxa" w:w="1514"/>
           </w:tcPr>
           <w:p>
+            <w:pPr>
+              <w:spacing w:before="20" w:after="20"/>
+            </w:pPr>
             <w:r/>
             <w:r>
               <w:rPr>
@@ -904,6 +1419,9 @@
             <w:tcW w:type="dxa" w:w="1514"/>
           </w:tcPr>
           <w:p>
+            <w:pPr>
+              <w:spacing w:before="20" w:after="20"/>
+            </w:pPr>
             <w:r/>
             <w:r>
               <w:rPr>
@@ -920,11 +1438,13 @@
             <w:tcW w:type="dxa" w:w="1514"/>
           </w:tcPr>
           <w:p>
-            <w:r/>
-            <w:r>
-              <w:rPr>
-                <w:rFonts w:ascii="Verdana" w:hAnsi="Verdana"/>
-                <w:b w:val="0"/>
+            <w:pPr>
+              <w:spacing w:before="20" w:after="20"/>
+            </w:pPr>
+            <w:r/>
+            <w:r>
+              <w:rPr>
+                <w:rFonts w:ascii="Verdana" w:hAnsi="Verdana"/>
                 <w:sz w:val="16"/>
               </w:rPr>
               <w:t>deg</w:t>
@@ -936,6 +1456,9 @@
             <w:tcW w:type="dxa" w:w="1514"/>
           </w:tcPr>
           <w:p>
+            <w:pPr>
+              <w:spacing w:before="20" w:after="20"/>
+            </w:pPr>
             <w:r/>
             <w:r>
               <w:rPr>
@@ -952,6 +1475,9 @@
             <w:tcW w:type="dxa" w:w="1514"/>
           </w:tcPr>
           <w:p>
+            <w:pPr>
+              <w:spacing w:before="20" w:after="20"/>
+            </w:pPr>
             <w:r/>
             <w:r>
               <w:rPr>
@@ -968,6 +1494,9 @@
             <w:tcW w:type="dxa" w:w="1514"/>
           </w:tcPr>
           <w:p>
+            <w:pPr>
+              <w:spacing w:before="20" w:after="20"/>
+            </w:pPr>
             <w:r/>
             <w:r>
               <w:rPr>
@@ -984,11 +1513,13 @@
             <w:tcW w:type="dxa" w:w="1514"/>
           </w:tcPr>
           <w:p>
-            <w:r/>
-            <w:r>
-              <w:rPr>
-                <w:rFonts w:ascii="Verdana" w:hAnsi="Verdana"/>
-                <w:b w:val="0"/>
+            <w:pPr>
+              <w:spacing w:before="20" w:after="20"/>
+            </w:pPr>
+            <w:r/>
+            <w:r>
+              <w:rPr>
+                <w:rFonts w:ascii="Verdana" w:hAnsi="Verdana"/>
                 <w:sz w:val="16"/>
               </w:rPr>
               <w:t>deg</w:t>
@@ -1000,6 +1531,9 @@
             <w:tcW w:type="dxa" w:w="1514"/>
           </w:tcPr>
           <w:p>
+            <w:pPr>
+              <w:spacing w:before="20" w:after="20"/>
+            </w:pPr>
             <w:r/>
             <w:r>
               <w:rPr>
@@ -1016,6 +1550,9 @@
             <w:tcW w:type="dxa" w:w="1514"/>
           </w:tcPr>
           <w:p>
+            <w:pPr>
+              <w:spacing w:before="20" w:after="20"/>
+            </w:pPr>
             <w:r/>
             <w:r>
               <w:rPr>
@@ -1032,6 +1569,9 @@
             <w:tcW w:type="dxa" w:w="1514"/>
           </w:tcPr>
           <w:p>
+            <w:pPr>
+              <w:spacing w:before="20" w:after="20"/>
+            </w:pPr>
             <w:r/>
             <w:r>
               <w:rPr>
@@ -1052,6 +1592,9 @@
             <w:tcW w:type="dxa" w:w="1514"/>
           </w:tcPr>
           <w:p>
+            <w:pPr>
+              <w:spacing w:before="20" w:after="20"/>
+            </w:pPr>
             <w:r/>
             <w:r>
               <w:rPr>
@@ -1068,6 +1611,9 @@
             <w:tcW w:type="dxa" w:w="1514"/>
           </w:tcPr>
           <w:p>
+            <w:pPr>
+              <w:spacing w:before="20" w:after="20"/>
+            </w:pPr>
             <w:r/>
             <w:r>
               <w:rPr>
@@ -1084,11 +1630,13 @@
             <w:tcW w:type="dxa" w:w="1514"/>
           </w:tcPr>
           <w:p>
-            <w:r/>
-            <w:r>
-              <w:rPr>
-                <w:rFonts w:ascii="Verdana" w:hAnsi="Verdana"/>
-                <w:b w:val="0"/>
+            <w:pPr>
+              <w:spacing w:before="20" w:after="20"/>
+            </w:pPr>
+            <w:r/>
+            <w:r>
+              <w:rPr>
+                <w:rFonts w:ascii="Verdana" w:hAnsi="Verdana"/>
                 <w:sz w:val="16"/>
               </w:rPr>
               <w:t>deg</w:t>
@@ -1100,6 +1648,9 @@
             <w:tcW w:type="dxa" w:w="1514"/>
           </w:tcPr>
           <w:p>
+            <w:pPr>
+              <w:spacing w:before="20" w:after="20"/>
+            </w:pPr>
             <w:r/>
             <w:r>
               <w:rPr>
@@ -1116,6 +1667,9 @@
             <w:tcW w:type="dxa" w:w="1514"/>
           </w:tcPr>
           <w:p>
+            <w:pPr>
+              <w:spacing w:before="20" w:after="20"/>
+            </w:pPr>
             <w:r/>
             <w:r>
               <w:rPr>
@@ -1132,6 +1686,9 @@
             <w:tcW w:type="dxa" w:w="1514"/>
           </w:tcPr>
           <w:p>
+            <w:pPr>
+              <w:spacing w:before="20" w:after="20"/>
+            </w:pPr>
             <w:r/>
             <w:r>
               <w:rPr>
@@ -1148,11 +1705,13 @@
             <w:tcW w:type="dxa" w:w="1514"/>
           </w:tcPr>
           <w:p>
-            <w:r/>
-            <w:r>
-              <w:rPr>
-                <w:rFonts w:ascii="Verdana" w:hAnsi="Verdana"/>
-                <w:b w:val="0"/>
+            <w:pPr>
+              <w:spacing w:before="20" w:after="20"/>
+            </w:pPr>
+            <w:r/>
+            <w:r>
+              <w:rPr>
+                <w:rFonts w:ascii="Verdana" w:hAnsi="Verdana"/>
                 <w:sz w:val="16"/>
               </w:rPr>
               <w:t>deg</w:t>
@@ -1164,6 +1723,9 @@
             <w:tcW w:type="dxa" w:w="1514"/>
           </w:tcPr>
           <w:p>
+            <w:pPr>
+              <w:spacing w:before="20" w:after="20"/>
+            </w:pPr>
             <w:r/>
             <w:r>
               <w:rPr>
@@ -1180,6 +1742,9 @@
             <w:tcW w:type="dxa" w:w="1514"/>
           </w:tcPr>
           <w:p>
+            <w:pPr>
+              <w:spacing w:before="20" w:after="20"/>
+            </w:pPr>
             <w:r/>
             <w:r>
               <w:rPr>
@@ -1196,6 +1761,9 @@
             <w:tcW w:type="dxa" w:w="1514"/>
           </w:tcPr>
           <w:p>
+            <w:pPr>
+              <w:spacing w:before="20" w:after="20"/>
+            </w:pPr>
             <w:r/>
             <w:r>
               <w:rPr>
@@ -1216,6 +1784,9 @@
             <w:tcW w:type="dxa" w:w="1514"/>
           </w:tcPr>
           <w:p>
+            <w:pPr>
+              <w:spacing w:before="20" w:after="20"/>
+            </w:pPr>
             <w:r/>
             <w:r>
               <w:rPr>
@@ -1232,6 +1803,9 @@
             <w:tcW w:type="dxa" w:w="1514"/>
           </w:tcPr>
           <w:p>
+            <w:pPr>
+              <w:spacing w:before="20" w:after="20"/>
+            </w:pPr>
             <w:r/>
             <w:r>
               <w:rPr>
@@ -1248,11 +1822,13 @@
             <w:tcW w:type="dxa" w:w="1514"/>
           </w:tcPr>
           <w:p>
-            <w:r/>
-            <w:r>
-              <w:rPr>
-                <w:rFonts w:ascii="Verdana" w:hAnsi="Verdana"/>
-                <w:b w:val="0"/>
+            <w:pPr>
+              <w:spacing w:before="20" w:after="20"/>
+            </w:pPr>
+            <w:r/>
+            <w:r>
+              <w:rPr>
+                <w:rFonts w:ascii="Verdana" w:hAnsi="Verdana"/>
                 <w:sz w:val="16"/>
               </w:rPr>
               <w:t>degree true</w:t>
@@ -1264,6 +1840,9 @@
             <w:tcW w:type="dxa" w:w="1514"/>
           </w:tcPr>
           <w:p>
+            <w:pPr>
+              <w:spacing w:before="20" w:after="20"/>
+            </w:pPr>
             <w:r/>
             <w:r>
               <w:rPr>
@@ -1280,6 +1859,9 @@
             <w:tcW w:type="dxa" w:w="1514"/>
           </w:tcPr>
           <w:p>
+            <w:pPr>
+              <w:spacing w:before="20" w:after="20"/>
+            </w:pPr>
             <w:r/>
             <w:r>
               <w:rPr>
@@ -1296,6 +1878,9 @@
             <w:tcW w:type="dxa" w:w="1514"/>
           </w:tcPr>
           <w:p>
+            <w:pPr>
+              <w:spacing w:before="20" w:after="20"/>
+            </w:pPr>
             <w:r/>
             <w:r>
               <w:rPr>
@@ -1312,11 +1897,13 @@
             <w:tcW w:type="dxa" w:w="1514"/>
           </w:tcPr>
           <w:p>
-            <w:r/>
-            <w:r>
-              <w:rPr>
-                <w:rFonts w:ascii="Verdana" w:hAnsi="Verdana"/>
-                <w:b w:val="0"/>
+            <w:pPr>
+              <w:spacing w:before="20" w:after="20"/>
+            </w:pPr>
+            <w:r/>
+            <w:r>
+              <w:rPr>
+                <w:rFonts w:ascii="Verdana" w:hAnsi="Verdana"/>
                 <w:sz w:val="16"/>
               </w:rPr>
               <w:t>degree true</w:t>
@@ -1328,6 +1915,9 @@
             <w:tcW w:type="dxa" w:w="1514"/>
           </w:tcPr>
           <w:p>
+            <w:pPr>
+              <w:spacing w:before="20" w:after="20"/>
+            </w:pPr>
             <w:r/>
             <w:r>
               <w:rPr>
@@ -1344,6 +1934,9 @@
             <w:tcW w:type="dxa" w:w="1514"/>
           </w:tcPr>
           <w:p>
+            <w:pPr>
+              <w:spacing w:before="20" w:after="20"/>
+            </w:pPr>
             <w:r/>
             <w:r>
               <w:rPr>
@@ -1360,6 +1953,9 @@
             <w:tcW w:type="dxa" w:w="1514"/>
           </w:tcPr>
           <w:p>
+            <w:pPr>
+              <w:spacing w:before="20" w:after="20"/>
+            </w:pPr>
             <w:r/>
             <w:r>
               <w:rPr>
@@ -1380,6 +1976,9 @@
             <w:tcW w:type="dxa" w:w="1514"/>
           </w:tcPr>
           <w:p>
+            <w:pPr>
+              <w:spacing w:before="20" w:after="20"/>
+            </w:pPr>
             <w:r/>
             <w:r>
               <w:rPr>
@@ -1396,6 +1995,9 @@
             <w:tcW w:type="dxa" w:w="1514"/>
           </w:tcPr>
           <w:p>
+            <w:pPr>
+              <w:spacing w:before="20" w:after="20"/>
+            </w:pPr>
             <w:r/>
             <w:r>
               <w:rPr>
@@ -1412,11 +2014,13 @@
             <w:tcW w:type="dxa" w:w="1514"/>
           </w:tcPr>
           <w:p>
-            <w:r/>
-            <w:r>
-              <w:rPr>
-                <w:rFonts w:ascii="Verdana" w:hAnsi="Verdana"/>
-                <w:b w:val="0"/>
+            <w:pPr>
+              <w:spacing w:before="20" w:after="20"/>
+            </w:pPr>
+            <w:r/>
+            <w:r>
+              <w:rPr>
+                <w:rFonts w:ascii="Verdana" w:hAnsi="Verdana"/>
                 <w:sz w:val="16"/>
               </w:rPr>
               <w:t>degree true</w:t>
@@ -1428,6 +2032,9 @@
             <w:tcW w:type="dxa" w:w="1514"/>
           </w:tcPr>
           <w:p>
+            <w:pPr>
+              <w:spacing w:before="20" w:after="20"/>
+            </w:pPr>
             <w:r/>
             <w:r>
               <w:rPr>
@@ -1444,6 +2051,9 @@
             <w:tcW w:type="dxa" w:w="1514"/>
           </w:tcPr>
           <w:p>
+            <w:pPr>
+              <w:spacing w:before="20" w:after="20"/>
+            </w:pPr>
             <w:r/>
             <w:r>
               <w:rPr>
@@ -1460,6 +2070,9 @@
             <w:tcW w:type="dxa" w:w="1514"/>
           </w:tcPr>
           <w:p>
+            <w:pPr>
+              <w:spacing w:before="20" w:after="20"/>
+            </w:pPr>
             <w:r/>
             <w:r>
               <w:rPr>
@@ -1476,11 +2089,13 @@
             <w:tcW w:type="dxa" w:w="1514"/>
           </w:tcPr>
           <w:p>
-            <w:r/>
-            <w:r>
-              <w:rPr>
-                <w:rFonts w:ascii="Verdana" w:hAnsi="Verdana"/>
-                <w:b w:val="0"/>
+            <w:pPr>
+              <w:spacing w:before="20" w:after="20"/>
+            </w:pPr>
+            <w:r/>
+            <w:r>
+              <w:rPr>
+                <w:rFonts w:ascii="Verdana" w:hAnsi="Verdana"/>
                 <w:sz w:val="16"/>
               </w:rPr>
               <w:t>degree true</w:t>
@@ -1492,6 +2107,9 @@
             <w:tcW w:type="dxa" w:w="1514"/>
           </w:tcPr>
           <w:p>
+            <w:pPr>
+              <w:spacing w:before="20" w:after="20"/>
+            </w:pPr>
             <w:r/>
             <w:r>
               <w:rPr>
@@ -1508,6 +2126,9 @@
             <w:tcW w:type="dxa" w:w="1514"/>
           </w:tcPr>
           <w:p>
+            <w:pPr>
+              <w:spacing w:before="20" w:after="20"/>
+            </w:pPr>
             <w:r/>
             <w:r>
               <w:rPr>
@@ -1524,6 +2145,9 @@
             <w:tcW w:type="dxa" w:w="1514"/>
           </w:tcPr>
           <w:p>
+            <w:pPr>
+              <w:spacing w:before="20" w:after="20"/>
+            </w:pPr>
             <w:r/>
             <w:r>
               <w:rPr>
@@ -1544,6 +2168,9 @@
             <w:tcW w:type="dxa" w:w="1514"/>
           </w:tcPr>
           <w:p>
+            <w:pPr>
+              <w:spacing w:before="20" w:after="20"/>
+            </w:pPr>
             <w:r/>
             <w:r>
               <w:rPr>
@@ -1560,6 +2187,9 @@
             <w:tcW w:type="dxa" w:w="1514"/>
           </w:tcPr>
           <w:p>
+            <w:pPr>
+              <w:spacing w:before="20" w:after="20"/>
+            </w:pPr>
             <w:r/>
             <w:r>
               <w:rPr>
@@ -1576,11 +2206,13 @@
             <w:tcW w:type="dxa" w:w="1514"/>
           </w:tcPr>
           <w:p>
-            <w:r/>
-            <w:r>
-              <w:rPr>
-                <w:rFonts w:ascii="Verdana" w:hAnsi="Verdana"/>
-                <w:b w:val="0"/>
+            <w:pPr>
+              <w:spacing w:before="20" w:after="20"/>
+            </w:pPr>
+            <w:r/>
+            <w:r>
+              <w:rPr>
+                <w:rFonts w:ascii="Verdana" w:hAnsi="Verdana"/>
                 <w:sz w:val="16"/>
               </w:rPr>
               <w:t>deg</w:t>
@@ -1592,6 +2224,9 @@
             <w:tcW w:type="dxa" w:w="1514"/>
           </w:tcPr>
           <w:p>
+            <w:pPr>
+              <w:spacing w:before="20" w:after="20"/>
+            </w:pPr>
             <w:r/>
             <w:r>
               <w:rPr>
@@ -1608,6 +2243,9 @@
             <w:tcW w:type="dxa" w:w="1514"/>
           </w:tcPr>
           <w:p>
+            <w:pPr>
+              <w:spacing w:before="20" w:after="20"/>
+            </w:pPr>
             <w:r/>
             <w:r>
               <w:rPr>
@@ -1624,6 +2262,9 @@
             <w:tcW w:type="dxa" w:w="1514"/>
           </w:tcPr>
           <w:p>
+            <w:pPr>
+              <w:spacing w:before="20" w:after="20"/>
+            </w:pPr>
             <w:r/>
             <w:r>
               <w:rPr>
@@ -1640,11 +2281,13 @@
             <w:tcW w:type="dxa" w:w="1514"/>
           </w:tcPr>
           <w:p>
-            <w:r/>
-            <w:r>
-              <w:rPr>
-                <w:rFonts w:ascii="Verdana" w:hAnsi="Verdana"/>
-                <w:b w:val="0"/>
+            <w:pPr>
+              <w:spacing w:before="20" w:after="20"/>
+            </w:pPr>
+            <w:r/>
+            <w:r>
+              <w:rPr>
+                <w:rFonts w:ascii="Verdana" w:hAnsi="Verdana"/>
                 <w:sz w:val="16"/>
               </w:rPr>
               <w:t>deg</w:t>
@@ -1656,6 +2299,9 @@
             <w:tcW w:type="dxa" w:w="1514"/>
           </w:tcPr>
           <w:p>
+            <w:pPr>
+              <w:spacing w:before="20" w:after="20"/>
+            </w:pPr>
             <w:r/>
             <w:r>
               <w:rPr>
@@ -1672,6 +2318,9 @@
             <w:tcW w:type="dxa" w:w="1514"/>
           </w:tcPr>
           <w:p>
+            <w:pPr>
+              <w:spacing w:before="20" w:after="20"/>
+            </w:pPr>
             <w:r/>
             <w:r>
               <w:rPr>
@@ -1688,6 +2337,9 @@
             <w:tcW w:type="dxa" w:w="1514"/>
           </w:tcPr>
           <w:p>
+            <w:pPr>
+              <w:spacing w:before="20" w:after="20"/>
+            </w:pPr>
             <w:r/>
             <w:r>
               <w:rPr>
@@ -1708,6 +2360,9 @@
             <w:tcW w:type="dxa" w:w="1514"/>
           </w:tcPr>
           <w:p>
+            <w:pPr>
+              <w:spacing w:before="20" w:after="20"/>
+            </w:pPr>
             <w:r/>
             <w:r>
               <w:rPr>
@@ -1724,6 +2379,9 @@
             <w:tcW w:type="dxa" w:w="1514"/>
           </w:tcPr>
           <w:p>
+            <w:pPr>
+              <w:spacing w:before="20" w:after="20"/>
+            </w:pPr>
             <w:r/>
             <w:r>
               <w:rPr>
@@ -1740,11 +2398,13 @@
             <w:tcW w:type="dxa" w:w="1514"/>
           </w:tcPr>
           <w:p>
-            <w:r/>
-            <w:r>
-              <w:rPr>
-                <w:rFonts w:ascii="Verdana" w:hAnsi="Verdana"/>
-                <w:b w:val="0"/>
+            <w:pPr>
+              <w:spacing w:before="20" w:after="20"/>
+            </w:pPr>
+            <w:r/>
+            <w:r>
+              <w:rPr>
+                <w:rFonts w:ascii="Verdana" w:hAnsi="Verdana"/>
                 <w:sz w:val="16"/>
               </w:rPr>
               <w:t>deg</w:t>
@@ -1756,6 +2416,9 @@
             <w:tcW w:type="dxa" w:w="1514"/>
           </w:tcPr>
           <w:p>
+            <w:pPr>
+              <w:spacing w:before="20" w:after="20"/>
+            </w:pPr>
             <w:r/>
             <w:r>
               <w:rPr>
@@ -1772,6 +2435,9 @@
             <w:tcW w:type="dxa" w:w="1514"/>
           </w:tcPr>
           <w:p>
+            <w:pPr>
+              <w:spacing w:before="20" w:after="20"/>
+            </w:pPr>
             <w:r/>
             <w:r>
               <w:rPr>
@@ -1788,6 +2454,9 @@
             <w:tcW w:type="dxa" w:w="1514"/>
           </w:tcPr>
           <w:p>
+            <w:pPr>
+              <w:spacing w:before="20" w:after="20"/>
+            </w:pPr>
             <w:r/>
             <w:r>
               <w:rPr>
@@ -1804,11 +2473,13 @@
             <w:tcW w:type="dxa" w:w="1514"/>
           </w:tcPr>
           <w:p>
-            <w:r/>
-            <w:r>
-              <w:rPr>
-                <w:rFonts w:ascii="Verdana" w:hAnsi="Verdana"/>
-                <w:b w:val="0"/>
+            <w:pPr>
+              <w:spacing w:before="20" w:after="20"/>
+            </w:pPr>
+            <w:r/>
+            <w:r>
+              <w:rPr>
+                <w:rFonts w:ascii="Verdana" w:hAnsi="Verdana"/>
                 <w:sz w:val="16"/>
               </w:rPr>
               <w:t>deg</w:t>
@@ -1820,6 +2491,9 @@
             <w:tcW w:type="dxa" w:w="1514"/>
           </w:tcPr>
           <w:p>
+            <w:pPr>
+              <w:spacing w:before="20" w:after="20"/>
+            </w:pPr>
             <w:r/>
             <w:r>
               <w:rPr>
@@ -1836,6 +2510,9 @@
             <w:tcW w:type="dxa" w:w="1514"/>
           </w:tcPr>
           <w:p>
+            <w:pPr>
+              <w:spacing w:before="20" w:after="20"/>
+            </w:pPr>
             <w:r/>
             <w:r>
               <w:rPr>
@@ -1852,6 +2529,9 @@
             <w:tcW w:type="dxa" w:w="1514"/>
           </w:tcPr>
           <w:p>
+            <w:pPr>
+              <w:spacing w:before="20" w:after="20"/>
+            </w:pPr>
             <w:r/>
             <w:r>
               <w:rPr>
@@ -1872,6 +2552,9 @@
             <w:tcW w:type="dxa" w:w="1514"/>
           </w:tcPr>
           <w:p>
+            <w:pPr>
+              <w:spacing w:before="20" w:after="20"/>
+            </w:pPr>
             <w:r/>
             <w:r>
               <w:rPr>
@@ -1888,6 +2571,9 @@
             <w:tcW w:type="dxa" w:w="1514"/>
           </w:tcPr>
           <w:p>
+            <w:pPr>
+              <w:spacing w:before="20" w:after="20"/>
+            </w:pPr>
             <w:r/>
             <w:r>
               <w:rPr>
@@ -1904,11 +2590,13 @@
             <w:tcW w:type="dxa" w:w="1514"/>
           </w:tcPr>
           <w:p>
-            <w:r/>
-            <w:r>
-              <w:rPr>
-                <w:rFonts w:ascii="Verdana" w:hAnsi="Verdana"/>
-                <w:b w:val="0"/>
+            <w:pPr>
+              <w:spacing w:before="20" w:after="20"/>
+            </w:pPr>
+            <w:r/>
+            <w:r>
+              <w:rPr>
+                <w:rFonts w:ascii="Verdana" w:hAnsi="Verdana"/>
                 <w:sz w:val="16"/>
               </w:rPr>
               <w:t>Numeric</w:t>
@@ -1920,6 +2608,9 @@
             <w:tcW w:type="dxa" w:w="1514"/>
           </w:tcPr>
           <w:p>
+            <w:pPr>
+              <w:spacing w:before="20" w:after="20"/>
+            </w:pPr>
             <w:r/>
             <w:r>
               <w:rPr>
@@ -1936,6 +2627,9 @@
             <w:tcW w:type="dxa" w:w="1514"/>
           </w:tcPr>
           <w:p>
+            <w:pPr>
+              <w:spacing w:before="20" w:after="20"/>
+            </w:pPr>
             <w:r/>
             <w:r>
               <w:rPr>
@@ -1952,6 +2646,9 @@
             <w:tcW w:type="dxa" w:w="1514"/>
           </w:tcPr>
           <w:p>
+            <w:pPr>
+              <w:spacing w:before="20" w:after="20"/>
+            </w:pPr>
             <w:r/>
             <w:r>
               <w:rPr>
@@ -1968,11 +2665,13 @@
             <w:tcW w:type="dxa" w:w="1514"/>
           </w:tcPr>
           <w:p>
-            <w:r/>
-            <w:r>
-              <w:rPr>
-                <w:rFonts w:ascii="Verdana" w:hAnsi="Verdana"/>
-                <w:b w:val="0"/>
+            <w:pPr>
+              <w:spacing w:before="20" w:after="20"/>
+            </w:pPr>
+            <w:r/>
+            <w:r>
+              <w:rPr>
+                <w:rFonts w:ascii="Verdana" w:hAnsi="Verdana"/>
                 <w:sz w:val="16"/>
               </w:rPr>
               <w:t>Numeric</w:t>
@@ -1984,6 +2683,9 @@
             <w:tcW w:type="dxa" w:w="1514"/>
           </w:tcPr>
           <w:p>
+            <w:pPr>
+              <w:spacing w:before="20" w:after="20"/>
+            </w:pPr>
             <w:r/>
             <w:r>
               <w:rPr>
@@ -2000,6 +2702,9 @@
             <w:tcW w:type="dxa" w:w="1514"/>
           </w:tcPr>
           <w:p>
+            <w:pPr>
+              <w:spacing w:before="20" w:after="20"/>
+            </w:pPr>
             <w:r/>
             <w:r>
               <w:rPr>
@@ -2016,6 +2721,9 @@
             <w:tcW w:type="dxa" w:w="1514"/>
           </w:tcPr>
           <w:p>
+            <w:pPr>
+              <w:spacing w:before="20" w:after="20"/>
+            </w:pPr>
             <w:r/>
             <w:r>
               <w:rPr>
@@ -2036,6 +2744,9 @@
             <w:tcW w:type="dxa" w:w="1514"/>
           </w:tcPr>
           <w:p>
+            <w:pPr>
+              <w:spacing w:before="20" w:after="20"/>
+            </w:pPr>
             <w:r/>
             <w:r>
               <w:rPr>
@@ -2052,6 +2763,9 @@
             <w:tcW w:type="dxa" w:w="1514"/>
           </w:tcPr>
           <w:p>
+            <w:pPr>
+              <w:spacing w:before="20" w:after="20"/>
+            </w:pPr>
             <w:r/>
             <w:r>
               <w:rPr>
@@ -2068,11 +2782,13 @@
             <w:tcW w:type="dxa" w:w="1514"/>
           </w:tcPr>
           <w:p>
-            <w:r/>
-            <w:r>
-              <w:rPr>
-                <w:rFonts w:ascii="Verdana" w:hAnsi="Verdana"/>
-                <w:b w:val="0"/>
+            <w:pPr>
+              <w:spacing w:before="20" w:after="20"/>
+            </w:pPr>
+            <w:r/>
+            <w:r>
+              <w:rPr>
+                <w:rFonts w:ascii="Verdana" w:hAnsi="Verdana"/>
                 <w:sz w:val="16"/>
               </w:rPr>
               <w:t>m</w:t>
@@ -2084,6 +2800,9 @@
             <w:tcW w:type="dxa" w:w="1514"/>
           </w:tcPr>
           <w:p>
+            <w:pPr>
+              <w:spacing w:before="20" w:after="20"/>
+            </w:pPr>
             <w:r/>
             <w:r>
               <w:rPr>
@@ -2100,6 +2819,9 @@
             <w:tcW w:type="dxa" w:w="1514"/>
           </w:tcPr>
           <w:p>
+            <w:pPr>
+              <w:spacing w:before="20" w:after="20"/>
+            </w:pPr>
             <w:r/>
             <w:r>
               <w:rPr>
@@ -2116,6 +2838,9 @@
             <w:tcW w:type="dxa" w:w="1514"/>
           </w:tcPr>
           <w:p>
+            <w:pPr>
+              <w:spacing w:before="20" w:after="20"/>
+            </w:pPr>
             <w:r/>
             <w:r>
               <w:rPr>
@@ -2132,11 +2857,13 @@
             <w:tcW w:type="dxa" w:w="1514"/>
           </w:tcPr>
           <w:p>
-            <w:r/>
-            <w:r>
-              <w:rPr>
-                <w:rFonts w:ascii="Verdana" w:hAnsi="Verdana"/>
-                <w:b w:val="0"/>
+            <w:pPr>
+              <w:spacing w:before="20" w:after="20"/>
+            </w:pPr>
+            <w:r/>
+            <w:r>
+              <w:rPr>
+                <w:rFonts w:ascii="Verdana" w:hAnsi="Verdana"/>
                 <w:sz w:val="16"/>
               </w:rPr>
               <w:t>m</w:t>
@@ -2148,6 +2875,9 @@
             <w:tcW w:type="dxa" w:w="1514"/>
           </w:tcPr>
           <w:p>
+            <w:pPr>
+              <w:spacing w:before="20" w:after="20"/>
+            </w:pPr>
             <w:r/>
             <w:r>
               <w:rPr>
@@ -2164,6 +2894,9 @@
             <w:tcW w:type="dxa" w:w="1514"/>
           </w:tcPr>
           <w:p>
+            <w:pPr>
+              <w:spacing w:before="20" w:after="20"/>
+            </w:pPr>
             <w:r/>
             <w:r>
               <w:rPr>
@@ -2180,6 +2913,9 @@
             <w:tcW w:type="dxa" w:w="1514"/>
           </w:tcPr>
           <w:p>
+            <w:pPr>
+              <w:spacing w:before="20" w:after="20"/>
+            </w:pPr>
             <w:r/>
             <w:r>
               <w:rPr>
@@ -2201,6 +2937,9 @@
             <w:tcW w:type="dxa" w:w="1514"/>
           </w:tcPr>
           <w:p>
+            <w:pPr>
+              <w:spacing w:before="20" w:after="20"/>
+            </w:pPr>
             <w:r/>
             <w:r>
               <w:rPr>
@@ -2217,6 +2956,9 @@
             <w:tcW w:type="dxa" w:w="1514"/>
           </w:tcPr>
           <w:p>
+            <w:pPr>
+              <w:spacing w:before="20" w:after="20"/>
+            </w:pPr>
             <w:r/>
             <w:r>
               <w:rPr>
@@ -2233,11 +2975,13 @@
             <w:tcW w:type="dxa" w:w="1514"/>
           </w:tcPr>
           <w:p>
-            <w:r/>
-            <w:r>
-              <w:rPr>
-                <w:rFonts w:ascii="Verdana" w:hAnsi="Verdana"/>
-                <w:b w:val="0"/>
+            <w:pPr>
+              <w:spacing w:before="20" w:after="20"/>
+            </w:pPr>
+            <w:r/>
+            <w:r>
+              <w:rPr>
+                <w:rFonts w:ascii="Verdana" w:hAnsi="Verdana"/>
                 <w:sz w:val="16"/>
               </w:rPr>
               <w:t>m</w:t>
@@ -2249,6 +2993,9 @@
             <w:tcW w:type="dxa" w:w="1514"/>
           </w:tcPr>
           <w:p>
+            <w:pPr>
+              <w:spacing w:before="20" w:after="20"/>
+            </w:pPr>
             <w:r/>
             <w:r>
               <w:rPr>
@@ -2265,6 +3012,9 @@
             <w:tcW w:type="dxa" w:w="1514"/>
           </w:tcPr>
           <w:p>
+            <w:pPr>
+              <w:spacing w:before="20" w:after="20"/>
+            </w:pPr>
             <w:r/>
             <w:r>
               <w:rPr>
@@ -2281,6 +3031,9 @@
             <w:tcW w:type="dxa" w:w="1514"/>
           </w:tcPr>
           <w:p>
+            <w:pPr>
+              <w:spacing w:before="20" w:after="20"/>
+            </w:pPr>
             <w:r/>
             <w:r>
               <w:rPr>
@@ -2297,11 +3050,13 @@
             <w:tcW w:type="dxa" w:w="1514"/>
           </w:tcPr>
           <w:p>
-            <w:r/>
-            <w:r>
-              <w:rPr>
-                <w:rFonts w:ascii="Verdana" w:hAnsi="Verdana"/>
-                <w:b w:val="0"/>
+            <w:pPr>
+              <w:spacing w:before="20" w:after="20"/>
+            </w:pPr>
+            <w:r/>
+            <w:r>
+              <w:rPr>
+                <w:rFonts w:ascii="Verdana" w:hAnsi="Verdana"/>
                 <w:sz w:val="16"/>
               </w:rPr>
               <w:t>m</w:t>
@@ -2313,6 +3068,9 @@
             <w:tcW w:type="dxa" w:w="1514"/>
           </w:tcPr>
           <w:p>
+            <w:pPr>
+              <w:spacing w:before="20" w:after="20"/>
+            </w:pPr>
             <w:r/>
             <w:r>
               <w:rPr>
@@ -2329,6 +3087,9 @@
             <w:tcW w:type="dxa" w:w="1514"/>
           </w:tcPr>
           <w:p>
+            <w:pPr>
+              <w:spacing w:before="20" w:after="20"/>
+            </w:pPr>
             <w:r/>
             <w:r>
               <w:rPr>
@@ -2345,6 +3106,9 @@
             <w:tcW w:type="dxa" w:w="1514"/>
           </w:tcPr>
           <w:p>
+            <w:pPr>
+              <w:spacing w:before="20" w:after="20"/>
+            </w:pPr>
             <w:r/>
             <w:r>
               <w:rPr>
@@ -2365,6 +3129,9 @@
             <w:tcW w:type="dxa" w:w="1514"/>
           </w:tcPr>
           <w:p>
+            <w:pPr>
+              <w:spacing w:before="20" w:after="20"/>
+            </w:pPr>
             <w:r/>
             <w:r>
               <w:rPr>
@@ -2381,6 +3148,9 @@
             <w:tcW w:type="dxa" w:w="1514"/>
           </w:tcPr>
           <w:p>
+            <w:pPr>
+              <w:spacing w:before="20" w:after="20"/>
+            </w:pPr>
             <w:r/>
             <w:r>
               <w:rPr>
@@ -2397,11 +3167,13 @@
             <w:tcW w:type="dxa" w:w="1514"/>
           </w:tcPr>
           <w:p>
-            <w:r/>
-            <w:r>
-              <w:rPr>
-                <w:rFonts w:ascii="Verdana" w:hAnsi="Verdana"/>
-                <w:b w:val="0"/>
+            <w:pPr>
+              <w:spacing w:before="20" w:after="20"/>
+            </w:pPr>
+            <w:r/>
+            <w:r>
+              <w:rPr>
+                <w:rFonts w:ascii="Verdana" w:hAnsi="Verdana"/>
                 <w:sz w:val="16"/>
               </w:rPr>
               <w:t>Numeric</w:t>
@@ -2413,6 +3185,9 @@
             <w:tcW w:type="dxa" w:w="1514"/>
           </w:tcPr>
           <w:p>
+            <w:pPr>
+              <w:spacing w:before="20" w:after="20"/>
+            </w:pPr>
             <w:r/>
             <w:r>
               <w:rPr>
@@ -2429,6 +3204,9 @@
             <w:tcW w:type="dxa" w:w="1514"/>
           </w:tcPr>
           <w:p>
+            <w:pPr>
+              <w:spacing w:before="20" w:after="20"/>
+            </w:pPr>
             <w:r/>
             <w:r>
               <w:rPr>
@@ -2445,6 +3223,9 @@
             <w:tcW w:type="dxa" w:w="1514"/>
           </w:tcPr>
           <w:p>
+            <w:pPr>
+              <w:spacing w:before="20" w:after="20"/>
+            </w:pPr>
             <w:r/>
             <w:r>
               <w:rPr>
@@ -2461,11 +3242,13 @@
             <w:tcW w:type="dxa" w:w="1514"/>
           </w:tcPr>
           <w:p>
-            <w:r/>
-            <w:r>
-              <w:rPr>
-                <w:rFonts w:ascii="Verdana" w:hAnsi="Verdana"/>
-                <w:b w:val="0"/>
+            <w:pPr>
+              <w:spacing w:before="20" w:after="20"/>
+            </w:pPr>
+            <w:r/>
+            <w:r>
+              <w:rPr>
+                <w:rFonts w:ascii="Verdana" w:hAnsi="Verdana"/>
                 <w:sz w:val="16"/>
               </w:rPr>
               <w:t>Numeric</w:t>
@@ -2477,6 +3260,9 @@
             <w:tcW w:type="dxa" w:w="1514"/>
           </w:tcPr>
           <w:p>
+            <w:pPr>
+              <w:spacing w:before="20" w:after="20"/>
+            </w:pPr>
             <w:r/>
             <w:r>
               <w:rPr>
@@ -2493,6 +3279,9 @@
             <w:tcW w:type="dxa" w:w="1514"/>
           </w:tcPr>
           <w:p>
+            <w:pPr>
+              <w:spacing w:before="20" w:after="20"/>
+            </w:pPr>
             <w:r/>
             <w:r>
               <w:rPr>
@@ -2509,6 +3298,9 @@
             <w:tcW w:type="dxa" w:w="1514"/>
           </w:tcPr>
           <w:p>
+            <w:pPr>
+              <w:spacing w:before="20" w:after="20"/>
+            </w:pPr>
             <w:r/>
             <w:r>
               <w:rPr>
@@ -2529,6 +3321,9 @@
             <w:tcW w:type="dxa" w:w="1514"/>
           </w:tcPr>
           <w:p>
+            <w:pPr>
+              <w:spacing w:before="20" w:after="20"/>
+            </w:pPr>
             <w:r/>
             <w:r>
               <w:rPr>
@@ -2545,6 +3340,9 @@
             <w:tcW w:type="dxa" w:w="1514"/>
           </w:tcPr>
           <w:p>
+            <w:pPr>
+              <w:spacing w:before="20" w:after="20"/>
+            </w:pPr>
             <w:r/>
             <w:r>
               <w:rPr>
@@ -2561,11 +3359,13 @@
             <w:tcW w:type="dxa" w:w="1514"/>
           </w:tcPr>
           <w:p>
-            <w:r/>
-            <w:r>
-              <w:rPr>
-                <w:rFonts w:ascii="Verdana" w:hAnsi="Verdana"/>
-                <w:b w:val="0"/>
+            <w:pPr>
+              <w:spacing w:before="20" w:after="20"/>
+            </w:pPr>
+            <w:r/>
+            <w:r>
+              <w:rPr>
+                <w:rFonts w:ascii="Verdana" w:hAnsi="Verdana"/>
                 <w:sz w:val="16"/>
               </w:rPr>
               <w:t>Numeric</w:t>
@@ -2577,6 +3377,9 @@
             <w:tcW w:type="dxa" w:w="1514"/>
           </w:tcPr>
           <w:p>
+            <w:pPr>
+              <w:spacing w:before="20" w:after="20"/>
+            </w:pPr>
             <w:r/>
             <w:r>
               <w:rPr>
@@ -2593,6 +3396,9 @@
             <w:tcW w:type="dxa" w:w="1514"/>
           </w:tcPr>
           <w:p>
+            <w:pPr>
+              <w:spacing w:before="20" w:after="20"/>
+            </w:pPr>
             <w:r/>
             <w:r>
               <w:rPr>
@@ -2609,6 +3415,9 @@
             <w:tcW w:type="dxa" w:w="1514"/>
           </w:tcPr>
           <w:p>
+            <w:pPr>
+              <w:spacing w:before="20" w:after="20"/>
+            </w:pPr>
             <w:r/>
             <w:r>
               <w:rPr>
@@ -2625,11 +3434,13 @@
             <w:tcW w:type="dxa" w:w="1514"/>
           </w:tcPr>
           <w:p>
-            <w:r/>
-            <w:r>
-              <w:rPr>
-                <w:rFonts w:ascii="Verdana" w:hAnsi="Verdana"/>
-                <w:b w:val="0"/>
+            <w:pPr>
+              <w:spacing w:before="20" w:after="20"/>
+            </w:pPr>
+            <w:r/>
+            <w:r>
+              <w:rPr>
+                <w:rFonts w:ascii="Verdana" w:hAnsi="Verdana"/>
                 <w:sz w:val="16"/>
               </w:rPr>
               <w:t>Numeric</w:t>
@@ -2641,6 +3452,9 @@
             <w:tcW w:type="dxa" w:w="1514"/>
           </w:tcPr>
           <w:p>
+            <w:pPr>
+              <w:spacing w:before="20" w:after="20"/>
+            </w:pPr>
             <w:r/>
             <w:r>
               <w:rPr>
@@ -2657,6 +3471,9 @@
             <w:tcW w:type="dxa" w:w="1514"/>
           </w:tcPr>
           <w:p>
+            <w:pPr>
+              <w:spacing w:before="20" w:after="20"/>
+            </w:pPr>
             <w:r/>
             <w:r>
               <w:rPr>
@@ -2673,6 +3490,9 @@
             <w:tcW w:type="dxa" w:w="1514"/>
           </w:tcPr>
           <w:p>
+            <w:pPr>
+              <w:spacing w:before="20" w:after="20"/>
+            </w:pPr>
             <w:r/>
             <w:r>
               <w:rPr>
@@ -2693,6 +3513,9 @@
             <w:tcW w:type="dxa" w:w="1514"/>
           </w:tcPr>
           <w:p>
+            <w:pPr>
+              <w:spacing w:before="20" w:after="20"/>
+            </w:pPr>
             <w:r/>
             <w:r>
               <w:rPr>
@@ -2709,6 +3532,9 @@
             <w:tcW w:type="dxa" w:w="1514"/>
           </w:tcPr>
           <w:p>
+            <w:pPr>
+              <w:spacing w:before="20" w:after="20"/>
+            </w:pPr>
             <w:r/>
             <w:r>
               <w:rPr>
@@ -2725,11 +3551,13 @@
             <w:tcW w:type="dxa" w:w="1514"/>
           </w:tcPr>
           <w:p>
-            <w:r/>
-            <w:r>
-              <w:rPr>
-                <w:rFonts w:ascii="Verdana" w:hAnsi="Verdana"/>
-                <w:b w:val="0"/>
+            <w:pPr>
+              <w:spacing w:before="20" w:after="20"/>
+            </w:pPr>
+            <w:r/>
+            <w:r>
+              <w:rPr>
+                <w:rFonts w:ascii="Verdana" w:hAnsi="Verdana"/>
                 <w:sz w:val="16"/>
               </w:rPr>
               <w:t>Numeric</w:t>
@@ -2741,6 +3569,9 @@
             <w:tcW w:type="dxa" w:w="1514"/>
           </w:tcPr>
           <w:p>
+            <w:pPr>
+              <w:spacing w:before="20" w:after="20"/>
+            </w:pPr>
             <w:r/>
             <w:r>
               <w:rPr>
@@ -2757,6 +3588,9 @@
             <w:tcW w:type="dxa" w:w="1514"/>
           </w:tcPr>
           <w:p>
+            <w:pPr>
+              <w:spacing w:before="20" w:after="20"/>
+            </w:pPr>
             <w:r/>
             <w:r>
               <w:rPr>
@@ -2773,6 +3607,9 @@
             <w:tcW w:type="dxa" w:w="1514"/>
           </w:tcPr>
           <w:p>
+            <w:pPr>
+              <w:spacing w:before="20" w:after="20"/>
+            </w:pPr>
             <w:r/>
             <w:r>
               <w:rPr>
@@ -2789,11 +3626,13 @@
             <w:tcW w:type="dxa" w:w="1514"/>
           </w:tcPr>
           <w:p>
-            <w:r/>
-            <w:r>
-              <w:rPr>
-                <w:rFonts w:ascii="Verdana" w:hAnsi="Verdana"/>
-                <w:b w:val="0"/>
+            <w:pPr>
+              <w:spacing w:before="20" w:after="20"/>
+            </w:pPr>
+            <w:r/>
+            <w:r>
+              <w:rPr>
+                <w:rFonts w:ascii="Verdana" w:hAnsi="Verdana"/>
                 <w:sz w:val="16"/>
               </w:rPr>
               <w:t>Numeric</w:t>
@@ -2805,6 +3644,9 @@
             <w:tcW w:type="dxa" w:w="1514"/>
           </w:tcPr>
           <w:p>
+            <w:pPr>
+              <w:spacing w:before="20" w:after="20"/>
+            </w:pPr>
             <w:r/>
             <w:r>
               <w:rPr>
@@ -2821,6 +3663,9 @@
             <w:tcW w:type="dxa" w:w="1514"/>
           </w:tcPr>
           <w:p>
+            <w:pPr>
+              <w:spacing w:before="20" w:after="20"/>
+            </w:pPr>
             <w:r/>
             <w:r>
               <w:rPr>
@@ -2837,6 +3682,9 @@
             <w:tcW w:type="dxa" w:w="1514"/>
           </w:tcPr>
           <w:p>
+            <w:pPr>
+              <w:spacing w:before="20" w:after="20"/>
+            </w:pPr>
             <w:r/>
             <w:r>
               <w:rPr>
@@ -2857,6 +3705,9 @@
             <w:tcW w:type="dxa" w:w="1514"/>
           </w:tcPr>
           <w:p>
+            <w:pPr>
+              <w:spacing w:before="20" w:after="20"/>
+            </w:pPr>
             <w:r/>
             <w:r>
               <w:rPr>
@@ -2873,6 +3724,9 @@
             <w:tcW w:type="dxa" w:w="1514"/>
           </w:tcPr>
           <w:p>
+            <w:pPr>
+              <w:spacing w:before="20" w:after="20"/>
+            </w:pPr>
             <w:r/>
             <w:r>
               <w:rPr>
@@ -2889,11 +3743,13 @@
             <w:tcW w:type="dxa" w:w="1514"/>
           </w:tcPr>
           <w:p>
-            <w:r/>
-            <w:r>
-              <w:rPr>
-                <w:rFonts w:ascii="Verdana" w:hAnsi="Verdana"/>
-                <w:b w:val="0"/>
+            <w:pPr>
+              <w:spacing w:before="20" w:after="20"/>
+            </w:pPr>
+            <w:r/>
+            <w:r>
+              <w:rPr>
+                <w:rFonts w:ascii="Verdana" w:hAnsi="Verdana"/>
                 <w:sz w:val="16"/>
               </w:rPr>
               <w:t>Numeric</w:t>
@@ -2905,6 +3761,9 @@
             <w:tcW w:type="dxa" w:w="1514"/>
           </w:tcPr>
           <w:p>
+            <w:pPr>
+              <w:spacing w:before="20" w:after="20"/>
+            </w:pPr>
             <w:r/>
             <w:r>
               <w:rPr>
@@ -2921,6 +3780,9 @@
             <w:tcW w:type="dxa" w:w="1514"/>
           </w:tcPr>
           <w:p>
+            <w:pPr>
+              <w:spacing w:before="20" w:after="20"/>
+            </w:pPr>
             <w:r/>
             <w:r>
               <w:rPr>
@@ -2937,6 +3799,9 @@
             <w:tcW w:type="dxa" w:w="1514"/>
           </w:tcPr>
           <w:p>
+            <w:pPr>
+              <w:spacing w:before="20" w:after="20"/>
+            </w:pPr>
             <w:r/>
             <w:r>
               <w:rPr>
@@ -2953,11 +3818,13 @@
             <w:tcW w:type="dxa" w:w="1514"/>
           </w:tcPr>
           <w:p>
-            <w:r/>
-            <w:r>
-              <w:rPr>
-                <w:rFonts w:ascii="Verdana" w:hAnsi="Verdana"/>
-                <w:b w:val="0"/>
+            <w:pPr>
+              <w:spacing w:before="20" w:after="20"/>
+            </w:pPr>
+            <w:r/>
+            <w:r>
+              <w:rPr>
+                <w:rFonts w:ascii="Verdana" w:hAnsi="Verdana"/>
                 <w:sz w:val="16"/>
               </w:rPr>
               <w:t>Numeric</w:t>
@@ -2969,6 +3836,9 @@
             <w:tcW w:type="dxa" w:w="1514"/>
           </w:tcPr>
           <w:p>
+            <w:pPr>
+              <w:spacing w:before="20" w:after="20"/>
+            </w:pPr>
             <w:r/>
             <w:r>
               <w:rPr>
@@ -2985,6 +3855,9 @@
             <w:tcW w:type="dxa" w:w="1514"/>
           </w:tcPr>
           <w:p>
+            <w:pPr>
+              <w:spacing w:before="20" w:after="20"/>
+            </w:pPr>
             <w:r/>
             <w:r>
               <w:rPr>
@@ -3001,6 +3874,9 @@
             <w:tcW w:type="dxa" w:w="1514"/>
           </w:tcPr>
           <w:p>
+            <w:pPr>
+              <w:spacing w:before="20" w:after="20"/>
+            </w:pPr>
             <w:r/>
             <w:r>
               <w:rPr>
@@ -3021,6 +3897,9 @@
             <w:tcW w:type="dxa" w:w="1514"/>
           </w:tcPr>
           <w:p>
+            <w:pPr>
+              <w:spacing w:before="20" w:after="20"/>
+            </w:pPr>
             <w:r/>
             <w:r>
               <w:rPr>
@@ -3037,6 +3916,9 @@
             <w:tcW w:type="dxa" w:w="1514"/>
           </w:tcPr>
           <w:p>
+            <w:pPr>
+              <w:spacing w:before="20" w:after="20"/>
+            </w:pPr>
             <w:r/>
             <w:r>
               <w:rPr>
@@ -3053,11 +3935,13 @@
             <w:tcW w:type="dxa" w:w="1514"/>
           </w:tcPr>
           <w:p>
-            <w:r/>
-            <w:r>
-              <w:rPr>
-                <w:rFonts w:ascii="Verdana" w:hAnsi="Verdana"/>
-                <w:b w:val="0"/>
+            <w:pPr>
+              <w:spacing w:before="20" w:after="20"/>
+            </w:pPr>
+            <w:r/>
+            <w:r>
+              <w:rPr>
+                <w:rFonts w:ascii="Verdana" w:hAnsi="Verdana"/>
                 <w:sz w:val="16"/>
               </w:rPr>
               <w:t>Numeric</w:t>
@@ -3069,6 +3953,9 @@
             <w:tcW w:type="dxa" w:w="1514"/>
           </w:tcPr>
           <w:p>
+            <w:pPr>
+              <w:spacing w:before="20" w:after="20"/>
+            </w:pPr>
             <w:r/>
             <w:r>
               <w:rPr>
@@ -3085,6 +3972,9 @@
             <w:tcW w:type="dxa" w:w="1514"/>
           </w:tcPr>
           <w:p>
+            <w:pPr>
+              <w:spacing w:before="20" w:after="20"/>
+            </w:pPr>
             <w:r/>
             <w:r>
               <w:rPr>
@@ -3101,6 +3991,9 @@
             <w:tcW w:type="dxa" w:w="1514"/>
           </w:tcPr>
           <w:p>
+            <w:pPr>
+              <w:spacing w:before="20" w:after="20"/>
+            </w:pPr>
             <w:r/>
             <w:r>
               <w:rPr>
@@ -3117,11 +4010,13 @@
             <w:tcW w:type="dxa" w:w="1514"/>
           </w:tcPr>
           <w:p>
-            <w:r/>
-            <w:r>
-              <w:rPr>
-                <w:rFonts w:ascii="Verdana" w:hAnsi="Verdana"/>
-                <w:b w:val="0"/>
+            <w:pPr>
+              <w:spacing w:before="20" w:after="20"/>
+            </w:pPr>
+            <w:r/>
+            <w:r>
+              <w:rPr>
+                <w:rFonts w:ascii="Verdana" w:hAnsi="Verdana"/>
                 <w:sz w:val="16"/>
               </w:rPr>
               <w:t>Numeric</w:t>
@@ -3133,6 +4028,9 @@
             <w:tcW w:type="dxa" w:w="1514"/>
           </w:tcPr>
           <w:p>
+            <w:pPr>
+              <w:spacing w:before="20" w:after="20"/>
+            </w:pPr>
             <w:r/>
             <w:r>
               <w:rPr>
@@ -3149,6 +4047,9 @@
             <w:tcW w:type="dxa" w:w="1514"/>
           </w:tcPr>
           <w:p>
+            <w:pPr>
+              <w:spacing w:before="20" w:after="20"/>
+            </w:pPr>
             <w:r/>
             <w:r>
               <w:rPr>
@@ -3165,6 +4066,9 @@
             <w:tcW w:type="dxa" w:w="1514"/>
           </w:tcPr>
           <w:p>
+            <w:pPr>
+              <w:spacing w:before="20" w:after="20"/>
+            </w:pPr>
             <w:r/>
             <w:r>
               <w:rPr>
@@ -3185,6 +4089,9 @@
             <w:tcW w:type="dxa" w:w="1514"/>
           </w:tcPr>
           <w:p>
+            <w:pPr>
+              <w:spacing w:before="20" w:after="20"/>
+            </w:pPr>
             <w:r/>
             <w:r>
               <w:rPr>
@@ -3201,6 +4108,9 @@
             <w:tcW w:type="dxa" w:w="1514"/>
           </w:tcPr>
           <w:p>
+            <w:pPr>
+              <w:spacing w:before="20" w:after="20"/>
+            </w:pPr>
             <w:r/>
             <w:r>
               <w:rPr>
@@ -3217,11 +4127,13 @@
             <w:tcW w:type="dxa" w:w="1514"/>
           </w:tcPr>
           <w:p>
-            <w:r/>
-            <w:r>
-              <w:rPr>
-                <w:rFonts w:ascii="Verdana" w:hAnsi="Verdana"/>
-                <w:b w:val="0"/>
+            <w:pPr>
+              <w:spacing w:before="20" w:after="20"/>
+            </w:pPr>
+            <w:r/>
+            <w:r>
+              <w:rPr>
+                <w:rFonts w:ascii="Verdana" w:hAnsi="Verdana"/>
                 <w:sz w:val="16"/>
               </w:rPr>
               <w:t>Numeric</w:t>
@@ -3233,6 +4145,9 @@
             <w:tcW w:type="dxa" w:w="1514"/>
           </w:tcPr>
           <w:p>
+            <w:pPr>
+              <w:spacing w:before="20" w:after="20"/>
+            </w:pPr>
             <w:r/>
             <w:r>
               <w:rPr>
@@ -3249,6 +4164,9 @@
             <w:tcW w:type="dxa" w:w="1514"/>
           </w:tcPr>
           <w:p>
+            <w:pPr>
+              <w:spacing w:before="20" w:after="20"/>
+            </w:pPr>
             <w:r/>
             <w:r>
               <w:rPr>
@@ -3265,6 +4183,9 @@
             <w:tcW w:type="dxa" w:w="1514"/>
           </w:tcPr>
           <w:p>
+            <w:pPr>
+              <w:spacing w:before="20" w:after="20"/>
+            </w:pPr>
             <w:r/>
             <w:r>
               <w:rPr>
@@ -3281,11 +4202,13 @@
             <w:tcW w:type="dxa" w:w="1514"/>
           </w:tcPr>
           <w:p>
-            <w:r/>
-            <w:r>
-              <w:rPr>
-                <w:rFonts w:ascii="Verdana" w:hAnsi="Verdana"/>
-                <w:b w:val="0"/>
+            <w:pPr>
+              <w:spacing w:before="20" w:after="20"/>
+            </w:pPr>
+            <w:r/>
+            <w:r>
+              <w:rPr>
+                <w:rFonts w:ascii="Verdana" w:hAnsi="Verdana"/>
                 <w:sz w:val="16"/>
               </w:rPr>
               <w:t>Numeric</w:t>
@@ -3297,6 +4220,9 @@
             <w:tcW w:type="dxa" w:w="1514"/>
           </w:tcPr>
           <w:p>
+            <w:pPr>
+              <w:spacing w:before="20" w:after="20"/>
+            </w:pPr>
             <w:r/>
             <w:r>
               <w:rPr>
@@ -3313,6 +4239,9 @@
             <w:tcW w:type="dxa" w:w="1514"/>
           </w:tcPr>
           <w:p>
+            <w:pPr>
+              <w:spacing w:before="20" w:after="20"/>
+            </w:pPr>
             <w:r/>
             <w:r>
               <w:rPr>
@@ -3329,6 +4258,9 @@
             <w:tcW w:type="dxa" w:w="1514"/>
           </w:tcPr>
           <w:p>
+            <w:pPr>
+              <w:spacing w:before="20" w:after="20"/>
+            </w:pPr>
             <w:r/>
             <w:r>
               <w:rPr>
@@ -3349,6 +4281,9 @@
             <w:tcW w:type="dxa" w:w="1514"/>
           </w:tcPr>
           <w:p>
+            <w:pPr>
+              <w:spacing w:before="20" w:after="20"/>
+            </w:pPr>
             <w:r/>
             <w:r>
               <w:rPr>
@@ -3365,6 +4300,9 @@
             <w:tcW w:type="dxa" w:w="1514"/>
           </w:tcPr>
           <w:p>
+            <w:pPr>
+              <w:spacing w:before="20" w:after="20"/>
+            </w:pPr>
             <w:r/>
             <w:r>
               <w:rPr>
@@ -3381,11 +4319,13 @@
             <w:tcW w:type="dxa" w:w="1514"/>
           </w:tcPr>
           <w:p>
-            <w:r/>
-            <w:r>
-              <w:rPr>
-                <w:rFonts w:ascii="Verdana" w:hAnsi="Verdana"/>
-                <w:b w:val="0"/>
+            <w:pPr>
+              <w:spacing w:before="20" w:after="20"/>
+            </w:pPr>
+            <w:r/>
+            <w:r>
+              <w:rPr>
+                <w:rFonts w:ascii="Verdana" w:hAnsi="Verdana"/>
                 <w:sz w:val="16"/>
               </w:rPr>
               <w:t>Numeric</w:t>
@@ -3397,6 +4337,9 @@
             <w:tcW w:type="dxa" w:w="1514"/>
           </w:tcPr>
           <w:p>
+            <w:pPr>
+              <w:spacing w:before="20" w:after="20"/>
+            </w:pPr>
             <w:r/>
             <w:r>
               <w:rPr>
@@ -3413,6 +4356,9 @@
             <w:tcW w:type="dxa" w:w="1514"/>
           </w:tcPr>
           <w:p>
+            <w:pPr>
+              <w:spacing w:before="20" w:after="20"/>
+            </w:pPr>
             <w:r/>
             <w:r>
               <w:rPr>
@@ -3429,6 +4375,9 @@
             <w:tcW w:type="dxa" w:w="1514"/>
           </w:tcPr>
           <w:p>
+            <w:pPr>
+              <w:spacing w:before="20" w:after="20"/>
+            </w:pPr>
             <w:r/>
             <w:r>
               <w:rPr>
@@ -3445,11 +4394,13 @@
             <w:tcW w:type="dxa" w:w="1514"/>
           </w:tcPr>
           <w:p>
-            <w:r/>
-            <w:r>
-              <w:rPr>
-                <w:rFonts w:ascii="Verdana" w:hAnsi="Verdana"/>
-                <w:b w:val="0"/>
+            <w:pPr>
+              <w:spacing w:before="20" w:after="20"/>
+            </w:pPr>
+            <w:r/>
+            <w:r>
+              <w:rPr>
+                <w:rFonts w:ascii="Verdana" w:hAnsi="Verdana"/>
                 <w:sz w:val="16"/>
               </w:rPr>
               <w:t>Numeric</w:t>
@@ -3461,6 +4412,9 @@
             <w:tcW w:type="dxa" w:w="1514"/>
           </w:tcPr>
           <w:p>
+            <w:pPr>
+              <w:spacing w:before="20" w:after="20"/>
+            </w:pPr>
             <w:r/>
             <w:r>
               <w:rPr>
@@ -3477,6 +4431,9 @@
             <w:tcW w:type="dxa" w:w="1514"/>
           </w:tcPr>
           <w:p>
+            <w:pPr>
+              <w:spacing w:before="20" w:after="20"/>
+            </w:pPr>
             <w:r/>
             <w:r>
               <w:rPr>
@@ -3493,6 +4450,9 @@
             <w:tcW w:type="dxa" w:w="1514"/>
           </w:tcPr>
           <w:p>
+            <w:pPr>
+              <w:spacing w:before="20" w:after="20"/>
+            </w:pPr>
             <w:r/>
             <w:r>
               <w:rPr>
@@ -3513,6 +4473,9 @@
             <w:tcW w:type="dxa" w:w="1514"/>
           </w:tcPr>
           <w:p>
+            <w:pPr>
+              <w:spacing w:before="20" w:after="20"/>
+            </w:pPr>
             <w:r/>
             <w:r>
               <w:rPr>
@@ -3529,6 +4492,9 @@
             <w:tcW w:type="dxa" w:w="1514"/>
           </w:tcPr>
           <w:p>
+            <w:pPr>
+              <w:spacing w:before="20" w:after="20"/>
+            </w:pPr>
             <w:r/>
             <w:r>
               <w:rPr>
@@ -3545,11 +4511,13 @@
             <w:tcW w:type="dxa" w:w="1514"/>
           </w:tcPr>
           <w:p>
-            <w:r/>
-            <w:r>
-              <w:rPr>
-                <w:rFonts w:ascii="Verdana" w:hAnsi="Verdana"/>
-                <w:b w:val="0"/>
+            <w:pPr>
+              <w:spacing w:before="20" w:after="20"/>
+            </w:pPr>
+            <w:r/>
+            <w:r>
+              <w:rPr>
+                <w:rFonts w:ascii="Verdana" w:hAnsi="Verdana"/>
                 <w:sz w:val="16"/>
               </w:rPr>
               <w:t>Numeric</w:t>
@@ -3561,6 +4529,9 @@
             <w:tcW w:type="dxa" w:w="1514"/>
           </w:tcPr>
           <w:p>
+            <w:pPr>
+              <w:spacing w:before="20" w:after="20"/>
+            </w:pPr>
             <w:r/>
             <w:r>
               <w:rPr>
@@ -3577,6 +4548,9 @@
             <w:tcW w:type="dxa" w:w="1514"/>
           </w:tcPr>
           <w:p>
+            <w:pPr>
+              <w:spacing w:before="20" w:after="20"/>
+            </w:pPr>
             <w:r/>
             <w:r>
               <w:rPr>
@@ -3593,6 +4567,9 @@
             <w:tcW w:type="dxa" w:w="1514"/>
           </w:tcPr>
           <w:p>
+            <w:pPr>
+              <w:spacing w:before="20" w:after="20"/>
+            </w:pPr>
             <w:r/>
             <w:r>
               <w:rPr>
@@ -3609,11 +4586,13 @@
             <w:tcW w:type="dxa" w:w="1514"/>
           </w:tcPr>
           <w:p>
-            <w:r/>
-            <w:r>
-              <w:rPr>
-                <w:rFonts w:ascii="Verdana" w:hAnsi="Verdana"/>
-                <w:b w:val="0"/>
+            <w:pPr>
+              <w:spacing w:before="20" w:after="20"/>
+            </w:pPr>
+            <w:r/>
+            <w:r>
+              <w:rPr>
+                <w:rFonts w:ascii="Verdana" w:hAnsi="Verdana"/>
                 <w:sz w:val="16"/>
               </w:rPr>
               <w:t>Numeric</w:t>
@@ -3625,6 +4604,9 @@
             <w:tcW w:type="dxa" w:w="1514"/>
           </w:tcPr>
           <w:p>
+            <w:pPr>
+              <w:spacing w:before="20" w:after="20"/>
+            </w:pPr>
             <w:r/>
             <w:r>
               <w:rPr>
@@ -3641,6 +4623,9 @@
             <w:tcW w:type="dxa" w:w="1514"/>
           </w:tcPr>
           <w:p>
+            <w:pPr>
+              <w:spacing w:before="20" w:after="20"/>
+            </w:pPr>
             <w:r/>
             <w:r>
               <w:rPr>
@@ -3657,6 +4642,9 @@
             <w:tcW w:type="dxa" w:w="1514"/>
           </w:tcPr>
           <w:p>
+            <w:pPr>
+              <w:spacing w:before="20" w:after="20"/>
+            </w:pPr>
             <w:r/>
             <w:r>
               <w:rPr>
@@ -3677,6 +4665,9 @@
             <w:tcW w:type="dxa" w:w="1514"/>
           </w:tcPr>
           <w:p>
+            <w:pPr>
+              <w:spacing w:before="20" w:after="20"/>
+            </w:pPr>
             <w:r/>
             <w:r>
               <w:rPr>
@@ -3693,6 +4684,9 @@
             <w:tcW w:type="dxa" w:w="1514"/>
           </w:tcPr>
           <w:p>
+            <w:pPr>
+              <w:spacing w:before="20" w:after="20"/>
+            </w:pPr>
             <w:r/>
             <w:r>
               <w:rPr>
@@ -3709,11 +4703,13 @@
             <w:tcW w:type="dxa" w:w="1514"/>
           </w:tcPr>
           <w:p>
-            <w:r/>
-            <w:r>
-              <w:rPr>
-                <w:rFonts w:ascii="Verdana" w:hAnsi="Verdana"/>
-                <w:b w:val="0"/>
+            <w:pPr>
+              <w:spacing w:before="20" w:after="20"/>
+            </w:pPr>
+            <w:r/>
+            <w:r>
+              <w:rPr>
+                <w:rFonts w:ascii="Verdana" w:hAnsi="Verdana"/>
                 <w:sz w:val="16"/>
               </w:rPr>
               <w:t>Numeric</w:t>
@@ -3725,6 +4721,9 @@
             <w:tcW w:type="dxa" w:w="1514"/>
           </w:tcPr>
           <w:p>
+            <w:pPr>
+              <w:spacing w:before="20" w:after="20"/>
+            </w:pPr>
             <w:r/>
             <w:r>
               <w:rPr>
@@ -3741,6 +4740,9 @@
             <w:tcW w:type="dxa" w:w="1514"/>
           </w:tcPr>
           <w:p>
+            <w:pPr>
+              <w:spacing w:before="20" w:after="20"/>
+            </w:pPr>
             <w:r/>
             <w:r>
               <w:rPr>
@@ -3757,6 +4759,9 @@
             <w:tcW w:type="dxa" w:w="1514"/>
           </w:tcPr>
           <w:p>
+            <w:pPr>
+              <w:spacing w:before="20" w:after="20"/>
+            </w:pPr>
             <w:r/>
             <w:r>
               <w:rPr>
@@ -3773,11 +4778,13 @@
             <w:tcW w:type="dxa" w:w="1514"/>
           </w:tcPr>
           <w:p>
-            <w:r/>
-            <w:r>
-              <w:rPr>
-                <w:rFonts w:ascii="Verdana" w:hAnsi="Verdana"/>
-                <w:b w:val="0"/>
+            <w:pPr>
+              <w:spacing w:before="20" w:after="20"/>
+            </w:pPr>
+            <w:r/>
+            <w:r>
+              <w:rPr>
+                <w:rFonts w:ascii="Verdana" w:hAnsi="Verdana"/>
                 <w:sz w:val="16"/>
               </w:rPr>
               <w:t>Numeric</w:t>
@@ -3789,6 +4796,9 @@
             <w:tcW w:type="dxa" w:w="1514"/>
           </w:tcPr>
           <w:p>
+            <w:pPr>
+              <w:spacing w:before="20" w:after="20"/>
+            </w:pPr>
             <w:r/>
             <w:r>
               <w:rPr>
@@ -3805,6 +4815,9 @@
             <w:tcW w:type="dxa" w:w="1514"/>
           </w:tcPr>
           <w:p>
+            <w:pPr>
+              <w:spacing w:before="20" w:after="20"/>
+            </w:pPr>
             <w:r/>
             <w:r>
               <w:rPr>
@@ -3821,6 +4834,9 @@
             <w:tcW w:type="dxa" w:w="1514"/>
           </w:tcPr>
           <w:p>
+            <w:pPr>
+              <w:spacing w:before="20" w:after="20"/>
+            </w:pPr>
             <w:r/>
             <w:r>
               <w:rPr>
@@ -3841,6 +4857,9 @@
             <w:tcW w:type="dxa" w:w="1514"/>
           </w:tcPr>
           <w:p>
+            <w:pPr>
+              <w:spacing w:before="20" w:after="20"/>
+            </w:pPr>
             <w:r/>
             <w:r>
               <w:rPr>
@@ -3857,6 +4876,9 @@
             <w:tcW w:type="dxa" w:w="1514"/>
           </w:tcPr>
           <w:p>
+            <w:pPr>
+              <w:spacing w:before="20" w:after="20"/>
+            </w:pPr>
             <w:r/>
             <w:r>
               <w:rPr>
@@ -3873,11 +4895,13 @@
             <w:tcW w:type="dxa" w:w="1514"/>
           </w:tcPr>
           <w:p>
-            <w:r/>
-            <w:r>
-              <w:rPr>
-                <w:rFonts w:ascii="Verdana" w:hAnsi="Verdana"/>
-                <w:b w:val="0"/>
+            <w:pPr>
+              <w:spacing w:before="20" w:after="20"/>
+            </w:pPr>
+            <w:r/>
+            <w:r>
+              <w:rPr>
+                <w:rFonts w:ascii="Verdana" w:hAnsi="Verdana"/>
                 <w:sz w:val="16"/>
               </w:rPr>
               <w:t>Numeric</w:t>
@@ -3889,6 +4913,9 @@
             <w:tcW w:type="dxa" w:w="1514"/>
           </w:tcPr>
           <w:p>
+            <w:pPr>
+              <w:spacing w:before="20" w:after="20"/>
+            </w:pPr>
             <w:r/>
             <w:r>
               <w:rPr>
@@ -3905,6 +4932,9 @@
             <w:tcW w:type="dxa" w:w="1514"/>
           </w:tcPr>
           <w:p>
+            <w:pPr>
+              <w:spacing w:before="20" w:after="20"/>
+            </w:pPr>
             <w:r/>
             <w:r>
               <w:rPr>
@@ -3921,6 +4951,9 @@
             <w:tcW w:type="dxa" w:w="1514"/>
           </w:tcPr>
           <w:p>
+            <w:pPr>
+              <w:spacing w:before="20" w:after="20"/>
+            </w:pPr>
             <w:r/>
             <w:r>
               <w:rPr>
@@ -3937,11 +4970,13 @@
             <w:tcW w:type="dxa" w:w="1514"/>
           </w:tcPr>
           <w:p>
-            <w:r/>
-            <w:r>
-              <w:rPr>
-                <w:rFonts w:ascii="Verdana" w:hAnsi="Verdana"/>
-                <w:b w:val="0"/>
+            <w:pPr>
+              <w:spacing w:before="20" w:after="20"/>
+            </w:pPr>
+            <w:r/>
+            <w:r>
+              <w:rPr>
+                <w:rFonts w:ascii="Verdana" w:hAnsi="Verdana"/>
                 <w:sz w:val="16"/>
               </w:rPr>
               <w:t>Numeric</w:t>
@@ -3953,6 +4988,9 @@
             <w:tcW w:type="dxa" w:w="1514"/>
           </w:tcPr>
           <w:p>
+            <w:pPr>
+              <w:spacing w:before="20" w:after="20"/>
+            </w:pPr>
             <w:r/>
             <w:r>
               <w:rPr>
@@ -3969,6 +5007,9 @@
             <w:tcW w:type="dxa" w:w="1514"/>
           </w:tcPr>
           <w:p>
+            <w:pPr>
+              <w:spacing w:before="20" w:after="20"/>
+            </w:pPr>
             <w:r/>
             <w:r>
               <w:rPr>
@@ -3985,6 +5026,9 @@
             <w:tcW w:type="dxa" w:w="1514"/>
           </w:tcPr>
           <w:p>
+            <w:pPr>
+              <w:spacing w:before="20" w:after="20"/>
+            </w:pPr>
             <w:r/>
             <w:r>
               <w:rPr>
@@ -4005,6 +5049,9 @@
             <w:tcW w:type="dxa" w:w="1514"/>
           </w:tcPr>
           <w:p>
+            <w:pPr>
+              <w:spacing w:before="20" w:after="20"/>
+            </w:pPr>
             <w:r/>
             <w:r>
               <w:rPr>
@@ -4021,6 +5068,9 @@
             <w:tcW w:type="dxa" w:w="1514"/>
           </w:tcPr>
           <w:p>
+            <w:pPr>
+              <w:spacing w:before="20" w:after="20"/>
+            </w:pPr>
             <w:r/>
             <w:r>
               <w:rPr>
@@ -4037,11 +5087,13 @@
             <w:tcW w:type="dxa" w:w="1514"/>
           </w:tcPr>
           <w:p>
-            <w:r/>
-            <w:r>
-              <w:rPr>
-                <w:rFonts w:ascii="Verdana" w:hAnsi="Verdana"/>
-                <w:b w:val="0"/>
+            <w:pPr>
+              <w:spacing w:before="20" w:after="20"/>
+            </w:pPr>
+            <w:r/>
+            <w:r>
+              <w:rPr>
+                <w:rFonts w:ascii="Verdana" w:hAnsi="Verdana"/>
                 <w:sz w:val="16"/>
               </w:rPr>
               <w:t>Numeric</w:t>
@@ -4053,6 +5105,9 @@
             <w:tcW w:type="dxa" w:w="1514"/>
           </w:tcPr>
           <w:p>
+            <w:pPr>
+              <w:spacing w:before="20" w:after="20"/>
+            </w:pPr>
             <w:r/>
             <w:r>
               <w:rPr>
@@ -4069,6 +5124,9 @@
             <w:tcW w:type="dxa" w:w="1514"/>
           </w:tcPr>
           <w:p>
+            <w:pPr>
+              <w:spacing w:before="20" w:after="20"/>
+            </w:pPr>
             <w:r/>
             <w:r>
               <w:rPr>
@@ -4085,6 +5143,9 @@
             <w:tcW w:type="dxa" w:w="1514"/>
           </w:tcPr>
           <w:p>
+            <w:pPr>
+              <w:spacing w:before="20" w:after="20"/>
+            </w:pPr>
             <w:r/>
             <w:r>
               <w:rPr>
@@ -4101,11 +5162,13 @@
             <w:tcW w:type="dxa" w:w="1514"/>
           </w:tcPr>
           <w:p>
-            <w:r/>
-            <w:r>
-              <w:rPr>
-                <w:rFonts w:ascii="Verdana" w:hAnsi="Verdana"/>
-                <w:b w:val="0"/>
+            <w:pPr>
+              <w:spacing w:before="20" w:after="20"/>
+            </w:pPr>
+            <w:r/>
+            <w:r>
+              <w:rPr>
+                <w:rFonts w:ascii="Verdana" w:hAnsi="Verdana"/>
                 <w:sz w:val="16"/>
               </w:rPr>
               <w:t>Numeric</w:t>
@@ -4117,6 +5180,9 @@
             <w:tcW w:type="dxa" w:w="1514"/>
           </w:tcPr>
           <w:p>
+            <w:pPr>
+              <w:spacing w:before="20" w:after="20"/>
+            </w:pPr>
             <w:r/>
             <w:r>
               <w:rPr>
@@ -4133,6 +5199,9 @@
             <w:tcW w:type="dxa" w:w="1514"/>
           </w:tcPr>
           <w:p>
+            <w:pPr>
+              <w:spacing w:before="20" w:after="20"/>
+            </w:pPr>
             <w:r/>
             <w:r>
               <w:rPr>
@@ -4149,6 +5218,9 @@
             <w:tcW w:type="dxa" w:w="1514"/>
           </w:tcPr>
           <w:p>
+            <w:pPr>
+              <w:spacing w:before="20" w:after="20"/>
+            </w:pPr>
             <w:r/>
             <w:r>
               <w:rPr>
@@ -4169,6 +5241,9 @@
             <w:tcW w:type="dxa" w:w="1514"/>
           </w:tcPr>
           <w:p>
+            <w:pPr>
+              <w:spacing w:before="20" w:after="20"/>
+            </w:pPr>
             <w:r/>
             <w:r>
               <w:rPr>
@@ -4185,6 +5260,9 @@
             <w:tcW w:type="dxa" w:w="1514"/>
           </w:tcPr>
           <w:p>
+            <w:pPr>
+              <w:spacing w:before="20" w:after="20"/>
+            </w:pPr>
             <w:r/>
             <w:r>
               <w:rPr>
@@ -4201,11 +5279,13 @@
             <w:tcW w:type="dxa" w:w="1514"/>
           </w:tcPr>
           <w:p>
-            <w:r/>
-            <w:r>
-              <w:rPr>
-                <w:rFonts w:ascii="Verdana" w:hAnsi="Verdana"/>
-                <w:b w:val="0"/>
+            <w:pPr>
+              <w:spacing w:before="20" w:after="20"/>
+            </w:pPr>
+            <w:r/>
+            <w:r>
+              <w:rPr>
+                <w:rFonts w:ascii="Verdana" w:hAnsi="Verdana"/>
                 <w:sz w:val="16"/>
               </w:rPr>
               <w:t>deg</w:t>
@@ -4217,6 +5297,9 @@
             <w:tcW w:type="dxa" w:w="1514"/>
           </w:tcPr>
           <w:p>
+            <w:pPr>
+              <w:spacing w:before="20" w:after="20"/>
+            </w:pPr>
             <w:r/>
             <w:r>
               <w:rPr>
@@ -4233,6 +5316,9 @@
             <w:tcW w:type="dxa" w:w="1514"/>
           </w:tcPr>
           <w:p>
+            <w:pPr>
+              <w:spacing w:before="20" w:after="20"/>
+            </w:pPr>
             <w:r/>
             <w:r>
               <w:rPr>
@@ -4249,6 +5335,9 @@
             <w:tcW w:type="dxa" w:w="1514"/>
           </w:tcPr>
           <w:p>
+            <w:pPr>
+              <w:spacing w:before="20" w:after="20"/>
+            </w:pPr>
             <w:r/>
             <w:r>
               <w:rPr>
@@ -4265,11 +5354,13 @@
             <w:tcW w:type="dxa" w:w="1514"/>
           </w:tcPr>
           <w:p>
-            <w:r/>
-            <w:r>
-              <w:rPr>
-                <w:rFonts w:ascii="Verdana" w:hAnsi="Verdana"/>
-                <w:b w:val="0"/>
+            <w:pPr>
+              <w:spacing w:before="20" w:after="20"/>
+            </w:pPr>
+            <w:r/>
+            <w:r>
+              <w:rPr>
+                <w:rFonts w:ascii="Verdana" w:hAnsi="Verdana"/>
                 <w:sz w:val="16"/>
               </w:rPr>
               <w:t>deg</w:t>
@@ -4281,6 +5372,9 @@
             <w:tcW w:type="dxa" w:w="1514"/>
           </w:tcPr>
           <w:p>
+            <w:pPr>
+              <w:spacing w:before="20" w:after="20"/>
+            </w:pPr>
             <w:r/>
             <w:r>
               <w:rPr>
@@ -4297,6 +5391,9 @@
             <w:tcW w:type="dxa" w:w="1514"/>
           </w:tcPr>
           <w:p>
+            <w:pPr>
+              <w:spacing w:before="20" w:after="20"/>
+            </w:pPr>
             <w:r/>
             <w:r>
               <w:rPr>
@@ -4313,6 +5410,9 @@
             <w:tcW w:type="dxa" w:w="1514"/>
           </w:tcPr>
           <w:p>
+            <w:pPr>
+              <w:spacing w:before="20" w:after="20"/>
+            </w:pPr>
             <w:r/>
             <w:r>
               <w:rPr>
@@ -4333,6 +5433,9 @@
             <w:tcW w:type="dxa" w:w="1514"/>
           </w:tcPr>
           <w:p>
+            <w:pPr>
+              <w:spacing w:before="20" w:after="20"/>
+            </w:pPr>
             <w:r/>
             <w:r>
               <w:rPr>
@@ -4349,6 +5452,9 @@
             <w:tcW w:type="dxa" w:w="1514"/>
           </w:tcPr>
           <w:p>
+            <w:pPr>
+              <w:spacing w:before="20" w:after="20"/>
+            </w:pPr>
             <w:r/>
             <w:r>
               <w:rPr>
@@ -4365,11 +5471,13 @@
             <w:tcW w:type="dxa" w:w="1514"/>
           </w:tcPr>
           <w:p>
-            <w:r/>
-            <w:r>
-              <w:rPr>
-                <w:rFonts w:ascii="Verdana" w:hAnsi="Verdana"/>
-                <w:b w:val="0"/>
+            <w:pPr>
+              <w:spacing w:before="20" w:after="20"/>
+            </w:pPr>
+            <w:r/>
+            <w:r>
+              <w:rPr>
+                <w:rFonts w:ascii="Verdana" w:hAnsi="Verdana"/>
                 <w:sz w:val="16"/>
               </w:rPr>
               <w:t>deg</w:t>
@@ -4381,6 +5489,9 @@
             <w:tcW w:type="dxa" w:w="1514"/>
           </w:tcPr>
           <w:p>
+            <w:pPr>
+              <w:spacing w:before="20" w:after="20"/>
+            </w:pPr>
             <w:r/>
             <w:r>
               <w:rPr>
@@ -4397,6 +5508,9 @@
             <w:tcW w:type="dxa" w:w="1514"/>
           </w:tcPr>
           <w:p>
+            <w:pPr>
+              <w:spacing w:before="20" w:after="20"/>
+            </w:pPr>
             <w:r/>
             <w:r>
               <w:rPr>
@@ -4413,6 +5527,9 @@
             <w:tcW w:type="dxa" w:w="1514"/>
           </w:tcPr>
           <w:p>
+            <w:pPr>
+              <w:spacing w:before="20" w:after="20"/>
+            </w:pPr>
             <w:r/>
             <w:r>
               <w:rPr>
@@ -4429,11 +5546,13 @@
             <w:tcW w:type="dxa" w:w="1514"/>
           </w:tcPr>
           <w:p>
-            <w:r/>
-            <w:r>
-              <w:rPr>
-                <w:rFonts w:ascii="Verdana" w:hAnsi="Verdana"/>
-                <w:b w:val="0"/>
+            <w:pPr>
+              <w:spacing w:before="20" w:after="20"/>
+            </w:pPr>
+            <w:r/>
+            <w:r>
+              <w:rPr>
+                <w:rFonts w:ascii="Verdana" w:hAnsi="Verdana"/>
                 <w:sz w:val="16"/>
               </w:rPr>
               <w:t>deg</w:t>
@@ -4445,6 +5564,9 @@
             <w:tcW w:type="dxa" w:w="1514"/>
           </w:tcPr>
           <w:p>
+            <w:pPr>
+              <w:spacing w:before="20" w:after="20"/>
+            </w:pPr>
             <w:r/>
             <w:r>
               <w:rPr>
@@ -4461,6 +5583,9 @@
             <w:tcW w:type="dxa" w:w="1514"/>
           </w:tcPr>
           <w:p>
+            <w:pPr>
+              <w:spacing w:before="20" w:after="20"/>
+            </w:pPr>
             <w:r/>
             <w:r>
               <w:rPr>
@@ -4477,6 +5602,9 @@
             <w:tcW w:type="dxa" w:w="1514"/>
           </w:tcPr>
           <w:p>
+            <w:pPr>
+              <w:spacing w:before="20" w:after="20"/>
+            </w:pPr>
             <w:r/>
             <w:r>
               <w:rPr>
@@ -4497,6 +5625,9 @@
             <w:tcW w:type="dxa" w:w="1514"/>
           </w:tcPr>
           <w:p>
+            <w:pPr>
+              <w:spacing w:before="20" w:after="20"/>
+            </w:pPr>
             <w:r/>
             <w:r>
               <w:rPr>
@@ -4513,6 +5644,9 @@
             <w:tcW w:type="dxa" w:w="1514"/>
           </w:tcPr>
           <w:p>
+            <w:pPr>
+              <w:spacing w:before="20" w:after="20"/>
+            </w:pPr>
             <w:r/>
             <w:r>
               <w:rPr>
@@ -4529,11 +5663,13 @@
             <w:tcW w:type="dxa" w:w="1514"/>
           </w:tcPr>
           <w:p>
-            <w:r/>
-            <w:r>
-              <w:rPr>
-                <w:rFonts w:ascii="Verdana" w:hAnsi="Verdana"/>
-                <w:b w:val="0"/>
+            <w:pPr>
+              <w:spacing w:before="20" w:after="20"/>
+            </w:pPr>
+            <w:r/>
+            <w:r>
+              <w:rPr>
+                <w:rFonts w:ascii="Verdana" w:hAnsi="Verdana"/>
                 <w:sz w:val="16"/>
               </w:rPr>
               <w:t>deg</w:t>
@@ -4545,6 +5681,9 @@
             <w:tcW w:type="dxa" w:w="1514"/>
           </w:tcPr>
           <w:p>
+            <w:pPr>
+              <w:spacing w:before="20" w:after="20"/>
+            </w:pPr>
             <w:r/>
             <w:r>
               <w:rPr>
@@ -4561,6 +5700,9 @@
             <w:tcW w:type="dxa" w:w="1514"/>
           </w:tcPr>
           <w:p>
+            <w:pPr>
+              <w:spacing w:before="20" w:after="20"/>
+            </w:pPr>
             <w:r/>
             <w:r>
               <w:rPr>
@@ -4577,6 +5719,9 @@
             <w:tcW w:type="dxa" w:w="1514"/>
           </w:tcPr>
           <w:p>
+            <w:pPr>
+              <w:spacing w:before="20" w:after="20"/>
+            </w:pPr>
             <w:r/>
             <w:r>
               <w:rPr>
@@ -4593,11 +5738,13 @@
             <w:tcW w:type="dxa" w:w="1514"/>
           </w:tcPr>
           <w:p>
-            <w:r/>
-            <w:r>
-              <w:rPr>
-                <w:rFonts w:ascii="Verdana" w:hAnsi="Verdana"/>
-                <w:b w:val="0"/>
+            <w:pPr>
+              <w:spacing w:before="20" w:after="20"/>
+            </w:pPr>
+            <w:r/>
+            <w:r>
+              <w:rPr>
+                <w:rFonts w:ascii="Verdana" w:hAnsi="Verdana"/>
                 <w:sz w:val="16"/>
               </w:rPr>
               <w:t>deg</w:t>
@@ -4609,6 +5756,9 @@
             <w:tcW w:type="dxa" w:w="1514"/>
           </w:tcPr>
           <w:p>
+            <w:pPr>
+              <w:spacing w:before="20" w:after="20"/>
+            </w:pPr>
             <w:r/>
             <w:r>
               <w:rPr>
@@ -4625,6 +5775,9 @@
             <w:tcW w:type="dxa" w:w="1514"/>
           </w:tcPr>
           <w:p>
+            <w:pPr>
+              <w:spacing w:before="20" w:after="20"/>
+            </w:pPr>
             <w:r/>
             <w:r>
               <w:rPr>
@@ -4641,6 +5794,9 @@
             <w:tcW w:type="dxa" w:w="1514"/>
           </w:tcPr>
           <w:p>
+            <w:pPr>
+              <w:spacing w:before="20" w:after="20"/>
+            </w:pPr>
             <w:r/>
             <w:r>
               <w:rPr>
@@ -4661,6 +5817,9 @@
             <w:tcW w:type="dxa" w:w="1514"/>
           </w:tcPr>
           <w:p>
+            <w:pPr>
+              <w:spacing w:before="20" w:after="20"/>
+            </w:pPr>
             <w:r/>
             <w:r>
               <w:rPr>
@@ -4677,6 +5836,9 @@
             <w:tcW w:type="dxa" w:w="1514"/>
           </w:tcPr>
           <w:p>
+            <w:pPr>
+              <w:spacing w:before="20" w:after="20"/>
+            </w:pPr>
             <w:r/>
             <w:r>
               <w:rPr>
@@ -4693,11 +5855,13 @@
             <w:tcW w:type="dxa" w:w="1514"/>
           </w:tcPr>
           <w:p>
-            <w:r/>
-            <w:r>
-              <w:rPr>
-                <w:rFonts w:ascii="Verdana" w:hAnsi="Verdana"/>
-                <w:b w:val="0"/>
+            <w:pPr>
+              <w:spacing w:before="20" w:after="20"/>
+            </w:pPr>
+            <w:r/>
+            <w:r>
+              <w:rPr>
+                <w:rFonts w:ascii="Verdana" w:hAnsi="Verdana"/>
                 <w:sz w:val="16"/>
               </w:rPr>
               <w:t>deg</w:t>
@@ -4709,6 +5873,9 @@
             <w:tcW w:type="dxa" w:w="1514"/>
           </w:tcPr>
           <w:p>
+            <w:pPr>
+              <w:spacing w:before="20" w:after="20"/>
+            </w:pPr>
             <w:r/>
             <w:r>
               <w:rPr>
@@ -4725,6 +5892,9 @@
             <w:tcW w:type="dxa" w:w="1514"/>
           </w:tcPr>
           <w:p>
+            <w:pPr>
+              <w:spacing w:before="20" w:after="20"/>
+            </w:pPr>
             <w:r/>
             <w:r>
               <w:rPr>
@@ -4741,6 +5911,9 @@
             <w:tcW w:type="dxa" w:w="1514"/>
           </w:tcPr>
           <w:p>
+            <w:pPr>
+              <w:spacing w:before="20" w:after="20"/>
+            </w:pPr>
             <w:r/>
             <w:r>
               <w:rPr>
@@ -4757,11 +5930,13 @@
             <w:tcW w:type="dxa" w:w="1514"/>
           </w:tcPr>
           <w:p>
-            <w:r/>
-            <w:r>
-              <w:rPr>
-                <w:rFonts w:ascii="Verdana" w:hAnsi="Verdana"/>
-                <w:b w:val="0"/>
+            <w:pPr>
+              <w:spacing w:before="20" w:after="20"/>
+            </w:pPr>
+            <w:r/>
+            <w:r>
+              <w:rPr>
+                <w:rFonts w:ascii="Verdana" w:hAnsi="Verdana"/>
                 <w:sz w:val="16"/>
               </w:rPr>
               <w:t>deg</w:t>
@@ -4773,6 +5948,9 @@
             <w:tcW w:type="dxa" w:w="1514"/>
           </w:tcPr>
           <w:p>
+            <w:pPr>
+              <w:spacing w:before="20" w:after="20"/>
+            </w:pPr>
             <w:r/>
             <w:r>
               <w:rPr>
@@ -4789,6 +5967,9 @@
             <w:tcW w:type="dxa" w:w="1514"/>
           </w:tcPr>
           <w:p>
+            <w:pPr>
+              <w:spacing w:before="20" w:after="20"/>
+            </w:pPr>
             <w:r/>
             <w:r>
               <w:rPr>
@@ -4805,6 +5986,9 @@
             <w:tcW w:type="dxa" w:w="1514"/>
           </w:tcPr>
           <w:p>
+            <w:pPr>
+              <w:spacing w:before="20" w:after="20"/>
+            </w:pPr>
             <w:r/>
             <w:r>
               <w:rPr>
@@ -4825,6 +6009,9 @@
             <w:tcW w:type="dxa" w:w="1514"/>
           </w:tcPr>
           <w:p>
+            <w:pPr>
+              <w:spacing w:before="20" w:after="20"/>
+            </w:pPr>
             <w:r/>
             <w:r>
               <w:rPr>
@@ -4841,6 +6028,9 @@
             <w:tcW w:type="dxa" w:w="1514"/>
           </w:tcPr>
           <w:p>
+            <w:pPr>
+              <w:spacing w:before="20" w:after="20"/>
+            </w:pPr>
             <w:r/>
             <w:r>
               <w:rPr>
@@ -4857,11 +6047,13 @@
             <w:tcW w:type="dxa" w:w="1514"/>
           </w:tcPr>
           <w:p>
-            <w:r/>
-            <w:r>
-              <w:rPr>
-                <w:rFonts w:ascii="Verdana" w:hAnsi="Verdana"/>
-                <w:b w:val="0"/>
+            <w:pPr>
+              <w:spacing w:before="20" w:after="20"/>
+            </w:pPr>
+            <w:r/>
+            <w:r>
+              <w:rPr>
+                <w:rFonts w:ascii="Verdana" w:hAnsi="Verdana"/>
                 <w:sz w:val="16"/>
               </w:rPr>
               <w:t>deg</w:t>
@@ -4873,6 +6065,9 @@
             <w:tcW w:type="dxa" w:w="1514"/>
           </w:tcPr>
           <w:p>
+            <w:pPr>
+              <w:spacing w:before="20" w:after="20"/>
+            </w:pPr>
             <w:r/>
             <w:r>
               <w:rPr>
@@ -4889,6 +6084,9 @@
             <w:tcW w:type="dxa" w:w="1514"/>
           </w:tcPr>
           <w:p>
+            <w:pPr>
+              <w:spacing w:before="20" w:after="20"/>
+            </w:pPr>
             <w:r/>
             <w:r>
               <w:rPr>
@@ -4905,6 +6103,9 @@
             <w:tcW w:type="dxa" w:w="1514"/>
           </w:tcPr>
           <w:p>
+            <w:pPr>
+              <w:spacing w:before="20" w:after="20"/>
+            </w:pPr>
             <w:r/>
             <w:r>
               <w:rPr>
@@ -4921,11 +6122,13 @@
             <w:tcW w:type="dxa" w:w="1514"/>
           </w:tcPr>
           <w:p>
-            <w:r/>
-            <w:r>
-              <w:rPr>
-                <w:rFonts w:ascii="Verdana" w:hAnsi="Verdana"/>
-                <w:b w:val="0"/>
+            <w:pPr>
+              <w:spacing w:before="20" w:after="20"/>
+            </w:pPr>
+            <w:r/>
+            <w:r>
+              <w:rPr>
+                <w:rFonts w:ascii="Verdana" w:hAnsi="Verdana"/>
                 <w:sz w:val="16"/>
               </w:rPr>
               <w:t>deg</w:t>
@@ -4937,6 +6140,9 @@
             <w:tcW w:type="dxa" w:w="1514"/>
           </w:tcPr>
           <w:p>
+            <w:pPr>
+              <w:spacing w:before="20" w:after="20"/>
+            </w:pPr>
             <w:r/>
             <w:r>
               <w:rPr>
@@ -4953,6 +6159,9 @@
             <w:tcW w:type="dxa" w:w="1514"/>
           </w:tcPr>
           <w:p>
+            <w:pPr>
+              <w:spacing w:before="20" w:after="20"/>
+            </w:pPr>
             <w:r/>
             <w:r>
               <w:rPr>
@@ -4969,6 +6178,9 @@
             <w:tcW w:type="dxa" w:w="1514"/>
           </w:tcPr>
           <w:p>
+            <w:pPr>
+              <w:spacing w:before="20" w:after="20"/>
+            </w:pPr>
             <w:r/>
             <w:r>
               <w:rPr>
@@ -4989,6 +6201,9 @@
             <w:tcW w:type="dxa" w:w="1514"/>
           </w:tcPr>
           <w:p>
+            <w:pPr>
+              <w:spacing w:before="20" w:after="20"/>
+            </w:pPr>
             <w:r/>
             <w:r>
               <w:rPr>
@@ -5005,6 +6220,9 @@
             <w:tcW w:type="dxa" w:w="1514"/>
           </w:tcPr>
           <w:p>
+            <w:pPr>
+              <w:spacing w:before="20" w:after="20"/>
+            </w:pPr>
             <w:r/>
             <w:r>
               <w:rPr>
@@ -5021,11 +6239,13 @@
             <w:tcW w:type="dxa" w:w="1514"/>
           </w:tcPr>
           <w:p>
-            <w:r/>
-            <w:r>
-              <w:rPr>
-                <w:rFonts w:ascii="Verdana" w:hAnsi="Verdana"/>
-                <w:b w:val="0"/>
+            <w:pPr>
+              <w:spacing w:before="20" w:after="20"/>
+            </w:pPr>
+            <w:r/>
+            <w:r>
+              <w:rPr>
+                <w:rFonts w:ascii="Verdana" w:hAnsi="Verdana"/>
                 <w:sz w:val="16"/>
               </w:rPr>
               <w:t>Numeric</w:t>
@@ -5037,6 +6257,9 @@
             <w:tcW w:type="dxa" w:w="1514"/>
           </w:tcPr>
           <w:p>
+            <w:pPr>
+              <w:spacing w:before="20" w:after="20"/>
+            </w:pPr>
             <w:r/>
             <w:r>
               <w:rPr>
@@ -5053,6 +6276,9 @@
             <w:tcW w:type="dxa" w:w="1514"/>
           </w:tcPr>
           <w:p>
+            <w:pPr>
+              <w:spacing w:before="20" w:after="20"/>
+            </w:pPr>
             <w:r/>
             <w:r>
               <w:rPr>
@@ -5069,6 +6295,9 @@
             <w:tcW w:type="dxa" w:w="1514"/>
           </w:tcPr>
           <w:p>
+            <w:pPr>
+              <w:spacing w:before="20" w:after="20"/>
+            </w:pPr>
             <w:r/>
             <w:r>
               <w:rPr>
@@ -5085,11 +6314,13 @@
             <w:tcW w:type="dxa" w:w="1514"/>
           </w:tcPr>
           <w:p>
-            <w:r/>
-            <w:r>
-              <w:rPr>
-                <w:rFonts w:ascii="Verdana" w:hAnsi="Verdana"/>
-                <w:b w:val="0"/>
+            <w:pPr>
+              <w:spacing w:before="20" w:after="20"/>
+            </w:pPr>
+            <w:r/>
+            <w:r>
+              <w:rPr>
+                <w:rFonts w:ascii="Verdana" w:hAnsi="Verdana"/>
                 <w:sz w:val="16"/>
               </w:rPr>
               <w:t>Numeric</w:t>
@@ -5101,6 +6332,9 @@
             <w:tcW w:type="dxa" w:w="1514"/>
           </w:tcPr>
           <w:p>
+            <w:pPr>
+              <w:spacing w:before="20" w:after="20"/>
+            </w:pPr>
             <w:r/>
             <w:r>
               <w:rPr>
@@ -5117,6 +6351,9 @@
             <w:tcW w:type="dxa" w:w="1514"/>
           </w:tcPr>
           <w:p>
+            <w:pPr>
+              <w:spacing w:before="20" w:after="20"/>
+            </w:pPr>
             <w:r/>
             <w:r>
               <w:rPr>
@@ -5133,6 +6370,9 @@
             <w:tcW w:type="dxa" w:w="1514"/>
           </w:tcPr>
           <w:p>
+            <w:pPr>
+              <w:spacing w:before="20" w:after="20"/>
+            </w:pPr>
             <w:r/>
             <w:r>
               <w:rPr>
@@ -5153,6 +6393,9 @@
             <w:tcW w:type="dxa" w:w="1514"/>
           </w:tcPr>
           <w:p>
+            <w:pPr>
+              <w:spacing w:before="20" w:after="20"/>
+            </w:pPr>
             <w:r/>
             <w:r>
               <w:rPr>
@@ -5169,6 +6412,9 @@
             <w:tcW w:type="dxa" w:w="1514"/>
           </w:tcPr>
           <w:p>
+            <w:pPr>
+              <w:spacing w:before="20" w:after="20"/>
+            </w:pPr>
             <w:r/>
             <w:r>
               <w:rPr>
@@ -5185,11 +6431,13 @@
             <w:tcW w:type="dxa" w:w="1514"/>
           </w:tcPr>
           <w:p>
-            <w:r/>
-            <w:r>
-              <w:rPr>
-                <w:rFonts w:ascii="Verdana" w:hAnsi="Verdana"/>
-                <w:b w:val="0"/>
+            <w:pPr>
+              <w:spacing w:before="20" w:after="20"/>
+            </w:pPr>
+            <w:r/>
+            <w:r>
+              <w:rPr>
+                <w:rFonts w:ascii="Verdana" w:hAnsi="Verdana"/>
                 <w:sz w:val="16"/>
               </w:rPr>
               <w:t>Numeric</w:t>
@@ -5201,6 +6449,9 @@
             <w:tcW w:type="dxa" w:w="1514"/>
           </w:tcPr>
           <w:p>
+            <w:pPr>
+              <w:spacing w:before="20" w:after="20"/>
+            </w:pPr>
             <w:r/>
             <w:r>
               <w:rPr>
@@ -5217,6 +6468,9 @@
             <w:tcW w:type="dxa" w:w="1514"/>
           </w:tcPr>
           <w:p>
+            <w:pPr>
+              <w:spacing w:before="20" w:after="20"/>
+            </w:pPr>
             <w:r/>
             <w:r>
               <w:rPr>
@@ -5233,6 +6487,9 @@
             <w:tcW w:type="dxa" w:w="1514"/>
           </w:tcPr>
           <w:p>
+            <w:pPr>
+              <w:spacing w:before="20" w:after="20"/>
+            </w:pPr>
             <w:r/>
             <w:r>
               <w:rPr>
@@ -5249,11 +6506,13 @@
             <w:tcW w:type="dxa" w:w="1514"/>
           </w:tcPr>
           <w:p>
-            <w:r/>
-            <w:r>
-              <w:rPr>
-                <w:rFonts w:ascii="Verdana" w:hAnsi="Verdana"/>
-                <w:b w:val="0"/>
+            <w:pPr>
+              <w:spacing w:before="20" w:after="20"/>
+            </w:pPr>
+            <w:r/>
+            <w:r>
+              <w:rPr>
+                <w:rFonts w:ascii="Verdana" w:hAnsi="Verdana"/>
                 <w:sz w:val="16"/>
               </w:rPr>
               <w:t>Numeric</w:t>
@@ -5265,6 +6524,9 @@
             <w:tcW w:type="dxa" w:w="1514"/>
           </w:tcPr>
           <w:p>
+            <w:pPr>
+              <w:spacing w:before="20" w:after="20"/>
+            </w:pPr>
             <w:r/>
             <w:r>
               <w:rPr>
@@ -5281,6 +6543,9 @@
             <w:tcW w:type="dxa" w:w="1514"/>
           </w:tcPr>
           <w:p>
+            <w:pPr>
+              <w:spacing w:before="20" w:after="20"/>
+            </w:pPr>
             <w:r/>
             <w:r>
               <w:rPr>
@@ -5297,6 +6562,9 @@
             <w:tcW w:type="dxa" w:w="1514"/>
           </w:tcPr>
           <w:p>
+            <w:pPr>
+              <w:spacing w:before="20" w:after="20"/>
+            </w:pPr>
             <w:r/>
             <w:r>
               <w:rPr>
@@ -5317,6 +6585,9 @@
             <w:tcW w:type="dxa" w:w="1514"/>
           </w:tcPr>
           <w:p>
+            <w:pPr>
+              <w:spacing w:before="20" w:after="20"/>
+            </w:pPr>
             <w:r/>
             <w:r>
               <w:rPr>
@@ -5333,6 +6604,9 @@
             <w:tcW w:type="dxa" w:w="1514"/>
           </w:tcPr>
           <w:p>
+            <w:pPr>
+              <w:spacing w:before="20" w:after="20"/>
+            </w:pPr>
             <w:r/>
             <w:r>
               <w:rPr>
@@ -5349,11 +6623,13 @@
             <w:tcW w:type="dxa" w:w="1514"/>
           </w:tcPr>
           <w:p>
-            <w:r/>
-            <w:r>
-              <w:rPr>
-                <w:rFonts w:ascii="Verdana" w:hAnsi="Verdana"/>
-                <w:b w:val="0"/>
+            <w:pPr>
+              <w:spacing w:before="20" w:after="20"/>
+            </w:pPr>
+            <w:r/>
+            <w:r>
+              <w:rPr>
+                <w:rFonts w:ascii="Verdana" w:hAnsi="Verdana"/>
                 <w:sz w:val="16"/>
               </w:rPr>
               <w:t>Code table</w:t>
@@ -5365,6 +6641,9 @@
             <w:tcW w:type="dxa" w:w="1514"/>
           </w:tcPr>
           <w:p>
+            <w:pPr>
+              <w:spacing w:before="20" w:after="20"/>
+            </w:pPr>
             <w:r/>
             <w:r>
               <w:rPr>
@@ -5381,6 +6660,9 @@
             <w:tcW w:type="dxa" w:w="1514"/>
           </w:tcPr>
           <w:p>
+            <w:pPr>
+              <w:spacing w:before="20" w:after="20"/>
+            </w:pPr>
             <w:r/>
             <w:r>
               <w:rPr>
@@ -5397,6 +6679,9 @@
             <w:tcW w:type="dxa" w:w="1514"/>
           </w:tcPr>
           <w:p>
+            <w:pPr>
+              <w:spacing w:before="20" w:after="20"/>
+            </w:pPr>
             <w:r/>
             <w:r>
               <w:rPr>
@@ -5413,11 +6698,13 @@
             <w:tcW w:type="dxa" w:w="1514"/>
           </w:tcPr>
           <w:p>
-            <w:r/>
-            <w:r>
-              <w:rPr>
-                <w:rFonts w:ascii="Verdana" w:hAnsi="Verdana"/>
-                <w:b w:val="0"/>
+            <w:pPr>
+              <w:spacing w:before="20" w:after="20"/>
+            </w:pPr>
+            <w:r/>
+            <w:r>
+              <w:rPr>
+                <w:rFonts w:ascii="Verdana" w:hAnsi="Verdana"/>
                 <w:sz w:val="16"/>
               </w:rPr>
               <w:t>Code table</w:t>
@@ -5429,6 +6716,9 @@
             <w:tcW w:type="dxa" w:w="1514"/>
           </w:tcPr>
           <w:p>
+            <w:pPr>
+              <w:spacing w:before="20" w:after="20"/>
+            </w:pPr>
             <w:r/>
             <w:r>
               <w:rPr>
@@ -5445,6 +6735,9 @@
             <w:tcW w:type="dxa" w:w="1514"/>
           </w:tcPr>
           <w:p>
+            <w:pPr>
+              <w:spacing w:before="20" w:after="20"/>
+            </w:pPr>
             <w:r/>
             <w:r>
               <w:rPr>
@@ -5461,6 +6754,9 @@
             <w:tcW w:type="dxa" w:w="1514"/>
           </w:tcPr>
           <w:p>
+            <w:pPr>
+              <w:spacing w:before="20" w:after="20"/>
+            </w:pPr>
             <w:r/>
             <w:r>
               <w:rPr>
@@ -5481,6 +6777,9 @@
             <w:tcW w:type="dxa" w:w="1514"/>
           </w:tcPr>
           <w:p>
+            <w:pPr>
+              <w:spacing w:before="20" w:after="20"/>
+            </w:pPr>
             <w:r/>
             <w:r>
               <w:rPr>
@@ -5497,6 +6796,9 @@
             <w:tcW w:type="dxa" w:w="1514"/>
           </w:tcPr>
           <w:p>
+            <w:pPr>
+              <w:spacing w:before="20" w:after="20"/>
+            </w:pPr>
             <w:r/>
             <w:r>
               <w:rPr>
@@ -5513,11 +6815,13 @@
             <w:tcW w:type="dxa" w:w="1514"/>
           </w:tcPr>
           <w:p>
-            <w:r/>
-            <w:r>
-              <w:rPr>
-                <w:rFonts w:ascii="Verdana" w:hAnsi="Verdana"/>
-                <w:b w:val="0"/>
+            <w:pPr>
+              <w:spacing w:before="20" w:after="20"/>
+            </w:pPr>
+            <w:r/>
+            <w:r>
+              <w:rPr>
+                <w:rFonts w:ascii="Verdana" w:hAnsi="Verdana"/>
                 <w:sz w:val="16"/>
               </w:rPr>
               <w:t>Numeric</w:t>
@@ -5529,6 +6833,9 @@
             <w:tcW w:type="dxa" w:w="1514"/>
           </w:tcPr>
           <w:p>
+            <w:pPr>
+              <w:spacing w:before="20" w:after="20"/>
+            </w:pPr>
             <w:r/>
             <w:r>
               <w:rPr>
@@ -5545,6 +6852,9 @@
             <w:tcW w:type="dxa" w:w="1514"/>
           </w:tcPr>
           <w:p>
+            <w:pPr>
+              <w:spacing w:before="20" w:after="20"/>
+            </w:pPr>
             <w:r/>
             <w:r>
               <w:rPr>
@@ -5561,6 +6871,9 @@
             <w:tcW w:type="dxa" w:w="1514"/>
           </w:tcPr>
           <w:p>
+            <w:pPr>
+              <w:spacing w:before="20" w:after="20"/>
+            </w:pPr>
             <w:r/>
             <w:r>
               <w:rPr>
@@ -5577,11 +6890,13 @@
             <w:tcW w:type="dxa" w:w="1514"/>
           </w:tcPr>
           <w:p>
-            <w:r/>
-            <w:r>
-              <w:rPr>
-                <w:rFonts w:ascii="Verdana" w:hAnsi="Verdana"/>
-                <w:b w:val="0"/>
+            <w:pPr>
+              <w:spacing w:before="20" w:after="20"/>
+            </w:pPr>
+            <w:r/>
+            <w:r>
+              <w:rPr>
+                <w:rFonts w:ascii="Verdana" w:hAnsi="Verdana"/>
                 <w:sz w:val="16"/>
               </w:rPr>
               <w:t>Numeric</w:t>
@@ -5593,6 +6908,9 @@
             <w:tcW w:type="dxa" w:w="1514"/>
           </w:tcPr>
           <w:p>
+            <w:pPr>
+              <w:spacing w:before="20" w:after="20"/>
+            </w:pPr>
             <w:r/>
             <w:r>
               <w:rPr>
@@ -5609,6 +6927,9 @@
             <w:tcW w:type="dxa" w:w="1514"/>
           </w:tcPr>
           <w:p>
+            <w:pPr>
+              <w:spacing w:before="20" w:after="20"/>
+            </w:pPr>
             <w:r/>
             <w:r>
               <w:rPr>
@@ -5625,6 +6946,9 @@
             <w:tcW w:type="dxa" w:w="1514"/>
           </w:tcPr>
           <w:p>
+            <w:pPr>
+              <w:spacing w:before="20" w:after="20"/>
+            </w:pPr>
             <w:r/>
             <w:r>
               <w:rPr>
@@ -5645,6 +6969,9 @@
             <w:tcW w:type="dxa" w:w="1514"/>
           </w:tcPr>
           <w:p>
+            <w:pPr>
+              <w:spacing w:before="20" w:after="20"/>
+            </w:pPr>
             <w:r/>
             <w:r>
               <w:rPr>
@@ -5661,6 +6988,9 @@
             <w:tcW w:type="dxa" w:w="1514"/>
           </w:tcPr>
           <w:p>
+            <w:pPr>
+              <w:spacing w:before="20" w:after="20"/>
+            </w:pPr>
             <w:r/>
             <w:r>
               <w:rPr>
@@ -5677,11 +7007,13 @@
             <w:tcW w:type="dxa" w:w="1514"/>
           </w:tcPr>
           <w:p>
-            <w:r/>
-            <w:r>
-              <w:rPr>
-                <w:rFonts w:ascii="Verdana" w:hAnsi="Verdana"/>
-                <w:b w:val="0"/>
+            <w:pPr>
+              <w:spacing w:before="20" w:after="20"/>
+            </w:pPr>
+            <w:r/>
+            <w:r>
+              <w:rPr>
+                <w:rFonts w:ascii="Verdana" w:hAnsi="Verdana"/>
                 <w:sz w:val="16"/>
               </w:rPr>
               <w:t>Numeric</w:t>
@@ -5693,6 +7025,9 @@
             <w:tcW w:type="dxa" w:w="1514"/>
           </w:tcPr>
           <w:p>
+            <w:pPr>
+              <w:spacing w:before="20" w:after="20"/>
+            </w:pPr>
             <w:r/>
             <w:r>
               <w:rPr>
@@ -5709,6 +7044,9 @@
             <w:tcW w:type="dxa" w:w="1514"/>
           </w:tcPr>
           <w:p>
+            <w:pPr>
+              <w:spacing w:before="20" w:after="20"/>
+            </w:pPr>
             <w:r/>
             <w:r>
               <w:rPr>
@@ -5725,6 +7063,9 @@
             <w:tcW w:type="dxa" w:w="1514"/>
           </w:tcPr>
           <w:p>
+            <w:pPr>
+              <w:spacing w:before="20" w:after="20"/>
+            </w:pPr>
             <w:r/>
             <w:r>
               <w:rPr>
@@ -5741,11 +7082,13 @@
             <w:tcW w:type="dxa" w:w="1514"/>
           </w:tcPr>
           <w:p>
-            <w:r/>
-            <w:r>
-              <w:rPr>
-                <w:rFonts w:ascii="Verdana" w:hAnsi="Verdana"/>
-                <w:b w:val="0"/>
+            <w:pPr>
+              <w:spacing w:before="20" w:after="20"/>
+            </w:pPr>
+            <w:r/>
+            <w:r>
+              <w:rPr>
+                <w:rFonts w:ascii="Verdana" w:hAnsi="Verdana"/>
                 <w:sz w:val="16"/>
               </w:rPr>
               <w:t>Numeric</w:t>
@@ -5757,6 +7100,9 @@
             <w:tcW w:type="dxa" w:w="1514"/>
           </w:tcPr>
           <w:p>
+            <w:pPr>
+              <w:spacing w:before="20" w:after="20"/>
+            </w:pPr>
             <w:r/>
             <w:r>
               <w:rPr>
@@ -5773,6 +7119,9 @@
             <w:tcW w:type="dxa" w:w="1514"/>
           </w:tcPr>
           <w:p>
+            <w:pPr>
+              <w:spacing w:before="20" w:after="20"/>
+            </w:pPr>
             <w:r/>
             <w:r>
               <w:rPr>
@@ -5789,6 +7138,9 @@
             <w:tcW w:type="dxa" w:w="1514"/>
           </w:tcPr>
           <w:p>
+            <w:pPr>
+              <w:spacing w:before="20" w:after="20"/>
+            </w:pPr>
             <w:r/>
             <w:r>
               <w:rPr>
@@ -5809,6 +7161,9 @@
             <w:tcW w:type="dxa" w:w="1514"/>
           </w:tcPr>
           <w:p>
+            <w:pPr>
+              <w:spacing w:before="20" w:after="20"/>
+            </w:pPr>
             <w:r/>
             <w:r>
               <w:rPr>
@@ -5825,6 +7180,9 @@
             <w:tcW w:type="dxa" w:w="1514"/>
           </w:tcPr>
           <w:p>
+            <w:pPr>
+              <w:spacing w:before="20" w:after="20"/>
+            </w:pPr>
             <w:r/>
             <w:r>
               <w:rPr>
@@ -5841,11 +7199,13 @@
             <w:tcW w:type="dxa" w:w="1514"/>
           </w:tcPr>
           <w:p>
-            <w:r/>
-            <w:r>
-              <w:rPr>
-                <w:rFonts w:ascii="Verdana" w:hAnsi="Verdana"/>
-                <w:b w:val="0"/>
+            <w:pPr>
+              <w:spacing w:before="20" w:after="20"/>
+            </w:pPr>
+            <w:r/>
+            <w:r>
+              <w:rPr>
+                <w:rFonts w:ascii="Verdana" w:hAnsi="Verdana"/>
                 <w:sz w:val="16"/>
               </w:rPr>
               <w:t>Numeric</w:t>
@@ -5857,6 +7217,9 @@
             <w:tcW w:type="dxa" w:w="1514"/>
           </w:tcPr>
           <w:p>
+            <w:pPr>
+              <w:spacing w:before="20" w:after="20"/>
+            </w:pPr>
             <w:r/>
             <w:r>
               <w:rPr>
@@ -5873,6 +7236,9 @@
             <w:tcW w:type="dxa" w:w="1514"/>
           </w:tcPr>
           <w:p>
+            <w:pPr>
+              <w:spacing w:before="20" w:after="20"/>
+            </w:pPr>
             <w:r/>
             <w:r>
               <w:rPr>
@@ -5889,6 +7255,9 @@
             <w:tcW w:type="dxa" w:w="1514"/>
           </w:tcPr>
           <w:p>
+            <w:pPr>
+              <w:spacing w:before="20" w:after="20"/>
+            </w:pPr>
             <w:r/>
             <w:r>
               <w:rPr>
@@ -5905,11 +7274,13 @@
             <w:tcW w:type="dxa" w:w="1514"/>
           </w:tcPr>
           <w:p>
-            <w:r/>
-            <w:r>
-              <w:rPr>
-                <w:rFonts w:ascii="Verdana" w:hAnsi="Verdana"/>
-                <w:b w:val="0"/>
+            <w:pPr>
+              <w:spacing w:before="20" w:after="20"/>
+            </w:pPr>
+            <w:r/>
+            <w:r>
+              <w:rPr>
+                <w:rFonts w:ascii="Verdana" w:hAnsi="Verdana"/>
                 <w:sz w:val="16"/>
               </w:rPr>
               <w:t>Numeric</w:t>
@@ -5921,6 +7292,9 @@
             <w:tcW w:type="dxa" w:w="1514"/>
           </w:tcPr>
           <w:p>
+            <w:pPr>
+              <w:spacing w:before="20" w:after="20"/>
+            </w:pPr>
             <w:r/>
             <w:r>
               <w:rPr>
@@ -5937,6 +7311,9 @@
             <w:tcW w:type="dxa" w:w="1514"/>
           </w:tcPr>
           <w:p>
+            <w:pPr>
+              <w:spacing w:before="20" w:after="20"/>
+            </w:pPr>
             <w:r/>
             <w:r>
               <w:rPr>
@@ -5953,6 +7330,9 @@
             <w:tcW w:type="dxa" w:w="1514"/>
           </w:tcPr>
           <w:p>
+            <w:pPr>
+              <w:spacing w:before="20" w:after="20"/>
+            </w:pPr>
             <w:r/>
             <w:r>
               <w:rPr>
@@ -5973,6 +7353,9 @@
             <w:tcW w:type="dxa" w:w="1514"/>
           </w:tcPr>
           <w:p>
+            <w:pPr>
+              <w:spacing w:before="20" w:after="20"/>
+            </w:pPr>
             <w:r/>
             <w:r>
               <w:rPr>
@@ -5989,6 +7372,9 @@
             <w:tcW w:type="dxa" w:w="1514"/>
           </w:tcPr>
           <w:p>
+            <w:pPr>
+              <w:spacing w:before="20" w:after="20"/>
+            </w:pPr>
             <w:r/>
             <w:r>
               <w:rPr>
@@ -6005,11 +7391,13 @@
             <w:tcW w:type="dxa" w:w="1514"/>
           </w:tcPr>
           <w:p>
-            <w:r/>
-            <w:r>
-              <w:rPr>
-                <w:rFonts w:ascii="Verdana" w:hAnsi="Verdana"/>
-                <w:b w:val="0"/>
+            <w:pPr>
+              <w:spacing w:before="20" w:after="20"/>
+            </w:pPr>
+            <w:r/>
+            <w:r>
+              <w:rPr>
+                <w:rFonts w:ascii="Verdana" w:hAnsi="Verdana"/>
                 <w:sz w:val="16"/>
               </w:rPr>
               <w:t>Numeric</w:t>
@@ -6021,6 +7409,9 @@
             <w:tcW w:type="dxa" w:w="1514"/>
           </w:tcPr>
           <w:p>
+            <w:pPr>
+              <w:spacing w:before="20" w:after="20"/>
+            </w:pPr>
             <w:r/>
             <w:r>
               <w:rPr>
@@ -6037,6 +7428,9 @@
             <w:tcW w:type="dxa" w:w="1514"/>
           </w:tcPr>
           <w:p>
+            <w:pPr>
+              <w:spacing w:before="20" w:after="20"/>
+            </w:pPr>
             <w:r/>
             <w:r>
               <w:rPr>
@@ -6053,6 +7447,9 @@
             <w:tcW w:type="dxa" w:w="1514"/>
           </w:tcPr>
           <w:p>
+            <w:pPr>
+              <w:spacing w:before="20" w:after="20"/>
+            </w:pPr>
             <w:r/>
             <w:r>
               <w:rPr>
@@ -6069,11 +7466,13 @@
             <w:tcW w:type="dxa" w:w="1514"/>
           </w:tcPr>
           <w:p>
-            <w:r/>
-            <w:r>
-              <w:rPr>
-                <w:rFonts w:ascii="Verdana" w:hAnsi="Verdana"/>
-                <w:b w:val="0"/>
+            <w:pPr>
+              <w:spacing w:before="20" w:after="20"/>
+            </w:pPr>
+            <w:r/>
+            <w:r>
+              <w:rPr>
+                <w:rFonts w:ascii="Verdana" w:hAnsi="Verdana"/>
                 <w:sz w:val="16"/>
               </w:rPr>
               <w:t>Numeric</w:t>
@@ -6085,6 +7484,9 @@
             <w:tcW w:type="dxa" w:w="1514"/>
           </w:tcPr>
           <w:p>
+            <w:pPr>
+              <w:spacing w:before="20" w:after="20"/>
+            </w:pPr>
             <w:r/>
             <w:r>
               <w:rPr>
@@ -6101,6 +7503,9 @@
             <w:tcW w:type="dxa" w:w="1514"/>
           </w:tcPr>
           <w:p>
+            <w:pPr>
+              <w:spacing w:before="20" w:after="20"/>
+            </w:pPr>
             <w:r/>
             <w:r>
               <w:rPr>
@@ -6117,6 +7522,9 @@
             <w:tcW w:type="dxa" w:w="1514"/>
           </w:tcPr>
           <w:p>
+            <w:pPr>
+              <w:spacing w:before="20" w:after="20"/>
+            </w:pPr>
             <w:r/>
             <w:r>
               <w:rPr>
@@ -6137,6 +7545,9 @@
             <w:tcW w:type="dxa" w:w="1514"/>
           </w:tcPr>
           <w:p>
+            <w:pPr>
+              <w:spacing w:before="20" w:after="20"/>
+            </w:pPr>
             <w:r/>
             <w:r>
               <w:rPr>
@@ -6153,6 +7564,9 @@
             <w:tcW w:type="dxa" w:w="1514"/>
           </w:tcPr>
           <w:p>
+            <w:pPr>
+              <w:spacing w:before="20" w:after="20"/>
+            </w:pPr>
             <w:r/>
             <w:r>
               <w:rPr>
@@ -6169,11 +7583,13 @@
             <w:tcW w:type="dxa" w:w="1514"/>
           </w:tcPr>
           <w:p>
-            <w:r/>
-            <w:r>
-              <w:rPr>
-                <w:rFonts w:ascii="Verdana" w:hAnsi="Verdana"/>
-                <w:b w:val="0"/>
+            <w:pPr>
+              <w:spacing w:before="20" w:after="20"/>
+            </w:pPr>
+            <w:r/>
+            <w:r>
+              <w:rPr>
+                <w:rFonts w:ascii="Verdana" w:hAnsi="Verdana"/>
                 <w:sz w:val="16"/>
               </w:rPr>
               <w:t>Numeric</w:t>
@@ -6185,6 +7601,9 @@
             <w:tcW w:type="dxa" w:w="1514"/>
           </w:tcPr>
           <w:p>
+            <w:pPr>
+              <w:spacing w:before="20" w:after="20"/>
+            </w:pPr>
             <w:r/>
             <w:r>
               <w:rPr>
@@ -6201,6 +7620,9 @@
             <w:tcW w:type="dxa" w:w="1514"/>
           </w:tcPr>
           <w:p>
+            <w:pPr>
+              <w:spacing w:before="20" w:after="20"/>
+            </w:pPr>
             <w:r/>
             <w:r>
               <w:rPr>
@@ -6217,6 +7639,9 @@
             <w:tcW w:type="dxa" w:w="1514"/>
           </w:tcPr>
           <w:p>
+            <w:pPr>
+              <w:spacing w:before="20" w:after="20"/>
+            </w:pPr>
             <w:r/>
             <w:r>
               <w:rPr>
@@ -6233,11 +7658,13 @@
             <w:tcW w:type="dxa" w:w="1514"/>
           </w:tcPr>
           <w:p>
-            <w:r/>
-            <w:r>
-              <w:rPr>
-                <w:rFonts w:ascii="Verdana" w:hAnsi="Verdana"/>
-                <w:b w:val="0"/>
+            <w:pPr>
+              <w:spacing w:before="20" w:after="20"/>
+            </w:pPr>
+            <w:r/>
+            <w:r>
+              <w:rPr>
+                <w:rFonts w:ascii="Verdana" w:hAnsi="Verdana"/>
                 <w:sz w:val="16"/>
               </w:rPr>
               <w:t>Numeric</w:t>
@@ -6249,6 +7676,9 @@
             <w:tcW w:type="dxa" w:w="1514"/>
           </w:tcPr>
           <w:p>
+            <w:pPr>
+              <w:spacing w:before="20" w:after="20"/>
+            </w:pPr>
             <w:r/>
             <w:r>
               <w:rPr>
@@ -6265,6 +7695,9 @@
             <w:tcW w:type="dxa" w:w="1514"/>
           </w:tcPr>
           <w:p>
+            <w:pPr>
+              <w:spacing w:before="20" w:after="20"/>
+            </w:pPr>
             <w:r/>
             <w:r>
               <w:rPr>
@@ -6281,6 +7714,9 @@
             <w:tcW w:type="dxa" w:w="1514"/>
           </w:tcPr>
           <w:p>
+            <w:pPr>
+              <w:spacing w:before="20" w:after="20"/>
+            </w:pPr>
             <w:r/>
             <w:r>
               <w:rPr>
@@ -6301,6 +7737,9 @@
             <w:tcW w:type="dxa" w:w="1514"/>
           </w:tcPr>
           <w:p>
+            <w:pPr>
+              <w:spacing w:before="20" w:after="20"/>
+            </w:pPr>
             <w:r/>
             <w:r>
               <w:rPr>
@@ -6317,6 +7756,9 @@
             <w:tcW w:type="dxa" w:w="1514"/>
           </w:tcPr>
           <w:p>
+            <w:pPr>
+              <w:spacing w:before="20" w:after="20"/>
+            </w:pPr>
             <w:r/>
             <w:r>
               <w:rPr>
@@ -6333,11 +7775,13 @@
             <w:tcW w:type="dxa" w:w="1514"/>
           </w:tcPr>
           <w:p>
-            <w:r/>
-            <w:r>
-              <w:rPr>
-                <w:rFonts w:ascii="Verdana" w:hAnsi="Verdana"/>
-                <w:b w:val="0"/>
+            <w:pPr>
+              <w:spacing w:before="20" w:after="20"/>
+            </w:pPr>
+            <w:r/>
+            <w:r>
+              <w:rPr>
+                <w:rFonts w:ascii="Verdana" w:hAnsi="Verdana"/>
                 <w:sz w:val="16"/>
               </w:rPr>
               <w:t>Numeric</w:t>
@@ -6349,6 +7793,9 @@
             <w:tcW w:type="dxa" w:w="1514"/>
           </w:tcPr>
           <w:p>
+            <w:pPr>
+              <w:spacing w:before="20" w:after="20"/>
+            </w:pPr>
             <w:r/>
             <w:r>
               <w:rPr>
@@ -6365,6 +7812,9 @@
             <w:tcW w:type="dxa" w:w="1514"/>
           </w:tcPr>
           <w:p>
+            <w:pPr>
+              <w:spacing w:before="20" w:after="20"/>
+            </w:pPr>
             <w:r/>
             <w:r>
               <w:rPr>
@@ -6381,6 +7831,9 @@
             <w:tcW w:type="dxa" w:w="1514"/>
           </w:tcPr>
           <w:p>
+            <w:pPr>
+              <w:spacing w:before="20" w:after="20"/>
+            </w:pPr>
             <w:r/>
             <w:r>
               <w:rPr>
@@ -6397,11 +7850,13 @@
             <w:tcW w:type="dxa" w:w="1514"/>
           </w:tcPr>
           <w:p>
-            <w:r/>
-            <w:r>
-              <w:rPr>
-                <w:rFonts w:ascii="Verdana" w:hAnsi="Verdana"/>
-                <w:b w:val="0"/>
+            <w:pPr>
+              <w:spacing w:before="20" w:after="20"/>
+            </w:pPr>
+            <w:r/>
+            <w:r>
+              <w:rPr>
+                <w:rFonts w:ascii="Verdana" w:hAnsi="Verdana"/>
                 <w:sz w:val="16"/>
               </w:rPr>
               <w:t>Numeric</w:t>
@@ -6413,6 +7868,9 @@
             <w:tcW w:type="dxa" w:w="1514"/>
           </w:tcPr>
           <w:p>
+            <w:pPr>
+              <w:spacing w:before="20" w:after="20"/>
+            </w:pPr>
             <w:r/>
             <w:r>
               <w:rPr>
@@ -6429,6 +7887,9 @@
             <w:tcW w:type="dxa" w:w="1514"/>
           </w:tcPr>
           <w:p>
+            <w:pPr>
+              <w:spacing w:before="20" w:after="20"/>
+            </w:pPr>
             <w:r/>
             <w:r>
               <w:rPr>
@@ -6445,6 +7906,9 @@
             <w:tcW w:type="dxa" w:w="1514"/>
           </w:tcPr>
           <w:p>
+            <w:pPr>
+              <w:spacing w:before="20" w:after="20"/>
+            </w:pPr>
             <w:r/>
             <w:r>
               <w:rPr>
@@ -6465,6 +7929,9 @@
             <w:tcW w:type="dxa" w:w="1514"/>
           </w:tcPr>
           <w:p>
+            <w:pPr>
+              <w:spacing w:before="20" w:after="20"/>
+            </w:pPr>
             <w:r/>
             <w:r>
               <w:rPr>
@@ -6481,6 +7948,9 @@
             <w:tcW w:type="dxa" w:w="1514"/>
           </w:tcPr>
           <w:p>
+            <w:pPr>
+              <w:spacing w:before="20" w:after="20"/>
+            </w:pPr>
             <w:r/>
             <w:r>
               <w:rPr>
@@ -6497,11 +7967,13 @@
             <w:tcW w:type="dxa" w:w="1514"/>
           </w:tcPr>
           <w:p>
-            <w:r/>
-            <w:r>
-              <w:rPr>
-                <w:rFonts w:ascii="Verdana" w:hAnsi="Verdana"/>
-                <w:b w:val="0"/>
+            <w:pPr>
+              <w:spacing w:before="20" w:after="20"/>
+            </w:pPr>
+            <w:r/>
+            <w:r>
+              <w:rPr>
+                <w:rFonts w:ascii="Verdana" w:hAnsi="Verdana"/>
                 <w:sz w:val="16"/>
               </w:rPr>
               <w:t>deg</w:t>
@@ -6513,6 +7985,9 @@
             <w:tcW w:type="dxa" w:w="1514"/>
           </w:tcPr>
           <w:p>
+            <w:pPr>
+              <w:spacing w:before="20" w:after="20"/>
+            </w:pPr>
             <w:r/>
             <w:r>
               <w:rPr>
@@ -6529,6 +8004,9 @@
             <w:tcW w:type="dxa" w:w="1514"/>
           </w:tcPr>
           <w:p>
+            <w:pPr>
+              <w:spacing w:before="20" w:after="20"/>
+            </w:pPr>
             <w:r/>
             <w:r>
               <w:rPr>
@@ -6545,6 +8023,9 @@
             <w:tcW w:type="dxa" w:w="1514"/>
           </w:tcPr>
           <w:p>
+            <w:pPr>
+              <w:spacing w:before="20" w:after="20"/>
+            </w:pPr>
             <w:r/>
             <w:r>
               <w:rPr>
@@ -6561,11 +8042,13 @@
             <w:tcW w:type="dxa" w:w="1514"/>
           </w:tcPr>
           <w:p>
-            <w:r/>
-            <w:r>
-              <w:rPr>
-                <w:rFonts w:ascii="Verdana" w:hAnsi="Verdana"/>
-                <w:b w:val="0"/>
+            <w:pPr>
+              <w:spacing w:before="20" w:after="20"/>
+            </w:pPr>
+            <w:r/>
+            <w:r>
+              <w:rPr>
+                <w:rFonts w:ascii="Verdana" w:hAnsi="Verdana"/>
                 <w:sz w:val="16"/>
               </w:rPr>
               <w:t>deg</w:t>
@@ -6577,6 +8060,9 @@
             <w:tcW w:type="dxa" w:w="1514"/>
           </w:tcPr>
           <w:p>
+            <w:pPr>
+              <w:spacing w:before="20" w:after="20"/>
+            </w:pPr>
             <w:r/>
             <w:r>
               <w:rPr>
@@ -6593,6 +8079,9 @@
             <w:tcW w:type="dxa" w:w="1514"/>
           </w:tcPr>
           <w:p>
+            <w:pPr>
+              <w:spacing w:before="20" w:after="20"/>
+            </w:pPr>
             <w:r/>
             <w:r>
               <w:rPr>
@@ -6609,6 +8098,9 @@
             <w:tcW w:type="dxa" w:w="1514"/>
           </w:tcPr>
           <w:p>
+            <w:pPr>
+              <w:spacing w:before="20" w:after="20"/>
+            </w:pPr>
             <w:r/>
             <w:r>
               <w:rPr>
@@ -6629,6 +8121,9 @@
             <w:tcW w:type="dxa" w:w="1514"/>
           </w:tcPr>
           <w:p>
+            <w:pPr>
+              <w:spacing w:before="20" w:after="20"/>
+            </w:pPr>
             <w:r/>
             <w:r>
               <w:rPr>
@@ -6645,6 +8140,9 @@
             <w:tcW w:type="dxa" w:w="1514"/>
           </w:tcPr>
           <w:p>
+            <w:pPr>
+              <w:spacing w:before="20" w:after="20"/>
+            </w:pPr>
             <w:r/>
             <w:r>
               <w:rPr>
@@ -6661,11 +8159,13 @@
             <w:tcW w:type="dxa" w:w="1514"/>
           </w:tcPr>
           <w:p>
-            <w:r/>
-            <w:r>
-              <w:rPr>
-                <w:rFonts w:ascii="Verdana" w:hAnsi="Verdana"/>
-                <w:b w:val="0"/>
+            <w:pPr>
+              <w:spacing w:before="20" w:after="20"/>
+            </w:pPr>
+            <w:r/>
+            <w:r>
+              <w:rPr>
+                <w:rFonts w:ascii="Verdana" w:hAnsi="Verdana"/>
                 <w:sz w:val="16"/>
               </w:rPr>
               <w:t>deg</w:t>
@@ -6677,6 +8177,9 @@
             <w:tcW w:type="dxa" w:w="1514"/>
           </w:tcPr>
           <w:p>
+            <w:pPr>
+              <w:spacing w:before="20" w:after="20"/>
+            </w:pPr>
             <w:r/>
             <w:r>
               <w:rPr>
@@ -6693,6 +8196,9 @@
             <w:tcW w:type="dxa" w:w="1514"/>
           </w:tcPr>
           <w:p>
+            <w:pPr>
+              <w:spacing w:before="20" w:after="20"/>
+            </w:pPr>
             <w:r/>
             <w:r>
               <w:rPr>
@@ -6709,6 +8215,9 @@
             <w:tcW w:type="dxa" w:w="1514"/>
           </w:tcPr>
           <w:p>
+            <w:pPr>
+              <w:spacing w:before="20" w:after="20"/>
+            </w:pPr>
             <w:r/>
             <w:r>
               <w:rPr>
@@ -6725,11 +8234,13 @@
             <w:tcW w:type="dxa" w:w="1514"/>
           </w:tcPr>
           <w:p>
-            <w:r/>
-            <w:r>
-              <w:rPr>
-                <w:rFonts w:ascii="Verdana" w:hAnsi="Verdana"/>
-                <w:b w:val="0"/>
+            <w:pPr>
+              <w:spacing w:before="20" w:after="20"/>
+            </w:pPr>
+            <w:r/>
+            <w:r>
+              <w:rPr>
+                <w:rFonts w:ascii="Verdana" w:hAnsi="Verdana"/>
                 <w:sz w:val="16"/>
               </w:rPr>
               <w:t>deg</w:t>
@@ -6741,6 +8252,9 @@
             <w:tcW w:type="dxa" w:w="1514"/>
           </w:tcPr>
           <w:p>
+            <w:pPr>
+              <w:spacing w:before="20" w:after="20"/>
+            </w:pPr>
             <w:r/>
             <w:r>
               <w:rPr>
@@ -6757,6 +8271,9 @@
             <w:tcW w:type="dxa" w:w="1514"/>
           </w:tcPr>
           <w:p>
+            <w:pPr>
+              <w:spacing w:before="20" w:after="20"/>
+            </w:pPr>
             <w:r/>
             <w:r>
               <w:rPr>
@@ -6773,6 +8290,9 @@
             <w:tcW w:type="dxa" w:w="1514"/>
           </w:tcPr>
           <w:p>
+            <w:pPr>
+              <w:spacing w:before="20" w:after="20"/>
+            </w:pPr>
             <w:r/>
             <w:r>
               <w:rPr>
@@ -6793,6 +8313,9 @@
             <w:tcW w:type="dxa" w:w="1514"/>
           </w:tcPr>
           <w:p>
+            <w:pPr>
+              <w:spacing w:before="20" w:after="20"/>
+            </w:pPr>
             <w:r/>
             <w:r>
               <w:rPr>
@@ -6809,6 +8332,9 @@
             <w:tcW w:type="dxa" w:w="1514"/>
           </w:tcPr>
           <w:p>
+            <w:pPr>
+              <w:spacing w:before="20" w:after="20"/>
+            </w:pPr>
             <w:r/>
             <w:r>
               <w:rPr>
@@ -6825,11 +8351,13 @@
             <w:tcW w:type="dxa" w:w="1514"/>
           </w:tcPr>
           <w:p>
-            <w:r/>
-            <w:r>
-              <w:rPr>
-                <w:rFonts w:ascii="Verdana" w:hAnsi="Verdana"/>
-                <w:b w:val="0"/>
+            <w:pPr>
+              <w:spacing w:before="20" w:after="20"/>
+            </w:pPr>
+            <w:r/>
+            <w:r>
+              <w:rPr>
+                <w:rFonts w:ascii="Verdana" w:hAnsi="Verdana"/>
                 <w:sz w:val="16"/>
               </w:rPr>
               <w:t>Numeric</w:t>
@@ -6841,6 +8369,9 @@
             <w:tcW w:type="dxa" w:w="1514"/>
           </w:tcPr>
           <w:p>
+            <w:pPr>
+              <w:spacing w:before="20" w:after="20"/>
+            </w:pPr>
             <w:r/>
             <w:r>
               <w:rPr>
@@ -6857,6 +8388,9 @@
             <w:tcW w:type="dxa" w:w="1514"/>
           </w:tcPr>
           <w:p>
+            <w:pPr>
+              <w:spacing w:before="20" w:after="20"/>
+            </w:pPr>
             <w:r/>
             <w:r>
               <w:rPr>
@@ -6873,6 +8407,9 @@
             <w:tcW w:type="dxa" w:w="1514"/>
           </w:tcPr>
           <w:p>
+            <w:pPr>
+              <w:spacing w:before="20" w:after="20"/>
+            </w:pPr>
             <w:r/>
             <w:r>
               <w:rPr>
@@ -6889,11 +8426,13 @@
             <w:tcW w:type="dxa" w:w="1514"/>
           </w:tcPr>
           <w:p>
-            <w:r/>
-            <w:r>
-              <w:rPr>
-                <w:rFonts w:ascii="Verdana" w:hAnsi="Verdana"/>
-                <w:b w:val="0"/>
+            <w:pPr>
+              <w:spacing w:before="20" w:after="20"/>
+            </w:pPr>
+            <w:r/>
+            <w:r>
+              <w:rPr>
+                <w:rFonts w:ascii="Verdana" w:hAnsi="Verdana"/>
                 <w:sz w:val="16"/>
               </w:rPr>
               <w:t>Numeric</w:t>
@@ -6905,6 +8444,9 @@
             <w:tcW w:type="dxa" w:w="1514"/>
           </w:tcPr>
           <w:p>
+            <w:pPr>
+              <w:spacing w:before="20" w:after="20"/>
+            </w:pPr>
             <w:r/>
             <w:r>
               <w:rPr>
@@ -6921,6 +8463,9 @@
             <w:tcW w:type="dxa" w:w="1514"/>
           </w:tcPr>
           <w:p>
+            <w:pPr>
+              <w:spacing w:before="20" w:after="20"/>
+            </w:pPr>
             <w:r/>
             <w:r>
               <w:rPr>
@@ -6937,6 +8482,9 @@
             <w:tcW w:type="dxa" w:w="1514"/>
           </w:tcPr>
           <w:p>
+            <w:pPr>
+              <w:spacing w:before="20" w:after="20"/>
+            </w:pPr>
             <w:r/>
             <w:r>
               <w:rPr>
@@ -6957,6 +8505,9 @@
             <w:tcW w:type="dxa" w:w="1514"/>
           </w:tcPr>
           <w:p>
+            <w:pPr>
+              <w:spacing w:before="20" w:after="20"/>
+            </w:pPr>
             <w:r/>
             <w:r>
               <w:rPr>
@@ -6973,6 +8524,9 @@
             <w:tcW w:type="dxa" w:w="1514"/>
           </w:tcPr>
           <w:p>
+            <w:pPr>
+              <w:spacing w:before="20" w:after="20"/>
+            </w:pPr>
             <w:r/>
             <w:r>
               <w:rPr>
@@ -6989,11 +8543,13 @@
             <w:tcW w:type="dxa" w:w="1514"/>
           </w:tcPr>
           <w:p>
-            <w:r/>
-            <w:r>
-              <w:rPr>
-                <w:rFonts w:ascii="Verdana" w:hAnsi="Verdana"/>
-                <w:b w:val="0"/>
+            <w:pPr>
+              <w:spacing w:before="20" w:after="20"/>
+            </w:pPr>
+            <w:r/>
+            <w:r>
+              <w:rPr>
+                <w:rFonts w:ascii="Verdana" w:hAnsi="Verdana"/>
                 <w:sz w:val="16"/>
               </w:rPr>
               <w:t>Numeric</w:t>
@@ -7005,6 +8561,9 @@
             <w:tcW w:type="dxa" w:w="1514"/>
           </w:tcPr>
           <w:p>
+            <w:pPr>
+              <w:spacing w:before="20" w:after="20"/>
+            </w:pPr>
             <w:r/>
             <w:r>
               <w:rPr>
@@ -7021,6 +8580,9 @@
             <w:tcW w:type="dxa" w:w="1514"/>
           </w:tcPr>
           <w:p>
+            <w:pPr>
+              <w:spacing w:before="20" w:after="20"/>
+            </w:pPr>
             <w:r/>
             <w:r>
               <w:rPr>
@@ -7037,6 +8599,9 @@
             <w:tcW w:type="dxa" w:w="1514"/>
           </w:tcPr>
           <w:p>
+            <w:pPr>
+              <w:spacing w:before="20" w:after="20"/>
+            </w:pPr>
             <w:r/>
             <w:r>
               <w:rPr>
@@ -7053,11 +8618,13 @@
             <w:tcW w:type="dxa" w:w="1514"/>
           </w:tcPr>
           <w:p>
-            <w:r/>
-            <w:r>
-              <w:rPr>
-                <w:rFonts w:ascii="Verdana" w:hAnsi="Verdana"/>
-                <w:b w:val="0"/>
+            <w:pPr>
+              <w:spacing w:before="20" w:after="20"/>
+            </w:pPr>
+            <w:r/>
+            <w:r>
+              <w:rPr>
+                <w:rFonts w:ascii="Verdana" w:hAnsi="Verdana"/>
                 <w:sz w:val="16"/>
               </w:rPr>
               <w:t>Numeric</w:t>
@@ -7069,6 +8636,9 @@
             <w:tcW w:type="dxa" w:w="1514"/>
           </w:tcPr>
           <w:p>
+            <w:pPr>
+              <w:spacing w:before="20" w:after="20"/>
+            </w:pPr>
             <w:r/>
             <w:r>
               <w:rPr>
@@ -7085,6 +8655,9 @@
             <w:tcW w:type="dxa" w:w="1514"/>
           </w:tcPr>
           <w:p>
+            <w:pPr>
+              <w:spacing w:before="20" w:after="20"/>
+            </w:pPr>
             <w:r/>
             <w:r>
               <w:rPr>
@@ -7101,6 +8674,9 @@
             <w:tcW w:type="dxa" w:w="1514"/>
           </w:tcPr>
           <w:p>
+            <w:pPr>
+              <w:spacing w:before="20" w:after="20"/>
+            </w:pPr>
             <w:r/>
             <w:r>
               <w:rPr>
@@ -7121,6 +8697,9 @@
             <w:tcW w:type="dxa" w:w="1514"/>
           </w:tcPr>
           <w:p>
+            <w:pPr>
+              <w:spacing w:before="20" w:after="20"/>
+            </w:pPr>
             <w:r/>
             <w:r>
               <w:rPr>
@@ -7137,6 +8716,9 @@
             <w:tcW w:type="dxa" w:w="1514"/>
           </w:tcPr>
           <w:p>
+            <w:pPr>
+              <w:spacing w:before="20" w:after="20"/>
+            </w:pPr>
             <w:r/>
             <w:r>
               <w:rPr>
@@ -7153,11 +8735,13 @@
             <w:tcW w:type="dxa" w:w="1514"/>
           </w:tcPr>
           <w:p>
-            <w:r/>
-            <w:r>
-              <w:rPr>
-                <w:rFonts w:ascii="Verdana" w:hAnsi="Verdana"/>
-                <w:b w:val="0"/>
+            <w:pPr>
+              <w:spacing w:before="20" w:after="20"/>
+            </w:pPr>
+            <w:r/>
+            <w:r>
+              <w:rPr>
+                <w:rFonts w:ascii="Verdana" w:hAnsi="Verdana"/>
                 <w:sz w:val="16"/>
               </w:rPr>
               <w:t>m</w:t>
@@ -7169,6 +8753,9 @@
             <w:tcW w:type="dxa" w:w="1514"/>
           </w:tcPr>
           <w:p>
+            <w:pPr>
+              <w:spacing w:before="20" w:after="20"/>
+            </w:pPr>
             <w:r/>
             <w:r>
               <w:rPr>
@@ -7185,6 +8772,9 @@
             <w:tcW w:type="dxa" w:w="1514"/>
           </w:tcPr>
           <w:p>
+            <w:pPr>
+              <w:spacing w:before="20" w:after="20"/>
+            </w:pPr>
             <w:r/>
             <w:r>
               <w:rPr>
@@ -7201,6 +8791,9 @@
             <w:tcW w:type="dxa" w:w="1514"/>
           </w:tcPr>
           <w:p>
+            <w:pPr>
+              <w:spacing w:before="20" w:after="20"/>
+            </w:pPr>
             <w:r/>
             <w:r>
               <w:rPr>
@@ -7217,11 +8810,13 @@
             <w:tcW w:type="dxa" w:w="1514"/>
           </w:tcPr>
           <w:p>
-            <w:r/>
-            <w:r>
-              <w:rPr>
-                <w:rFonts w:ascii="Verdana" w:hAnsi="Verdana"/>
-                <w:b w:val="0"/>
+            <w:pPr>
+              <w:spacing w:before="20" w:after="20"/>
+            </w:pPr>
+            <w:r/>
+            <w:r>
+              <w:rPr>
+                <w:rFonts w:ascii="Verdana" w:hAnsi="Verdana"/>
                 <w:sz w:val="16"/>
               </w:rPr>
               <w:t>m</w:t>
@@ -7233,6 +8828,9 @@
             <w:tcW w:type="dxa" w:w="1514"/>
           </w:tcPr>
           <w:p>
+            <w:pPr>
+              <w:spacing w:before="20" w:after="20"/>
+            </w:pPr>
             <w:r/>
             <w:r>
               <w:rPr>
@@ -7249,6 +8847,9 @@
             <w:tcW w:type="dxa" w:w="1514"/>
           </w:tcPr>
           <w:p>
+            <w:pPr>
+              <w:spacing w:before="20" w:after="20"/>
+            </w:pPr>
             <w:r/>
             <w:r>
               <w:rPr>
@@ -7265,6 +8866,9 @@
             <w:tcW w:type="dxa" w:w="1514"/>
           </w:tcPr>
           <w:p>
+            <w:pPr>
+              <w:spacing w:before="20" w:after="20"/>
+            </w:pPr>
             <w:r/>
             <w:r>
               <w:rPr>
@@ -7285,6 +8889,9 @@
             <w:tcW w:type="dxa" w:w="1514"/>
           </w:tcPr>
           <w:p>
+            <w:pPr>
+              <w:spacing w:before="20" w:after="20"/>
+            </w:pPr>
             <w:r/>
             <w:r>
               <w:rPr>
@@ -7301,6 +8908,9 @@
             <w:tcW w:type="dxa" w:w="1514"/>
           </w:tcPr>
           <w:p>
+            <w:pPr>
+              <w:spacing w:before="20" w:after="20"/>
+            </w:pPr>
             <w:r/>
             <w:r>
               <w:rPr>
@@ -7317,11 +8927,13 @@
             <w:tcW w:type="dxa" w:w="1514"/>
           </w:tcPr>
           <w:p>
-            <w:r/>
-            <w:r>
-              <w:rPr>
-                <w:rFonts w:ascii="Verdana" w:hAnsi="Verdana"/>
-                <w:b w:val="0"/>
+            <w:pPr>
+              <w:spacing w:before="20" w:after="20"/>
+            </w:pPr>
+            <w:r/>
+            <w:r>
+              <w:rPr>
+                <w:rFonts w:ascii="Verdana" w:hAnsi="Verdana"/>
                 <w:sz w:val="16"/>
               </w:rPr>
               <w:t>Numeric</w:t>
@@ -7333,6 +8945,9 @@
             <w:tcW w:type="dxa" w:w="1514"/>
           </w:tcPr>
           <w:p>
+            <w:pPr>
+              <w:spacing w:before="20" w:after="20"/>
+            </w:pPr>
             <w:r/>
             <w:r>
               <w:rPr>
@@ -7349,6 +8964,9 @@
             <w:tcW w:type="dxa" w:w="1514"/>
           </w:tcPr>
           <w:p>
+            <w:pPr>
+              <w:spacing w:before="20" w:after="20"/>
+            </w:pPr>
             <w:r/>
             <w:r>
               <w:rPr>
@@ -7365,6 +8983,9 @@
             <w:tcW w:type="dxa" w:w="1514"/>
           </w:tcPr>
           <w:p>
+            <w:pPr>
+              <w:spacing w:before="20" w:after="20"/>
+            </w:pPr>
             <w:r/>
             <w:r>
               <w:rPr>
@@ -7381,51 +9002,62 @@
             <w:tcW w:type="dxa" w:w="1514"/>
           </w:tcPr>
           <w:p>
-            <w:r/>
-            <w:r>
-              <w:rPr>
-                <w:rFonts w:ascii="Verdana" w:hAnsi="Verdana"/>
-                <w:b w:val="0"/>
-                <w:sz w:val="16"/>
-              </w:rPr>
-            </w:r>
-          </w:p>
-        </w:tc>
-        <w:tc>
-          <w:tcPr>
-            <w:tcW w:type="dxa" w:w="1514"/>
-          </w:tcPr>
-          <w:p>
-            <w:r/>
-            <w:r>
-              <w:rPr>
-                <w:rFonts w:ascii="Verdana" w:hAnsi="Verdana"/>
-                <w:b w:val="0"/>
-                <w:sz w:val="16"/>
-              </w:rPr>
-            </w:r>
-          </w:p>
-        </w:tc>
-        <w:tc>
-          <w:tcPr>
-            <w:tcW w:type="dxa" w:w="1514"/>
-          </w:tcPr>
-          <w:p>
-            <w:r/>
-            <w:r>
-              <w:rPr>
-                <w:rFonts w:ascii="Verdana" w:hAnsi="Verdana"/>
-                <w:b w:val="0"/>
-                <w:sz w:val="16"/>
-              </w:rPr>
-            </w:r>
-          </w:p>
-        </w:tc>
-        <w:tc>
-          <w:tcPr>
-            <w:tcW w:type="dxa" w:w="1514"/>
-          </w:tcPr>
-          <w:p>
+            <w:pPr>
+              <w:spacing w:before="20" w:after="20"/>
+            </w:pPr>
+            <w:r/>
+            <w:r>
+              <w:rPr>
+                <w:rFonts w:ascii="Verdana" w:hAnsi="Verdana"/>
+                <w:sz w:val="16"/>
+              </w:rPr>
+            </w:r>
+          </w:p>
+        </w:tc>
+        <w:tc>
+          <w:tcPr>
+            <w:tcW w:type="dxa" w:w="1514"/>
+          </w:tcPr>
+          <w:p>
+            <w:pPr>
+              <w:spacing w:before="20" w:after="20"/>
+            </w:pPr>
+            <w:r/>
+            <w:r>
+              <w:rPr>
+                <w:rFonts w:ascii="Verdana" w:hAnsi="Verdana"/>
+                <w:b w:val="0"/>
+                <w:sz w:val="16"/>
+              </w:rPr>
+            </w:r>
+          </w:p>
+        </w:tc>
+        <w:tc>
+          <w:tcPr>
+            <w:tcW w:type="dxa" w:w="1514"/>
+          </w:tcPr>
+          <w:p>
+            <w:pPr>
+              <w:spacing w:before="20" w:after="20"/>
+            </w:pPr>
+            <w:r/>
+            <w:r>
+              <w:rPr>
+                <w:rFonts w:ascii="Verdana" w:hAnsi="Verdana"/>
+                <w:b w:val="0"/>
+                <w:sz w:val="16"/>
+              </w:rPr>
+            </w:r>
+          </w:p>
+        </w:tc>
+        <w:tc>
+          <w:tcPr>
+            <w:tcW w:type="dxa" w:w="1514"/>
+          </w:tcPr>
+          <w:p>
+            <w:pPr>
+              <w:spacing w:before="20" w:after="20"/>
+            </w:pPr>
             <w:r/>
             <w:r>
               <w:rPr>

--- a/docx/en/BUFRCREX_TableB_en_05.docx
+++ b/docx/en/BUFRCREX_TableB_en_05.docx
@@ -8708,107 +8708,7 @@
           <w:i/>
           <w:sz w:val="14"/>
         </w:rPr>
-        <w:t>Note 23: A precipitation value of -0.1 kg m-2 before scaling (-1 after scaling or in CREX) shall indicate a "trace" (non-measurable, less than 0.05 kg m-2).</w:t>
-      </w:r>
-    </w:p>
-    <w:p>
-      <w:r>
-        <w:rPr>
-          <w:rFonts w:ascii="Verdana" w:hAnsi="Verdana"/>
-          <w:i/>
-          <w:sz w:val="14"/>
-        </w:rPr>
-        <w:t>Note 25: A previously defined significance may be cancelled by transmitting a "missing" from the appropriate code or flag table.</w:t>
-      </w:r>
-    </w:p>
-    <w:p>
-      <w:r>
-        <w:rPr>
-          <w:rFonts w:ascii="Verdana" w:hAnsi="Verdana"/>
-          <w:i/>
-          <w:sz w:val="14"/>
-        </w:rPr>
-        <w:t>Note 27: All times are Universal Time Coordinated (UTC) unless otherwise noted.</w:t>
-      </w:r>
-    </w:p>
-    <w:p>
-      <w:r>
-        <w:rPr>
-          <w:rFonts w:ascii="Verdana" w:hAnsi="Verdana"/>
-          <w:i/>
-          <w:sz w:val="14"/>
-        </w:rPr>
         <w:t>Note 32: Bearing or azimuth shall only be used with respect to a stated location, and shall not redefine that location.</w:t>
-      </w:r>
-    </w:p>
-    <w:p>
-      <w:r>
-        <w:rPr>
-          <w:rFonts w:ascii="Verdana" w:hAnsi="Verdana"/>
-          <w:i/>
-          <w:sz w:val="14"/>
-        </w:rPr>
-        <w:t>Note 62: Distance shall only be used with respect to a stated location and a bearing, azimuth or elevation; it shall not redefine that location.</w:t>
-      </w:r>
-    </w:p>
-    <w:p>
-      <w:r>
-        <w:rPr>
-          <w:rFonts w:ascii="Verdana" w:hAnsi="Verdana"/>
-          <w:i/>
-          <w:sz w:val="14"/>
-        </w:rPr>
-        <w:t>Note 63: Downward radiation shall be assigned positive values.</w:t>
-      </w:r>
-    </w:p>
-    <w:p>
-      <w:r>
-        <w:rPr>
-          <w:rFonts w:ascii="Verdana" w:hAnsi="Verdana"/>
-          <w:i/>
-          <w:sz w:val="14"/>
-        </w:rPr>
-        <w:t>Note 64: Downward w-components shall be assigned positive values where units are Pa s-1.</w:t>
-      </w:r>
-    </w:p>
-    <w:p>
-      <w:r>
-        <w:rPr>
-          <w:rFonts w:ascii="Verdana" w:hAnsi="Verdana"/>
-          <w:i/>
-          <w:sz w:val="14"/>
-        </w:rPr>
-        <w:t>Note 66: East to west increments shall be assigned negative values.</w:t>
-      </w:r>
-    </w:p>
-    <w:p>
-      <w:r>
-        <w:rPr>
-          <w:rFonts w:ascii="Verdana" w:hAnsi="Verdana"/>
-          <w:i/>
-          <w:sz w:val="14"/>
-        </w:rPr>
-        <w:t>Note 75: For CREX descriptors F = B, not 0.</w:t>
-      </w:r>
-    </w:p>
-    <w:p>
-      <w:r>
-        <w:rPr>
-          <w:rFonts w:ascii="Verdana" w:hAnsi="Verdana"/>
-          <w:i/>
-          <w:sz w:val="14"/>
-        </w:rPr>
-        <w:t>Note 92: In order to distinguish unambiguously the cases of missing data and saturated pixels, n-bit image data should be encoded using a data width of n+1. Where such a descriptor is not already available in Class 30, operator descriptor 2 01 YYY should be used to modify the data width of the existing entry as required.</w:t>
-      </w:r>
-    </w:p>
-    <w:p>
-      <w:r>
-        <w:rPr>
-          <w:rFonts w:ascii="Verdana" w:hAnsi="Verdana"/>
-          <w:i/>
-          <w:sz w:val="14"/>
-        </w:rPr>
-        <w:t>Note 105: Negative time periods or displacements shall be used to indicate time periods or displacements preceding the currently defined time.</w:t>
       </w:r>
     </w:p>
     <w:p>
@@ -8828,47 +8728,7 @@
           <w:i/>
           <w:sz w:val="14"/>
         </w:rPr>
-        <w:t>Note 115: Pixel data width can be changed with descriptor 2 01 YYY.</w:t>
-      </w:r>
-    </w:p>
-    <w:p>
-      <w:r>
-        <w:rPr>
-          <w:rFonts w:ascii="Verdana" w:hAnsi="Verdana"/>
-          <w:i/>
-          <w:sz w:val="14"/>
-        </w:rPr>
-        <w:t>Note 121: Some indication of expected accuracy may be implied in conjunction with certain elements in this class.</w:t>
-      </w:r>
-    </w:p>
-    <w:p>
-      <w:r>
-        <w:rPr>
-          <w:rFonts w:ascii="Verdana" w:hAnsi="Verdana"/>
-          <w:i/>
-          <w:sz w:val="14"/>
-        </w:rPr>
         <w:t>Note 122: South latitude shall be assigned negative values.</w:t>
-      </w:r>
-    </w:p>
-    <w:p>
-      <w:r>
-        <w:rPr>
-          <w:rFonts w:ascii="Verdana" w:hAnsi="Verdana"/>
-          <w:i/>
-          <w:sz w:val="14"/>
-        </w:rPr>
-        <w:t>Note 123: South to north v-components shall be assigned positive values.</w:t>
-      </w:r>
-    </w:p>
-    <w:p>
-      <w:r>
-        <w:rPr>
-          <w:rFonts w:ascii="Verdana" w:hAnsi="Verdana"/>
-          <w:i/>
-          <w:sz w:val="14"/>
-        </w:rPr>
-        <w:t>Note 126: Surface wind direction measured at a station within 1° of the North Pole or within 1° of the South Pole shall be reported in such a way that the azimuth ring shall be aligned with its zero coinciding with the Greenwich 0° meridian.</w:t>
       </w:r>
     </w:p>
     <w:p>
@@ -8888,187 +8748,7 @@
           <w:i/>
           <w:sz w:val="14"/>
         </w:rPr>
-        <w:t>Note 141: The pixel size on horizontal - 2 is given at location where map scale factor is unity.</w:t>
-      </w:r>
-    </w:p>
-    <w:p>
-      <w:r>
-        <w:rPr>
-          <w:rFonts w:ascii="Verdana" w:hAnsi="Verdana"/>
-          <w:i/>
-          <w:sz w:val="14"/>
-        </w:rPr>
-        <w:t>Note 145: The significance of time periods or displacements may be indicated using the time significance code corresponding to table reference 0 08 021.</w:t>
-      </w:r>
-    </w:p>
-    <w:p>
-      <w:r>
-        <w:rPr>
-          <w:rFonts w:ascii="Verdana" w:hAnsi="Verdana"/>
-          <w:i/>
-          <w:sz w:val="14"/>
-        </w:rPr>
-        <w:t>Note 149: The time location, when used with forecast values, shall indicate the time of the initial state for the forecast, or the beginning of the forecast period; when used with ensemble means of forecast values, the time location shall indicate the initial state or the beginning of the first forecast over which ensemble means are derived.</w:t>
-      </w:r>
-    </w:p>
-    <w:p>
-      <w:r>
-        <w:rPr>
-          <w:rFonts w:ascii="Verdana" w:hAnsi="Verdana"/>
-          <w:i/>
-          <w:sz w:val="14"/>
-        </w:rPr>
-        <w:t>Note 155: This class may also contain elements relating to observational procedures.</w:t>
-      </w:r>
-    </w:p>
-    <w:p>
-      <w:r>
-        <w:rPr>
-          <w:rFonts w:ascii="Verdana" w:hAnsi="Verdana"/>
-          <w:i/>
-          <w:sz w:val="14"/>
-        </w:rPr>
-        <w:t>Note 156: This class shall contain elements to describe the instrumentation used to obtain the meteorological elements reported.</w:t>
-      </w:r>
-    </w:p>
-    <w:p>
-      <w:r>
-        <w:rPr>
-          <w:rFonts w:ascii="Verdana" w:hAnsi="Verdana"/>
-          <w:i/>
-          <w:sz w:val="14"/>
-        </w:rPr>
-        <w:t>Note 158: Time periods or displacements and time increments require an initial time location to be defined prior to their use, followed where appropriate by a time significance definition.</w:t>
-      </w:r>
-    </w:p>
-    <w:p>
-      <w:r>
-        <w:rPr>
-          <w:rFonts w:ascii="Verdana" w:hAnsi="Verdana"/>
-          <w:i/>
-          <w:sz w:val="14"/>
-        </w:rPr>
-        <w:t>Note 160: Upward radiation shall be assigned negative values.</w:t>
-      </w:r>
-    </w:p>
-    <w:p>
-      <w:r>
-        <w:rPr>
-          <w:rFonts w:ascii="Verdana" w:hAnsi="Verdana"/>
-          <w:i/>
-          <w:sz w:val="14"/>
-        </w:rPr>
-        <w:t>Note 161: Upward w-components shall be assigned positive values where units are m s-1.</w:t>
-      </w:r>
-    </w:p>
-    <w:p>
-      <w:r>
-        <w:rPr>
-          <w:rFonts w:ascii="Verdana" w:hAnsi="Verdana"/>
-          <w:i/>
-          <w:sz w:val="14"/>
-        </w:rPr>
-        <w:t>Note 162: Useful ranges used above:1011 Bq to 1019 Bq for releases;10-2 Bq to 107 Bq and 10-2 mSv to 107 mSv for concentration and doses.</w:t>
-      </w:r>
-    </w:p>
-    <w:p>
-      <w:r>
-        <w:rPr>
-          <w:rFonts w:ascii="Verdana" w:hAnsi="Verdana"/>
-          <w:i/>
-          <w:sz w:val="14"/>
-        </w:rPr>
         <w:t>Note 163: Values of latitude and latitude increments are limited to the range -90 degrees to +90 degrees.</w:t>
-      </w:r>
-    </w:p>
-    <w:p>
-      <w:r>
-        <w:rPr>
-          <w:rFonts w:ascii="Verdana" w:hAnsi="Verdana"/>
-          <w:i/>
-          <w:sz w:val="14"/>
-        </w:rPr>
-        <w:t>Note 164: Values of longitude are limited to the range -180 degrees to +180 degrees.</w:t>
-      </w:r>
-    </w:p>
-    <w:p>
-      <w:r>
-        <w:rPr>
-          <w:rFonts w:ascii="Verdana" w:hAnsi="Verdana"/>
-          <w:i/>
-          <w:sz w:val="14"/>
-        </w:rPr>
-        <w:t>Note 165: Vertical elements and pressure shall be used to define values of these elements independent of the element or variable denoting the vertical coordinate.</w:t>
-      </w:r>
-    </w:p>
-    <w:p>
-      <w:r>
-        <w:rPr>
-          <w:rFonts w:ascii="Verdana" w:hAnsi="Verdana"/>
-          <w:i/>
-          <w:sz w:val="14"/>
-        </w:rPr>
-        <w:t>Note 166: West longitude shall be assigned negative values.</w:t>
-      </w:r>
-    </w:p>
-    <w:p>
-      <w:r>
-        <w:rPr>
-          <w:rFonts w:ascii="Verdana" w:hAnsi="Verdana"/>
-          <w:i/>
-          <w:sz w:val="14"/>
-        </w:rPr>
-        <w:t>Note 167: West to east u-components shall be assigned positive values.</w:t>
-      </w:r>
-    </w:p>
-    <w:p>
-      <w:r>
-        <w:rPr>
-          <w:rFonts w:ascii="Verdana" w:hAnsi="Verdana"/>
-          <w:i/>
-          <w:sz w:val="14"/>
-        </w:rPr>
-        <w:t>Note 176: Where more than one time period or displacement is required to define complex time structures, they shall be defined in immediate succession, and the following ordering shall apply: ensemble period (if required), followed by forecast period (if required), followed by period for averaging or accumulation (if required).</w:t>
-      </w:r>
-    </w:p>
-    <w:p>
-      <w:r>
-        <w:rPr>
-          <w:rFonts w:ascii="Verdana" w:hAnsi="Verdana"/>
-          <w:i/>
-          <w:sz w:val="14"/>
-        </w:rPr>
-        <w:t>Note 178: Where the expression "period specified" is entered under element name, an appropriate period shall be specified using descriptors from Class 04.</w:t>
-      </w:r>
-    </w:p>
-    <w:p>
-      <w:r>
-        <w:rPr>
-          <w:rFonts w:ascii="Verdana" w:hAnsi="Verdana"/>
-          <w:i/>
-          <w:sz w:val="14"/>
-        </w:rPr>
-        <w:t>Note 179: Where values are accumulated or averaged (for example over a time period), the total number of values from which the accumulated or averaged values are obtained may be represented using reference 0 08 022.</w:t>
-      </w:r>
-    </w:p>
-    <w:p>
-      <w:r>
-        <w:rPr>
-          <w:rFonts w:ascii="Verdana" w:hAnsi="Verdana"/>
-          <w:i/>
-          <w:sz w:val="14"/>
-        </w:rPr>
-        <w:t>Note 180: Wind reporting standards: Speed Direction No observation Missing Missing Calm 0 0 Normal observation &gt; 0 1° - 360° Speed only &gt; 0 Missing Direction only Missing 1°-360° "Light and variable" &gt; 0 0</w:t>
-      </w:r>
-    </w:p>
-    <w:p>
-      <w:r>
-        <w:rPr>
-          <w:rFonts w:ascii="Verdana" w:hAnsi="Verdana"/>
-          <w:i/>
-          <w:sz w:val="14"/>
-        </w:rPr>
-        <w:t>Note 181: Wind waves and waves reporting standards:Observation Speed Direction No observation Missing Missing Calm 0 0 Normal observation &gt;0 1-360 Speed only &gt;0 Missing Direction only Missing 1-360"Light and variable" &gt;0 0</w:t>
       </w:r>
     </w:p>
     <w:sectPr>
